--- a/06-学生侧材料/讲义/_数学工具/数学工具-第3讲-导数与微分.docx
+++ b/06-学生侧材料/讲义/_数学工具/数学工具-第3讲-导数与微分.docx
@@ -203,13 +203,73 @@
         <w:rPr>
           <w:rFonts w:hint="eastAsia" w:ascii="Times New Roman" w:hAnsi="Times New Roman" w:eastAsia="Times New Roman" w:cs="Times New Roman"/>
         </w:rPr>
+        <w:t>/3-</w:t>
+      </w:r>
+      <w:r>
+        <w:rPr>
+          <w:rFonts w:hint="eastAsia" w:ascii="Times New Roman" w:hAnsi="Times New Roman" w:eastAsia="FangSong" w:cs="Times New Roman"/>
+        </w:rPr>
+        <w:t>物理化学</w:t>
+      </w:r>
+      <w:r>
+        <w:rPr>
+          <w:rFonts w:hint="eastAsia" w:ascii="Times New Roman" w:hAnsi="Times New Roman" w:eastAsia="Times New Roman" w:cs="Times New Roman"/>
+        </w:rPr>
         <w:t>/</w:t>
       </w:r>
       <w:r>
         <w:rPr>
           <w:rFonts w:hint="eastAsia" w:ascii="Times New Roman" w:hAnsi="Times New Roman" w:eastAsia="FangSong" w:cs="Times New Roman"/>
         </w:rPr>
-        <w:t>化学原理</w:t>
+        <w:t>化学动力学</w:t>
+      </w:r>
+      <w:r>
+        <w:rPr>
+          <w:rFonts w:hint="eastAsia" w:ascii="Times New Roman" w:hAnsi="Times New Roman" w:eastAsia="Times New Roman" w:cs="Times New Roman"/>
+        </w:rPr>
+        <w:t>-</w:t>
+      </w:r>
+      <w:r>
+        <w:rPr>
+          <w:rFonts w:hint="eastAsia" w:ascii="Times New Roman" w:hAnsi="Times New Roman" w:eastAsia="FangSong" w:cs="Times New Roman"/>
+        </w:rPr>
+        <w:t>超级充实版</w:t>
+      </w:r>
+      <w:r>
+        <w:rPr>
+          <w:rFonts w:hint="eastAsia" w:ascii="Times New Roman" w:hAnsi="Times New Roman" w:eastAsia="Times New Roman" w:cs="Times New Roman"/>
+        </w:rPr>
+        <w:t>（</w:t>
+      </w:r>
+      <w:r>
+        <w:rPr>
+          <w:rFonts w:hint="eastAsia" w:ascii="Times New Roman" w:hAnsi="Times New Roman" w:eastAsia="FangSong" w:cs="Times New Roman"/>
+        </w:rPr>
+        <w:t>自学完整</w:t>
+      </w:r>
+      <w:r>
+        <w:rPr>
+          <w:rFonts w:hint="eastAsia" w:ascii="Times New Roman" w:hAnsi="Times New Roman" w:eastAsia="Times New Roman" w:cs="Times New Roman"/>
+        </w:rPr>
+        <w:t>）</w:t>
+      </w:r>
+      <w:r>
+        <w:rPr>
+          <w:rFonts w:ascii="Times New Roman" w:hAnsi="Times New Roman" w:eastAsia="Times New Roman" w:cs="Times New Roman"/>
+        </w:rPr>
+        <w:t xml:space="preserve"> · </w:t>
+      </w:r>
+      <w:r>
+        <w:rPr>
+          <w:rFonts w:hint="eastAsia" w:ascii="Times New Roman" w:hAnsi="Times New Roman" w:eastAsia="Times New Roman" w:cs="Times New Roman"/>
+        </w:rPr>
+        <w:t>04-</w:t>
+      </w:r>
+      <w:r>
+        <w:rPr>
+          <w:rFonts w:hint="eastAsia" w:ascii="Times New Roman" w:hAnsi="Times New Roman" w:eastAsia="FangSong" w:cs="Times New Roman"/>
+        </w:rPr>
+        <w:t>课件</w:t>
       </w:r>
       <w:r>
         <w:rPr>
@@ -221,79 +281,19 @@
         <w:rPr>
           <w:rFonts w:hint="eastAsia" w:ascii="Times New Roman" w:hAnsi="Times New Roman" w:eastAsia="FangSong" w:cs="Times New Roman"/>
         </w:rPr>
-        <w:t>化学动力学</w:t>
-      </w:r>
-      <w:r>
-        <w:rPr>
-          <w:rFonts w:hint="eastAsia" w:ascii="Times New Roman" w:hAnsi="Times New Roman" w:eastAsia="Times New Roman" w:cs="Times New Roman"/>
-        </w:rPr>
-        <w:t>-</w:t>
-      </w:r>
-      <w:r>
-        <w:rPr>
-          <w:rFonts w:hint="eastAsia" w:ascii="Times New Roman" w:hAnsi="Times New Roman" w:eastAsia="FangSong" w:cs="Times New Roman"/>
-        </w:rPr>
-        <w:t>超级充实版</w:t>
-      </w:r>
-      <w:r>
-        <w:rPr>
-          <w:rFonts w:hint="eastAsia" w:ascii="Times New Roman" w:hAnsi="Times New Roman" w:eastAsia="Times New Roman" w:cs="Times New Roman"/>
-        </w:rPr>
-        <w:t>（</w:t>
-      </w:r>
-      <w:r>
-        <w:rPr>
-          <w:rFonts w:hint="eastAsia" w:ascii="Times New Roman" w:hAnsi="Times New Roman" w:eastAsia="FangSong" w:cs="Times New Roman"/>
-        </w:rPr>
-        <w:t>自学完整</w:t>
-      </w:r>
-      <w:r>
-        <w:rPr>
-          <w:rFonts w:hint="eastAsia" w:ascii="Times New Roman" w:hAnsi="Times New Roman" w:eastAsia="Times New Roman" w:cs="Times New Roman"/>
-        </w:rPr>
-        <w:t>）</w:t>
-      </w:r>
-      <w:r>
-        <w:rPr>
-          <w:rFonts w:ascii="Times New Roman" w:hAnsi="Times New Roman" w:eastAsia="Times New Roman" w:cs="Times New Roman"/>
-        </w:rPr>
-        <w:t xml:space="preserve"> · </w:t>
-      </w:r>
-      <w:r>
-        <w:rPr>
-          <w:rFonts w:hint="eastAsia" w:ascii="Times New Roman" w:hAnsi="Times New Roman" w:eastAsia="Times New Roman" w:cs="Times New Roman"/>
-        </w:rPr>
-        <w:t>04-</w:t>
-      </w:r>
-      <w:r>
-        <w:rPr>
-          <w:rFonts w:hint="eastAsia" w:ascii="Times New Roman" w:hAnsi="Times New Roman" w:eastAsia="FangSong" w:cs="Times New Roman"/>
-        </w:rPr>
-        <w:t>课件</w:t>
-      </w:r>
-      <w:r>
-        <w:rPr>
-          <w:rFonts w:hint="eastAsia" w:ascii="Times New Roman" w:hAnsi="Times New Roman" w:eastAsia="Times New Roman" w:cs="Times New Roman"/>
-        </w:rPr>
-        <w:t>/</w:t>
-      </w:r>
-      <w:r>
-        <w:rPr>
-          <w:rFonts w:hint="eastAsia" w:ascii="Times New Roman" w:hAnsi="Times New Roman" w:eastAsia="FangSong" w:cs="Times New Roman"/>
-        </w:rPr>
         <w:t>学生讲义</w:t>
       </w:r>
       <w:r>
         <w:rPr>
           <w:rFonts w:hint="eastAsia" w:ascii="Times New Roman" w:hAnsi="Times New Roman" w:eastAsia="Times New Roman" w:cs="Times New Roman"/>
         </w:rPr>
-        <w:t>/</w:t>
-      </w:r>
-      <w:r>
-        <w:rPr>
-          <w:rFonts w:hint="eastAsia" w:ascii="Times New Roman" w:hAnsi="Times New Roman" w:eastAsia="FangSong" w:cs="Times New Roman"/>
-        </w:rPr>
-        <w:t>化学原理</w:t>
+        <w:t>/3-</w:t>
+      </w:r>
+      <w:r>
+        <w:rPr>
+          <w:rFonts w:hint="eastAsia" w:ascii="Times New Roman" w:hAnsi="Times New Roman" w:eastAsia="FangSong" w:cs="Times New Roman"/>
+        </w:rPr>
+        <w:t>物理化学</w:t>
       </w:r>
       <w:r>
         <w:rPr>
@@ -49597,7 +49597,7 @@
     <ns0:name ns0:val="Verbatim Char"/>
     <ns0:basedOn ns0:val="BodyTextChar"/>
     <ns0:rPr>
-      <ns0:rFonts ns0:ascii="SimSun" ns0:hAnsi="SimSun" ns0:eastAsia="SimSun" ns0:cs="SimSun"/>
+      <ns0:rFonts ns0:ascii="SimSun" ns0:cs="SimSun" ns0:eastAsia="SimSun" ns0:hAnsi="SimSun"/>
       <ns0:b ns0:val="0"/>
       <ns0:sz ns0:val="20"/>
     </ns0:rPr>
@@ -49675,7 +49675,7 @@
       <w:wordWrap w:val="off"/>
     </w:pPr>
     <ns0:rPr>
-      <w:rFonts w:ascii="SimSun" w:hAnsi="SimSun" w:eastAsia="SimSun" w:cs="SimSun"/>
+      <w:rFonts ns0:ascii="SimSun" ns0:hAnsi="SimSun" ns0:eastAsia="SimSun" ns0:cs="SimSun"/>
     </ns0:rPr>
   </w:style>
   <w:style w:type="character" w:customStyle="1" w:styleId="KeywordTok">

--- a/06-学生侧材料/讲义/_数学工具/数学工具-第3讲-导数与微分.docx
+++ b/06-学生侧材料/讲义/_数学工具/数学工具-第3讲-导数与微分.docx
@@ -32953,11 +32953,22 @@
     </w:p>
     <w:p>
       <w:pPr>
-        <w:numPr>
-          <w:ilvl w:val="0"/>
-          <w:numId w:val="1006"/>
-        </w:numPr>
+        <w:pStyle w:val="BodyText"/>
       </w:pPr>
+      <w:r>
+        <w:rPr>
+          <w:rFonts w:ascii="Times New Roman" w:hAnsi="Times New Roman" w:eastAsia="Times New Roman" w:cs="Times New Roman"/>
+          <w:b/>
+          <w:bCs/>
+        </w:rPr>
+        <w:t xml:space="preserve">1.</w:t>
+      </w:r>
+      <w:r>
+        <w:rPr>
+          <w:rFonts w:ascii="Times New Roman" w:hAnsi="Times New Roman" w:eastAsia="Times New Roman" w:cs="Times New Roman"/>
+        </w:rPr>
+        <w:t xml:space="preserve"> </w:t>
+      </w:r>
       <w:r>
         <w:rPr>
           <w:rFonts w:hint="eastAsia" w:ascii="Times New Roman" w:hAnsi="Times New Roman" w:eastAsia="FangSong" w:cs="Times New Roman"/>
@@ -33182,11 +33193,22 @@
     </w:p>
     <w:p>
       <w:pPr>
-        <w:numPr>
-          <w:ilvl w:val="0"/>
-          <w:numId w:val="1006"/>
-        </w:numPr>
+        <w:pStyle w:val="BodyText"/>
       </w:pPr>
+      <w:r>
+        <w:rPr>
+          <w:rFonts w:ascii="Times New Roman" w:hAnsi="Times New Roman" w:eastAsia="Times New Roman" w:cs="Times New Roman"/>
+          <w:b/>
+          <w:bCs/>
+        </w:rPr>
+        <w:t xml:space="preserve">2.</w:t>
+      </w:r>
+      <w:r>
+        <w:rPr>
+          <w:rFonts w:ascii="Times New Roman" w:hAnsi="Times New Roman" w:eastAsia="Times New Roman" w:cs="Times New Roman"/>
+        </w:rPr>
+        <w:t xml:space="preserve"> </w:t>
+      </w:r>
       <w:r>
         <w:rPr>
           <w:rFonts w:hint="eastAsia" w:ascii="Times New Roman" w:hAnsi="Times New Roman" w:eastAsia="FangSong" w:cs="Times New Roman"/>
@@ -33353,7 +33375,7 @@
     </w:p>
     <w:p>
       <w:pPr>
-        <w:pStyle w:val="FirstParagraph"/>
+        <w:pStyle w:val="BodyText"/>
       </w:pPr>
       <w:r>
         <w:rPr>
@@ -33382,11 +33404,22 @@
     </w:p>
     <w:p>
       <w:pPr>
-        <w:numPr>
-          <w:ilvl w:val="0"/>
-          <w:numId w:val="1007"/>
-        </w:numPr>
+        <w:pStyle w:val="BodyText"/>
       </w:pPr>
+      <w:r>
+        <w:rPr>
+          <w:rFonts w:ascii="Times New Roman" w:hAnsi="Times New Roman" w:eastAsia="Times New Roman" w:cs="Times New Roman"/>
+          <w:b/>
+          <w:bCs/>
+        </w:rPr>
+        <w:t xml:space="preserve">3.</w:t>
+      </w:r>
+      <w:r>
+        <w:rPr>
+          <w:rFonts w:ascii="Times New Roman" w:hAnsi="Times New Roman" w:eastAsia="Times New Roman" w:cs="Times New Roman"/>
+        </w:rPr>
+        <w:t xml:space="preserve"> </w:t>
+      </w:r>
       <w:r>
         <w:rPr>
           <w:rFonts w:hint="eastAsia" w:ascii="Times New Roman" w:hAnsi="Times New Roman" w:eastAsia="FangSong" w:cs="Times New Roman"/>
@@ -33585,11 +33618,22 @@
     </w:p>
     <w:p>
       <w:pPr>
-        <w:numPr>
-          <w:ilvl w:val="0"/>
-          <w:numId w:val="1007"/>
-        </w:numPr>
+        <w:pStyle w:val="BodyText"/>
       </w:pPr>
+      <w:r>
+        <w:rPr>
+          <w:rFonts w:ascii="Times New Roman" w:hAnsi="Times New Roman" w:eastAsia="Times New Roman" w:cs="Times New Roman"/>
+          <w:b/>
+          <w:bCs/>
+        </w:rPr>
+        <w:t xml:space="preserve">4.</w:t>
+      </w:r>
+      <w:r>
+        <w:rPr>
+          <w:rFonts w:ascii="Times New Roman" w:hAnsi="Times New Roman" w:eastAsia="Times New Roman" w:cs="Times New Roman"/>
+        </w:rPr>
+        <w:t xml:space="preserve"> </w:t>
+      </w:r>
       <w:r>
         <w:rPr>
           <w:rFonts w:hint="eastAsia" w:ascii="Times New Roman" w:hAnsi="Times New Roman" w:eastAsia="FangSong" w:cs="Times New Roman"/>
@@ -33705,7 +33749,7 @@
     </w:p>
     <w:p>
       <w:pPr>
-        <w:pStyle w:val="FirstParagraph"/>
+        <w:pStyle w:val="BodyText"/>
       </w:pPr>
       <w:r>
         <w:rPr>
@@ -33734,11 +33778,22 @@
     </w:p>
     <w:p>
       <w:pPr>
-        <w:numPr>
-          <w:ilvl w:val="0"/>
-          <w:numId w:val="1008"/>
-        </w:numPr>
+        <w:pStyle w:val="BodyText"/>
       </w:pPr>
+      <w:r>
+        <w:rPr>
+          <w:rFonts w:ascii="Times New Roman" w:hAnsi="Times New Roman" w:eastAsia="Times New Roman" w:cs="Times New Roman"/>
+          <w:b/>
+          <w:bCs/>
+        </w:rPr>
+        <w:t xml:space="preserve">5.</w:t>
+      </w:r>
+      <w:r>
+        <w:rPr>
+          <w:rFonts w:ascii="Times New Roman" w:hAnsi="Times New Roman" w:eastAsia="Times New Roman" w:cs="Times New Roman"/>
+        </w:rPr>
+        <w:t xml:space="preserve"> </w:t>
+      </w:r>
       <w:r>
         <w:rPr>
           <w:rFonts w:hint="eastAsia" w:ascii="Times New Roman" w:hAnsi="Times New Roman" w:eastAsia="FangSong" w:cs="Times New Roman"/>
@@ -34018,11 +34073,22 @@
     </w:p>
     <w:p>
       <w:pPr>
-        <w:numPr>
-          <w:ilvl w:val="0"/>
-          <w:numId w:val="1008"/>
-        </w:numPr>
+        <w:pStyle w:val="BodyText"/>
       </w:pPr>
+      <w:r>
+        <w:rPr>
+          <w:rFonts w:ascii="Times New Roman" w:hAnsi="Times New Roman" w:eastAsia="Times New Roman" w:cs="Times New Roman"/>
+          <w:b/>
+          <w:bCs/>
+        </w:rPr>
+        <w:t xml:space="preserve">6.</w:t>
+      </w:r>
+      <w:r>
+        <w:rPr>
+          <w:rFonts w:ascii="Times New Roman" w:hAnsi="Times New Roman" w:eastAsia="Times New Roman" w:cs="Times New Roman"/>
+        </w:rPr>
+        <w:t xml:space="preserve"> </w:t>
+      </w:r>
       <w:r>
         <w:rPr>
           <w:rFonts w:hint="eastAsia" w:ascii="Times New Roman" w:hAnsi="Times New Roman" w:eastAsia="FangSong" w:cs="Times New Roman"/>
@@ -34260,11 +34326,22 @@
     </w:p>
     <w:p>
       <w:pPr>
-        <w:numPr>
-          <w:ilvl w:val="0"/>
-          <w:numId w:val="1009"/>
-        </w:numPr>
+        <w:pStyle w:val="BodyText"/>
       </w:pPr>
+      <w:r>
+        <w:rPr>
+          <w:rFonts w:ascii="Times New Roman" w:hAnsi="Times New Roman" w:eastAsia="Times New Roman" w:cs="Times New Roman"/>
+          <w:b/>
+          <w:bCs/>
+        </w:rPr>
+        <w:t xml:space="preserve">7.</w:t>
+      </w:r>
+      <w:r>
+        <w:rPr>
+          <w:rFonts w:ascii="Times New Roman" w:hAnsi="Times New Roman" w:eastAsia="Times New Roman" w:cs="Times New Roman"/>
+        </w:rPr>
+        <w:t xml:space="preserve"> </w:t>
+      </w:r>
       <w:r>
         <w:rPr>
           <w:rFonts w:hint="eastAsia" w:ascii="Times New Roman" w:hAnsi="Times New Roman" w:eastAsia="FangSong" w:cs="Times New Roman"/>
@@ -34487,11 +34564,22 @@
     </w:p>
     <w:p>
       <w:pPr>
-        <w:numPr>
-          <w:ilvl w:val="0"/>
-          <w:numId w:val="1009"/>
-        </w:numPr>
+        <w:pStyle w:val="BodyText"/>
       </w:pPr>
+      <w:r>
+        <w:rPr>
+          <w:rFonts w:ascii="Times New Roman" w:hAnsi="Times New Roman" w:eastAsia="Times New Roman" w:cs="Times New Roman"/>
+          <w:b/>
+          <w:bCs/>
+        </w:rPr>
+        <w:t xml:space="preserve">8.</w:t>
+      </w:r>
+      <w:r>
+        <w:rPr>
+          <w:rFonts w:ascii="Times New Roman" w:hAnsi="Times New Roman" w:eastAsia="Times New Roman" w:cs="Times New Roman"/>
+        </w:rPr>
+        <w:t xml:space="preserve"> </w:t>
+      </w:r>
       <w:r>
         <w:rPr>
           <w:rFonts w:hint="eastAsia" w:ascii="Times New Roman" w:hAnsi="Times New Roman" w:eastAsia="FangSong" w:cs="Times New Roman"/>
@@ -34710,11 +34798,22 @@
     </w:p>
     <w:p>
       <w:pPr>
-        <w:numPr>
-          <w:ilvl w:val="0"/>
-          <w:numId w:val="1009"/>
-        </w:numPr>
+        <w:pStyle w:val="BodyText"/>
       </w:pPr>
+      <w:r>
+        <w:rPr>
+          <w:rFonts w:ascii="Times New Roman" w:hAnsi="Times New Roman" w:eastAsia="Times New Roman" w:cs="Times New Roman"/>
+          <w:b/>
+          <w:bCs/>
+        </w:rPr>
+        <w:t xml:space="preserve">9.</w:t>
+      </w:r>
+      <w:r>
+        <w:rPr>
+          <w:rFonts w:ascii="Times New Roman" w:hAnsi="Times New Roman" w:eastAsia="Times New Roman" w:cs="Times New Roman"/>
+        </w:rPr>
+        <w:t xml:space="preserve"> </w:t>
+      </w:r>
       <w:r>
         <w:rPr>
           <w:rFonts w:hint="eastAsia" w:ascii="Times New Roman" w:hAnsi="Times New Roman" w:eastAsia="FangSong" w:cs="Times New Roman"/>
@@ -34957,7 +35056,7 @@
     </w:p>
     <w:p>
       <w:pPr>
-        <w:pStyle w:val="FirstParagraph"/>
+        <w:pStyle w:val="BodyText"/>
       </w:pPr>
       <w:r>
         <w:rPr>
@@ -34986,11 +35085,22 @@
     </w:p>
     <w:p>
       <w:pPr>
-        <w:numPr>
-          <w:ilvl w:val="0"/>
-          <w:numId w:val="1010"/>
-        </w:numPr>
+        <w:pStyle w:val="BodyText"/>
       </w:pPr>
+      <w:r>
+        <w:rPr>
+          <w:rFonts w:ascii="Times New Roman" w:hAnsi="Times New Roman" w:eastAsia="Times New Roman" w:cs="Times New Roman"/>
+          <w:b/>
+          <w:bCs/>
+        </w:rPr>
+        <w:t xml:space="preserve">10.</w:t>
+      </w:r>
+      <w:r>
+        <w:rPr>
+          <w:rFonts w:ascii="Times New Roman" w:hAnsi="Times New Roman" w:eastAsia="Times New Roman" w:cs="Times New Roman"/>
+        </w:rPr>
+        <w:t xml:space="preserve"> </w:t>
+      </w:r>
       <m:oMath>
         <m:r>
           <m:t>y</m:t>
@@ -35101,11 +35211,22 @@
     </w:p>
     <w:p>
       <w:pPr>
-        <w:numPr>
-          <w:ilvl w:val="0"/>
-          <w:numId w:val="1010"/>
-        </w:numPr>
+        <w:pStyle w:val="BodyText"/>
       </w:pPr>
+      <w:r>
+        <w:rPr>
+          <w:rFonts w:ascii="Times New Roman" w:hAnsi="Times New Roman" w:eastAsia="Times New Roman" w:cs="Times New Roman"/>
+          <w:b/>
+          <w:bCs/>
+        </w:rPr>
+        <w:t xml:space="preserve">11.</w:t>
+      </w:r>
+      <w:r>
+        <w:rPr>
+          <w:rFonts w:ascii="Times New Roman" w:hAnsi="Times New Roman" w:eastAsia="Times New Roman" w:cs="Times New Roman"/>
+        </w:rPr>
+        <w:t xml:space="preserve"> </w:t>
+      </w:r>
       <w:r>
         <w:rPr>
           <w:rFonts w:hint="eastAsia" w:ascii="Times New Roman" w:hAnsi="Times New Roman" w:eastAsia="FangSong" w:cs="Times New Roman"/>
@@ -35377,7 +35498,7 @@
     </w:p>
     <w:p>
       <w:pPr>
-        <w:pStyle w:val="FirstParagraph"/>
+        <w:pStyle w:val="BodyText"/>
       </w:pPr>
       <w:r>
         <w:rPr>
@@ -35406,12 +35527,22 @@
     </w:p>
     <w:p>
       <w:pPr>
-        <w:pStyle w:val="Compact"/>
-        <w:numPr>
-          <w:ilvl w:val="0"/>
-          <w:numId w:val="1011"/>
-        </w:numPr>
+        <w:pStyle w:val="BodyText"/>
       </w:pPr>
+      <w:r>
+        <w:rPr>
+          <w:rFonts w:ascii="Times New Roman" w:hAnsi="Times New Roman" w:eastAsia="Times New Roman" w:cs="Times New Roman"/>
+          <w:b/>
+          <w:bCs/>
+        </w:rPr>
+        <w:t xml:space="preserve">12.</w:t>
+      </w:r>
+      <w:r>
+        <w:rPr>
+          <w:rFonts w:ascii="Times New Roman" w:hAnsi="Times New Roman" w:eastAsia="Times New Roman" w:cs="Times New Roman"/>
+        </w:rPr>
+        <w:t xml:space="preserve"> </w:t>
+      </w:r>
       <w:r>
         <w:rPr>
           <w:rFonts w:hint="eastAsia" w:ascii="Times New Roman" w:hAnsi="Times New Roman" w:eastAsia="FangSong" w:cs="Times New Roman"/>
@@ -35604,11 +35735,22 @@
     </w:p>
     <w:p>
       <w:pPr>
-        <w:numPr>
-          <w:ilvl w:val="0"/>
-          <w:numId w:val="1012"/>
-        </w:numPr>
+        <w:pStyle w:val="FirstParagraph"/>
       </w:pPr>
+      <w:r>
+        <w:rPr>
+          <w:rFonts w:ascii="Times New Roman" w:hAnsi="Times New Roman" w:eastAsia="Times New Roman" w:cs="Times New Roman"/>
+          <w:b/>
+          <w:bCs/>
+        </w:rPr>
+        <w:t xml:space="preserve">13.</w:t>
+      </w:r>
+      <w:r>
+        <w:rPr>
+          <w:rFonts w:ascii="Times New Roman" w:hAnsi="Times New Roman" w:eastAsia="Times New Roman" w:cs="Times New Roman"/>
+        </w:rPr>
+        <w:t xml:space="preserve"> </w:t>
+      </w:r>
       <w:r>
         <w:rPr>
           <w:rFonts w:hint="eastAsia" w:ascii="Times New Roman" w:hAnsi="Times New Roman" w:eastAsia="FangSong" w:cs="Times New Roman"/>
@@ -35964,11 +36106,22 @@
     </w:p>
     <w:p>
       <w:pPr>
-        <w:numPr>
-          <w:ilvl w:val="0"/>
-          <w:numId w:val="1012"/>
-        </w:numPr>
+        <w:pStyle w:val="BodyText"/>
       </w:pPr>
+      <w:r>
+        <w:rPr>
+          <w:rFonts w:ascii="Times New Roman" w:hAnsi="Times New Roman" w:eastAsia="Times New Roman" w:cs="Times New Roman"/>
+          <w:b/>
+          <w:bCs/>
+        </w:rPr>
+        <w:t xml:space="preserve">14.</w:t>
+      </w:r>
+      <w:r>
+        <w:rPr>
+          <w:rFonts w:ascii="Times New Roman" w:hAnsi="Times New Roman" w:eastAsia="Times New Roman" w:cs="Times New Roman"/>
+        </w:rPr>
+        <w:t xml:space="preserve"> </w:t>
+      </w:r>
       <w:r>
         <w:rPr>
           <w:rFonts w:hint="eastAsia" w:ascii="Times New Roman" w:hAnsi="Times New Roman" w:eastAsia="FangSong" w:cs="Times New Roman"/>
@@ -36084,224 +36237,88 @@
     </w:p>
     <w:p>
       <w:pPr>
-        <w:numPr>
-          <w:ilvl w:val="0"/>
-          <w:numId w:val="1000"/>
-        </w:numPr>
+        <w:pStyle w:val="SourceCode"/>
       </w:pPr>
-      <m:oMath>
-        <m:oMathPr>
-          <m:ctrlPr>
-            <w:rPr>
-              <w:sz w:val="28"/>
-              <w:szCs w:val="28"/>
-            </w:rPr>
-          </m:ctrlPr>
-        </m:oMathPr>
-        <m:r>
-          <m:rPr>
-            <m:sty m:val="p"/>
-          </m:rPr>
-          <m:t>[</m:t>
-        </m:r>
-        <m:r>
-          <m:rPr>
-            <m:sty m:val="p"/>
-          </m:rPr>
-          <m:t>I</m:t>
-        </m:r>
-        <m:r>
-          <m:rPr>
-            <m:sty m:val="p"/>
-          </m:rPr>
-          <m:t>]</m:t>
-        </m:r>
-        <m:r>
-          <m:rPr>
-            <m:sty m:val="p"/>
-          </m:rPr>
-          <m:t>=</m:t>
-        </m:r>
-        <m:f>
-          <m:fPr>
-            <m:type m:val="bar"/>
-          </m:fPr>
-          <m:num>
-            <m:sSub>
-              <m:e>
-                <m:r>
-                  <m:t>k</m:t>
-                </m:r>
-              </m:e>
-              <m:sub>
-                <m:r>
-                  <m:t>1</m:t>
-                </m:r>
-              </m:sub>
-            </m:sSub>
-            <m:r>
-              <m:rPr>
-                <m:sty m:val="p"/>
-              </m:rPr>
-              <m:t>[</m:t>
-            </m:r>
-            <m:r>
-              <m:rPr>
-                <m:sty m:val="p"/>
-              </m:rPr>
-              <m:t>A</m:t>
-            </m:r>
-            <m:sSub>
-              <m:e>
-                <m:r>
-                  <m:rPr>
-                    <m:sty m:val="p"/>
-                  </m:rPr>
-                  <m:t>]</m:t>
-                </m:r>
-              </m:e>
-              <m:sub>
-                <m:r>
-                  <m:t>0</m:t>
-                </m:r>
-              </m:sub>
-            </m:sSub>
-          </m:num>
-          <m:den>
-            <m:sSub>
-              <m:e>
-                <m:r>
-                  <m:t>k</m:t>
-                </m:r>
-              </m:e>
-              <m:sub>
-                <m:r>
-                  <m:t>2</m:t>
-                </m:r>
-              </m:sub>
-            </m:sSub>
-            <m:r>
-              <m:rPr>
-                <m:sty m:val="p"/>
-              </m:rPr>
-              <m:t>−</m:t>
-            </m:r>
-            <m:sSub>
-              <m:e>
-                <m:r>
-                  <m:t>k</m:t>
-                </m:r>
-              </m:e>
-              <m:sub>
-                <m:r>
-                  <m:t>1</m:t>
-                </m:r>
-              </m:sub>
-            </m:sSub>
-          </m:den>
-        </m:f>
-        <m:d>
-          <m:dPr>
-            <m:begChr m:val="("/>
-            <m:sepChr m:val=""/>
-            <m:endChr m:val=")"/>
-            <m:grow/>
-          </m:dPr>
-          <m:e>
-            <m:sSup>
-              <m:e>
-                <m:r>
-                  <m:rPr>
-                    <m:sty m:val="p"/>
-                  </m:rPr>
-                  <m:t>e</m:t>
-                </m:r>
-              </m:e>
-              <m:sup>
-                <m:r>
-                  <m:rPr>
-                    <m:sty m:val="p"/>
-                  </m:rPr>
-                  <m:t>−</m:t>
-                </m:r>
-                <m:sSub>
-                  <m:e>
-                    <m:r>
-                      <m:t>k</m:t>
-                    </m:r>
-                  </m:e>
-                  <m:sub>
-                    <m:r>
-                      <m:t>1</m:t>
-                    </m:r>
-                  </m:sub>
-                </m:sSub>
-                <m:r>
-                  <m:t>t</m:t>
-                </m:r>
-              </m:sup>
-            </m:sSup>
-            <m:r>
-              <m:rPr>
-                <m:sty m:val="p"/>
-              </m:rPr>
-              <m:t>−</m:t>
-            </m:r>
-            <m:sSup>
-              <m:e>
-                <m:r>
-                  <m:rPr>
-                    <m:sty m:val="p"/>
-                  </m:rPr>
-                  <m:t>e</m:t>
-                </m:r>
-              </m:e>
-              <m:sup>
-                <m:r>
-                  <m:rPr>
-                    <m:sty m:val="p"/>
-                  </m:rPr>
-                  <m:t>−</m:t>
-                </m:r>
-                <m:sSub>
-                  <m:e>
-                    <m:r>
-                      <m:t>k</m:t>
-                    </m:r>
-                  </m:e>
-                  <m:sub>
-                    <m:r>
-                      <m:t>2</m:t>
-                    </m:r>
-                  </m:sub>
-                </m:sSub>
-                <m:r>
-                  <m:t>t</m:t>
-                </m:r>
-              </m:sup>
-            </m:sSup>
-          </m:e>
-        </m:d>
-      </m:oMath>
-      <w:r>
-        <w:rPr>
-          <w:rFonts w:ascii="Times New Roman" w:hAnsi="Times New Roman" w:eastAsia="Times New Roman" w:cs="Times New Roman"/>
-        </w:rPr>
-        <w:t xml:space="preserve">​</w:t>
+      <w:r>
+        <w:rPr>
+          <w:rStyle w:val="VerbatimChar"/>
+          <w:rFonts w:ascii="SimSun" w:hAnsi="SimSun" w:eastAsia="SimSun" w:cs="SimSun"/>
+        </w:rPr>
+        <w:t xml:space="preserve">$[\mathrm{I}] = \dfrac{k_1[\mathrm{A}]_0}{k_2-k_1}\left(\mathrm{e}^{-k_1 t} - \mathrm{e}^{-k_2 t}\right)$</w:t>
+      </w:r>
+      <w:r>
+        <w:rPr>
+          <w:rFonts w:ascii="SimSun" w:hAnsi="SimSun" w:eastAsia="SimSun" w:cs="SimSun"/>
+        </w:rPr>
+        <w:br/>
+      </w:r>
+      <w:r>
+        <w:rPr>
+          <w:rFonts w:ascii="SimSun" w:hAnsi="SimSun" w:eastAsia="SimSun" w:cs="SimSun"/>
+        </w:rPr>
+        <w:br/>
+      </w:r>
+      <w:r>
+        <w:rPr>
+          <w:rStyle w:val="VerbatimChar"/>
+          <w:rFonts w:hint="eastAsia" w:ascii="SimSun" w:hAnsi="SimSun" w:eastAsia="SimSun" w:cs="SimSun"/>
+        </w:rPr>
+        <w:t xml:space="preserve">已知</w:t>
+      </w:r>
+      <w:r>
+        <w:rPr>
+          <w:rStyle w:val="VerbatimChar"/>
+          <w:rFonts w:ascii="SimSun" w:hAnsi="SimSun" w:eastAsia="SimSun" w:cs="SimSun"/>
+        </w:rPr>
+        <w:t xml:space="preserve"> $k_1 = 0.10\ \mathrm{s^{-1}}$、$k_2 = 0.40\ \mathrm{s^{-1}}$、$[\mathrm{A}]_0 = 1.00\ \mathrm{mol\cdot </w:t>
+      </w:r>
+      <w:r>
+        <w:rPr>
+          <w:rStyle w:val="VerbatimChar"/>
+          <w:rFonts w:hint="eastAsia" w:ascii="SimSun" w:hAnsi="SimSun" w:eastAsia="SimSun" w:cs="SimSun"/>
+        </w:rPr>
+        <w:t>L^{-1}}$。</w:t>
+      </w:r>
+      <w:r>
+        <w:rPr>
+          <w:rStyle w:val="VerbatimChar"/>
+          <w:rFonts w:hint="eastAsia" w:ascii="SimSun" w:hAnsi="SimSun" w:eastAsia="SimSun" w:cs="SimSun"/>
+        </w:rPr>
+        <w:t>求</w:t>
+      </w:r>
+      <w:r>
+        <w:rPr>
+          <w:rStyle w:val="VerbatimChar"/>
+          <w:rFonts w:ascii="SimSun" w:hAnsi="SimSun" w:eastAsia="SimSun" w:cs="SimSun"/>
+        </w:rPr>
+        <w:t xml:space="preserve"> $t_{\max}$ </w:t>
+      </w:r>
+      <w:r>
+        <w:rPr>
+          <w:rStyle w:val="VerbatimChar"/>
+          <w:rFonts w:hint="eastAsia" w:ascii="SimSun" w:hAnsi="SimSun" w:eastAsia="SimSun" w:cs="SimSun"/>
+        </w:rPr>
+        <w:t xml:space="preserve">与该时刻的</w:t>
+      </w:r>
+      <w:r>
+        <w:rPr>
+          <w:rStyle w:val="VerbatimChar"/>
+          <w:rFonts w:ascii="SimSun" w:hAnsi="SimSun" w:eastAsia="SimSun" w:cs="SimSun"/>
+        </w:rPr>
+        <w:t xml:space="preserve"> `[I]`。</w:t>
       </w:r>
     </w:p>
     <w:p>
       <w:pPr>
-        <w:numPr>
-          <w:ilvl w:val="0"/>
-          <w:numId w:val="1000"/>
-        </w:numPr>
+        <w:pStyle w:val="FirstParagraph"/>
       </w:pPr>
       <w:r>
         <w:rPr>
-          <w:rFonts w:hint="eastAsia" w:ascii="Times New Roman" w:hAnsi="Times New Roman" w:eastAsia="FangSong" w:cs="Times New Roman"/>
-        </w:rPr>
-        <w:t xml:space="preserve">已知</w:t>
+          <w:rFonts w:ascii="Times New Roman" w:hAnsi="Times New Roman" w:eastAsia="Times New Roman" w:cs="Times New Roman"/>
+          <w:b/>
+          <w:bCs/>
+        </w:rPr>
+        <w:t xml:space="preserve">15.</w:t>
       </w:r>
       <w:r>
         <w:rPr>
@@ -36309,305 +36326,6 @@
         </w:rPr>
         <w:t xml:space="preserve"> </w:t>
       </w:r>
-      <m:oMath>
-        <m:oMathPr>
-          <m:ctrlPr>
-            <w:rPr>
-              <w:sz w:val="28"/>
-              <w:szCs w:val="28"/>
-            </w:rPr>
-          </m:ctrlPr>
-        </m:oMathPr>
-        <m:sSub>
-          <m:e>
-            <m:r>
-              <m:t>k</m:t>
-            </m:r>
-          </m:e>
-          <m:sub>
-            <m:r>
-              <m:t>1</m:t>
-            </m:r>
-          </m:sub>
-        </m:sSub>
-        <m:r>
-          <m:rPr>
-            <m:sty m:val="p"/>
-          </m:rPr>
-          <m:t>=</m:t>
-        </m:r>
-        <m:r>
-          <m:t>0.10</m:t>
-        </m:r>
-        <m:r>
-          <m:t> </m:t>
-        </m:r>
-        <m:sSup>
-          <m:e>
-            <m:r>
-              <m:rPr>
-                <m:sty m:val="p"/>
-              </m:rPr>
-              <m:t>s</m:t>
-            </m:r>
-          </m:e>
-          <m:sup>
-            <m:r>
-              <m:rPr>
-                <m:sty m:val="p"/>
-              </m:rPr>
-              <m:t>−</m:t>
-            </m:r>
-            <m:r>
-              <m:rPr>
-                <m:sty m:val="p"/>
-              </m:rPr>
-              <m:t>1</m:t>
-            </m:r>
-          </m:sup>
-        </m:sSup>
-      </m:oMath>
-      <w:r>
-        <w:rPr>
-          <w:rFonts w:ascii="Times New Roman" w:hAnsi="Times New Roman" w:eastAsia="Times New Roman" w:cs="Times New Roman"/>
-        </w:rPr>
-        <w:t xml:space="preserve">、</w:t>
-      </w:r>
-      <m:oMath>
-        <m:oMathPr>
-          <m:ctrlPr>
-            <w:rPr>
-              <w:sz w:val="28"/>
-              <w:szCs w:val="28"/>
-            </w:rPr>
-          </m:ctrlPr>
-        </m:oMathPr>
-        <m:sSub>
-          <m:e>
-            <m:r>
-              <m:t>k</m:t>
-            </m:r>
-          </m:e>
-          <m:sub>
-            <m:r>
-              <m:t>2</m:t>
-            </m:r>
-          </m:sub>
-        </m:sSub>
-        <m:r>
-          <m:rPr>
-            <m:sty m:val="p"/>
-          </m:rPr>
-          <m:t>=</m:t>
-        </m:r>
-        <m:r>
-          <m:t>0.40</m:t>
-        </m:r>
-        <m:r>
-          <m:t> </m:t>
-        </m:r>
-        <m:sSup>
-          <m:e>
-            <m:r>
-              <m:rPr>
-                <m:sty m:val="p"/>
-              </m:rPr>
-              <m:t>s</m:t>
-            </m:r>
-          </m:e>
-          <m:sup>
-            <m:r>
-              <m:rPr>
-                <m:sty m:val="p"/>
-              </m:rPr>
-              <m:t>−</m:t>
-            </m:r>
-            <m:r>
-              <m:rPr>
-                <m:sty m:val="p"/>
-              </m:rPr>
-              <m:t>1</m:t>
-            </m:r>
-          </m:sup>
-        </m:sSup>
-      </m:oMath>
-      <w:r>
-        <w:rPr>
-          <w:rFonts w:ascii="Times New Roman" w:hAnsi="Times New Roman" w:eastAsia="Times New Roman" w:cs="Times New Roman"/>
-        </w:rPr>
-        <w:t xml:space="preserve">、</w:t>
-      </w:r>
-      <m:oMath>
-        <m:oMathPr>
-          <m:ctrlPr>
-            <w:rPr>
-              <w:sz w:val="28"/>
-              <w:szCs w:val="28"/>
-            </w:rPr>
-          </m:ctrlPr>
-        </m:oMathPr>
-        <m:r>
-          <m:rPr>
-            <m:sty m:val="p"/>
-          </m:rPr>
-          <m:t>[</m:t>
-        </m:r>
-        <m:r>
-          <m:rPr>
-            <m:sty m:val="p"/>
-          </m:rPr>
-          <m:t>A</m:t>
-        </m:r>
-        <m:sSub>
-          <m:e>
-            <m:r>
-              <m:rPr>
-                <m:sty m:val="p"/>
-              </m:rPr>
-              <m:t>]</m:t>
-            </m:r>
-          </m:e>
-          <m:sub>
-            <m:r>
-              <m:t>0</m:t>
-            </m:r>
-          </m:sub>
-        </m:sSub>
-        <m:r>
-          <m:rPr>
-            <m:sty m:val="p"/>
-          </m:rPr>
-          <m:t>=</m:t>
-        </m:r>
-        <m:r>
-          <m:t>1.00</m:t>
-        </m:r>
-        <m:r>
-          <m:t> </m:t>
-        </m:r>
-        <m:r>
-          <m:rPr>
-            <m:sty m:val="p"/>
-          </m:rPr>
-          <m:t>m</m:t>
-        </m:r>
-        <m:r>
-          <m:rPr>
-            <m:sty m:val="p"/>
-          </m:rPr>
-          <m:t>o</m:t>
-        </m:r>
-        <m:r>
-          <m:rPr>
-            <m:sty m:val="p"/>
-          </m:rPr>
-          <m:t>l</m:t>
-        </m:r>
-        <m:r>
-          <m:rPr>
-            <m:sty m:val="p"/>
-          </m:rPr>
-          <m:t>⋅</m:t>
-        </m:r>
-        <m:sSup>
-          <m:e>
-            <m:r>
-              <m:rPr>
-                <m:sty m:val="p"/>
-              </m:rPr>
-              <m:t>L</m:t>
-            </m:r>
-          </m:e>
-          <m:sup>
-            <m:r>
-              <m:rPr>
-                <m:sty m:val="p"/>
-              </m:rPr>
-              <m:t>−</m:t>
-            </m:r>
-            <m:r>
-              <m:rPr>
-                <m:sty m:val="p"/>
-              </m:rPr>
-              <m:t>1</m:t>
-            </m:r>
-          </m:sup>
-        </m:sSup>
-      </m:oMath>
-      <w:r>
-        <w:rPr>
-          <w:rFonts w:hint="eastAsia" w:ascii="Times New Roman" w:hAnsi="Times New Roman" w:eastAsia="Times New Roman" w:cs="Times New Roman"/>
-        </w:rPr>
-        <w:t>。</w:t>
-      </w:r>
-      <w:r>
-        <w:rPr>
-          <w:rFonts w:hint="eastAsia" w:ascii="Times New Roman" w:hAnsi="Times New Roman" w:eastAsia="FangSong" w:cs="Times New Roman"/>
-        </w:rPr>
-        <w:t>求</w:t>
-      </w:r>
-      <w:r>
-        <w:rPr>
-          <w:rFonts w:ascii="Times New Roman" w:hAnsi="Times New Roman" w:eastAsia="Times New Roman" w:cs="Times New Roman"/>
-        </w:rPr>
-        <w:t xml:space="preserve"> </w:t>
-      </w:r>
-      <m:oMath>
-        <m:sSub>
-          <m:e>
-            <m:r>
-              <m:t>t</m:t>
-            </m:r>
-          </m:e>
-          <m:sub>
-            <m:r>
-              <m:rPr>
-                <m:sty m:val="p"/>
-              </m:rPr>
-              <m:t>max</m:t>
-            </m:r>
-          </m:sub>
-        </m:sSub>
-      </m:oMath>
-      <w:r>
-        <w:rPr>
-          <w:rFonts w:ascii="Times New Roman" w:hAnsi="Times New Roman" w:eastAsia="Times New Roman" w:cs="Times New Roman"/>
-        </w:rPr>
-        <w:t xml:space="preserve"> </w:t>
-      </w:r>
-      <w:r>
-        <w:rPr>
-          <w:rFonts w:hint="eastAsia" w:ascii="Times New Roman" w:hAnsi="Times New Roman" w:eastAsia="FangSong" w:cs="Times New Roman"/>
-        </w:rPr>
-        <w:t xml:space="preserve">与该时刻的</w:t>
-      </w:r>
-      <w:r>
-        <w:rPr>
-          <w:rFonts w:ascii="Times New Roman" w:hAnsi="Times New Roman" w:eastAsia="Times New Roman" w:cs="Times New Roman"/>
-        </w:rPr>
-        <w:t xml:space="preserve"> </w:t>
-      </w:r>
-      <w:r>
-        <w:rPr>
-          <w:rStyle w:val="VerbatimChar"/>
-          <w:rFonts w:ascii="Times New Roman" w:hAnsi="Times New Roman" w:eastAsia="Times New Roman" w:cs="Times New Roman"/>
-        </w:rPr>
-        <w:t xml:space="preserve">[I]</w:t>
-      </w:r>
-      <w:r>
-        <w:rPr>
-          <w:rFonts w:ascii="Times New Roman" w:hAnsi="Times New Roman" w:eastAsia="Times New Roman" w:cs="Times New Roman"/>
-        </w:rPr>
-        <w:t xml:space="preserve">。</w:t>
-      </w:r>
-    </w:p>
-    <w:p>
-      <w:pPr>
-        <w:numPr>
-          <w:ilvl w:val="0"/>
-          <w:numId w:val="1012"/>
-        </w:numPr>
-      </w:pPr>
       <w:r>
         <w:rPr>
           <w:rFonts w:hint="eastAsia" w:ascii="Times New Roman" w:hAnsi="Times New Roman" w:eastAsia="FangSong" w:cs="Times New Roman"/>
@@ -36844,15 +36562,18 @@
         </w:rPr>
         <w:t xml:space="preserve">。</w:t>
       </w:r>
-    </w:p>
-    <w:p>
-      <w:pPr>
-        <w:pStyle w:val="Compact"/>
-        <w:numPr>
-          <w:ilvl w:val="1"/>
-          <w:numId w:val="1013"/>
-        </w:numPr>
-      </w:pPr>
+      <w:r>
+        <w:rPr>
+          <w:rFonts w:ascii="Times New Roman" w:hAnsi="Times New Roman" w:eastAsia="Times New Roman" w:cs="Times New Roman"/>
+        </w:rPr>
+        <w:t xml:space="preserve"> </w:t>
+      </w:r>
+      <w:r>
+        <w:rPr>
+          <w:rFonts w:ascii="Times New Roman" w:hAnsi="Times New Roman" w:eastAsia="Times New Roman" w:cs="Times New Roman"/>
+        </w:rPr>
+        <w:t xml:space="preserve">(a) </w:t>
+      </w:r>
       <w:r>
         <w:rPr>
           <w:rFonts w:hint="eastAsia" w:ascii="Times New Roman" w:hAnsi="Times New Roman" w:eastAsia="FangSong" w:cs="Times New Roman"/>
@@ -36914,15 +36635,18 @@
         </w:rPr>
         <w:t xml:space="preserve">；</w:t>
       </w:r>
-    </w:p>
-    <w:p>
-      <w:pPr>
-        <w:pStyle w:val="Compact"/>
-        <w:numPr>
-          <w:ilvl w:val="1"/>
-          <w:numId w:val="1013"/>
-        </w:numPr>
-      </w:pPr>
+      <w:r>
+        <w:rPr>
+          <w:rFonts w:ascii="Times New Roman" w:hAnsi="Times New Roman" w:eastAsia="Times New Roman" w:cs="Times New Roman"/>
+        </w:rPr>
+        <w:t xml:space="preserve"> </w:t>
+      </w:r>
+      <w:r>
+        <w:rPr>
+          <w:rFonts w:ascii="Times New Roman" w:hAnsi="Times New Roman" w:eastAsia="Times New Roman" w:cs="Times New Roman"/>
+        </w:rPr>
+        <w:t xml:space="preserve">(b) </w:t>
+      </w:r>
       <w:r>
         <w:rPr>
           <w:rFonts w:hint="eastAsia" w:ascii="Times New Roman" w:hAnsi="Times New Roman" w:eastAsia="FangSong" w:cs="Times New Roman"/>
@@ -37190,11 +36914,22 @@
     </w:p>
     <w:p>
       <w:pPr>
-        <w:numPr>
-          <w:ilvl w:val="0"/>
-          <w:numId w:val="1012"/>
-        </w:numPr>
+        <w:pStyle w:val="BodyText"/>
       </w:pPr>
+      <w:r>
+        <w:rPr>
+          <w:rFonts w:ascii="Times New Roman" w:hAnsi="Times New Roman" w:eastAsia="Times New Roman" w:cs="Times New Roman"/>
+          <w:b/>
+          <w:bCs/>
+        </w:rPr>
+        <w:t xml:space="preserve">16.</w:t>
+      </w:r>
+      <w:r>
+        <w:rPr>
+          <w:rFonts w:ascii="Times New Roman" w:hAnsi="Times New Roman" w:eastAsia="Times New Roman" w:cs="Times New Roman"/>
+        </w:rPr>
+        <w:t xml:space="preserve"> </w:t>
+      </w:r>
       <w:r>
         <w:rPr>
           <w:rFonts w:ascii="Times New Roman" w:hAnsi="Times New Roman" w:eastAsia="Times New Roman" w:cs="Times New Roman"/>
@@ -37472,11 +37207,22 @@
     </w:p>
     <w:p>
       <w:pPr>
-        <w:numPr>
-          <w:ilvl w:val="0"/>
-          <w:numId w:val="1012"/>
-        </w:numPr>
+        <w:pStyle w:val="BodyText"/>
       </w:pPr>
+      <w:r>
+        <w:rPr>
+          <w:rFonts w:ascii="Times New Roman" w:hAnsi="Times New Roman" w:eastAsia="Times New Roman" w:cs="Times New Roman"/>
+          <w:b/>
+          <w:bCs/>
+        </w:rPr>
+        <w:t xml:space="preserve">17.</w:t>
+      </w:r>
+      <w:r>
+        <w:rPr>
+          <w:rFonts w:ascii="Times New Roman" w:hAnsi="Times New Roman" w:eastAsia="Times New Roman" w:cs="Times New Roman"/>
+        </w:rPr>
+        <w:t xml:space="preserve"> </w:t>
+      </w:r>
       <w:r>
         <w:rPr>
           <w:rFonts w:hint="eastAsia" w:ascii="Times New Roman" w:hAnsi="Times New Roman" w:eastAsia="FangSong" w:cs="Times New Roman"/>
@@ -37595,15 +37341,18 @@
         </w:rPr>
         <w:t xml:space="preserve">。</w:t>
       </w:r>
-    </w:p>
-    <w:p>
-      <w:pPr>
-        <w:pStyle w:val="Compact"/>
-        <w:numPr>
-          <w:ilvl w:val="1"/>
-          <w:numId w:val="1014"/>
-        </w:numPr>
-      </w:pPr>
+      <w:r>
+        <w:rPr>
+          <w:rFonts w:ascii="Times New Roman" w:hAnsi="Times New Roman" w:eastAsia="Times New Roman" w:cs="Times New Roman"/>
+        </w:rPr>
+        <w:t xml:space="preserve"> </w:t>
+      </w:r>
+      <w:r>
+        <w:rPr>
+          <w:rFonts w:ascii="Times New Roman" w:hAnsi="Times New Roman" w:eastAsia="Times New Roman" w:cs="Times New Roman"/>
+        </w:rPr>
+        <w:t xml:space="preserve">(a) </w:t>
+      </w:r>
       <w:r>
         <w:rPr>
           <w:rFonts w:hint="eastAsia" w:ascii="Times New Roman" w:hAnsi="Times New Roman" w:eastAsia="FangSong" w:cs="Times New Roman"/>
@@ -37635,15 +37384,18 @@
         </w:rPr>
         <w:t>；</w:t>
       </w:r>
-    </w:p>
-    <w:p>
-      <w:pPr>
-        <w:pStyle w:val="Compact"/>
-        <w:numPr>
-          <w:ilvl w:val="1"/>
-          <w:numId w:val="1014"/>
-        </w:numPr>
-      </w:pPr>
+      <w:r>
+        <w:rPr>
+          <w:rFonts w:ascii="Times New Roman" w:hAnsi="Times New Roman" w:eastAsia="Times New Roman" w:cs="Times New Roman"/>
+        </w:rPr>
+        <w:t xml:space="preserve"> </w:t>
+      </w:r>
+      <w:r>
+        <w:rPr>
+          <w:rFonts w:ascii="Times New Roman" w:hAnsi="Times New Roman" w:eastAsia="Times New Roman" w:cs="Times New Roman"/>
+        </w:rPr>
+        <w:t xml:space="preserve">(b) </w:t>
+      </w:r>
       <w:r>
         <w:rPr>
           <w:rFonts w:hint="eastAsia" w:ascii="Times New Roman" w:hAnsi="Times New Roman" w:eastAsia="FangSong" w:cs="Times New Roman"/>
@@ -37756,11 +37508,22 @@
     </w:p>
     <w:p>
       <w:pPr>
-        <w:numPr>
-          <w:ilvl w:val="0"/>
-          <w:numId w:val="1012"/>
-        </w:numPr>
+        <w:pStyle w:val="BodyText"/>
       </w:pPr>
+      <w:r>
+        <w:rPr>
+          <w:rFonts w:ascii="Times New Roman" w:hAnsi="Times New Roman" w:eastAsia="Times New Roman" w:cs="Times New Roman"/>
+          <w:b/>
+          <w:bCs/>
+        </w:rPr>
+        <w:t xml:space="preserve">18.</w:t>
+      </w:r>
+      <w:r>
+        <w:rPr>
+          <w:rFonts w:ascii="Times New Roman" w:hAnsi="Times New Roman" w:eastAsia="Times New Roman" w:cs="Times New Roman"/>
+        </w:rPr>
+        <w:t xml:space="preserve"> </w:t>
+      </w:r>
       <w:r>
         <w:rPr>
           <w:rFonts w:hint="eastAsia" w:ascii="Times New Roman" w:hAnsi="Times New Roman" w:eastAsia="FangSong" w:cs="Times New Roman"/>
@@ -37869,15 +37632,18 @@
         </w:rPr>
         <w:t xml:space="preserve">。</w:t>
       </w:r>
-    </w:p>
-    <w:p>
-      <w:pPr>
-        <w:pStyle w:val="Compact"/>
-        <w:numPr>
-          <w:ilvl w:val="1"/>
-          <w:numId w:val="1015"/>
-        </w:numPr>
-      </w:pPr>
+      <w:r>
+        <w:rPr>
+          <w:rFonts w:ascii="Times New Roman" w:hAnsi="Times New Roman" w:eastAsia="Times New Roman" w:cs="Times New Roman"/>
+        </w:rPr>
+        <w:t xml:space="preserve"> </w:t>
+      </w:r>
+      <w:r>
+        <w:rPr>
+          <w:rFonts w:ascii="Times New Roman" w:hAnsi="Times New Roman" w:eastAsia="Times New Roman" w:cs="Times New Roman"/>
+        </w:rPr>
+        <w:t xml:space="preserve">(a) </w:t>
+      </w:r>
       <w:r>
         <w:rPr>
           <w:rFonts w:hint="eastAsia" w:ascii="Times New Roman" w:hAnsi="Times New Roman" w:eastAsia="FangSong" w:cs="Times New Roman"/>
@@ -37954,15 +37720,18 @@
         </w:rPr>
         <w:t>；</w:t>
       </w:r>
-    </w:p>
-    <w:p>
-      <w:pPr>
-        <w:pStyle w:val="Compact"/>
-        <w:numPr>
-          <w:ilvl w:val="1"/>
-          <w:numId w:val="1015"/>
-        </w:numPr>
-      </w:pPr>
+      <w:r>
+        <w:rPr>
+          <w:rFonts w:ascii="Times New Roman" w:hAnsi="Times New Roman" w:eastAsia="Times New Roman" w:cs="Times New Roman"/>
+        </w:rPr>
+        <w:t xml:space="preserve"> </w:t>
+      </w:r>
+      <w:r>
+        <w:rPr>
+          <w:rFonts w:ascii="Times New Roman" w:hAnsi="Times New Roman" w:eastAsia="Times New Roman" w:cs="Times New Roman"/>
+        </w:rPr>
+        <w:t xml:space="preserve">(b) </w:t>
+      </w:r>
       <w:r>
         <w:rPr>
           <w:rFonts w:hint="eastAsia" w:ascii="Times New Roman" w:hAnsi="Times New Roman" w:eastAsia="FangSong" w:cs="Times New Roman"/>
@@ -38178,15 +37947,18 @@
         </w:rPr>
         <w:t xml:space="preserve">；</w:t>
       </w:r>
-    </w:p>
-    <w:p>
-      <w:pPr>
-        <w:pStyle w:val="Compact"/>
-        <w:numPr>
-          <w:ilvl w:val="1"/>
-          <w:numId w:val="1015"/>
-        </w:numPr>
-      </w:pPr>
+      <w:r>
+        <w:rPr>
+          <w:rFonts w:ascii="Times New Roman" w:hAnsi="Times New Roman" w:eastAsia="Times New Roman" w:cs="Times New Roman"/>
+        </w:rPr>
+        <w:t xml:space="preserve"> </w:t>
+      </w:r>
+      <w:r>
+        <w:rPr>
+          <w:rFonts w:ascii="Times New Roman" w:hAnsi="Times New Roman" w:eastAsia="Times New Roman" w:cs="Times New Roman"/>
+        </w:rPr>
+        <w:t xml:space="preserve">(c) </w:t>
+      </w:r>
       <w:r>
         <w:rPr>
           <w:rFonts w:hint="eastAsia" w:ascii="Times New Roman" w:hAnsi="Times New Roman" w:eastAsia="FangSong" w:cs="Times New Roman"/>
@@ -48034,516 +47806,6 @@
       </w:pPr>
     </w:lvl>
   </w:abstractNum>
-  <w:abstractNum w:abstractNumId="99413">
-    <w:nsid w:val="00A99413"/>
-    <w:multiLevelType w:val="multilevel"/>
-    <w:lvl w:ilvl="0">
-      <w:start w:val="3"/>
-      <w:numFmt w:val="decimal"/>
-      <w:lvlText w:val="%1."/>
-      <w:lvlJc w:val="left"/>
-      <w:pPr>
-        <w:ind w:left="720" w:hanging="360"/>
-      </w:pPr>
-    </w:lvl>
-    <w:lvl w:ilvl="1">
-      <w:start w:val="3"/>
-      <w:numFmt w:val="decimal"/>
-      <w:lvlText w:val="%2."/>
-      <w:lvlJc w:val="left"/>
-      <w:pPr>
-        <w:ind w:left="1440" w:hanging="360"/>
-      </w:pPr>
-    </w:lvl>
-    <w:lvl w:ilvl="2">
-      <w:start w:val="3"/>
-      <w:numFmt w:val="decimal"/>
-      <w:lvlText w:val="%3."/>
-      <w:lvlJc w:val="left"/>
-      <w:pPr>
-        <w:ind w:left="2160" w:hanging="360"/>
-      </w:pPr>
-    </w:lvl>
-    <w:lvl w:ilvl="3">
-      <w:start w:val="3"/>
-      <w:numFmt w:val="decimal"/>
-      <w:lvlText w:val="%4."/>
-      <w:lvlJc w:val="left"/>
-      <w:pPr>
-        <w:ind w:left="2880" w:hanging="360"/>
-      </w:pPr>
-    </w:lvl>
-    <w:lvl w:ilvl="4">
-      <w:start w:val="3"/>
-      <w:numFmt w:val="decimal"/>
-      <w:lvlText w:val="%5."/>
-      <w:lvlJc w:val="left"/>
-      <w:pPr>
-        <w:ind w:left="3600" w:hanging="360"/>
-      </w:pPr>
-    </w:lvl>
-    <w:lvl w:ilvl="5">
-      <w:start w:val="3"/>
-      <w:numFmt w:val="decimal"/>
-      <w:lvlText w:val="%6."/>
-      <w:lvlJc w:val="left"/>
-      <w:pPr>
-        <w:ind w:left="4320" w:hanging="360"/>
-      </w:pPr>
-    </w:lvl>
-    <w:lvl w:ilvl="6">
-      <w:start w:val="3"/>
-      <w:numFmt w:val="decimal"/>
-      <w:lvlText w:val="%7."/>
-      <w:lvlJc w:val="left"/>
-      <w:pPr>
-        <w:ind w:left="5040" w:hanging="360"/>
-      </w:pPr>
-    </w:lvl>
-    <w:lvl w:ilvl="7">
-      <w:start w:val="3"/>
-      <w:numFmt w:val="decimal"/>
-      <w:lvlText w:val="%8."/>
-      <w:lvlJc w:val="left"/>
-      <w:pPr>
-        <w:ind w:left="5760" w:hanging="360"/>
-      </w:pPr>
-    </w:lvl>
-    <w:lvl w:ilvl="8">
-      <w:start w:val="3"/>
-      <w:numFmt w:val="decimal"/>
-      <w:lvlText w:val="%9."/>
-      <w:lvlJc w:val="left"/>
-      <w:pPr>
-        <w:ind w:left="6480" w:hanging="360"/>
-      </w:pPr>
-    </w:lvl>
-  </w:abstractNum>
-  <w:abstractNum w:abstractNumId="99415">
-    <w:nsid w:val="00A99415"/>
-    <w:multiLevelType w:val="multilevel"/>
-    <w:lvl w:ilvl="0">
-      <w:start w:val="5"/>
-      <w:numFmt w:val="decimal"/>
-      <w:lvlText w:val="%1."/>
-      <w:lvlJc w:val="left"/>
-      <w:pPr>
-        <w:ind w:left="720" w:hanging="360"/>
-      </w:pPr>
-    </w:lvl>
-    <w:lvl w:ilvl="1">
-      <w:start w:val="5"/>
-      <w:numFmt w:val="decimal"/>
-      <w:lvlText w:val="%2."/>
-      <w:lvlJc w:val="left"/>
-      <w:pPr>
-        <w:ind w:left="1440" w:hanging="360"/>
-      </w:pPr>
-    </w:lvl>
-    <w:lvl w:ilvl="2">
-      <w:start w:val="5"/>
-      <w:numFmt w:val="decimal"/>
-      <w:lvlText w:val="%3."/>
-      <w:lvlJc w:val="left"/>
-      <w:pPr>
-        <w:ind w:left="2160" w:hanging="360"/>
-      </w:pPr>
-    </w:lvl>
-    <w:lvl w:ilvl="3">
-      <w:start w:val="5"/>
-      <w:numFmt w:val="decimal"/>
-      <w:lvlText w:val="%4."/>
-      <w:lvlJc w:val="left"/>
-      <w:pPr>
-        <w:ind w:left="2880" w:hanging="360"/>
-      </w:pPr>
-    </w:lvl>
-    <w:lvl w:ilvl="4">
-      <w:start w:val="5"/>
-      <w:numFmt w:val="decimal"/>
-      <w:lvlText w:val="%5."/>
-      <w:lvlJc w:val="left"/>
-      <w:pPr>
-        <w:ind w:left="3600" w:hanging="360"/>
-      </w:pPr>
-    </w:lvl>
-    <w:lvl w:ilvl="5">
-      <w:start w:val="5"/>
-      <w:numFmt w:val="decimal"/>
-      <w:lvlText w:val="%6."/>
-      <w:lvlJc w:val="left"/>
-      <w:pPr>
-        <w:ind w:left="4320" w:hanging="360"/>
-      </w:pPr>
-    </w:lvl>
-    <w:lvl w:ilvl="6">
-      <w:start w:val="5"/>
-      <w:numFmt w:val="decimal"/>
-      <w:lvlText w:val="%7."/>
-      <w:lvlJc w:val="left"/>
-      <w:pPr>
-        <w:ind w:left="5040" w:hanging="360"/>
-      </w:pPr>
-    </w:lvl>
-    <w:lvl w:ilvl="7">
-      <w:start w:val="5"/>
-      <w:numFmt w:val="decimal"/>
-      <w:lvlText w:val="%8."/>
-      <w:lvlJc w:val="left"/>
-      <w:pPr>
-        <w:ind w:left="5760" w:hanging="360"/>
-      </w:pPr>
-    </w:lvl>
-    <w:lvl w:ilvl="8">
-      <w:start w:val="5"/>
-      <w:numFmt w:val="decimal"/>
-      <w:lvlText w:val="%9."/>
-      <w:lvlJc w:val="left"/>
-      <w:pPr>
-        <w:ind w:left="6480" w:hanging="360"/>
-      </w:pPr>
-    </w:lvl>
-  </w:abstractNum>
-  <w:abstractNum w:abstractNumId="99417">
-    <w:nsid w:val="00A99417"/>
-    <w:multiLevelType w:val="multilevel"/>
-    <w:lvl w:ilvl="0">
-      <w:start w:val="7"/>
-      <w:numFmt w:val="decimal"/>
-      <w:lvlText w:val="%1."/>
-      <w:lvlJc w:val="left"/>
-      <w:pPr>
-        <w:ind w:left="720" w:hanging="360"/>
-      </w:pPr>
-    </w:lvl>
-    <w:lvl w:ilvl="1">
-      <w:start w:val="7"/>
-      <w:numFmt w:val="decimal"/>
-      <w:lvlText w:val="%2."/>
-      <w:lvlJc w:val="left"/>
-      <w:pPr>
-        <w:ind w:left="1440" w:hanging="360"/>
-      </w:pPr>
-    </w:lvl>
-    <w:lvl w:ilvl="2">
-      <w:start w:val="7"/>
-      <w:numFmt w:val="decimal"/>
-      <w:lvlText w:val="%3."/>
-      <w:lvlJc w:val="left"/>
-      <w:pPr>
-        <w:ind w:left="2160" w:hanging="360"/>
-      </w:pPr>
-    </w:lvl>
-    <w:lvl w:ilvl="3">
-      <w:start w:val="7"/>
-      <w:numFmt w:val="decimal"/>
-      <w:lvlText w:val="%4."/>
-      <w:lvlJc w:val="left"/>
-      <w:pPr>
-        <w:ind w:left="2880" w:hanging="360"/>
-      </w:pPr>
-    </w:lvl>
-    <w:lvl w:ilvl="4">
-      <w:start w:val="7"/>
-      <w:numFmt w:val="decimal"/>
-      <w:lvlText w:val="%5."/>
-      <w:lvlJc w:val="left"/>
-      <w:pPr>
-        <w:ind w:left="3600" w:hanging="360"/>
-      </w:pPr>
-    </w:lvl>
-    <w:lvl w:ilvl="5">
-      <w:start w:val="7"/>
-      <w:numFmt w:val="decimal"/>
-      <w:lvlText w:val="%6."/>
-      <w:lvlJc w:val="left"/>
-      <w:pPr>
-        <w:ind w:left="4320" w:hanging="360"/>
-      </w:pPr>
-    </w:lvl>
-    <w:lvl w:ilvl="6">
-      <w:start w:val="7"/>
-      <w:numFmt w:val="decimal"/>
-      <w:lvlText w:val="%7."/>
-      <w:lvlJc w:val="left"/>
-      <w:pPr>
-        <w:ind w:left="5040" w:hanging="360"/>
-      </w:pPr>
-    </w:lvl>
-    <w:lvl w:ilvl="7">
-      <w:start w:val="7"/>
-      <w:numFmt w:val="decimal"/>
-      <w:lvlText w:val="%8."/>
-      <w:lvlJc w:val="left"/>
-      <w:pPr>
-        <w:ind w:left="5760" w:hanging="360"/>
-      </w:pPr>
-    </w:lvl>
-    <w:lvl w:ilvl="8">
-      <w:start w:val="7"/>
-      <w:numFmt w:val="decimal"/>
-      <w:lvlText w:val="%9."/>
-      <w:lvlJc w:val="left"/>
-      <w:pPr>
-        <w:ind w:left="6480" w:hanging="360"/>
-      </w:pPr>
-    </w:lvl>
-  </w:abstractNum>
-  <w:abstractNum w:abstractNumId="994110">
-    <w:nsid w:val="0A994110"/>
-    <w:multiLevelType w:val="multilevel"/>
-    <w:lvl w:ilvl="0">
-      <w:start w:val="10"/>
-      <w:numFmt w:val="decimal"/>
-      <w:lvlText w:val="%1."/>
-      <w:lvlJc w:val="left"/>
-      <w:pPr>
-        <w:ind w:left="720" w:hanging="360"/>
-      </w:pPr>
-    </w:lvl>
-    <w:lvl w:ilvl="1">
-      <w:start w:val="10"/>
-      <w:numFmt w:val="decimal"/>
-      <w:lvlText w:val="%2."/>
-      <w:lvlJc w:val="left"/>
-      <w:pPr>
-        <w:ind w:left="1440" w:hanging="360"/>
-      </w:pPr>
-    </w:lvl>
-    <w:lvl w:ilvl="2">
-      <w:start w:val="10"/>
-      <w:numFmt w:val="decimal"/>
-      <w:lvlText w:val="%3."/>
-      <w:lvlJc w:val="left"/>
-      <w:pPr>
-        <w:ind w:left="2160" w:hanging="360"/>
-      </w:pPr>
-    </w:lvl>
-    <w:lvl w:ilvl="3">
-      <w:start w:val="10"/>
-      <w:numFmt w:val="decimal"/>
-      <w:lvlText w:val="%4."/>
-      <w:lvlJc w:val="left"/>
-      <w:pPr>
-        <w:ind w:left="2880" w:hanging="360"/>
-      </w:pPr>
-    </w:lvl>
-    <w:lvl w:ilvl="4">
-      <w:start w:val="10"/>
-      <w:numFmt w:val="decimal"/>
-      <w:lvlText w:val="%5."/>
-      <w:lvlJc w:val="left"/>
-      <w:pPr>
-        <w:ind w:left="3600" w:hanging="360"/>
-      </w:pPr>
-    </w:lvl>
-    <w:lvl w:ilvl="5">
-      <w:start w:val="10"/>
-      <w:numFmt w:val="decimal"/>
-      <w:lvlText w:val="%6."/>
-      <w:lvlJc w:val="left"/>
-      <w:pPr>
-        <w:ind w:left="4320" w:hanging="360"/>
-      </w:pPr>
-    </w:lvl>
-    <w:lvl w:ilvl="6">
-      <w:start w:val="10"/>
-      <w:numFmt w:val="decimal"/>
-      <w:lvlText w:val="%7."/>
-      <w:lvlJc w:val="left"/>
-      <w:pPr>
-        <w:ind w:left="5040" w:hanging="360"/>
-      </w:pPr>
-    </w:lvl>
-    <w:lvl w:ilvl="7">
-      <w:start w:val="10"/>
-      <w:numFmt w:val="decimal"/>
-      <w:lvlText w:val="%8."/>
-      <w:lvlJc w:val="left"/>
-      <w:pPr>
-        <w:ind w:left="5760" w:hanging="360"/>
-      </w:pPr>
-    </w:lvl>
-    <w:lvl w:ilvl="8">
-      <w:start w:val="10"/>
-      <w:numFmt w:val="decimal"/>
-      <w:lvlText w:val="%9."/>
-      <w:lvlJc w:val="left"/>
-      <w:pPr>
-        <w:ind w:left="6480" w:hanging="360"/>
-      </w:pPr>
-    </w:lvl>
-  </w:abstractNum>
-  <w:abstractNum w:abstractNumId="994112">
-    <w:nsid w:val="0A994112"/>
-    <w:multiLevelType w:val="multilevel"/>
-    <w:lvl w:ilvl="0">
-      <w:start w:val="12"/>
-      <w:numFmt w:val="decimal"/>
-      <w:lvlText w:val="%1."/>
-      <w:lvlJc w:val="left"/>
-      <w:pPr>
-        <w:ind w:left="720" w:hanging="360"/>
-      </w:pPr>
-    </w:lvl>
-    <w:lvl w:ilvl="1">
-      <w:start w:val="12"/>
-      <w:numFmt w:val="decimal"/>
-      <w:lvlText w:val="%2."/>
-      <w:lvlJc w:val="left"/>
-      <w:pPr>
-        <w:ind w:left="1440" w:hanging="360"/>
-      </w:pPr>
-    </w:lvl>
-    <w:lvl w:ilvl="2">
-      <w:start w:val="12"/>
-      <w:numFmt w:val="decimal"/>
-      <w:lvlText w:val="%3."/>
-      <w:lvlJc w:val="left"/>
-      <w:pPr>
-        <w:ind w:left="2160" w:hanging="360"/>
-      </w:pPr>
-    </w:lvl>
-    <w:lvl w:ilvl="3">
-      <w:start w:val="12"/>
-      <w:numFmt w:val="decimal"/>
-      <w:lvlText w:val="%4."/>
-      <w:lvlJc w:val="left"/>
-      <w:pPr>
-        <w:ind w:left="2880" w:hanging="360"/>
-      </w:pPr>
-    </w:lvl>
-    <w:lvl w:ilvl="4">
-      <w:start w:val="12"/>
-      <w:numFmt w:val="decimal"/>
-      <w:lvlText w:val="%5."/>
-      <w:lvlJc w:val="left"/>
-      <w:pPr>
-        <w:ind w:left="3600" w:hanging="360"/>
-      </w:pPr>
-    </w:lvl>
-    <w:lvl w:ilvl="5">
-      <w:start w:val="12"/>
-      <w:numFmt w:val="decimal"/>
-      <w:lvlText w:val="%6."/>
-      <w:lvlJc w:val="left"/>
-      <w:pPr>
-        <w:ind w:left="4320" w:hanging="360"/>
-      </w:pPr>
-    </w:lvl>
-    <w:lvl w:ilvl="6">
-      <w:start w:val="12"/>
-      <w:numFmt w:val="decimal"/>
-      <w:lvlText w:val="%7."/>
-      <w:lvlJc w:val="left"/>
-      <w:pPr>
-        <w:ind w:left="5040" w:hanging="360"/>
-      </w:pPr>
-    </w:lvl>
-    <w:lvl w:ilvl="7">
-      <w:start w:val="12"/>
-      <w:numFmt w:val="decimal"/>
-      <w:lvlText w:val="%8."/>
-      <w:lvlJc w:val="left"/>
-      <w:pPr>
-        <w:ind w:left="5760" w:hanging="360"/>
-      </w:pPr>
-    </w:lvl>
-    <w:lvl w:ilvl="8">
-      <w:start w:val="12"/>
-      <w:numFmt w:val="decimal"/>
-      <w:lvlText w:val="%9."/>
-      <w:lvlJc w:val="left"/>
-      <w:pPr>
-        <w:ind w:left="6480" w:hanging="360"/>
-      </w:pPr>
-    </w:lvl>
-  </w:abstractNum>
-  <w:abstractNum w:abstractNumId="994113">
-    <w:nsid w:val="0A994113"/>
-    <w:multiLevelType w:val="multilevel"/>
-    <w:lvl w:ilvl="0">
-      <w:start w:val="13"/>
-      <w:numFmt w:val="decimal"/>
-      <w:lvlText w:val="%1."/>
-      <w:lvlJc w:val="left"/>
-      <w:pPr>
-        <w:ind w:left="720" w:hanging="360"/>
-      </w:pPr>
-    </w:lvl>
-    <w:lvl w:ilvl="1">
-      <w:start w:val="13"/>
-      <w:numFmt w:val="decimal"/>
-      <w:lvlText w:val="%2."/>
-      <w:lvlJc w:val="left"/>
-      <w:pPr>
-        <w:ind w:left="1440" w:hanging="360"/>
-      </w:pPr>
-    </w:lvl>
-    <w:lvl w:ilvl="2">
-      <w:start w:val="13"/>
-      <w:numFmt w:val="decimal"/>
-      <w:lvlText w:val="%3."/>
-      <w:lvlJc w:val="left"/>
-      <w:pPr>
-        <w:ind w:left="2160" w:hanging="360"/>
-      </w:pPr>
-    </w:lvl>
-    <w:lvl w:ilvl="3">
-      <w:start w:val="13"/>
-      <w:numFmt w:val="decimal"/>
-      <w:lvlText w:val="%4."/>
-      <w:lvlJc w:val="left"/>
-      <w:pPr>
-        <w:ind w:left="2880" w:hanging="360"/>
-      </w:pPr>
-    </w:lvl>
-    <w:lvl w:ilvl="4">
-      <w:start w:val="13"/>
-      <w:numFmt w:val="decimal"/>
-      <w:lvlText w:val="%5."/>
-      <w:lvlJc w:val="left"/>
-      <w:pPr>
-        <w:ind w:left="3600" w:hanging="360"/>
-      </w:pPr>
-    </w:lvl>
-    <w:lvl w:ilvl="5">
-      <w:start w:val="13"/>
-      <w:numFmt w:val="decimal"/>
-      <w:lvlText w:val="%6."/>
-      <w:lvlJc w:val="left"/>
-      <w:pPr>
-        <w:ind w:left="4320" w:hanging="360"/>
-      </w:pPr>
-    </w:lvl>
-    <w:lvl w:ilvl="6">
-      <w:start w:val="13"/>
-      <w:numFmt w:val="decimal"/>
-      <w:lvlText w:val="%7."/>
-      <w:lvlJc w:val="left"/>
-      <w:pPr>
-        <w:ind w:left="5040" w:hanging="360"/>
-      </w:pPr>
-    </w:lvl>
-    <w:lvl w:ilvl="7">
-      <w:start w:val="13"/>
-      <w:numFmt w:val="decimal"/>
-      <w:lvlText w:val="%8."/>
-      <w:lvlJc w:val="left"/>
-      <w:pPr>
-        <w:ind w:left="5760" w:hanging="360"/>
-      </w:pPr>
-    </w:lvl>
-    <w:lvl w:ilvl="8">
-      <w:start w:val="13"/>
-      <w:numFmt w:val="decimal"/>
-      <w:lvlText w:val="%9."/>
-      <w:lvlJc w:val="left"/>
-      <w:pPr>
-        <w:ind w:left="6480" w:hanging="360"/>
-      </w:pPr>
-    </w:lvl>
-  </w:abstractNum>
   <w:num w:numId="1000">
     <w:abstractNumId w:val="990"/>
   </w:num>
@@ -48587,306 +47849,6 @@
     <w:abstractNumId w:val="991"/>
   </w:num>
   <w:num w:numId="1005">
-    <w:abstractNumId w:val="99731"/>
-    <w:lvlOverride w:ilvl="0">
-      <w:startOverride w:val="1"/>
-    </w:lvlOverride>
-    <w:lvlOverride w:ilvl="1">
-      <w:startOverride w:val="1"/>
-    </w:lvlOverride>
-    <w:lvlOverride w:ilvl="2">
-      <w:startOverride w:val="1"/>
-    </w:lvlOverride>
-    <w:lvlOverride w:ilvl="3">
-      <w:startOverride w:val="1"/>
-    </w:lvlOverride>
-    <w:lvlOverride w:ilvl="4">
-      <w:startOverride w:val="1"/>
-    </w:lvlOverride>
-    <w:lvlOverride w:ilvl="5">
-      <w:startOverride w:val="1"/>
-    </w:lvlOverride>
-    <w:lvlOverride w:ilvl="6">
-      <w:startOverride w:val="1"/>
-    </w:lvlOverride>
-    <w:lvlOverride w:ilvl="7">
-      <w:startOverride w:val="1"/>
-    </w:lvlOverride>
-    <w:lvlOverride w:ilvl="8">
-      <w:startOverride w:val="1"/>
-    </w:lvlOverride>
-  </w:num>
-  <w:num w:numId="1006">
-    <w:abstractNumId w:val="99411"/>
-    <w:lvlOverride w:ilvl="0">
-      <w:startOverride w:val="1"/>
-    </w:lvlOverride>
-    <w:lvlOverride w:ilvl="1">
-      <w:startOverride w:val="1"/>
-    </w:lvlOverride>
-    <w:lvlOverride w:ilvl="2">
-      <w:startOverride w:val="1"/>
-    </w:lvlOverride>
-    <w:lvlOverride w:ilvl="3">
-      <w:startOverride w:val="1"/>
-    </w:lvlOverride>
-    <w:lvlOverride w:ilvl="4">
-      <w:startOverride w:val="1"/>
-    </w:lvlOverride>
-    <w:lvlOverride w:ilvl="5">
-      <w:startOverride w:val="1"/>
-    </w:lvlOverride>
-    <w:lvlOverride w:ilvl="6">
-      <w:startOverride w:val="1"/>
-    </w:lvlOverride>
-    <w:lvlOverride w:ilvl="7">
-      <w:startOverride w:val="1"/>
-    </w:lvlOverride>
-    <w:lvlOverride w:ilvl="8">
-      <w:startOverride w:val="1"/>
-    </w:lvlOverride>
-  </w:num>
-  <w:num w:numId="1007">
-    <w:abstractNumId w:val="99413"/>
-    <w:lvlOverride w:ilvl="0">
-      <w:startOverride w:val="3"/>
-    </w:lvlOverride>
-    <w:lvlOverride w:ilvl="1">
-      <w:startOverride w:val="3"/>
-    </w:lvlOverride>
-    <w:lvlOverride w:ilvl="2">
-      <w:startOverride w:val="3"/>
-    </w:lvlOverride>
-    <w:lvlOverride w:ilvl="3">
-      <w:startOverride w:val="3"/>
-    </w:lvlOverride>
-    <w:lvlOverride w:ilvl="4">
-      <w:startOverride w:val="3"/>
-    </w:lvlOverride>
-    <w:lvlOverride w:ilvl="5">
-      <w:startOverride w:val="3"/>
-    </w:lvlOverride>
-    <w:lvlOverride w:ilvl="6">
-      <w:startOverride w:val="3"/>
-    </w:lvlOverride>
-    <w:lvlOverride w:ilvl="7">
-      <w:startOverride w:val="3"/>
-    </w:lvlOverride>
-    <w:lvlOverride w:ilvl="8">
-      <w:startOverride w:val="3"/>
-    </w:lvlOverride>
-  </w:num>
-  <w:num w:numId="1008">
-    <w:abstractNumId w:val="99415"/>
-    <w:lvlOverride w:ilvl="0">
-      <w:startOverride w:val="5"/>
-    </w:lvlOverride>
-    <w:lvlOverride w:ilvl="1">
-      <w:startOverride w:val="5"/>
-    </w:lvlOverride>
-    <w:lvlOverride w:ilvl="2">
-      <w:startOverride w:val="5"/>
-    </w:lvlOverride>
-    <w:lvlOverride w:ilvl="3">
-      <w:startOverride w:val="5"/>
-    </w:lvlOverride>
-    <w:lvlOverride w:ilvl="4">
-      <w:startOverride w:val="5"/>
-    </w:lvlOverride>
-    <w:lvlOverride w:ilvl="5">
-      <w:startOverride w:val="5"/>
-    </w:lvlOverride>
-    <w:lvlOverride w:ilvl="6">
-      <w:startOverride w:val="5"/>
-    </w:lvlOverride>
-    <w:lvlOverride w:ilvl="7">
-      <w:startOverride w:val="5"/>
-    </w:lvlOverride>
-    <w:lvlOverride w:ilvl="8">
-      <w:startOverride w:val="5"/>
-    </w:lvlOverride>
-  </w:num>
-  <w:num w:numId="1009">
-    <w:abstractNumId w:val="99417"/>
-    <w:lvlOverride w:ilvl="0">
-      <w:startOverride w:val="7"/>
-    </w:lvlOverride>
-    <w:lvlOverride w:ilvl="1">
-      <w:startOverride w:val="7"/>
-    </w:lvlOverride>
-    <w:lvlOverride w:ilvl="2">
-      <w:startOverride w:val="7"/>
-    </w:lvlOverride>
-    <w:lvlOverride w:ilvl="3">
-      <w:startOverride w:val="7"/>
-    </w:lvlOverride>
-    <w:lvlOverride w:ilvl="4">
-      <w:startOverride w:val="7"/>
-    </w:lvlOverride>
-    <w:lvlOverride w:ilvl="5">
-      <w:startOverride w:val="7"/>
-    </w:lvlOverride>
-    <w:lvlOverride w:ilvl="6">
-      <w:startOverride w:val="7"/>
-    </w:lvlOverride>
-    <w:lvlOverride w:ilvl="7">
-      <w:startOverride w:val="7"/>
-    </w:lvlOverride>
-    <w:lvlOverride w:ilvl="8">
-      <w:startOverride w:val="7"/>
-    </w:lvlOverride>
-  </w:num>
-  <w:num w:numId="1010">
-    <w:abstractNumId w:val="994110"/>
-    <w:lvlOverride w:ilvl="0">
-      <w:startOverride w:val="10"/>
-    </w:lvlOverride>
-    <w:lvlOverride w:ilvl="1">
-      <w:startOverride w:val="10"/>
-    </w:lvlOverride>
-    <w:lvlOverride w:ilvl="2">
-      <w:startOverride w:val="10"/>
-    </w:lvlOverride>
-    <w:lvlOverride w:ilvl="3">
-      <w:startOverride w:val="10"/>
-    </w:lvlOverride>
-    <w:lvlOverride w:ilvl="4">
-      <w:startOverride w:val="10"/>
-    </w:lvlOverride>
-    <w:lvlOverride w:ilvl="5">
-      <w:startOverride w:val="10"/>
-    </w:lvlOverride>
-    <w:lvlOverride w:ilvl="6">
-      <w:startOverride w:val="10"/>
-    </w:lvlOverride>
-    <w:lvlOverride w:ilvl="7">
-      <w:startOverride w:val="10"/>
-    </w:lvlOverride>
-    <w:lvlOverride w:ilvl="8">
-      <w:startOverride w:val="10"/>
-    </w:lvlOverride>
-  </w:num>
-  <w:num w:numId="1011">
-    <w:abstractNumId w:val="994112"/>
-    <w:lvlOverride w:ilvl="0">
-      <w:startOverride w:val="12"/>
-    </w:lvlOverride>
-    <w:lvlOverride w:ilvl="1">
-      <w:startOverride w:val="12"/>
-    </w:lvlOverride>
-    <w:lvlOverride w:ilvl="2">
-      <w:startOverride w:val="12"/>
-    </w:lvlOverride>
-    <w:lvlOverride w:ilvl="3">
-      <w:startOverride w:val="12"/>
-    </w:lvlOverride>
-    <w:lvlOverride w:ilvl="4">
-      <w:startOverride w:val="12"/>
-    </w:lvlOverride>
-    <w:lvlOverride w:ilvl="5">
-      <w:startOverride w:val="12"/>
-    </w:lvlOverride>
-    <w:lvlOverride w:ilvl="6">
-      <w:startOverride w:val="12"/>
-    </w:lvlOverride>
-    <w:lvlOverride w:ilvl="7">
-      <w:startOverride w:val="12"/>
-    </w:lvlOverride>
-    <w:lvlOverride w:ilvl="8">
-      <w:startOverride w:val="12"/>
-    </w:lvlOverride>
-  </w:num>
-  <w:num w:numId="1012">
-    <w:abstractNumId w:val="994113"/>
-    <w:lvlOverride w:ilvl="0">
-      <w:startOverride w:val="13"/>
-    </w:lvlOverride>
-    <w:lvlOverride w:ilvl="1">
-      <w:startOverride w:val="13"/>
-    </w:lvlOverride>
-    <w:lvlOverride w:ilvl="2">
-      <w:startOverride w:val="13"/>
-    </w:lvlOverride>
-    <w:lvlOverride w:ilvl="3">
-      <w:startOverride w:val="13"/>
-    </w:lvlOverride>
-    <w:lvlOverride w:ilvl="4">
-      <w:startOverride w:val="13"/>
-    </w:lvlOverride>
-    <w:lvlOverride w:ilvl="5">
-      <w:startOverride w:val="13"/>
-    </w:lvlOverride>
-    <w:lvlOverride w:ilvl="6">
-      <w:startOverride w:val="13"/>
-    </w:lvlOverride>
-    <w:lvlOverride w:ilvl="7">
-      <w:startOverride w:val="13"/>
-    </w:lvlOverride>
-    <w:lvlOverride w:ilvl="8">
-      <w:startOverride w:val="13"/>
-    </w:lvlOverride>
-  </w:num>
-  <w:num w:numId="1013">
-    <w:abstractNumId w:val="99731"/>
-    <w:lvlOverride w:ilvl="0">
-      <w:startOverride w:val="1"/>
-    </w:lvlOverride>
-    <w:lvlOverride w:ilvl="1">
-      <w:startOverride w:val="1"/>
-    </w:lvlOverride>
-    <w:lvlOverride w:ilvl="2">
-      <w:startOverride w:val="1"/>
-    </w:lvlOverride>
-    <w:lvlOverride w:ilvl="3">
-      <w:startOverride w:val="1"/>
-    </w:lvlOverride>
-    <w:lvlOverride w:ilvl="4">
-      <w:startOverride w:val="1"/>
-    </w:lvlOverride>
-    <w:lvlOverride w:ilvl="5">
-      <w:startOverride w:val="1"/>
-    </w:lvlOverride>
-    <w:lvlOverride w:ilvl="6">
-      <w:startOverride w:val="1"/>
-    </w:lvlOverride>
-    <w:lvlOverride w:ilvl="7">
-      <w:startOverride w:val="1"/>
-    </w:lvlOverride>
-    <w:lvlOverride w:ilvl="8">
-      <w:startOverride w:val="1"/>
-    </w:lvlOverride>
-  </w:num>
-  <w:num w:numId="1014">
-    <w:abstractNumId w:val="99731"/>
-    <w:lvlOverride w:ilvl="0">
-      <w:startOverride w:val="1"/>
-    </w:lvlOverride>
-    <w:lvlOverride w:ilvl="1">
-      <w:startOverride w:val="1"/>
-    </w:lvlOverride>
-    <w:lvlOverride w:ilvl="2">
-      <w:startOverride w:val="1"/>
-    </w:lvlOverride>
-    <w:lvlOverride w:ilvl="3">
-      <w:startOverride w:val="1"/>
-    </w:lvlOverride>
-    <w:lvlOverride w:ilvl="4">
-      <w:startOverride w:val="1"/>
-    </w:lvlOverride>
-    <w:lvlOverride w:ilvl="5">
-      <w:startOverride w:val="1"/>
-    </w:lvlOverride>
-    <w:lvlOverride w:ilvl="6">
-      <w:startOverride w:val="1"/>
-    </w:lvlOverride>
-    <w:lvlOverride w:ilvl="7">
-      <w:startOverride w:val="1"/>
-    </w:lvlOverride>
-    <w:lvlOverride w:ilvl="8">
-      <w:startOverride w:val="1"/>
-    </w:lvlOverride>
-  </w:num>
-  <w:num w:numId="1015">
     <w:abstractNumId w:val="99731"/>
     <w:lvlOverride w:ilvl="0">
       <w:startOverride w:val="1"/>

--- a/06-学生侧材料/讲义/_数学工具/数学工具-第3讲-导数与微分.docx
+++ b/06-学生侧材料/讲义/_数学工具/数学工具-第3讲-导数与微分.docx
@@ -36237,80 +36237,520 @@
     </w:p>
     <w:p>
       <w:pPr>
-        <w:pStyle w:val="SourceCode"/>
+        <w:pStyle w:val="BodyText"/>
       </w:pPr>
-      <w:r>
-        <w:rPr>
-          <w:rStyle w:val="VerbatimChar"/>
-          <w:rFonts w:ascii="SimSun" w:hAnsi="SimSun" w:eastAsia="SimSun" w:cs="SimSun"/>
-        </w:rPr>
-        <w:t xml:space="preserve">$[\mathrm{I}] = \dfrac{k_1[\mathrm{A}]_0}{k_2-k_1}\left(\mathrm{e}^{-k_1 t} - \mathrm{e}^{-k_2 t}\right)$</w:t>
-      </w:r>
-      <w:r>
-        <w:rPr>
-          <w:rFonts w:ascii="SimSun" w:hAnsi="SimSun" w:eastAsia="SimSun" w:cs="SimSun"/>
-        </w:rPr>
-        <w:br/>
-      </w:r>
-      <w:r>
-        <w:rPr>
-          <w:rFonts w:ascii="SimSun" w:hAnsi="SimSun" w:eastAsia="SimSun" w:cs="SimSun"/>
-        </w:rPr>
-        <w:br/>
-      </w:r>
-      <w:r>
-        <w:rPr>
-          <w:rStyle w:val="VerbatimChar"/>
-          <w:rFonts w:hint="eastAsia" w:ascii="SimSun" w:hAnsi="SimSun" w:eastAsia="SimSun" w:cs="SimSun"/>
-        </w:rPr>
-        <w:t xml:space="preserve">已知</w:t>
-      </w:r>
-      <w:r>
-        <w:rPr>
-          <w:rStyle w:val="VerbatimChar"/>
-          <w:rFonts w:ascii="SimSun" w:hAnsi="SimSun" w:eastAsia="SimSun" w:cs="SimSun"/>
-        </w:rPr>
-        <w:t xml:space="preserve"> $k_1 = 0.10\ \mathrm{s^{-1}}$、$k_2 = 0.40\ \mathrm{s^{-1}}$、$[\mathrm{A}]_0 = 1.00\ \mathrm{mol\cdot </w:t>
-      </w:r>
-      <w:r>
-        <w:rPr>
-          <w:rStyle w:val="VerbatimChar"/>
-          <w:rFonts w:hint="eastAsia" w:ascii="SimSun" w:hAnsi="SimSun" w:eastAsia="SimSun" w:cs="SimSun"/>
-        </w:rPr>
-        <w:t>L^{-1}}$。</w:t>
-      </w:r>
-      <w:r>
-        <w:rPr>
-          <w:rStyle w:val="VerbatimChar"/>
-          <w:rFonts w:hint="eastAsia" w:ascii="SimSun" w:hAnsi="SimSun" w:eastAsia="SimSun" w:cs="SimSun"/>
-        </w:rPr>
-        <w:t>求</w:t>
-      </w:r>
-      <w:r>
-        <w:rPr>
-          <w:rStyle w:val="VerbatimChar"/>
-          <w:rFonts w:ascii="SimSun" w:hAnsi="SimSun" w:eastAsia="SimSun" w:cs="SimSun"/>
-        </w:rPr>
-        <w:t xml:space="preserve"> $t_{\max}$ </w:t>
-      </w:r>
-      <w:r>
-        <w:rPr>
-          <w:rStyle w:val="VerbatimChar"/>
-          <w:rFonts w:hint="eastAsia" w:ascii="SimSun" w:hAnsi="SimSun" w:eastAsia="SimSun" w:cs="SimSun"/>
-        </w:rPr>
-        <w:t xml:space="preserve">与该时刻的</w:t>
-      </w:r>
-      <w:r>
-        <w:rPr>
-          <w:rStyle w:val="VerbatimChar"/>
-          <w:rFonts w:ascii="SimSun" w:hAnsi="SimSun" w:eastAsia="SimSun" w:cs="SimSun"/>
-        </w:rPr>
-        <w:t xml:space="preserve"> `[I]`。</w:t>
+      <m:oMath>
+        <m:oMathPr>
+          <m:ctrlPr>
+            <w:rPr>
+              <w:sz w:val="28"/>
+              <w:szCs w:val="28"/>
+            </w:rPr>
+          </m:ctrlPr>
+        </m:oMathPr>
+        <m:r>
+          <m:rPr>
+            <m:sty m:val="p"/>
+          </m:rPr>
+          <m:t>[</m:t>
+        </m:r>
+        <m:r>
+          <m:rPr>
+            <m:sty m:val="p"/>
+          </m:rPr>
+          <m:t>I</m:t>
+        </m:r>
+        <m:r>
+          <m:rPr>
+            <m:sty m:val="p"/>
+          </m:rPr>
+          <m:t>]</m:t>
+        </m:r>
+        <m:r>
+          <m:rPr>
+            <m:sty m:val="p"/>
+          </m:rPr>
+          <m:t>=</m:t>
+        </m:r>
+        <m:f>
+          <m:fPr>
+            <m:type m:val="bar"/>
+          </m:fPr>
+          <m:num>
+            <m:sSub>
+              <m:e>
+                <m:r>
+                  <m:t>k</m:t>
+                </m:r>
+              </m:e>
+              <m:sub>
+                <m:r>
+                  <m:t>1</m:t>
+                </m:r>
+              </m:sub>
+            </m:sSub>
+            <m:r>
+              <m:rPr>
+                <m:sty m:val="p"/>
+              </m:rPr>
+              <m:t>[</m:t>
+            </m:r>
+            <m:r>
+              <m:rPr>
+                <m:sty m:val="p"/>
+              </m:rPr>
+              <m:t>A</m:t>
+            </m:r>
+            <m:sSub>
+              <m:e>
+                <m:r>
+                  <m:rPr>
+                    <m:sty m:val="p"/>
+                  </m:rPr>
+                  <m:t>]</m:t>
+                </m:r>
+              </m:e>
+              <m:sub>
+                <m:r>
+                  <m:t>0</m:t>
+                </m:r>
+              </m:sub>
+            </m:sSub>
+          </m:num>
+          <m:den>
+            <m:sSub>
+              <m:e>
+                <m:r>
+                  <m:t>k</m:t>
+                </m:r>
+              </m:e>
+              <m:sub>
+                <m:r>
+                  <m:t>2</m:t>
+                </m:r>
+              </m:sub>
+            </m:sSub>
+            <m:r>
+              <m:rPr>
+                <m:sty m:val="p"/>
+              </m:rPr>
+              <m:t>−</m:t>
+            </m:r>
+            <m:sSub>
+              <m:e>
+                <m:r>
+                  <m:t>k</m:t>
+                </m:r>
+              </m:e>
+              <m:sub>
+                <m:r>
+                  <m:t>1</m:t>
+                </m:r>
+              </m:sub>
+            </m:sSub>
+          </m:den>
+        </m:f>
+        <m:d>
+          <m:dPr>
+            <m:begChr m:val="("/>
+            <m:sepChr m:val=""/>
+            <m:endChr m:val=")"/>
+            <m:grow/>
+          </m:dPr>
+          <m:e>
+            <m:sSup>
+              <m:e>
+                <m:r>
+                  <m:rPr>
+                    <m:sty m:val="p"/>
+                  </m:rPr>
+                  <m:t>e</m:t>
+                </m:r>
+              </m:e>
+              <m:sup>
+                <m:r>
+                  <m:rPr>
+                    <m:sty m:val="p"/>
+                  </m:rPr>
+                  <m:t>−</m:t>
+                </m:r>
+                <m:sSub>
+                  <m:e>
+                    <m:r>
+                      <m:t>k</m:t>
+                    </m:r>
+                  </m:e>
+                  <m:sub>
+                    <m:r>
+                      <m:t>1</m:t>
+                    </m:r>
+                  </m:sub>
+                </m:sSub>
+                <m:r>
+                  <m:t>t</m:t>
+                </m:r>
+              </m:sup>
+            </m:sSup>
+            <m:r>
+              <m:rPr>
+                <m:sty m:val="p"/>
+              </m:rPr>
+              <m:t>−</m:t>
+            </m:r>
+            <m:sSup>
+              <m:e>
+                <m:r>
+                  <m:rPr>
+                    <m:sty m:val="p"/>
+                  </m:rPr>
+                  <m:t>e</m:t>
+                </m:r>
+              </m:e>
+              <m:sup>
+                <m:r>
+                  <m:rPr>
+                    <m:sty m:val="p"/>
+                  </m:rPr>
+                  <m:t>−</m:t>
+                </m:r>
+                <m:sSub>
+                  <m:e>
+                    <m:r>
+                      <m:t>k</m:t>
+                    </m:r>
+                  </m:e>
+                  <m:sub>
+                    <m:r>
+                      <m:t>2</m:t>
+                    </m:r>
+                  </m:sub>
+                </m:sSub>
+                <m:r>
+                  <m:t>t</m:t>
+                </m:r>
+              </m:sup>
+            </m:sSup>
+          </m:e>
+        </m:d>
+      </m:oMath>
+      <w:r>
+        <w:rPr>
+          <w:rFonts w:ascii="Times New Roman" w:hAnsi="Times New Roman" w:eastAsia="Times New Roman" w:cs="Times New Roman"/>
+        </w:rPr>
+        <w:t xml:space="preserve">​</w:t>
       </w:r>
     </w:p>
     <w:p>
       <w:pPr>
-        <w:pStyle w:val="FirstParagraph"/>
+        <w:pStyle w:val="BodyText"/>
+      </w:pPr>
+      <w:r>
+        <w:rPr>
+          <w:rFonts w:hint="eastAsia" w:ascii="Times New Roman" w:hAnsi="Times New Roman" w:eastAsia="FangSong" w:cs="Times New Roman"/>
+        </w:rPr>
+        <w:t xml:space="preserve">已知</w:t>
+      </w:r>
+      <w:r>
+        <w:rPr>
+          <w:rFonts w:ascii="Times New Roman" w:hAnsi="Times New Roman" w:eastAsia="Times New Roman" w:cs="Times New Roman"/>
+        </w:rPr>
+        <w:t xml:space="preserve"> </w:t>
+      </w:r>
+      <m:oMath>
+        <m:oMathPr>
+          <m:ctrlPr>
+            <w:rPr>
+              <w:sz w:val="28"/>
+              <w:szCs w:val="28"/>
+            </w:rPr>
+          </m:ctrlPr>
+        </m:oMathPr>
+        <m:sSub>
+          <m:e>
+            <m:r>
+              <m:t>k</m:t>
+            </m:r>
+          </m:e>
+          <m:sub>
+            <m:r>
+              <m:t>1</m:t>
+            </m:r>
+          </m:sub>
+        </m:sSub>
+        <m:r>
+          <m:rPr>
+            <m:sty m:val="p"/>
+          </m:rPr>
+          <m:t>=</m:t>
+        </m:r>
+        <m:r>
+          <m:t>0.10</m:t>
+        </m:r>
+        <m:r>
+          <m:t> </m:t>
+        </m:r>
+        <m:sSup>
+          <m:e>
+            <m:r>
+              <m:rPr>
+                <m:sty m:val="p"/>
+              </m:rPr>
+              <m:t>s</m:t>
+            </m:r>
+          </m:e>
+          <m:sup>
+            <m:r>
+              <m:rPr>
+                <m:sty m:val="p"/>
+              </m:rPr>
+              <m:t>−</m:t>
+            </m:r>
+            <m:r>
+              <m:rPr>
+                <m:sty m:val="p"/>
+              </m:rPr>
+              <m:t>1</m:t>
+            </m:r>
+          </m:sup>
+        </m:sSup>
+      </m:oMath>
+      <w:r>
+        <w:rPr>
+          <w:rFonts w:ascii="Times New Roman" w:hAnsi="Times New Roman" w:eastAsia="Times New Roman" w:cs="Times New Roman"/>
+        </w:rPr>
+        <w:t xml:space="preserve">、</w:t>
+      </w:r>
+      <m:oMath>
+        <m:oMathPr>
+          <m:ctrlPr>
+            <w:rPr>
+              <w:sz w:val="28"/>
+              <w:szCs w:val="28"/>
+            </w:rPr>
+          </m:ctrlPr>
+        </m:oMathPr>
+        <m:sSub>
+          <m:e>
+            <m:r>
+              <m:t>k</m:t>
+            </m:r>
+          </m:e>
+          <m:sub>
+            <m:r>
+              <m:t>2</m:t>
+            </m:r>
+          </m:sub>
+        </m:sSub>
+        <m:r>
+          <m:rPr>
+            <m:sty m:val="p"/>
+          </m:rPr>
+          <m:t>=</m:t>
+        </m:r>
+        <m:r>
+          <m:t>0.40</m:t>
+        </m:r>
+        <m:r>
+          <m:t> </m:t>
+        </m:r>
+        <m:sSup>
+          <m:e>
+            <m:r>
+              <m:rPr>
+                <m:sty m:val="p"/>
+              </m:rPr>
+              <m:t>s</m:t>
+            </m:r>
+          </m:e>
+          <m:sup>
+            <m:r>
+              <m:rPr>
+                <m:sty m:val="p"/>
+              </m:rPr>
+              <m:t>−</m:t>
+            </m:r>
+            <m:r>
+              <m:rPr>
+                <m:sty m:val="p"/>
+              </m:rPr>
+              <m:t>1</m:t>
+            </m:r>
+          </m:sup>
+        </m:sSup>
+      </m:oMath>
+      <w:r>
+        <w:rPr>
+          <w:rFonts w:ascii="Times New Roman" w:hAnsi="Times New Roman" w:eastAsia="Times New Roman" w:cs="Times New Roman"/>
+        </w:rPr>
+        <w:t xml:space="preserve">、</w:t>
+      </w:r>
+      <m:oMath>
+        <m:oMathPr>
+          <m:ctrlPr>
+            <w:rPr>
+              <w:sz w:val="28"/>
+              <w:szCs w:val="28"/>
+            </w:rPr>
+          </m:ctrlPr>
+        </m:oMathPr>
+        <m:r>
+          <m:rPr>
+            <m:sty m:val="p"/>
+          </m:rPr>
+          <m:t>[</m:t>
+        </m:r>
+        <m:r>
+          <m:rPr>
+            <m:sty m:val="p"/>
+          </m:rPr>
+          <m:t>A</m:t>
+        </m:r>
+        <m:sSub>
+          <m:e>
+            <m:r>
+              <m:rPr>
+                <m:sty m:val="p"/>
+              </m:rPr>
+              <m:t>]</m:t>
+            </m:r>
+          </m:e>
+          <m:sub>
+            <m:r>
+              <m:t>0</m:t>
+            </m:r>
+          </m:sub>
+        </m:sSub>
+        <m:r>
+          <m:rPr>
+            <m:sty m:val="p"/>
+          </m:rPr>
+          <m:t>=</m:t>
+        </m:r>
+        <m:r>
+          <m:t>1.00</m:t>
+        </m:r>
+        <m:r>
+          <m:t> </m:t>
+        </m:r>
+        <m:r>
+          <m:rPr>
+            <m:sty m:val="p"/>
+          </m:rPr>
+          <m:t>m</m:t>
+        </m:r>
+        <m:r>
+          <m:rPr>
+            <m:sty m:val="p"/>
+          </m:rPr>
+          <m:t>o</m:t>
+        </m:r>
+        <m:r>
+          <m:rPr>
+            <m:sty m:val="p"/>
+          </m:rPr>
+          <m:t>l</m:t>
+        </m:r>
+        <m:r>
+          <m:rPr>
+            <m:sty m:val="p"/>
+          </m:rPr>
+          <m:t>⋅</m:t>
+        </m:r>
+        <m:sSup>
+          <m:e>
+            <m:r>
+              <m:rPr>
+                <m:sty m:val="p"/>
+              </m:rPr>
+              <m:t>L</m:t>
+            </m:r>
+          </m:e>
+          <m:sup>
+            <m:r>
+              <m:rPr>
+                <m:sty m:val="p"/>
+              </m:rPr>
+              <m:t>−</m:t>
+            </m:r>
+            <m:r>
+              <m:rPr>
+                <m:sty m:val="p"/>
+              </m:rPr>
+              <m:t>1</m:t>
+            </m:r>
+          </m:sup>
+        </m:sSup>
+      </m:oMath>
+      <w:r>
+        <w:rPr>
+          <w:rFonts w:hint="eastAsia" w:ascii="Times New Roman" w:hAnsi="Times New Roman" w:eastAsia="Times New Roman" w:cs="Times New Roman"/>
+        </w:rPr>
+        <w:t>。</w:t>
+      </w:r>
+      <w:r>
+        <w:rPr>
+          <w:rFonts w:hint="eastAsia" w:ascii="Times New Roman" w:hAnsi="Times New Roman" w:eastAsia="FangSong" w:cs="Times New Roman"/>
+        </w:rPr>
+        <w:t>求</w:t>
+      </w:r>
+      <w:r>
+        <w:rPr>
+          <w:rFonts w:ascii="Times New Roman" w:hAnsi="Times New Roman" w:eastAsia="Times New Roman" w:cs="Times New Roman"/>
+        </w:rPr>
+        <w:t xml:space="preserve"> </w:t>
+      </w:r>
+      <m:oMath>
+        <m:sSub>
+          <m:e>
+            <m:r>
+              <m:t>t</m:t>
+            </m:r>
+          </m:e>
+          <m:sub>
+            <m:r>
+              <m:rPr>
+                <m:sty m:val="p"/>
+              </m:rPr>
+              <m:t>max</m:t>
+            </m:r>
+          </m:sub>
+        </m:sSub>
+      </m:oMath>
+      <w:r>
+        <w:rPr>
+          <w:rFonts w:ascii="Times New Roman" w:hAnsi="Times New Roman" w:eastAsia="Times New Roman" w:cs="Times New Roman"/>
+        </w:rPr>
+        <w:t xml:space="preserve"> </w:t>
+      </w:r>
+      <w:r>
+        <w:rPr>
+          <w:rFonts w:hint="eastAsia" w:ascii="Times New Roman" w:hAnsi="Times New Roman" w:eastAsia="FangSong" w:cs="Times New Roman"/>
+        </w:rPr>
+        <w:t xml:space="preserve">与该时刻的</w:t>
+      </w:r>
+      <w:r>
+        <w:rPr>
+          <w:rFonts w:ascii="Times New Roman" w:hAnsi="Times New Roman" w:eastAsia="Times New Roman" w:cs="Times New Roman"/>
+        </w:rPr>
+        <w:t xml:space="preserve"> </w:t>
+      </w:r>
+      <w:r>
+        <w:rPr>
+          <w:rStyle w:val="VerbatimChar"/>
+          <w:rFonts w:ascii="Times New Roman" w:hAnsi="Times New Roman" w:eastAsia="Times New Roman" w:cs="Times New Roman"/>
+        </w:rPr>
+        <w:t xml:space="preserve">[I]</w:t>
+      </w:r>
+      <w:r>
+        <w:rPr>
+          <w:rFonts w:ascii="Times New Roman" w:hAnsi="Times New Roman" w:eastAsia="Times New Roman" w:cs="Times New Roman"/>
+        </w:rPr>
+        <w:t xml:space="preserve">。</w:t>
+      </w:r>
+    </w:p>
+    <w:p>
+      <w:pPr>
+        <w:pStyle w:val="BodyText"/>
       </w:pPr>
       <w:r>
         <w:rPr>

--- a/06-学生侧材料/讲义/_数学工具/数学工具-第3讲-导数与微分.docx
+++ b/06-学生侧材料/讲义/_数学工具/数学工具-第3讲-导数与微分.docx
@@ -405,6 +405,59 @@
           <w:rFonts w:hint="eastAsia" w:ascii="Times New Roman" w:hAnsi="Times New Roman" w:eastAsia="SimHei" w:cs="Times New Roman"/>
         </w:rPr>
         <w:t xml:space="preserve">学习目标</w:t>
+      </w:r>
+    </w:p>
+    <w:p>
+      <w:pPr>
+        <w:pStyle w:val="BlockText"/>
+      </w:pPr>
+      <w:r>
+        <w:rPr>
+          <w:rFonts w:hint="eastAsia" w:ascii="Times New Roman" w:hAnsi="Times New Roman" w:eastAsia="FangSong" w:cs="Times New Roman"/>
+        </w:rPr>
+        <w:t>对齐考纲</w:t>
+      </w:r>
+      <w:r>
+        <w:rPr>
+          <w:rFonts w:hint="eastAsia" w:ascii="Times New Roman" w:hAnsi="Times New Roman" w:eastAsia="Times New Roman" w:cs="Times New Roman"/>
+        </w:rPr>
+        <w:t>：§57</w:t>
+      </w:r>
+      <w:r>
+        <w:rPr>
+          <w:rFonts w:ascii="Times New Roman" w:hAnsi="Times New Roman" w:eastAsia="Times New Roman" w:cs="Times New Roman"/>
+        </w:rPr>
+        <w:t xml:space="preserve"> </w:t>
+      </w:r>
+      <w:r>
+        <w:rPr>
+          <w:rFonts w:hint="eastAsia" w:ascii="Times New Roman" w:hAnsi="Times New Roman" w:eastAsia="FangSong" w:cs="Times New Roman"/>
+        </w:rPr>
+        <w:t>化学动力学</w:t>
+      </w:r>
+      <w:r>
+        <w:rPr>
+          <w:rFonts w:hint="eastAsia" w:ascii="Times New Roman" w:hAnsi="Times New Roman" w:eastAsia="Times New Roman" w:cs="Times New Roman"/>
+        </w:rPr>
+        <w:t>·§06</w:t>
+      </w:r>
+      <w:r>
+        <w:rPr>
+          <w:rFonts w:ascii="Times New Roman" w:hAnsi="Times New Roman" w:eastAsia="Times New Roman" w:cs="Times New Roman"/>
+        </w:rPr>
+        <w:t xml:space="preserve"> </w:t>
+      </w:r>
+      <w:r>
+        <w:rPr>
+          <w:rFonts w:hint="eastAsia" w:ascii="Times New Roman" w:hAnsi="Times New Roman" w:eastAsia="FangSong" w:cs="Times New Roman"/>
+        </w:rPr>
+        <w:t xml:space="preserve">热力学初步</w:t>
+      </w:r>
+      <w:r>
+        <w:rPr>
+          <w:rFonts w:ascii="Times New Roman" w:hAnsi="Times New Roman" w:eastAsia="Times New Roman" w:cs="Times New Roman"/>
+        </w:rPr>
+        <w:t xml:space="preserve"> </w:t>
       </w:r>
     </w:p>
     <w:p>

--- a/06-学生侧材料/讲义/_数学工具/数学工具-第3讲-导数与微分.docx
+++ b/06-学生侧材料/讲义/_数学工具/数学工具-第3讲-导数与微分.docx
@@ -2514,7 +2514,7 @@
         <w:rPr>
           <w:rFonts w:hint="eastAsia" w:ascii="Times New Roman" w:hAnsi="Times New Roman" w:eastAsia="Times New Roman" w:cs="Times New Roman"/>
         </w:rPr>
-        <w:t>−0.04995、−0.049995…，</w:t>
+        <w:t>−0.04999、−0.049999…，</w:t>
       </w:r>
       <w:r>
         <w:rPr>
@@ -12178,7 +12178,7 @@
           <w:b/>
           <w:bCs/>
         </w:rPr>
-        <w:t>除以下的平方</w:t>
+        <w:t>再除以分母的平方</w:t>
       </w:r>
       <w:r>
         <w:rPr>
@@ -16983,7 +16983,7 @@
         <w:rPr>
           <w:rFonts w:hint="eastAsia" w:ascii="Times New Roman" w:hAnsi="Times New Roman" w:eastAsia="FangSong" w:cs="Times New Roman"/>
         </w:rPr>
-        <w:t>二者相差</w:t>
+        <w:t>二者相差一个</w:t>
       </w:r>
       <w:r>
         <w:rPr>
@@ -16997,6 +16997,15 @@
             <m:sty m:val="p"/>
           </m:rPr>
           <m:t>−</m:t>
+        </m:r>
+        <m:r>
+          <m:t>1</m:t>
+        </m:r>
+        <m:r>
+          <m:rPr>
+            <m:sty m:val="p"/>
+          </m:rPr>
+          <m:t>/</m:t>
         </m:r>
         <m:sSup>
           <m:e>
@@ -17021,7 +17030,7 @@
         <w:rPr>
           <w:rFonts w:hint="eastAsia" w:ascii="Times New Roman" w:hAnsi="Times New Roman" w:eastAsia="FangSong" w:cs="Times New Roman"/>
         </w:rPr>
-        <w:t>倍</w:t>
+        <w:t>因子</w:t>
       </w:r>
       <w:r>
         <w:rPr>
@@ -19307,7 +19316,8 @@
     <w:tbl>
       <w:tblPr>
         <w:tblStyle w:val="Table"/>
-        <w:tblW w:type="auto" w:w="0"/>
+        <w:tblW w:type="pct" w:w="5000"/>
+        <w:tblLayout w:type="fixed"/>
         <w:tblLook w:firstRow="1" w:lastRow="0" w:firstColumn="0" w:lastColumn="0" w:noHBand="0" w:noVBand="0" w:val="0020"/>
       </w:tblPr>
       <w:tblGrid>
@@ -19670,6 +19680,18 @@
               <w:pStyle w:val="Compact"/>
               <w:jc w:val="center"/>
             </w:pPr>
+            <w:r>
+              <w:rPr>
+                <w:rFonts w:hint="eastAsia" w:ascii="Times New Roman" w:hAnsi="Times New Roman" w:eastAsia="FangSong" w:cs="Times New Roman"/>
+              </w:rPr>
+              <w:t xml:space="preserve">令</w:t>
+            </w:r>
+            <w:r>
+              <w:rPr>
+                <w:rFonts w:ascii="Times New Roman" w:hAnsi="Times New Roman" w:eastAsia="Times New Roman" w:cs="Times New Roman"/>
+              </w:rPr>
+              <w:t xml:space="preserve"> </w:t>
+            </w:r>
             <m:oMath>
               <m:f>
                 <m:fPr>
@@ -19680,7 +19702,7 @@
                     <m:t>d</m:t>
                   </m:r>
                   <m:r>
-                    <m:t>K</m:t>
+                    <m:t>Y</m:t>
                   </m:r>
                 </m:num>
                 <m:den>
@@ -19692,7 +19714,22 @@
                   </m:r>
                 </m:den>
               </m:f>
+              <m:r>
+                <m:rPr>
+                  <m:sty m:val="p"/>
+                </m:rPr>
+                <m:t>=</m:t>
+              </m:r>
+              <m:r>
+                <m:t>0</m:t>
+              </m:r>
             </m:oMath>
+            <w:r>
+              <w:rPr>
+                <w:rFonts w:hint="eastAsia" w:ascii="Times New Roman" w:hAnsi="Times New Roman" w:eastAsia="Times New Roman" w:cs="Times New Roman"/>
+              </w:rPr>
+              <w:t xml:space="preserve">（Y</w:t>
+            </w:r>
             <w:r>
               <w:rPr>
                 <w:rFonts w:ascii="Times New Roman" w:hAnsi="Times New Roman" w:eastAsia="Times New Roman" w:cs="Times New Roman"/>
@@ -19703,7 +19740,49 @@
               <w:rPr>
                 <w:rFonts w:hint="eastAsia" w:ascii="Times New Roman" w:hAnsi="Times New Roman" w:eastAsia="FangSong" w:cs="Times New Roman"/>
               </w:rPr>
-              <w:t xml:space="preserve">与转化率联立</w:t>
+              <w:t>为产率</w:t>
+            </w:r>
+            <w:r>
+              <w:rPr>
+                <w:rFonts w:hint="eastAsia" w:ascii="Times New Roman" w:hAnsi="Times New Roman" w:eastAsia="Times New Roman" w:cs="Times New Roman"/>
+              </w:rPr>
+              <w:t>，</w:t>
+            </w:r>
+            <w:r>
+              <w:rPr>
+                <w:rFonts w:hint="eastAsia" w:ascii="Times New Roman" w:hAnsi="Times New Roman" w:eastAsia="FangSong" w:cs="Times New Roman"/>
+              </w:rPr>
+              <w:t>受</w:t>
+            </w:r>
+            <w:r>
+              <w:rPr>
+                <w:rFonts w:ascii="Times New Roman" w:hAnsi="Times New Roman" w:eastAsia="Times New Roman" w:cs="Times New Roman"/>
+              </w:rPr>
+              <w:t xml:space="preserve"> K </w:t>
+            </w:r>
+            <w:r>
+              <w:rPr>
+                <w:rFonts w:hint="eastAsia" w:ascii="Times New Roman" w:hAnsi="Times New Roman" w:eastAsia="FangSong" w:cs="Times New Roman"/>
+              </w:rPr>
+              <w:t xml:space="preserve">随</w:t>
+            </w:r>
+            <w:r>
+              <w:rPr>
+                <w:rFonts w:ascii="Times New Roman" w:hAnsi="Times New Roman" w:eastAsia="Times New Roman" w:cs="Times New Roman"/>
+              </w:rPr>
+              <w:t xml:space="preserve"> T </w:t>
+            </w:r>
+            <w:r>
+              <w:rPr>
+                <w:rFonts w:hint="eastAsia" w:ascii="Times New Roman" w:hAnsi="Times New Roman" w:eastAsia="FangSong" w:cs="Times New Roman"/>
+              </w:rPr>
+              <w:t>下降约束</w:t>
+            </w:r>
+            <w:r>
+              <w:rPr>
+                <w:rFonts w:hint="eastAsia" w:ascii="Times New Roman" w:hAnsi="Times New Roman" w:eastAsia="Times New Roman" w:cs="Times New Roman"/>
+              </w:rPr>
+              <w:t>）</w:t>
             </w:r>
           </w:p>
         </w:tc>
@@ -37433,25 +37512,13 @@
         <w:rPr>
           <w:rFonts w:hint="eastAsia" w:ascii="Times New Roman" w:hAnsi="Times New Roman" w:eastAsia="FangSong" w:cs="Times New Roman"/>
         </w:rPr>
-        <w:t>速率分布</w:t>
-      </w:r>
-      <w:r>
-        <w:rPr>
-          <w:rFonts w:hint="eastAsia" w:ascii="Times New Roman" w:hAnsi="Times New Roman" w:eastAsia="Times New Roman" w:cs="Times New Roman"/>
-        </w:rPr>
-        <w:t>（</w:t>
-      </w:r>
-      <w:r>
-        <w:rPr>
-          <w:rFonts w:hint="eastAsia" w:ascii="Times New Roman" w:hAnsi="Times New Roman" w:eastAsia="FangSong" w:cs="Times New Roman"/>
-        </w:rPr>
-        <w:t>一维简化形式</w:t>
-      </w:r>
-      <w:r>
-        <w:rPr>
-          <w:rFonts w:hint="eastAsia" w:ascii="Times New Roman" w:hAnsi="Times New Roman" w:eastAsia="Times New Roman" w:cs="Times New Roman"/>
-        </w:rPr>
-        <w:t>）</w:t>
+        <w:t xml:space="preserve">速率分布</w:t>
+      </w:r>
+      <w:r>
+        <w:rPr>
+          <w:rFonts w:ascii="Times New Roman" w:hAnsi="Times New Roman" w:eastAsia="Times New Roman" w:cs="Times New Roman"/>
+        </w:rPr>
+        <w:t xml:space="preserve"> </w:t>
       </w:r>
       <m:oMath>
         <m:oMathPr>
@@ -37554,7 +37621,25 @@
         <w:rPr>
           <w:rFonts w:hint="eastAsia" w:ascii="Times New Roman" w:hAnsi="Times New Roman" w:eastAsia="Times New Roman" w:cs="Times New Roman"/>
         </w:rPr>
-        <w:t>，</w:t>
+        <w:t xml:space="preserve">（C</w:t>
+      </w:r>
+      <w:r>
+        <w:rPr>
+          <w:rFonts w:ascii="Times New Roman" w:hAnsi="Times New Roman" w:eastAsia="Times New Roman" w:cs="Times New Roman"/>
+        </w:rPr>
+        <w:t xml:space="preserve"> </w:t>
+      </w:r>
+      <w:r>
+        <w:rPr>
+          <w:rFonts w:hint="eastAsia" w:ascii="Times New Roman" w:hAnsi="Times New Roman" w:eastAsia="FangSong" w:cs="Times New Roman"/>
+        </w:rPr>
+        <w:t>为归一化常数</w:t>
+      </w:r>
+      <w:r>
+        <w:rPr>
+          <w:rFonts w:hint="eastAsia" w:ascii="Times New Roman" w:hAnsi="Times New Roman" w:eastAsia="Times New Roman" w:cs="Times New Roman"/>
+        </w:rPr>
+        <w:t>），</w:t>
       </w:r>
       <w:r>
         <w:rPr>

--- a/06-学生侧材料/讲义/_数学工具/数学工具-第3讲-导数与微分.docx
+++ b/06-学生侧材料/讲义/_数学工具/数学工具-第3讲-导数与微分.docx
@@ -2,7 +2,7 @@
 <file path=word/document.xml><?xml version="1.0" encoding="utf-8"?>
 <w:document xmlns:w="http://schemas.openxmlformats.org/wordprocessingml/2006/main" xmlns:m="http://schemas.openxmlformats.org/officeDocument/2006/math" xmlns:r="http://schemas.openxmlformats.org/officeDocument/2006/relationships" xmlns:o="urn:schemas-microsoft-com:office:office" xmlns:v="urn:schemas-microsoft-com:vml" xmlns:w10="urn:schemas-microsoft-com:office:word" xmlns:a="http://schemas.openxmlformats.org/drawingml/2006/main" xmlns:pic="http://schemas.openxmlformats.org/drawingml/2006/picture" xmlns:wp="http://schemas.openxmlformats.org/drawingml/2006/wordprocessingDrawing">
   <w:body>
-    <w:bookmarkStart w:id="60" w:name="第3讲导数与微分"/>
+    <w:bookmarkStart w:id="61" w:name="第3讲导数与微分"/>
     <w:p>
       <w:pPr>
         <w:pStyle w:val="Heading1"/>
@@ -30849,7 +30849,7 @@
     </w:p>
     <w:bookmarkEnd w:id="48"/>
     <w:bookmarkEnd w:id="49"/>
-    <w:bookmarkStart w:id="54" w:name="十一核心公式速查"/>
+    <w:bookmarkStart w:id="50" w:name="本讲小结"/>
     <w:p>
       <w:pPr>
         <w:pStyle w:val="Heading2"/>
@@ -30859,6 +30859,569 @@
         <w:rPr>
           <w:rFonts w:hint="eastAsia" w:ascii="Times New Roman" w:hAnsi="Times New Roman" w:eastAsia="SimHei" w:cs="Times New Roman"/>
         </w:rPr>
+        <w:t xml:space="preserve">本讲小结</w:t>
+      </w:r>
+    </w:p>
+    <w:p>
+      <w:pPr>
+        <w:pStyle w:val="FirstParagraph"/>
+      </w:pPr>
+      <w:r>
+        <w:rPr>
+          <w:rFonts w:hint="eastAsia" w:ascii="Times New Roman" w:hAnsi="Times New Roman" w:eastAsia="FangSong" w:cs="Times New Roman"/>
+        </w:rPr>
+        <w:t>本讲主线</w:t>
+      </w:r>
+      <w:r>
+        <w:rPr>
+          <w:rFonts w:hint="eastAsia" w:ascii="Times New Roman" w:hAnsi="Times New Roman" w:eastAsia="Times New Roman" w:cs="Times New Roman"/>
+        </w:rPr>
+        <w:t>：</w:t>
+      </w:r>
+      <w:r>
+        <w:rPr>
+          <w:rFonts w:hint="eastAsia" w:ascii="Times New Roman" w:hAnsi="Times New Roman" w:eastAsia="FangSong" w:cs="Times New Roman"/>
+          <w:b/>
+          <w:bCs/>
+        </w:rPr>
+        <w:t xml:space="preserve">导数</w:t>
+      </w:r>
+      <w:r>
+        <w:rPr>
+          <w:rFonts w:ascii="Times New Roman" w:hAnsi="Times New Roman" w:eastAsia="Times New Roman" w:cs="Times New Roman"/>
+          <w:b/>
+          <w:bCs/>
+        </w:rPr>
+        <w:t xml:space="preserve"> = </w:t>
+      </w:r>
+      <w:r>
+        <w:rPr>
+          <w:rFonts w:hint="eastAsia" w:ascii="Times New Roman" w:hAnsi="Times New Roman" w:eastAsia="FangSong" w:cs="Times New Roman"/>
+          <w:b/>
+          <w:bCs/>
+        </w:rPr>
+        <w:t xml:space="preserve">瞬时变化率</w:t>
+      </w:r>
+      <w:r>
+        <w:rPr>
+          <w:rFonts w:ascii="Times New Roman" w:hAnsi="Times New Roman" w:eastAsia="Times New Roman" w:cs="Times New Roman"/>
+          <w:b/>
+          <w:bCs/>
+        </w:rPr>
+        <w:t xml:space="preserve"> = </w:t>
+      </w:r>
+      <w:r>
+        <w:rPr>
+          <w:rFonts w:hint="eastAsia" w:ascii="Times New Roman" w:hAnsi="Times New Roman" w:eastAsia="FangSong" w:cs="Times New Roman"/>
+          <w:b/>
+          <w:bCs/>
+        </w:rPr>
+        <w:t>切线斜率</w:t>
+      </w:r>
+      <w:r>
+        <w:rPr>
+          <w:rFonts w:hint="eastAsia" w:ascii="Times New Roman" w:hAnsi="Times New Roman" w:eastAsia="Times New Roman" w:cs="Times New Roman"/>
+          <w:b/>
+          <w:bCs/>
+        </w:rPr>
+        <w:t>，</w:t>
+      </w:r>
+      <w:r>
+        <w:rPr>
+          <w:rFonts w:hint="eastAsia" w:ascii="Times New Roman" w:hAnsi="Times New Roman" w:eastAsia="FangSong" w:cs="Times New Roman"/>
+          <w:b/>
+          <w:bCs/>
+        </w:rPr>
+        <w:t>三句话一个意思</w:t>
+      </w:r>
+      <w:r>
+        <w:rPr>
+          <w:rFonts w:ascii="Times New Roman" w:hAnsi="Times New Roman" w:eastAsia="Times New Roman" w:cs="Times New Roman"/>
+        </w:rPr>
+        <w:t xml:space="preserve">。</w:t>
+      </w:r>
+    </w:p>
+    <w:p>
+      <w:pPr>
+        <w:pStyle w:val="Compact"/>
+        <w:numPr>
+          <w:ilvl w:val="0"/>
+          <w:numId w:val="1006"/>
+        </w:numPr>
+      </w:pPr>
+      <w:r>
+        <w:rPr>
+          <w:rFonts w:hint="eastAsia" w:ascii="Times New Roman" w:hAnsi="Times New Roman" w:eastAsia="FangSong" w:cs="Times New Roman"/>
+          <w:b/>
+          <w:bCs/>
+        </w:rPr>
+        <w:t xml:space="preserve">定义三步法</w:t>
+      </w:r>
+      <w:r>
+        <w:rPr>
+          <w:rFonts w:hint="eastAsia" w:ascii="Times New Roman" w:hAnsi="Times New Roman" w:eastAsia="Times New Roman" w:cs="Times New Roman"/>
+        </w:rPr>
+        <w:t>（</w:t>
+      </w:r>
+      <w:r>
+        <w:rPr>
+          <w:rFonts w:hint="eastAsia" w:ascii="Times New Roman" w:hAnsi="Times New Roman" w:eastAsia="FangSong" w:cs="Times New Roman"/>
+        </w:rPr>
+        <w:t>增量</w:t>
+      </w:r>
+      <w:r>
+        <w:rPr>
+          <w:rFonts w:ascii="Times New Roman" w:hAnsi="Times New Roman" w:eastAsia="Times New Roman" w:cs="Times New Roman"/>
+        </w:rPr>
+        <w:t xml:space="preserve"> → </w:t>
+      </w:r>
+      <w:r>
+        <w:rPr>
+          <w:rFonts w:hint="eastAsia" w:ascii="Times New Roman" w:hAnsi="Times New Roman" w:eastAsia="FangSong" w:cs="Times New Roman"/>
+        </w:rPr>
+        <w:t xml:space="preserve">比值</w:t>
+      </w:r>
+      <w:r>
+        <w:rPr>
+          <w:rFonts w:ascii="Times New Roman" w:hAnsi="Times New Roman" w:eastAsia="Times New Roman" w:cs="Times New Roman"/>
+        </w:rPr>
+        <w:t xml:space="preserve"> → </w:t>
+      </w:r>
+      <w:r>
+        <w:rPr>
+          <w:rFonts w:hint="eastAsia" w:ascii="Times New Roman" w:hAnsi="Times New Roman" w:eastAsia="FangSong" w:cs="Times New Roman"/>
+        </w:rPr>
+        <w:t>取极限</w:t>
+      </w:r>
+      <w:r>
+        <w:rPr>
+          <w:rFonts w:hint="eastAsia" w:ascii="Times New Roman" w:hAnsi="Times New Roman" w:eastAsia="Times New Roman" w:cs="Times New Roman"/>
+        </w:rPr>
+        <w:t>）</w:t>
+      </w:r>
+      <w:r>
+        <w:rPr>
+          <w:rFonts w:hint="eastAsia" w:ascii="Times New Roman" w:hAnsi="Times New Roman" w:eastAsia="FangSong" w:cs="Times New Roman"/>
+        </w:rPr>
+        <w:t>是导数的出生证明</w:t>
+      </w:r>
+      <w:r>
+        <w:rPr>
+          <w:rFonts w:hint="eastAsia" w:ascii="Times New Roman" w:hAnsi="Times New Roman" w:eastAsia="Times New Roman" w:cs="Times New Roman"/>
+        </w:rPr>
+        <w:t>：</w:t>
+      </w:r>
+      <w:r>
+        <w:rPr>
+          <w:rFonts w:hint="eastAsia" w:ascii="Times New Roman" w:hAnsi="Times New Roman" w:eastAsia="FangSong" w:cs="Times New Roman"/>
+        </w:rPr>
+        <w:t>用它能现场推出全部</w:t>
+      </w:r>
+      <w:r>
+        <w:rPr>
+          <w:rFonts w:ascii="Times New Roman" w:hAnsi="Times New Roman" w:eastAsia="Times New Roman" w:cs="Times New Roman"/>
+        </w:rPr>
+        <w:t xml:space="preserve"> 6 </w:t>
+      </w:r>
+      <w:r>
+        <w:rPr>
+          <w:rFonts w:hint="eastAsia" w:ascii="Times New Roman" w:hAnsi="Times New Roman" w:eastAsia="FangSong" w:cs="Times New Roman"/>
+        </w:rPr>
+        <w:t>条必背公式</w:t>
+      </w:r>
+      <w:r>
+        <w:rPr>
+          <w:rFonts w:hint="eastAsia" w:ascii="Times New Roman" w:hAnsi="Times New Roman" w:eastAsia="Times New Roman" w:cs="Times New Roman"/>
+        </w:rPr>
+        <w:t>，</w:t>
+      </w:r>
+      <w:r>
+        <w:rPr>
+          <w:rFonts w:hint="eastAsia" w:ascii="Times New Roman" w:hAnsi="Times New Roman" w:eastAsia="FangSong" w:cs="Times New Roman"/>
+        </w:rPr>
+        <w:t>忘记公式时也能重来</w:t>
+      </w:r>
+      <w:r>
+        <w:rPr>
+          <w:rFonts w:hint="eastAsia" w:ascii="Times New Roman" w:hAnsi="Times New Roman" w:eastAsia="Times New Roman" w:cs="Times New Roman"/>
+        </w:rPr>
+        <w:t>。</w:t>
+      </w:r>
+    </w:p>
+    <w:p>
+      <w:pPr>
+        <w:pStyle w:val="Compact"/>
+        <w:numPr>
+          <w:ilvl w:val="0"/>
+          <w:numId w:val="1006"/>
+        </w:numPr>
+      </w:pPr>
+      <w:r>
+        <w:rPr>
+          <w:rFonts w:hint="eastAsia" w:ascii="Times New Roman" w:hAnsi="Times New Roman" w:eastAsia="FangSong" w:cs="Times New Roman"/>
+          <w:b/>
+          <w:bCs/>
+        </w:rPr>
+        <w:t xml:space="preserve">四则与链式</w:t>
+      </w:r>
+      <w:r>
+        <w:rPr>
+          <w:rFonts w:hint="eastAsia" w:ascii="Times New Roman" w:hAnsi="Times New Roman" w:eastAsia="FangSong" w:cs="Times New Roman"/>
+        </w:rPr>
+        <w:t>是运算引擎</w:t>
+      </w:r>
+      <w:r>
+        <w:rPr>
+          <w:rFonts w:hint="eastAsia" w:ascii="Times New Roman" w:hAnsi="Times New Roman" w:eastAsia="Times New Roman" w:cs="Times New Roman"/>
+        </w:rPr>
+        <w:t>：</w:t>
+      </w:r>
+      <w:r>
+        <w:rPr>
+          <w:rFonts w:hint="eastAsia" w:ascii="Times New Roman" w:hAnsi="Times New Roman" w:eastAsia="FangSong" w:cs="Times New Roman"/>
+        </w:rPr>
+        <w:t>链式法则</w:t>
+      </w:r>
+      <w:r>
+        <w:rPr>
+          <w:rFonts w:hint="eastAsia" w:ascii="Times New Roman" w:hAnsi="Times New Roman" w:eastAsia="Times New Roman" w:cs="Times New Roman"/>
+        </w:rPr>
+        <w:t>「</w:t>
+      </w:r>
+      <w:r>
+        <w:rPr>
+          <w:rFonts w:hint="eastAsia" w:ascii="Times New Roman" w:hAnsi="Times New Roman" w:eastAsia="FangSong" w:cs="Times New Roman"/>
+        </w:rPr>
+        <w:t>外层导</w:t>
+      </w:r>
+      <w:r>
+        <w:rPr>
+          <w:rFonts w:ascii="Times New Roman" w:hAnsi="Times New Roman" w:eastAsia="Times New Roman" w:cs="Times New Roman"/>
+        </w:rPr>
+        <w:t xml:space="preserve"> × </w:t>
+      </w:r>
+      <w:r>
+        <w:rPr>
+          <w:rFonts w:hint="eastAsia" w:ascii="Times New Roman" w:hAnsi="Times New Roman" w:eastAsia="FangSong" w:cs="Times New Roman"/>
+        </w:rPr>
+        <w:t>内层导</w:t>
+      </w:r>
+      <w:r>
+        <w:rPr>
+          <w:rFonts w:hint="eastAsia" w:ascii="Times New Roman" w:hAnsi="Times New Roman" w:eastAsia="Times New Roman" w:cs="Times New Roman"/>
+        </w:rPr>
+        <w:t>」</w:t>
+      </w:r>
+      <w:r>
+        <w:rPr>
+          <w:rFonts w:hint="eastAsia" w:ascii="Times New Roman" w:hAnsi="Times New Roman" w:eastAsia="FangSong" w:cs="Times New Roman"/>
+        </w:rPr>
+        <w:t>是处理</w:t>
+      </w:r>
+      <w:r>
+        <w:rPr>
+          <w:rFonts w:ascii="Times New Roman" w:hAnsi="Times New Roman" w:eastAsia="Times New Roman" w:cs="Times New Roman"/>
+        </w:rPr>
+        <w:t xml:space="preserve"> </w:t>
+      </w:r>
+      <w:r>
+        <w:rPr>
+          <w:rStyle w:val="VerbatimChar"/>
+          <w:rFonts w:ascii="Times New Roman" w:hAnsi="Times New Roman" w:eastAsia="Times New Roman" w:cs="Times New Roman"/>
+        </w:rPr>
+        <w:t xml:space="preserve">e^{-Ea/RT}</w:t>
+      </w:r>
+      <w:r>
+        <w:rPr>
+          <w:rFonts w:ascii="Times New Roman" w:hAnsi="Times New Roman" w:eastAsia="Times New Roman" w:cs="Times New Roman"/>
+        </w:rPr>
+        <w:t xml:space="preserve"> </w:t>
+      </w:r>
+      <w:r>
+        <w:rPr>
+          <w:rFonts w:hint="eastAsia" w:ascii="Times New Roman" w:hAnsi="Times New Roman" w:eastAsia="FangSong" w:cs="Times New Roman"/>
+        </w:rPr>
+        <w:t>这类化学复合函数的唯一钥匙</w:t>
+      </w:r>
+      <w:r>
+        <w:rPr>
+          <w:rFonts w:hint="eastAsia" w:ascii="Times New Roman" w:hAnsi="Times New Roman" w:eastAsia="Times New Roman" w:cs="Times New Roman"/>
+        </w:rPr>
+        <w:t>。</w:t>
+      </w:r>
+    </w:p>
+    <w:p>
+      <w:pPr>
+        <w:pStyle w:val="Compact"/>
+        <w:numPr>
+          <w:ilvl w:val="0"/>
+          <w:numId w:val="1006"/>
+        </w:numPr>
+      </w:pPr>
+      <w:r>
+        <w:rPr>
+          <w:rFonts w:hint="eastAsia" w:ascii="Times New Roman" w:hAnsi="Times New Roman" w:eastAsia="FangSong" w:cs="Times New Roman"/>
+          <w:b/>
+          <w:bCs/>
+        </w:rPr>
+        <w:t xml:space="preserve">微分</w:t>
+      </w:r>
+      <w:r>
+        <w:rPr>
+          <w:rFonts w:ascii="Times New Roman" w:hAnsi="Times New Roman" w:eastAsia="Times New Roman" w:cs="Times New Roman"/>
+          <w:b/>
+          <w:bCs/>
+        </w:rPr>
+        <w:t xml:space="preserve"> </w:t>
+      </w:r>
+      <w:r>
+        <w:rPr>
+          <w:rStyle w:val="VerbatimChar"/>
+          <w:rFonts w:ascii="Times New Roman" w:hAnsi="Times New Roman" w:eastAsia="Times New Roman" w:cs="Times New Roman"/>
+          <w:b/>
+          <w:bCs/>
+        </w:rPr>
+        <w:t xml:space="preserve">dy = f′(x)dx</w:t>
+      </w:r>
+      <w:r>
+        <w:rPr>
+          <w:rFonts w:ascii="Times New Roman" w:hAnsi="Times New Roman" w:eastAsia="Times New Roman" w:cs="Times New Roman"/>
+        </w:rPr>
+        <w:t xml:space="preserve"> </w:t>
+      </w:r>
+      <w:r>
+        <w:rPr>
+          <w:rFonts w:hint="eastAsia" w:ascii="Times New Roman" w:hAnsi="Times New Roman" w:eastAsia="FangSong" w:cs="Times New Roman"/>
+        </w:rPr>
+        <w:t>把变化量变成可乘的量</w:t>
+      </w:r>
+      <w:r>
+        <w:rPr>
+          <w:rFonts w:hint="eastAsia" w:ascii="Times New Roman" w:hAnsi="Times New Roman" w:eastAsia="Times New Roman" w:cs="Times New Roman"/>
+        </w:rPr>
+        <w:t>——</w:t>
+      </w:r>
+      <w:r>
+        <w:rPr>
+          <w:rFonts w:hint="eastAsia" w:ascii="Times New Roman" w:hAnsi="Times New Roman" w:eastAsia="FangSong" w:cs="Times New Roman"/>
+        </w:rPr>
+        <w:t>下一讲分离变量</w:t>
+      </w:r>
+      <w:r>
+        <w:rPr>
+          <w:rFonts w:hint="eastAsia" w:ascii="Times New Roman" w:hAnsi="Times New Roman" w:eastAsia="Times New Roman" w:cs="Times New Roman"/>
+        </w:rPr>
+        <w:t>「</w:t>
+      </w:r>
+      <w:r>
+        <w:rPr>
+          <w:rFonts w:hint="eastAsia" w:ascii="Times New Roman" w:hAnsi="Times New Roman" w:eastAsia="FangSong" w:cs="Times New Roman"/>
+        </w:rPr>
+        <w:t>两边乘</w:t>
+      </w:r>
+      <w:r>
+        <w:rPr>
+          <w:rFonts w:ascii="Times New Roman" w:hAnsi="Times New Roman" w:eastAsia="Times New Roman" w:cs="Times New Roman"/>
+        </w:rPr>
+        <w:t xml:space="preserve"> </w:t>
+      </w:r>
+      <w:r>
+        <w:rPr>
+          <w:rFonts w:hint="eastAsia" w:ascii="Times New Roman" w:hAnsi="Times New Roman" w:eastAsia="Times New Roman" w:cs="Times New Roman"/>
+        </w:rPr>
+        <w:t>dx」</w:t>
+      </w:r>
+      <w:r>
+        <w:rPr>
+          <w:rFonts w:hint="eastAsia" w:ascii="Times New Roman" w:hAnsi="Times New Roman" w:eastAsia="FangSong" w:cs="Times New Roman"/>
+        </w:rPr>
+        <w:t>的合法性全靠它</w:t>
+      </w:r>
+      <w:r>
+        <w:rPr>
+          <w:rFonts w:hint="eastAsia" w:ascii="Times New Roman" w:hAnsi="Times New Roman" w:eastAsia="Times New Roman" w:cs="Times New Roman"/>
+        </w:rPr>
+        <w:t>。</w:t>
+      </w:r>
+    </w:p>
+    <w:p>
+      <w:pPr>
+        <w:pStyle w:val="Compact"/>
+        <w:numPr>
+          <w:ilvl w:val="0"/>
+          <w:numId w:val="1006"/>
+        </w:numPr>
+      </w:pPr>
+      <w:r>
+        <w:rPr>
+          <w:rFonts w:hint="eastAsia" w:ascii="Times New Roman" w:hAnsi="Times New Roman" w:eastAsia="FangSong" w:cs="Times New Roman"/>
+        </w:rPr>
+        <w:t>化学落点</w:t>
+      </w:r>
+      <w:r>
+        <w:rPr>
+          <w:rFonts w:hint="eastAsia" w:ascii="Times New Roman" w:hAnsi="Times New Roman" w:eastAsia="Times New Roman" w:cs="Times New Roman"/>
+        </w:rPr>
+        <w:t>：</w:t>
+      </w:r>
+      <w:r>
+        <w:rPr>
+          <w:rStyle w:val="VerbatimChar"/>
+          <w:rFonts w:ascii="Times New Roman" w:hAnsi="Times New Roman" w:eastAsia="Times New Roman" w:cs="Times New Roman"/>
+          <w:b/>
+          <w:bCs/>
+        </w:rPr>
+        <w:t xml:space="preserve">d[A]/dt</w:t>
+      </w:r>
+      <w:r>
+        <w:rPr>
+          <w:rFonts w:ascii="Times New Roman" w:hAnsi="Times New Roman" w:eastAsia="Times New Roman" w:cs="Times New Roman"/>
+          <w:b/>
+          <w:bCs/>
+        </w:rPr>
+        <w:t xml:space="preserve"> </w:t>
+      </w:r>
+      <w:r>
+        <w:rPr>
+          <w:rFonts w:hint="eastAsia" w:ascii="Times New Roman" w:hAnsi="Times New Roman" w:eastAsia="FangSong" w:cs="Times New Roman"/>
+          <w:b/>
+          <w:bCs/>
+        </w:rPr>
+        <w:t xml:space="preserve">就是速率</w:t>
+      </w:r>
+      <w:r>
+        <w:rPr>
+          <w:rFonts w:hint="eastAsia" w:ascii="Times New Roman" w:hAnsi="Times New Roman" w:eastAsia="Times New Roman" w:cs="Times New Roman"/>
+        </w:rPr>
+        <w:t xml:space="preserve">；</w:t>
+      </w:r>
+      <w:r>
+        <w:rPr>
+          <w:rFonts w:hint="eastAsia" w:ascii="Times New Roman" w:hAnsi="Times New Roman" w:eastAsia="FangSong" w:cs="Times New Roman"/>
+          <w:b/>
+          <w:bCs/>
+        </w:rPr>
+        <w:t xml:space="preserve">令导数为零</w:t>
+      </w:r>
+      <w:r>
+        <w:rPr>
+          <w:rFonts w:hint="eastAsia" w:ascii="Times New Roman" w:hAnsi="Times New Roman" w:eastAsia="FangSong" w:cs="Times New Roman"/>
+        </w:rPr>
+        <w:t>找极值</w:t>
+      </w:r>
+      <w:r>
+        <w:rPr>
+          <w:rFonts w:hint="eastAsia" w:ascii="Times New Roman" w:hAnsi="Times New Roman" w:eastAsia="Times New Roman" w:cs="Times New Roman"/>
+        </w:rPr>
+        <w:t>（</w:t>
+      </w:r>
+      <w:r>
+        <w:rPr>
+          <w:rFonts w:hint="eastAsia" w:ascii="Times New Roman" w:hAnsi="Times New Roman" w:eastAsia="FangSong" w:cs="Times New Roman"/>
+        </w:rPr>
+        <w:t>最产率温度</w:t>
+      </w:r>
+      <w:r>
+        <w:rPr>
+          <w:rFonts w:hint="eastAsia" w:ascii="Times New Roman" w:hAnsi="Times New Roman" w:eastAsia="Times New Roman" w:cs="Times New Roman"/>
+        </w:rPr>
+        <w:t>、</w:t>
+      </w:r>
+      <w:r>
+        <w:rPr>
+          <w:rFonts w:hint="eastAsia" w:ascii="Times New Roman" w:hAnsi="Times New Roman" w:eastAsia="FangSong" w:cs="Times New Roman"/>
+        </w:rPr>
+        <w:t>最概然分布都是这个套路</w:t>
+      </w:r>
+      <w:r>
+        <w:rPr>
+          <w:rFonts w:hint="eastAsia" w:ascii="Times New Roman" w:hAnsi="Times New Roman" w:eastAsia="Times New Roman" w:cs="Times New Roman"/>
+        </w:rPr>
+        <w:t>）；Maxwell</w:t>
+      </w:r>
+      <w:r>
+        <w:rPr>
+          <w:rFonts w:ascii="Times New Roman" w:hAnsi="Times New Roman" w:eastAsia="Times New Roman" w:cs="Times New Roman"/>
+        </w:rPr>
+        <w:t xml:space="preserve"> </w:t>
+      </w:r>
+      <w:r>
+        <w:rPr>
+          <w:rFonts w:hint="eastAsia" w:ascii="Times New Roman" w:hAnsi="Times New Roman" w:eastAsia="FangSong" w:cs="Times New Roman"/>
+        </w:rPr>
+        <w:t>速率分布的极值给最概然速率</w:t>
+      </w:r>
+      <w:r>
+        <w:rPr>
+          <w:rFonts w:hint="eastAsia" w:ascii="Times New Roman" w:hAnsi="Times New Roman" w:eastAsia="Times New Roman" w:cs="Times New Roman"/>
+        </w:rPr>
+        <w:t>。</w:t>
+      </w:r>
+    </w:p>
+    <w:p>
+      <w:pPr>
+        <w:pStyle w:val="FirstParagraph"/>
+      </w:pPr>
+      <w:r>
+        <w:rPr>
+          <w:rFonts w:hint="eastAsia" w:ascii="Times New Roman" w:hAnsi="Times New Roman" w:eastAsia="FangSong" w:cs="Times New Roman"/>
+        </w:rPr>
+        <w:t>下一讲</w:t>
+      </w:r>
+      <w:r>
+        <w:rPr>
+          <w:rFonts w:hint="eastAsia" w:ascii="Times New Roman" w:hAnsi="Times New Roman" w:eastAsia="Times New Roman" w:cs="Times New Roman"/>
+        </w:rPr>
+        <w:t>：</w:t>
+      </w:r>
+      <w:r>
+        <w:rPr>
+          <w:rFonts w:hint="eastAsia" w:ascii="Times New Roman" w:hAnsi="Times New Roman" w:eastAsia="FangSong" w:cs="Times New Roman"/>
+        </w:rPr>
+        <w:t>导数的反问题</w:t>
+      </w:r>
+      <w:r>
+        <w:rPr>
+          <w:rFonts w:hint="eastAsia" w:ascii="Times New Roman" w:hAnsi="Times New Roman" w:eastAsia="Times New Roman" w:cs="Times New Roman"/>
+        </w:rPr>
+        <w:t>——</w:t>
+      </w:r>
+      <w:r>
+        <w:rPr>
+          <w:rFonts w:hint="eastAsia" w:ascii="Times New Roman" w:hAnsi="Times New Roman" w:eastAsia="FangSong" w:cs="Times New Roman"/>
+        </w:rPr>
+        <w:t>已知变化率</w:t>
+      </w:r>
+      <w:r>
+        <w:rPr>
+          <w:rFonts w:hint="eastAsia" w:ascii="Times New Roman" w:hAnsi="Times New Roman" w:eastAsia="Times New Roman" w:cs="Times New Roman"/>
+        </w:rPr>
+        <w:t>，</w:t>
+      </w:r>
+      <w:r>
+        <w:rPr>
+          <w:rFonts w:hint="eastAsia" w:ascii="Times New Roman" w:hAnsi="Times New Roman" w:eastAsia="FangSong" w:cs="Times New Roman"/>
+        </w:rPr>
+        <w:t>把原函数找回来</w:t>
+      </w:r>
+      <w:r>
+        <w:rPr>
+          <w:rFonts w:hint="eastAsia" w:ascii="Times New Roman" w:hAnsi="Times New Roman" w:eastAsia="Times New Roman" w:cs="Times New Roman"/>
+        </w:rPr>
+        <w:t>。</w:t>
+      </w:r>
+    </w:p>
+    <w:bookmarkEnd w:id="50"/>
+    <w:bookmarkStart w:id="55" w:name="十一本讲速查"/>
+    <w:p>
+      <w:pPr>
+        <w:pStyle w:val="Heading2"/>
+        <w:spacing w:before="280" w:after="120"/>
+      </w:pPr>
+      <w:r>
+        <w:rPr>
+          <w:rFonts w:hint="eastAsia" w:ascii="Times New Roman" w:hAnsi="Times New Roman" w:eastAsia="SimHei" w:cs="Times New Roman"/>
+        </w:rPr>
         <w:t>十一</w:t>
       </w:r>
       <w:r>
@@ -30871,10 +31434,10 @@
         <w:rPr>
           <w:rFonts w:hint="eastAsia" w:ascii="Times New Roman" w:hAnsi="Times New Roman" w:eastAsia="SimHei" w:cs="Times New Roman"/>
         </w:rPr>
-        <w:t>核心公式速查</w:t>
+        <w:t>本讲速查</w:t>
       </w:r>
     </w:p>
-    <w:bookmarkStart w:id="50" w:name="定义-1"/>
+    <w:bookmarkStart w:id="51" w:name="定义-1"/>
     <w:p>
       <w:pPr>
         <w:pStyle w:val="Heading3"/>
@@ -31281,8 +31844,8 @@
         </w:tc>
       </w:tr>
     </w:tbl>
-    <w:bookmarkEnd w:id="50"/>
-    <w:bookmarkStart w:id="51" w:name="基本公式"/>
+    <w:bookmarkEnd w:id="51"/>
+    <w:bookmarkStart w:id="52" w:name="基本公式"/>
     <w:p>
       <w:pPr>
         <w:pStyle w:val="Heading3"/>
@@ -31746,8 +32309,8 @@
         </w:tc>
       </w:tr>
     </w:tbl>
-    <w:bookmarkEnd w:id="51"/>
-    <w:bookmarkStart w:id="52" w:name="法则"/>
+    <w:bookmarkEnd w:id="52"/>
+    <w:bookmarkStart w:id="53" w:name="法则"/>
     <w:p>
       <w:pPr>
         <w:pStyle w:val="Heading3"/>
@@ -32280,8 +32843,8 @@
         </w:tc>
       </w:tr>
     </w:tbl>
-    <w:bookmarkEnd w:id="52"/>
-    <w:bookmarkStart w:id="53" w:name="化学专用结果建议背下"/>
+    <w:bookmarkEnd w:id="53"/>
+    <w:bookmarkStart w:id="54" w:name="化学专用结果建议背下"/>
     <w:p>
       <w:pPr>
         <w:pStyle w:val="Heading3"/>
@@ -32961,9 +33524,9 @@
         </w:pict>
       </w:r>
     </w:p>
-    <w:bookmarkEnd w:id="53"/>
     <w:bookmarkEnd w:id="54"/>
-    <w:bookmarkStart w:id="58" w:name="十二练习题"/>
+    <w:bookmarkEnd w:id="55"/>
+    <w:bookmarkStart w:id="59" w:name="十二练习题"/>
     <w:p>
       <w:pPr>
         <w:pStyle w:val="Heading2"/>
@@ -33017,7 +33580,7 @@
         <w:t>。</w:t>
       </w:r>
     </w:p>
-    <w:bookmarkStart w:id="55" w:name="基础巩固6-题"/>
+    <w:bookmarkStart w:id="56" w:name="基础巩固6-题"/>
     <w:p>
       <w:pPr>
         <w:pStyle w:val="Heading3"/>
@@ -34389,8 +34952,8 @@
         <w:t>。</w:t>
       </w:r>
     </w:p>
-    <w:bookmarkEnd w:id="55"/>
-    <w:bookmarkStart w:id="56" w:name="竞赛入门6-题"/>
+    <w:bookmarkEnd w:id="56"/>
+    <w:bookmarkStart w:id="57" w:name="竞赛入门6-题"/>
     <w:p>
       <w:pPr>
         <w:pStyle w:val="Heading3"/>
@@ -35815,8 +36378,8 @@
         <w:t>。</w:t>
       </w:r>
     </w:p>
-    <w:bookmarkEnd w:id="56"/>
-    <w:bookmarkStart w:id="57" w:name="真题挑战6-题竞赛风格改编"/>
+    <w:bookmarkEnd w:id="57"/>
+    <w:bookmarkStart w:id="58" w:name="真题挑战6-题竞赛风格改编"/>
     <w:p>
       <w:pPr>
         <w:pStyle w:val="Heading3"/>
@@ -38633,9 +39196,9 @@
         </w:pict>
       </w:r>
     </w:p>
-    <w:bookmarkEnd w:id="57"/>
     <w:bookmarkEnd w:id="58"/>
-    <w:bookmarkStart w:id="59" w:name="参考答案"/>
+    <w:bookmarkEnd w:id="59"/>
+    <w:bookmarkStart w:id="60" w:name="参考答案"/>
     <w:p>
       <w:pPr>
         <w:pStyle w:val="Heading2"/>
@@ -49785,8 +50348,8 @@
         <w:t>。</w:t>
       </w:r>
     </w:p>
-    <w:bookmarkEnd w:id="59"/>
     <w:bookmarkEnd w:id="60"/>
+    <w:bookmarkEnd w:id="61"/>
     <w:sectPr>
       <w:footerReference w:type="default" r:id="rId9"/>
       <w:footnotePr>
@@ -50279,6 +50842,9 @@
     <w:lvlOverride w:ilvl="8">
       <w:startOverride w:val="1"/>
     </w:lvlOverride>
+  </w:num>
+  <w:num w:numId="1006">
+    <w:abstractNumId w:val="991"/>
   </w:num>
 </w:numbering>
 </file>

--- a/06-学生侧材料/讲义/_数学工具/数学工具-第3讲-导数与微分.docx
+++ b/06-学生侧材料/讲义/_数学工具/数学工具-第3讲-导数与微分.docx
@@ -1591,7 +1591,7 @@
       </w:r>
     </w:p>
     <w:bookmarkEnd w:id="10"/>
-    <w:bookmarkStart w:id="11" w:name="问题平均的不够用"/>
+    <w:bookmarkStart w:id="11" w:name="平均变化率的局限"/>
     <w:p>
       <w:pPr>
         <w:pStyle w:val="Heading3"/>
@@ -1607,19 +1607,7 @@
         <w:rPr>
           <w:rFonts w:hint="eastAsia" w:ascii="Times New Roman" w:hAnsi="Times New Roman" w:eastAsia="SimHei" w:cs="Times New Roman"/>
         </w:rPr>
-        <w:t>问题</w:t>
-      </w:r>
-      <w:r>
-        <w:rPr>
-          <w:rFonts w:hint="eastAsia" w:ascii="Times New Roman" w:hAnsi="Times New Roman" w:eastAsia="Times New Roman" w:cs="Times New Roman"/>
-        </w:rPr>
-        <w:t>：</w:t>
-      </w:r>
-      <w:r>
-        <w:rPr>
-          <w:rFonts w:hint="eastAsia" w:ascii="Times New Roman" w:hAnsi="Times New Roman" w:eastAsia="SimHei" w:cs="Times New Roman"/>
-        </w:rPr>
-        <w:t>平均的不够用</w:t>
+        <w:t xml:space="preserve">平均变化率的局限</w:t>
       </w:r>
     </w:p>
     <w:p>
@@ -2419,13 +2407,31 @@
         <w:rPr>
           <w:rFonts w:hint="eastAsia" w:ascii="Times New Roman" w:hAnsi="Times New Roman" w:eastAsia="Times New Roman" w:cs="Times New Roman"/>
         </w:rPr>
-        <w:t>”</w:t>
-      </w:r>
-      <w:r>
-        <w:rPr>
-          <w:rFonts w:hint="eastAsia" w:ascii="Times New Roman" w:hAnsi="Times New Roman" w:eastAsia="FangSong" w:cs="Times New Roman"/>
-        </w:rPr>
-        <w:t>要多小有多小</w:t>
+        <w:t>：</w:t>
+      </w:r>
+      <w:r>
+        <w:rPr>
+          <w:rFonts w:hint="eastAsia" w:ascii="Times New Roman" w:hAnsi="Times New Roman" w:eastAsia="FangSong" w:cs="Times New Roman"/>
+        </w:rPr>
+        <w:t>无论要求它多小</w:t>
+      </w:r>
+      <w:r>
+        <w:rPr>
+          <w:rFonts w:hint="eastAsia" w:ascii="Times New Roman" w:hAnsi="Times New Roman" w:eastAsia="Times New Roman" w:cs="Times New Roman"/>
+        </w:rPr>
+        <w:t>，Δx</w:t>
+      </w:r>
+      <w:r>
+        <w:rPr>
+          <w:rFonts w:ascii="Times New Roman" w:hAnsi="Times New Roman" w:eastAsia="Times New Roman" w:cs="Times New Roman"/>
+        </w:rPr>
+        <w:t xml:space="preserve"> </w:t>
+      </w:r>
+      <w:r>
+        <w:rPr>
+          <w:rFonts w:hint="eastAsia" w:ascii="Times New Roman" w:hAnsi="Times New Roman" w:eastAsia="FangSong" w:cs="Times New Roman"/>
+        </w:rPr>
+        <w:t>都能取到更小的值</w:t>
       </w:r>
       <w:r>
         <w:rPr>
@@ -2437,13 +2443,13 @@
         <w:rPr>
           <w:rFonts w:hint="eastAsia" w:ascii="Times New Roman" w:hAnsi="Times New Roman" w:eastAsia="FangSong" w:cs="Times New Roman"/>
         </w:rPr>
-        <w:t>但始终不是</w:t>
-      </w:r>
-      <w:r>
-        <w:rPr>
-          <w:rFonts w:ascii="Times New Roman" w:hAnsi="Times New Roman" w:eastAsia="Times New Roman" w:cs="Times New Roman"/>
-        </w:rPr>
-        <w:t xml:space="preserve"> 0”。</w:t>
+        <w:t>但始终不等于</w:t>
+      </w:r>
+      <w:r>
+        <w:rPr>
+          <w:rFonts w:ascii="Times New Roman" w:hAnsi="Times New Roman" w:eastAsia="Times New Roman" w:cs="Times New Roman"/>
+        </w:rPr>
+        <w:t xml:space="preserve"> 0。</w:t>
       </w:r>
     </w:p>
     <w:p>
@@ -7123,7 +7129,7 @@
           <w:b/>
           <w:bCs/>
         </w:rPr>
-        <w:t>不是背出来的</w:t>
+        <w:t>这一单位由量纲确定</w:t>
       </w:r>
       <w:r>
         <w:rPr>
@@ -7139,7 +7145,7 @@
           <w:b/>
           <w:bCs/>
         </w:rPr>
-        <w:t>是量纲逼出来的</w:t>
+        <w:t>并非记忆所得</w:t>
       </w:r>
       <w:r>
         <w:rPr>
@@ -7522,7 +7528,31 @@
               <w:rPr>
                 <w:rFonts w:hint="eastAsia" w:ascii="Times New Roman" w:hAnsi="Times New Roman" w:eastAsia="FangSong" w:cs="Times New Roman"/>
               </w:rPr>
-              <w:t xml:space="preserve">不变化率当然为</w:t>
+              <w:t xml:space="preserve">常数不随</w:t>
+            </w:r>
+            <w:r>
+              <w:rPr>
+                <w:rFonts w:ascii="Times New Roman" w:hAnsi="Times New Roman" w:eastAsia="Times New Roman" w:cs="Times New Roman"/>
+              </w:rPr>
+              <w:t xml:space="preserve"> x </w:t>
+            </w:r>
+            <w:r>
+              <w:rPr>
+                <w:rFonts w:hint="eastAsia" w:ascii="Times New Roman" w:hAnsi="Times New Roman" w:eastAsia="FangSong" w:cs="Times New Roman"/>
+              </w:rPr>
+              <w:t>变化</w:t>
+            </w:r>
+            <w:r>
+              <w:rPr>
+                <w:rFonts w:hint="eastAsia" w:ascii="Times New Roman" w:hAnsi="Times New Roman" w:eastAsia="Times New Roman" w:cs="Times New Roman"/>
+              </w:rPr>
+              <w:t>，</w:t>
+            </w:r>
+            <w:r>
+              <w:rPr>
+                <w:rFonts w:hint="eastAsia" w:ascii="Times New Roman" w:hAnsi="Times New Roman" w:eastAsia="FangSong" w:cs="Times New Roman"/>
+              </w:rPr>
+              <w:t>故变化率为</w:t>
             </w:r>
             <w:r>
               <w:rPr>
@@ -8458,7 +8488,7 @@
                 <w:b/>
                 <w:bCs/>
               </w:rPr>
-              <w:t xml:space="preserve">高频</w:t>
+              <w:t xml:space="preserve">常见</w:t>
             </w:r>
             <w:r>
               <w:rPr>
@@ -9715,7 +9745,7 @@
           <w:b/>
           <w:bCs/>
         </w:rPr>
-        <w:t xml:space="preserve">这是一个漂亮的结果</w:t>
+        <w:t xml:space="preserve">这一结果值得注意</w:t>
       </w:r>
       <w:r>
         <w:rPr>
@@ -9764,7 +9794,7 @@
         <w:rPr>
           <w:rFonts w:hint="eastAsia" w:ascii="Times New Roman" w:hAnsi="Times New Roman" w:eastAsia="FangSong" w:cs="Times New Roman"/>
         </w:rPr>
-        <w:t xml:space="preserve">也就是说</w:t>
+        <w:t xml:space="preserve">即</w:t>
       </w:r>
       <w:r>
         <w:rPr>
@@ -10084,7 +10114,7 @@
         <w:rPr>
           <w:rFonts w:hint="eastAsia" w:ascii="Times New Roman" w:hAnsi="Times New Roman" w:eastAsia="FangSong" w:cs="Times New Roman"/>
         </w:rPr>
-        <w:t>这带来一个在化学里极其重要的推论</w:t>
+        <w:t>由此得到在化学中重要的推论</w:t>
       </w:r>
       <w:r>
         <w:rPr>
@@ -10511,7 +10541,7 @@
           <w:b/>
           <w:bCs/>
         </w:rPr>
-        <w:t xml:space="preserve">又是一个常数</w:t>
+        <w:t xml:space="preserve">所得同样是常数</w:t>
       </w:r>
       <w:r>
         <w:rPr>
@@ -21115,7 +21145,7 @@
           <w:b/>
           <w:bCs/>
         </w:rPr>
-        <w:t xml:space="preserve">现在它真的像分数了</w:t>
+        <w:t xml:space="preserve">此时它可以视为商</w:t>
       </w:r>
       <w:r>
         <w:rPr>
@@ -22548,7 +22578,7 @@
         <w:rPr>
           <w:rFonts w:hint="eastAsia" w:ascii="Times New Roman" w:hAnsi="Times New Roman" w:eastAsia="FangSong" w:cs="Times New Roman"/>
         </w:rPr>
-        <w:t>这在误差分析里极其有用</w:t>
+        <w:t>这在误差分析中很常用</w:t>
       </w:r>
       <w:r>
         <w:rPr>
@@ -25142,31 +25172,19 @@
         <w:rPr>
           <w:rFonts w:hint="eastAsia" w:ascii="Times New Roman" w:hAnsi="Times New Roman" w:eastAsia="FangSong" w:cs="Times New Roman"/>
         </w:rPr>
-        <w:t>讲那张</w:t>
-      </w:r>
-      <w:r>
-        <w:rPr>
-          <w:rFonts w:hint="eastAsia" w:ascii="Times New Roman" w:hAnsi="Times New Roman" w:eastAsia="Times New Roman" w:cs="Times New Roman"/>
-        </w:rPr>
-        <w:t>”</w:t>
-      </w:r>
-      <w:r>
-        <w:rPr>
-          <w:rFonts w:hint="eastAsia" w:ascii="Times New Roman" w:hAnsi="Times New Roman" w:eastAsia="FangSong" w:cs="Times New Roman"/>
-        </w:rPr>
-        <w:t>积分式</w:t>
-      </w:r>
-      <w:r>
-        <w:rPr>
-          <w:rFonts w:hint="eastAsia" w:ascii="Times New Roman" w:hAnsi="Times New Roman" w:eastAsia="Times New Roman" w:cs="Times New Roman"/>
-        </w:rPr>
-        <w:t>”</w:t>
-      </w:r>
-      <w:r>
-        <w:rPr>
-          <w:rFonts w:hint="eastAsia" w:ascii="Times New Roman" w:hAnsi="Times New Roman" w:eastAsia="FangSong" w:cs="Times New Roman"/>
-        </w:rPr>
-        <w:t>表里的内容</w:t>
+        <w:t xml:space="preserve">讲</w:t>
+      </w:r>
+      <w:r>
+        <w:rPr>
+          <w:rFonts w:ascii="Times New Roman" w:hAnsi="Times New Roman" w:eastAsia="Times New Roman" w:cs="Times New Roman"/>
+        </w:rPr>
+        <w:t xml:space="preserve"> §3.3 </w:t>
+      </w:r>
+      <w:r>
+        <w:rPr>
+          <w:rFonts w:hint="eastAsia" w:ascii="Times New Roman" w:hAnsi="Times New Roman" w:eastAsia="FangSong" w:cs="Times New Roman"/>
+        </w:rPr>
+        <w:t>积分式表中的内容</w:t>
       </w:r>
       <w:r>
         <w:rPr>
@@ -25800,7 +25818,7 @@
         <w:rPr>
           <w:rFonts w:hint="eastAsia" w:ascii="Times New Roman" w:hAnsi="Times New Roman" w:eastAsia="FangSong" w:cs="Times New Roman"/>
         </w:rPr>
-        <w:t xml:space="preserve">也就是第</w:t>
+        <w:t xml:space="preserve">即第</w:t>
       </w:r>
       <w:r>
         <w:rPr>
@@ -25812,13 +25830,74 @@
         <w:rPr>
           <w:rFonts w:hint="eastAsia" w:ascii="Times New Roman" w:hAnsi="Times New Roman" w:eastAsia="FangSong" w:cs="Times New Roman"/>
         </w:rPr>
-        <w:t>讲反复出现的那个式子</w:t>
-      </w:r>
-      <w:r>
-        <w:rPr>
-          <w:rFonts w:hint="eastAsia" w:ascii="Times New Roman" w:hAnsi="Times New Roman" w:eastAsia="Times New Roman" w:cs="Times New Roman"/>
-        </w:rPr>
-        <w:t>。</w:t>
+        <w:t xml:space="preserve">讲的</w:t>
+      </w:r>
+      <w:r>
+        <w:rPr>
+          <w:rFonts w:ascii="Times New Roman" w:hAnsi="Times New Roman" w:eastAsia="Times New Roman" w:cs="Times New Roman"/>
+        </w:rPr>
+        <w:t xml:space="preserve"> </w:t>
+      </w:r>
+      <m:oMath>
+        <m:oMathPr>
+          <m:ctrlPr>
+            <w:rPr>
+              <w:sz w:val="28"/>
+              <w:szCs w:val="28"/>
+            </w:rPr>
+          </m:ctrlPr>
+        </m:oMathPr>
+        <m:r>
+          <m:rPr>
+            <m:sty m:val="p"/>
+          </m:rPr>
+          <m:t>Δ</m:t>
+        </m:r>
+        <m:sSup>
+          <m:e>
+            <m:r>
+              <m:t>G</m:t>
+            </m:r>
+          </m:e>
+          <m:sup>
+            <m:r>
+              <m:t>θ</m:t>
+            </m:r>
+          </m:sup>
+        </m:sSup>
+        <m:r>
+          <m:rPr>
+            <m:sty m:val="p"/>
+          </m:rPr>
+          <m:t>=</m:t>
+        </m:r>
+        <m:r>
+          <m:rPr>
+            <m:sty m:val="p"/>
+          </m:rPr>
+          <m:t>−</m:t>
+        </m:r>
+        <m:r>
+          <m:t>R</m:t>
+        </m:r>
+        <m:r>
+          <m:t>T</m:t>
+        </m:r>
+        <m:r>
+          <m:rPr>
+            <m:sty m:val="p"/>
+          </m:rPr>
+          <m:t>ln</m:t>
+        </m:r>
+        <m:r>
+          <m:t>K</m:t>
+        </m:r>
+      </m:oMath>
+      <w:r>
+        <w:rPr>
+          <w:rFonts w:ascii="Times New Roman" w:hAnsi="Times New Roman" w:eastAsia="Times New Roman" w:cs="Times New Roman"/>
+        </w:rPr>
+        <w:t xml:space="preserve">。</w:t>
       </w:r>
     </w:p>
     <w:p>
@@ -31003,7 +31082,7 @@
         <w:rPr>
           <w:rFonts w:hint="eastAsia" w:ascii="Times New Roman" w:hAnsi="Times New Roman" w:eastAsia="FangSong" w:cs="Times New Roman"/>
         </w:rPr>
-        <w:t>是导数的出生证明</w:t>
+        <w:t>是导数的定义依据</w:t>
       </w:r>
       <w:r>
         <w:rPr>
@@ -31141,7 +31220,7 @@
         <w:rPr>
           <w:rFonts w:hint="eastAsia" w:ascii="Times New Roman" w:hAnsi="Times New Roman" w:eastAsia="FangSong" w:cs="Times New Roman"/>
         </w:rPr>
-        <w:t>这类化学复合函数的唯一钥匙</w:t>
+        <w:t>这类化学复合函数的基本工具</w:t>
       </w:r>
       <w:r>
         <w:rPr>
@@ -31319,7 +31398,7 @@
         <w:rPr>
           <w:rFonts w:hint="eastAsia" w:ascii="Times New Roman" w:hAnsi="Times New Roman" w:eastAsia="FangSong" w:cs="Times New Roman"/>
         </w:rPr>
-        <w:t>最产率温度</w:t>
+        <w:t>最高产率温度</w:t>
       </w:r>
       <w:r>
         <w:rPr>
@@ -31331,7 +31410,7 @@
         <w:rPr>
           <w:rFonts w:hint="eastAsia" w:ascii="Times New Roman" w:hAnsi="Times New Roman" w:eastAsia="FangSong" w:cs="Times New Roman"/>
         </w:rPr>
-        <w:t>最概然分布都是这个套路</w:t>
+        <w:t>最概然速率均用这一方法</w:t>
       </w:r>
       <w:r>
         <w:rPr>
@@ -32844,7 +32923,7 @@
       </w:tr>
     </w:tbl>
     <w:bookmarkEnd w:id="53"/>
-    <w:bookmarkStart w:id="54" w:name="化学专用结果建议背下"/>
+    <w:bookmarkStart w:id="54" w:name="化学专用结果建议熟记"/>
     <w:p>
       <w:pPr>
         <w:pStyle w:val="Heading3"/>
@@ -32866,7 +32945,7 @@
         <w:rPr>
           <w:rFonts w:hint="eastAsia" w:ascii="Times New Roman" w:hAnsi="Times New Roman" w:eastAsia="SimHei" w:cs="Times New Roman"/>
         </w:rPr>
-        <w:t>建议背下</w:t>
+        <w:t>建议熟记</w:t>
       </w:r>
       <w:r>
         <w:rPr>
@@ -48977,7 +49056,7 @@
         <w:rPr>
           <w:rFonts w:hint="eastAsia" w:ascii="Times New Roman" w:hAnsi="Times New Roman" w:eastAsia="FangSong" w:cs="Times New Roman"/>
         </w:rPr>
-        <w:t>横轴选错不仅弯了</w:t>
+        <w:t>横轴选错不仅使图像变为曲线</w:t>
       </w:r>
       <w:r>
         <w:rPr>
@@ -48989,7 +49068,7 @@
         <w:rPr>
           <w:rFonts w:hint="eastAsia" w:ascii="Times New Roman" w:hAnsi="Times New Roman" w:eastAsia="FangSong" w:cs="Times New Roman"/>
         </w:rPr>
-        <w:t>刻度含义也全变</w:t>
+        <w:t>斜率的物理含义也随之改变</w:t>
       </w:r>
       <w:r>
         <w:rPr>
@@ -49734,7 +49813,7 @@
         <w:rPr>
           <w:rFonts w:hint="eastAsia" w:ascii="Times New Roman" w:hAnsi="Times New Roman" w:eastAsia="FangSong" w:cs="Times New Roman"/>
         </w:rPr>
-        <w:t xml:space="preserve">这一讲能解开哪些坎</w:t>
+        <w:t xml:space="preserve">本讲在化学中的落点</w:t>
       </w:r>
       <w:r>
         <w:rPr>
@@ -50093,7 +50172,7 @@
         <w:rPr>
           <w:rFonts w:hint="eastAsia" w:ascii="Times New Roman" w:hAnsi="Times New Roman" w:eastAsia="FangSong" w:cs="Times New Roman"/>
         </w:rPr>
-        <w:t>不再是魔法</w:t>
+        <w:t>不再神秘</w:t>
       </w:r>
       <w:r>
         <w:rPr>
@@ -50105,7 +50184,7 @@
         <w:rPr>
           <w:rFonts w:hint="eastAsia" w:ascii="Times New Roman" w:hAnsi="Times New Roman" w:eastAsia="FangSong" w:cs="Times New Roman"/>
         </w:rPr>
-        <w:t>是</w:t>
+        <w:t>它就是</w:t>
       </w:r>
       <w:r>
         <w:rPr>

--- a/06-学生侧材料/讲义/_数学工具/数学工具-第3讲-导数与微分.docx
+++ b/06-学生侧材料/讲义/_数学工具/数学工具-第3讲-导数与微分.docx
@@ -2682,7 +2682,7 @@
       </w:r>
     </w:p>
     <w:bookmarkEnd w:id="12"/>
-    <w:bookmarkStart w:id="13" w:name="为什么化学非要瞬时值"/>
+    <w:bookmarkStart w:id="13" w:name="化学需要瞬时值的原因"/>
     <w:p>
       <w:pPr>
         <w:pStyle w:val="Heading3"/>
@@ -2698,7 +2698,7 @@
         <w:rPr>
           <w:rFonts w:hint="eastAsia" w:ascii="Times New Roman" w:hAnsi="Times New Roman" w:eastAsia="SimHei" w:cs="Times New Roman"/>
         </w:rPr>
-        <w:t xml:space="preserve">为什么化学非要瞬时值</w:t>
+        <w:t xml:space="preserve">化学需要瞬时值的原因</w:t>
       </w:r>
     </w:p>
     <w:p>
@@ -9940,7 +9940,7 @@
       </w:r>
     </w:p>
     <w:bookmarkEnd w:id="23"/>
-    <w:bookmarkStart w:id="24" w:name="ln-x-与-eˣ-的导数为什么化学偏爱它们"/>
+    <w:bookmarkStart w:id="24" w:name="ln-x-与-eˣ-的导数"/>
     <w:p>
       <w:pPr>
         <w:pStyle w:val="Heading3"/>
@@ -9968,25 +9968,7 @@
         <w:rPr>
           <w:rFonts w:hint="eastAsia" w:ascii="Times New Roman" w:hAnsi="Times New Roman" w:eastAsia="SimHei" w:cs="Times New Roman"/>
         </w:rPr>
-        <w:t>的导数</w:t>
-      </w:r>
-      <w:r>
-        <w:rPr>
-          <w:rFonts w:hint="eastAsia" w:ascii="Times New Roman" w:hAnsi="Times New Roman" w:eastAsia="Times New Roman" w:cs="Times New Roman"/>
-        </w:rPr>
-        <w:t>（</w:t>
-      </w:r>
-      <w:r>
-        <w:rPr>
-          <w:rFonts w:hint="eastAsia" w:ascii="Times New Roman" w:hAnsi="Times New Roman" w:eastAsia="SimHei" w:cs="Times New Roman"/>
-        </w:rPr>
-        <w:t>为什么化学偏爱它们</w:t>
-      </w:r>
-      <w:r>
-        <w:rPr>
-          <w:rFonts w:hint="eastAsia" w:ascii="Times New Roman" w:hAnsi="Times New Roman" w:eastAsia="Times New Roman" w:cs="Times New Roman"/>
-        </w:rPr>
-        <w:t>）</w:t>
+        <w:t xml:space="preserve">的导数</w:t>
       </w:r>
     </w:p>
     <w:p>
@@ -13991,7 +13973,7 @@
         <w:t>复合函数与链式法则</w:t>
       </w:r>
     </w:p>
-    <w:bookmarkStart w:id="27" w:name="什么是复合函数"/>
+    <w:bookmarkStart w:id="27" w:name="复合函数"/>
     <w:p>
       <w:pPr>
         <w:pStyle w:val="Heading3"/>
@@ -14007,7 +13989,7 @@
         <w:rPr>
           <w:rFonts w:hint="eastAsia" w:ascii="Times New Roman" w:hAnsi="Times New Roman" w:eastAsia="SimHei" w:cs="Times New Roman"/>
         </w:rPr>
-        <w:t xml:space="preserve">什么是复合函数</w:t>
+        <w:t xml:space="preserve">复合函数</w:t>
       </w:r>
     </w:p>
     <w:p>
@@ -21185,7 +21167,7 @@
       </w:r>
     </w:p>
     <w:bookmarkEnd w:id="35"/>
-    <w:bookmarkStart w:id="36" w:name="为什么要有微分δy-dy"/>
+    <w:bookmarkStart w:id="36" w:name="微分的作用δy-dy"/>
     <w:p>
       <w:pPr>
         <w:pStyle w:val="Heading3"/>
@@ -21201,7 +21183,7 @@
         <w:rPr>
           <w:rFonts w:hint="eastAsia" w:ascii="Times New Roman" w:hAnsi="Times New Roman" w:eastAsia="SimHei" w:cs="Times New Roman"/>
         </w:rPr>
-        <w:t>为什么要有微分</w:t>
+        <w:t>微分的作用</w:t>
       </w:r>
       <w:r>
         <w:rPr>

--- a/06-学生侧材料/讲义/_数学工具/数学工具-第3讲-导数与微分.docx
+++ b/06-学生侧材料/讲义/_数学工具/数学工具-第3讲-导数与微分.docx
@@ -2,47 +2,10 @@
 <file path=word/document.xml><?xml version="1.0" encoding="utf-8"?>
 <w:document xmlns:w="http://schemas.openxmlformats.org/wordprocessingml/2006/main" xmlns:m="http://schemas.openxmlformats.org/officeDocument/2006/math" xmlns:r="http://schemas.openxmlformats.org/officeDocument/2006/relationships" xmlns:o="urn:schemas-microsoft-com:office:office" xmlns:v="urn:schemas-microsoft-com:vml" xmlns:w10="urn:schemas-microsoft-com:office:word" xmlns:a="http://schemas.openxmlformats.org/drawingml/2006/main" xmlns:pic="http://schemas.openxmlformats.org/drawingml/2006/picture" xmlns:wp="http://schemas.openxmlformats.org/drawingml/2006/wordprocessingDrawing">
   <w:body>
-    <w:bookmarkStart w:id="61" w:name="第3讲导数与微分"/>
     <w:p>
       <w:pPr>
-        <w:pStyle w:val="Heading1"/>
-        <w:spacing w:before="280" w:after="120"/>
-        <w:jc w:val="center"/>
-      </w:pPr>
-      <w:r>
-        <w:rPr>
-          <w:rFonts w:hint="eastAsia" w:ascii="Times New Roman" w:hAnsi="Times New Roman" w:eastAsia="SimHei" w:cs="Times New Roman"/>
-        </w:rPr>
-        <w:t>第</w:t>
-      </w:r>
-      <w:r>
-        <w:rPr>
-          <w:rFonts w:hint="eastAsia" w:ascii="Times New Roman" w:hAnsi="Times New Roman" w:eastAsia="Times New Roman" w:cs="Times New Roman"/>
-        </w:rPr>
-        <w:t>3</w:t>
-      </w:r>
-      <w:r>
-        <w:rPr>
-          <w:rFonts w:hint="eastAsia" w:ascii="Times New Roman" w:hAnsi="Times New Roman" w:eastAsia="SimHei" w:cs="Times New Roman"/>
-        </w:rPr>
-        <w:t>讲</w:t>
-      </w:r>
-      <w:r>
-        <w:rPr>
-          <w:rFonts w:hint="eastAsia" w:ascii="Times New Roman" w:hAnsi="Times New Roman" w:eastAsia="Times New Roman" w:cs="Times New Roman"/>
-        </w:rPr>
-        <w:t>：</w:t>
-      </w:r>
-      <w:r>
-        <w:rPr>
-          <w:rFonts w:hint="eastAsia" w:ascii="Times New Roman" w:hAnsi="Times New Roman" w:eastAsia="SimHei" w:cs="Times New Roman"/>
-        </w:rPr>
-        <w:t>导数与微分</w:t>
-      </w:r>
-    </w:p>
-    <w:p>
-      <w:pPr>
-        <w:pStyle w:val="BlockText"/>
+        <w:pStyle w:val="FirstParagraph"/>
+        <w:ind w:firstLine="420"/>
       </w:pPr>
       <w:r>
         <w:rPr>
@@ -394,7 +357,17 @@
         <w:t>）</w:t>
       </w:r>
     </w:p>
-    <w:bookmarkStart w:id="9" w:name="学习目标"/>
+    <w:p>
+      <w:pPr>
+        <w:spacing w:before="160" w:after="80"/>
+      </w:pPr>
+      <w:r>
+        <w:pict>
+          <v:rect style="width:0;height:1.5pt" o:hralign="center" o:hrstd="t" o:hr="t"/>
+        </w:pict>
+      </w:r>
+    </w:p>
+    <w:bookmarkStart w:id="13" w:name="从平均变化率到瞬时变化率"/>
     <w:p>
       <w:pPr>
         <w:pStyle w:val="Heading2"/>
@@ -402,921 +375,18 @@
       </w:pPr>
       <w:r>
         <w:rPr>
+          <w:rFonts w:ascii="Times New Roman" w:hAnsi="Times New Roman" w:eastAsia="Times New Roman" w:cs="Times New Roman"/>
+        </w:rPr>
+        <w:t xml:space="preserve">§1 </w:t>
+      </w:r>
+      <w:r>
+        <w:rPr>
           <w:rFonts w:hint="eastAsia" w:ascii="Times New Roman" w:hAnsi="Times New Roman" w:eastAsia="SimHei" w:cs="Times New Roman"/>
         </w:rPr>
-        <w:t xml:space="preserve">学习目标</w:t>
+        <w:t xml:space="preserve">从平均变化率到瞬时变化率</w:t>
       </w:r>
     </w:p>
-    <w:p>
-      <w:pPr>
-        <w:pStyle w:val="BlockText"/>
-      </w:pPr>
-      <w:r>
-        <w:rPr>
-          <w:rFonts w:hint="eastAsia" w:ascii="Times New Roman" w:hAnsi="Times New Roman" w:eastAsia="FangSong" w:cs="Times New Roman"/>
-        </w:rPr>
-        <w:t>对齐考纲</w:t>
-      </w:r>
-      <w:r>
-        <w:rPr>
-          <w:rFonts w:hint="eastAsia" w:ascii="Times New Roman" w:hAnsi="Times New Roman" w:eastAsia="Times New Roman" w:cs="Times New Roman"/>
-        </w:rPr>
-        <w:t>：§57</w:t>
-      </w:r>
-      <w:r>
-        <w:rPr>
-          <w:rFonts w:ascii="Times New Roman" w:hAnsi="Times New Roman" w:eastAsia="Times New Roman" w:cs="Times New Roman"/>
-        </w:rPr>
-        <w:t xml:space="preserve"> </w:t>
-      </w:r>
-      <w:r>
-        <w:rPr>
-          <w:rFonts w:hint="eastAsia" w:ascii="Times New Roman" w:hAnsi="Times New Roman" w:eastAsia="FangSong" w:cs="Times New Roman"/>
-        </w:rPr>
-        <w:t>化学动力学</w:t>
-      </w:r>
-      <w:r>
-        <w:rPr>
-          <w:rFonts w:hint="eastAsia" w:ascii="Times New Roman" w:hAnsi="Times New Roman" w:eastAsia="Times New Roman" w:cs="Times New Roman"/>
-        </w:rPr>
-        <w:t>·§06</w:t>
-      </w:r>
-      <w:r>
-        <w:rPr>
-          <w:rFonts w:ascii="Times New Roman" w:hAnsi="Times New Roman" w:eastAsia="Times New Roman" w:cs="Times New Roman"/>
-        </w:rPr>
-        <w:t xml:space="preserve"> </w:t>
-      </w:r>
-      <w:r>
-        <w:rPr>
-          <w:rFonts w:hint="eastAsia" w:ascii="Times New Roman" w:hAnsi="Times New Roman" w:eastAsia="FangSong" w:cs="Times New Roman"/>
-        </w:rPr>
-        <w:t xml:space="preserve">热力学初步</w:t>
-      </w:r>
-      <w:r>
-        <w:rPr>
-          <w:rFonts w:ascii="Times New Roman" w:hAnsi="Times New Roman" w:eastAsia="Times New Roman" w:cs="Times New Roman"/>
-        </w:rPr>
-        <w:t xml:space="preserve"> </w:t>
-      </w:r>
-    </w:p>
-    <w:p>
-      <w:pPr>
-        <w:pStyle w:val="Compact"/>
-        <w:numPr>
-          <w:ilvl w:val="0"/>
-          <w:numId w:val="1001"/>
-        </w:numPr>
-      </w:pPr>
-      <w:r>
-        <w:rPr>
-          <w:rFonts w:hint="eastAsia" w:ascii="Times New Roman" w:hAnsi="Times New Roman" w:eastAsia="FangSong" w:cs="Times New Roman"/>
-        </w:rPr>
-        <w:t>能说出平均变化率与瞬时变化率的区别</w:t>
-      </w:r>
-      <w:r>
-        <w:rPr>
-          <w:rFonts w:hint="eastAsia" w:ascii="Times New Roman" w:hAnsi="Times New Roman" w:eastAsia="Times New Roman" w:cs="Times New Roman"/>
-        </w:rPr>
-        <w:t>，</w:t>
-      </w:r>
-      <w:r>
-        <w:rPr>
-          <w:rFonts w:hint="eastAsia" w:ascii="Times New Roman" w:hAnsi="Times New Roman" w:eastAsia="FangSong" w:cs="Times New Roman"/>
-        </w:rPr>
-        <w:t>并用</w:t>
-      </w:r>
-      <w:r>
-        <w:rPr>
-          <w:rFonts w:hint="eastAsia" w:ascii="Times New Roman" w:hAnsi="Times New Roman" w:eastAsia="Times New Roman" w:cs="Times New Roman"/>
-        </w:rPr>
-        <w:t>”Δx</w:t>
-      </w:r>
-      <w:r>
-        <w:rPr>
-          <w:rFonts w:ascii="Times New Roman" w:hAnsi="Times New Roman" w:eastAsia="Times New Roman" w:cs="Times New Roman"/>
-        </w:rPr>
-        <w:t xml:space="preserve"> </w:t>
-      </w:r>
-      <w:r>
-        <w:rPr>
-          <w:rFonts w:hint="eastAsia" w:ascii="Times New Roman" w:hAnsi="Times New Roman" w:eastAsia="FangSong" w:cs="Times New Roman"/>
-        </w:rPr>
-        <w:t>越来越小</w:t>
-      </w:r>
-      <w:r>
-        <w:rPr>
-          <w:rFonts w:hint="eastAsia" w:ascii="Times New Roman" w:hAnsi="Times New Roman" w:eastAsia="Times New Roman" w:cs="Times New Roman"/>
-        </w:rPr>
-        <w:t>”</w:t>
-      </w:r>
-      <w:r>
-        <w:rPr>
-          <w:rFonts w:hint="eastAsia" w:ascii="Times New Roman" w:hAnsi="Times New Roman" w:eastAsia="FangSong" w:cs="Times New Roman"/>
-        </w:rPr>
-        <w:t>的语言解释极限</w:t>
-      </w:r>
-    </w:p>
-    <w:p>
-      <w:pPr>
-        <w:pStyle w:val="Compact"/>
-        <w:numPr>
-          <w:ilvl w:val="0"/>
-          <w:numId w:val="1001"/>
-        </w:numPr>
-      </w:pPr>
-      <w:r>
-        <w:rPr>
-          <w:rFonts w:hint="eastAsia" w:ascii="Times New Roman" w:hAnsi="Times New Roman" w:eastAsia="FangSong" w:cs="Times New Roman"/>
-        </w:rPr>
-        <w:t>能写出导数的定义式</w:t>
-      </w:r>
-      <w:r>
-        <w:rPr>
-          <w:rFonts w:hint="eastAsia" w:ascii="Times New Roman" w:hAnsi="Times New Roman" w:eastAsia="Times New Roman" w:cs="Times New Roman"/>
-        </w:rPr>
-        <w:t>，</w:t>
-      </w:r>
-      <w:r>
-        <w:rPr>
-          <w:rFonts w:hint="eastAsia" w:ascii="Times New Roman" w:hAnsi="Times New Roman" w:eastAsia="FangSong" w:cs="Times New Roman"/>
-        </w:rPr>
-        <w:t>并用定义求</w:t>
-      </w:r>
-      <w:r>
-        <w:rPr>
-          <w:rFonts w:ascii="Times New Roman" w:hAnsi="Times New Roman" w:eastAsia="Times New Roman" w:cs="Times New Roman"/>
-        </w:rPr>
-        <w:t xml:space="preserve"> </w:t>
-      </w:r>
-      <m:oMath>
-        <m:r>
-          <m:t>y</m:t>
-        </m:r>
-        <m:r>
-          <m:rPr>
-            <m:sty m:val="p"/>
-          </m:rPr>
-          <m:t>=</m:t>
-        </m:r>
-        <m:sSup>
-          <m:e>
-            <m:r>
-              <m:t>x</m:t>
-            </m:r>
-          </m:e>
-          <m:sup>
-            <m:r>
-              <m:t>2</m:t>
-            </m:r>
-          </m:sup>
-        </m:sSup>
-      </m:oMath>
-      <w:r>
-        <w:rPr>
-          <w:rFonts w:ascii="Times New Roman" w:hAnsi="Times New Roman" w:eastAsia="Times New Roman" w:cs="Times New Roman"/>
-        </w:rPr>
-        <w:t xml:space="preserve"> </w:t>
-      </w:r>
-      <w:r>
-        <w:rPr>
-          <w:rFonts w:hint="eastAsia" w:ascii="Times New Roman" w:hAnsi="Times New Roman" w:eastAsia="FangSong" w:cs="Times New Roman"/>
-        </w:rPr>
-        <w:t xml:space="preserve">的导数</w:t>
-      </w:r>
-    </w:p>
-    <w:p>
-      <w:pPr>
-        <w:pStyle w:val="Compact"/>
-        <w:numPr>
-          <w:ilvl w:val="0"/>
-          <w:numId w:val="1001"/>
-        </w:numPr>
-      </w:pPr>
-      <w:r>
-        <w:rPr>
-          <w:rFonts w:hint="eastAsia" w:ascii="Times New Roman" w:hAnsi="Times New Roman" w:eastAsia="FangSong" w:cs="Times New Roman"/>
-        </w:rPr>
-        <w:t>能熟练使用三种导数记号</w:t>
-      </w:r>
-      <w:r>
-        <w:rPr>
-          <w:rFonts w:hint="eastAsia" w:ascii="Times New Roman" w:hAnsi="Times New Roman" w:eastAsia="Times New Roman" w:cs="Times New Roman"/>
-        </w:rPr>
-        <w:t>：</w:t>
-      </w:r>
-      <m:oMath>
-        <m:sSup>
-          <m:e>
-            <m:r>
-              <m:t>f</m:t>
-            </m:r>
-          </m:e>
-          <m:sup>
-            <m:r>
-              <m:rPr>
-                <m:sty m:val="p"/>
-              </m:rPr>
-              <m:t>′</m:t>
-            </m:r>
-          </m:sup>
-        </m:sSup>
-        <m:r>
-          <m:rPr>
-            <m:sty m:val="p"/>
-          </m:rPr>
-          <m:t>(</m:t>
-        </m:r>
-        <m:r>
-          <m:t>x</m:t>
-        </m:r>
-        <m:r>
-          <m:rPr>
-            <m:sty m:val="p"/>
-          </m:rPr>
-          <m:t>)</m:t>
-        </m:r>
-      </m:oMath>
-      <w:r>
-        <w:rPr>
-          <w:rFonts w:ascii="Times New Roman" w:hAnsi="Times New Roman" w:eastAsia="Times New Roman" w:cs="Times New Roman"/>
-        </w:rPr>
-        <w:t xml:space="preserve">、</w:t>
-      </w:r>
-      <m:oMath>
-        <m:f>
-          <m:fPr>
-            <m:type m:val="bar"/>
-          </m:fPr>
-          <m:num>
-            <m:r>
-              <m:t>d</m:t>
-            </m:r>
-            <m:r>
-              <m:t>y</m:t>
-            </m:r>
-          </m:num>
-          <m:den>
-            <m:r>
-              <m:t>d</m:t>
-            </m:r>
-            <m:r>
-              <m:t>x</m:t>
-            </m:r>
-          </m:den>
-        </m:f>
-      </m:oMath>
-      <w:r>
-        <w:rPr>
-          <w:rFonts w:ascii="Times New Roman" w:hAnsi="Times New Roman" w:eastAsia="Times New Roman" w:cs="Times New Roman"/>
-        </w:rPr>
-        <w:t xml:space="preserve">、</w:t>
-      </w:r>
-      <m:oMath>
-        <m:f>
-          <m:fPr>
-            <m:type m:val="bar"/>
-          </m:fPr>
-          <m:num>
-            <m:r>
-              <m:t>d</m:t>
-            </m:r>
-          </m:num>
-          <m:den>
-            <m:r>
-              <m:t>d</m:t>
-            </m:r>
-            <m:r>
-              <m:t>x</m:t>
-            </m:r>
-          </m:den>
-        </m:f>
-      </m:oMath>
-    </w:p>
-    <w:p>
-      <w:pPr>
-        <w:pStyle w:val="Compact"/>
-        <w:numPr>
-          <w:ilvl w:val="0"/>
-          <w:numId w:val="1001"/>
-        </w:numPr>
-      </w:pPr>
-      <w:r>
-        <w:rPr>
-          <w:rFonts w:hint="eastAsia" w:ascii="Times New Roman" w:hAnsi="Times New Roman" w:eastAsia="FangSong" w:cs="Times New Roman"/>
-        </w:rPr>
-        <w:t xml:space="preserve">能背诵并运用</w:t>
-      </w:r>
-      <w:r>
-        <w:rPr>
-          <w:rFonts w:ascii="Times New Roman" w:hAnsi="Times New Roman" w:eastAsia="Times New Roman" w:cs="Times New Roman"/>
-        </w:rPr>
-        <w:t xml:space="preserve"> 6 </w:t>
-      </w:r>
-      <w:r>
-        <w:rPr>
-          <w:rFonts w:hint="eastAsia" w:ascii="Times New Roman" w:hAnsi="Times New Roman" w:eastAsia="FangSong" w:cs="Times New Roman"/>
-        </w:rPr>
-        <w:t>条基本导数公式</w:t>
-      </w:r>
-      <w:r>
-        <w:rPr>
-          <w:rFonts w:hint="eastAsia" w:ascii="Times New Roman" w:hAnsi="Times New Roman" w:eastAsia="Times New Roman" w:cs="Times New Roman"/>
-        </w:rPr>
-        <w:t>（</w:t>
-      </w:r>
-      <w:r>
-        <w:rPr>
-          <w:rFonts w:hint="eastAsia" w:ascii="Times New Roman" w:hAnsi="Times New Roman" w:eastAsia="FangSong" w:cs="Times New Roman"/>
-        </w:rPr>
-        <w:t>常数</w:t>
-      </w:r>
-      <w:r>
-        <w:rPr>
-          <w:rFonts w:hint="eastAsia" w:ascii="Times New Roman" w:hAnsi="Times New Roman" w:eastAsia="Times New Roman" w:cs="Times New Roman"/>
-        </w:rPr>
-        <w:t>、</w:t>
-      </w:r>
-      <w:r>
-        <w:rPr>
-          <w:rFonts w:hint="eastAsia" w:ascii="Times New Roman" w:hAnsi="Times New Roman" w:eastAsia="FangSong" w:cs="Times New Roman"/>
-        </w:rPr>
-        <w:t>幂</w:t>
-      </w:r>
-      <w:r>
-        <w:rPr>
-          <w:rFonts w:hint="eastAsia" w:ascii="Times New Roman" w:hAnsi="Times New Roman" w:eastAsia="Times New Roman" w:cs="Times New Roman"/>
-        </w:rPr>
-        <w:t>、eˣ、ln</w:t>
-      </w:r>
-      <w:r>
-        <w:rPr>
-          <w:rFonts w:ascii="Times New Roman" w:hAnsi="Times New Roman" w:eastAsia="Times New Roman" w:cs="Times New Roman"/>
-        </w:rPr>
-        <w:t xml:space="preserve"> </w:t>
-      </w:r>
-      <w:r>
-        <w:rPr>
-          <w:rFonts w:hint="eastAsia" w:ascii="Times New Roman" w:hAnsi="Times New Roman" w:eastAsia="Times New Roman" w:cs="Times New Roman"/>
-        </w:rPr>
-        <w:t xml:space="preserve">x、sin、cos）</w:t>
-      </w:r>
-    </w:p>
-    <w:p>
-      <w:pPr>
-        <w:pStyle w:val="Compact"/>
-        <w:numPr>
-          <w:ilvl w:val="0"/>
-          <w:numId w:val="1001"/>
-        </w:numPr>
-      </w:pPr>
-      <w:r>
-        <w:rPr>
-          <w:rFonts w:hint="eastAsia" w:ascii="Times New Roman" w:hAnsi="Times New Roman" w:eastAsia="FangSong" w:cs="Times New Roman"/>
-        </w:rPr>
-        <w:t>能运用和差积商四则法则求导</w:t>
-      </w:r>
-      <w:r>
-        <w:rPr>
-          <w:rFonts w:hint="eastAsia" w:ascii="Times New Roman" w:hAnsi="Times New Roman" w:eastAsia="Times New Roman" w:cs="Times New Roman"/>
-        </w:rPr>
-        <w:t>，</w:t>
-      </w:r>
-      <w:r>
-        <w:rPr>
-          <w:rFonts w:hint="eastAsia" w:ascii="Times New Roman" w:hAnsi="Times New Roman" w:eastAsia="FangSong" w:cs="Times New Roman"/>
-        </w:rPr>
-        <w:t>包括商法则中的</w:t>
-      </w:r>
-      <w:r>
-        <w:rPr>
-          <w:rFonts w:hint="eastAsia" w:ascii="Times New Roman" w:hAnsi="Times New Roman" w:eastAsia="Times New Roman" w:cs="Times New Roman"/>
-        </w:rPr>
-        <w:t>”</w:t>
-      </w:r>
-      <w:r>
-        <w:rPr>
-          <w:rFonts w:hint="eastAsia" w:ascii="Times New Roman" w:hAnsi="Times New Roman" w:eastAsia="FangSong" w:cs="Times New Roman"/>
-        </w:rPr>
-        <w:t>上导下不导减上不导下导</w:t>
-      </w:r>
-      <w:r>
-        <w:rPr>
-          <w:rFonts w:hint="eastAsia" w:ascii="Times New Roman" w:hAnsi="Times New Roman" w:eastAsia="Times New Roman" w:cs="Times New Roman"/>
-        </w:rPr>
-        <w:t>”</w:t>
-      </w:r>
-    </w:p>
-    <w:p>
-      <w:pPr>
-        <w:pStyle w:val="Compact"/>
-        <w:numPr>
-          <w:ilvl w:val="0"/>
-          <w:numId w:val="1001"/>
-        </w:numPr>
-      </w:pPr>
-      <w:r>
-        <w:rPr>
-          <w:rFonts w:hint="eastAsia" w:ascii="Times New Roman" w:hAnsi="Times New Roman" w:eastAsia="FangSong" w:cs="Times New Roman"/>
-        </w:rPr>
-        <w:t>能识别复合函数的</w:t>
-      </w:r>
-      <w:r>
-        <w:rPr>
-          <w:rFonts w:hint="eastAsia" w:ascii="Times New Roman" w:hAnsi="Times New Roman" w:eastAsia="Times New Roman" w:cs="Times New Roman"/>
-        </w:rPr>
-        <w:t>”</w:t>
-      </w:r>
-      <w:r>
-        <w:rPr>
-          <w:rFonts w:hint="eastAsia" w:ascii="Times New Roman" w:hAnsi="Times New Roman" w:eastAsia="FangSong" w:cs="Times New Roman"/>
-        </w:rPr>
-        <w:t>外层</w:t>
-      </w:r>
-      <w:r>
-        <w:rPr>
-          <w:rFonts w:hint="eastAsia" w:ascii="Times New Roman" w:hAnsi="Times New Roman" w:eastAsia="Times New Roman" w:cs="Times New Roman"/>
-        </w:rPr>
-        <w:t>/</w:t>
-      </w:r>
-      <w:r>
-        <w:rPr>
-          <w:rFonts w:hint="eastAsia" w:ascii="Times New Roman" w:hAnsi="Times New Roman" w:eastAsia="FangSong" w:cs="Times New Roman"/>
-        </w:rPr>
-        <w:t>内层</w:t>
-      </w:r>
-      <w:r>
-        <w:rPr>
-          <w:rFonts w:hint="eastAsia" w:ascii="Times New Roman" w:hAnsi="Times New Roman" w:eastAsia="Times New Roman" w:cs="Times New Roman"/>
-        </w:rPr>
-        <w:t>”，</w:t>
-      </w:r>
-      <w:r>
-        <w:rPr>
-          <w:rFonts w:hint="eastAsia" w:ascii="Times New Roman" w:hAnsi="Times New Roman" w:eastAsia="FangSong" w:cs="Times New Roman"/>
-        </w:rPr>
-        <w:t>并用链式法则求导</w:t>
-      </w:r>
-      <w:r>
-        <w:rPr>
-          <w:rFonts w:hint="eastAsia" w:ascii="Times New Roman" w:hAnsi="Times New Roman" w:eastAsia="Times New Roman" w:cs="Times New Roman"/>
-        </w:rPr>
-        <w:t>（</w:t>
-      </w:r>
-      <w:r>
-        <w:rPr>
-          <w:rFonts w:hint="eastAsia" w:ascii="Times New Roman" w:hAnsi="Times New Roman" w:eastAsia="FangSong" w:cs="Times New Roman"/>
-        </w:rPr>
-        <w:t>一重复合</w:t>
-      </w:r>
-      <w:r>
-        <w:rPr>
-          <w:rFonts w:hint="eastAsia" w:ascii="Times New Roman" w:hAnsi="Times New Roman" w:eastAsia="Times New Roman" w:cs="Times New Roman"/>
-        </w:rPr>
-        <w:t>）</w:t>
-      </w:r>
-    </w:p>
-    <w:p>
-      <w:pPr>
-        <w:pStyle w:val="Compact"/>
-        <w:numPr>
-          <w:ilvl w:val="0"/>
-          <w:numId w:val="1001"/>
-        </w:numPr>
-      </w:pPr>
-      <w:r>
-        <w:rPr>
-          <w:rFonts w:hint="eastAsia" w:ascii="Times New Roman" w:hAnsi="Times New Roman" w:eastAsia="FangSong" w:cs="Times New Roman"/>
-        </w:rPr>
-        <w:t>能求二阶导数</w:t>
-      </w:r>
-      <w:r>
-        <w:rPr>
-          <w:rFonts w:hint="eastAsia" w:ascii="Times New Roman" w:hAnsi="Times New Roman" w:eastAsia="Times New Roman" w:cs="Times New Roman"/>
-        </w:rPr>
-        <w:t>，</w:t>
-      </w:r>
-      <w:r>
-        <w:rPr>
-          <w:rFonts w:hint="eastAsia" w:ascii="Times New Roman" w:hAnsi="Times New Roman" w:eastAsia="FangSong" w:cs="Times New Roman"/>
-        </w:rPr>
-        <w:t>用</w:t>
-      </w:r>
-      <w:r>
-        <w:rPr>
-          <w:rFonts w:ascii="Times New Roman" w:hAnsi="Times New Roman" w:eastAsia="Times New Roman" w:cs="Times New Roman"/>
-        </w:rPr>
-        <w:t xml:space="preserve"> </w:t>
-      </w:r>
-      <m:oMath>
-        <m:sSup>
-          <m:e>
-            <m:r>
-              <m:t>f</m:t>
-            </m:r>
-          </m:e>
-          <m:sup>
-            <m:r>
-              <m:rPr>
-                <m:sty m:val="p"/>
-              </m:rPr>
-              <m:t>′</m:t>
-            </m:r>
-          </m:sup>
-        </m:sSup>
-        <m:r>
-          <m:rPr>
-            <m:sty m:val="p"/>
-          </m:rPr>
-          <m:t>=</m:t>
-        </m:r>
-        <m:r>
-          <m:t>0</m:t>
-        </m:r>
-      </m:oMath>
-      <w:r>
-        <w:rPr>
-          <w:rFonts w:ascii="Times New Roman" w:hAnsi="Times New Roman" w:eastAsia="Times New Roman" w:cs="Times New Roman"/>
-        </w:rPr>
-        <w:t xml:space="preserve"> </w:t>
-      </w:r>
-      <w:r>
-        <w:rPr>
-          <w:rFonts w:hint="eastAsia" w:ascii="Times New Roman" w:hAnsi="Times New Roman" w:eastAsia="FangSong" w:cs="Times New Roman"/>
-        </w:rPr>
-        <w:t xml:space="preserve">与</w:t>
-      </w:r>
-      <w:r>
-        <w:rPr>
-          <w:rFonts w:ascii="Times New Roman" w:hAnsi="Times New Roman" w:eastAsia="Times New Roman" w:cs="Times New Roman"/>
-        </w:rPr>
-        <w:t xml:space="preserve"> </w:t>
-      </w:r>
-      <m:oMath>
-        <m:sSup>
-          <m:e>
-            <m:r>
-              <m:t>f</m:t>
-            </m:r>
-          </m:e>
-          <m:sup>
-            <m:r>
-              <m:rPr>
-                <m:sty m:val="p"/>
-              </m:rPr>
-              <m:t>″</m:t>
-            </m:r>
-          </m:sup>
-        </m:sSup>
-      </m:oMath>
-      <w:r>
-        <w:rPr>
-          <w:rFonts w:ascii="Times New Roman" w:hAnsi="Times New Roman" w:eastAsia="Times New Roman" w:cs="Times New Roman"/>
-        </w:rPr>
-        <w:t xml:space="preserve"> </w:t>
-      </w:r>
-      <w:r>
-        <w:rPr>
-          <w:rFonts w:hint="eastAsia" w:ascii="Times New Roman" w:hAnsi="Times New Roman" w:eastAsia="FangSong" w:cs="Times New Roman"/>
-        </w:rPr>
-        <w:t>的符号判断极大</w:t>
-      </w:r>
-      <w:r>
-        <w:rPr>
-          <w:rFonts w:hint="eastAsia" w:ascii="Times New Roman" w:hAnsi="Times New Roman" w:eastAsia="Times New Roman" w:cs="Times New Roman"/>
-        </w:rPr>
-        <w:t>/</w:t>
-      </w:r>
-      <w:r>
-        <w:rPr>
-          <w:rFonts w:hint="eastAsia" w:ascii="Times New Roman" w:hAnsi="Times New Roman" w:eastAsia="FangSong" w:cs="Times New Roman"/>
-        </w:rPr>
-        <w:t>极小</w:t>
-      </w:r>
-    </w:p>
-    <w:p>
-      <w:pPr>
-        <w:pStyle w:val="Compact"/>
-        <w:numPr>
-          <w:ilvl w:val="0"/>
-          <w:numId w:val="1001"/>
-        </w:numPr>
-      </w:pPr>
-      <w:r>
-        <w:rPr>
-          <w:rFonts w:hint="eastAsia" w:ascii="Times New Roman" w:hAnsi="Times New Roman" w:eastAsia="FangSong" w:cs="Times New Roman"/>
-        </w:rPr>
-        <w:t xml:space="preserve">能写出微分</w:t>
-      </w:r>
-      <w:r>
-        <w:rPr>
-          <w:rFonts w:ascii="Times New Roman" w:hAnsi="Times New Roman" w:eastAsia="Times New Roman" w:cs="Times New Roman"/>
-        </w:rPr>
-        <w:t xml:space="preserve"> </w:t>
-      </w:r>
-      <m:oMath>
-        <m:oMathPr>
-          <m:ctrlPr>
-            <w:rPr>
-              <w:sz w:val="28"/>
-              <w:szCs w:val="28"/>
-            </w:rPr>
-          </m:ctrlPr>
-        </m:oMathPr>
-        <m:r>
-          <m:t>d</m:t>
-        </m:r>
-        <m:r>
-          <m:t>y</m:t>
-        </m:r>
-        <m:r>
-          <m:rPr>
-            <m:sty m:val="p"/>
-          </m:rPr>
-          <m:t>=</m:t>
-        </m:r>
-        <m:sSup>
-          <m:e>
-            <m:r>
-              <m:t>f</m:t>
-            </m:r>
-          </m:e>
-          <m:sup>
-            <m:r>
-              <m:rPr>
-                <m:sty m:val="p"/>
-              </m:rPr>
-              <m:t>′</m:t>
-            </m:r>
-          </m:sup>
-        </m:sSup>
-        <m:r>
-          <m:rPr>
-            <m:sty m:val="p"/>
-          </m:rPr>
-          <m:t>(</m:t>
-        </m:r>
-        <m:r>
-          <m:t>x</m:t>
-        </m:r>
-        <m:r>
-          <m:rPr>
-            <m:sty m:val="p"/>
-          </m:rPr>
-          <m:t>)</m:t>
-        </m:r>
-        <m:r>
-          <m:t>d</m:t>
-        </m:r>
-        <m:r>
-          <m:t>x</m:t>
-        </m:r>
-      </m:oMath>
-      <w:r>
-        <w:rPr>
-          <w:rFonts w:hint="eastAsia" w:ascii="Times New Roman" w:hAnsi="Times New Roman" w:eastAsia="Times New Roman" w:cs="Times New Roman"/>
-        </w:rPr>
-        <w:t>，</w:t>
-      </w:r>
-      <w:r>
-        <w:rPr>
-          <w:rFonts w:hint="eastAsia" w:ascii="Times New Roman" w:hAnsi="Times New Roman" w:eastAsia="FangSong" w:cs="Times New Roman"/>
-        </w:rPr>
-        <w:t>并用</w:t>
-      </w:r>
-      <w:r>
-        <w:rPr>
-          <w:rFonts w:ascii="Times New Roman" w:hAnsi="Times New Roman" w:eastAsia="Times New Roman" w:cs="Times New Roman"/>
-        </w:rPr>
-        <w:t xml:space="preserve"> </w:t>
-      </w:r>
-      <m:oMath>
-        <m:r>
-          <m:rPr>
-            <m:sty m:val="p"/>
-          </m:rPr>
-          <m:t>Δ</m:t>
-        </m:r>
-        <m:r>
-          <m:t>y</m:t>
-        </m:r>
-        <m:r>
-          <m:rPr>
-            <m:sty m:val="p"/>
-          </m:rPr>
-          <m:t>≈</m:t>
-        </m:r>
-        <m:r>
-          <m:t>d</m:t>
-        </m:r>
-        <m:r>
-          <m:t>y</m:t>
-        </m:r>
-      </m:oMath>
-      <w:r>
-        <w:rPr>
-          <w:rFonts w:ascii="Times New Roman" w:hAnsi="Times New Roman" w:eastAsia="Times New Roman" w:cs="Times New Roman"/>
-        </w:rPr>
-        <w:t xml:space="preserve"> </w:t>
-      </w:r>
-      <w:r>
-        <w:rPr>
-          <w:rFonts w:hint="eastAsia" w:ascii="Times New Roman" w:hAnsi="Times New Roman" w:eastAsia="FangSong" w:cs="Times New Roman"/>
-        </w:rPr>
-        <w:t xml:space="preserve">做线性近似</w:t>
-      </w:r>
-    </w:p>
-    <w:p>
-      <w:pPr>
-        <w:pStyle w:val="Compact"/>
-        <w:numPr>
-          <w:ilvl w:val="0"/>
-          <w:numId w:val="1001"/>
-        </w:numPr>
-      </w:pPr>
-      <w:r>
-        <w:rPr>
-          <w:rFonts w:hint="eastAsia" w:ascii="Times New Roman" w:hAnsi="Times New Roman" w:eastAsia="FangSong" w:cs="Times New Roman"/>
-        </w:rPr>
-        <w:t xml:space="preserve">能读懂</w:t>
-      </w:r>
-      <w:r>
-        <w:rPr>
-          <w:rFonts w:ascii="Times New Roman" w:hAnsi="Times New Roman" w:eastAsia="Times New Roman" w:cs="Times New Roman"/>
-        </w:rPr>
-        <w:t xml:space="preserve"> </w:t>
-      </w:r>
-      <m:oMath>
-        <m:oMathPr>
-          <m:ctrlPr>
-            <w:rPr>
-              <w:sz w:val="28"/>
-              <w:szCs w:val="28"/>
-            </w:rPr>
-          </m:ctrlPr>
-        </m:oMathPr>
-        <m:r>
-          <m:t>v</m:t>
-        </m:r>
-        <m:r>
-          <m:rPr>
-            <m:sty m:val="p"/>
-          </m:rPr>
-          <m:t>=</m:t>
-        </m:r>
-        <m:r>
-          <m:rPr>
-            <m:sty m:val="p"/>
-          </m:rPr>
-          <m:t>−</m:t>
-        </m:r>
-        <m:r>
-          <m:t>d</m:t>
-        </m:r>
-        <m:r>
-          <m:rPr>
-            <m:sty m:val="p"/>
-          </m:rPr>
-          <m:t>[</m:t>
-        </m:r>
-        <m:r>
-          <m:rPr>
-            <m:sty m:val="p"/>
-          </m:rPr>
-          <m:t>A</m:t>
-        </m:r>
-        <m:r>
-          <m:rPr>
-            <m:sty m:val="p"/>
-          </m:rPr>
-          <m:t>]</m:t>
-        </m:r>
-        <m:r>
-          <m:rPr>
-            <m:sty m:val="p"/>
-          </m:rPr>
-          <m:t>/</m:t>
-        </m:r>
-        <m:r>
-          <m:t>d</m:t>
-        </m:r>
-        <m:r>
-          <m:t>t</m:t>
-        </m:r>
-      </m:oMath>
-      <w:r>
-        <w:rPr>
-          <w:rFonts w:hint="eastAsia" w:ascii="Times New Roman" w:hAnsi="Times New Roman" w:eastAsia="Times New Roman" w:cs="Times New Roman"/>
-        </w:rPr>
-        <w:t>，</w:t>
-      </w:r>
-      <w:r>
-        <w:rPr>
-          <w:rFonts w:hint="eastAsia" w:ascii="Times New Roman" w:hAnsi="Times New Roman" w:eastAsia="FangSong" w:cs="Times New Roman"/>
-        </w:rPr>
-        <w:t>并解释</w:t>
-      </w:r>
-      <w:r>
-        <w:rPr>
-          <w:rFonts w:hint="eastAsia" w:ascii="Times New Roman" w:hAnsi="Times New Roman" w:eastAsia="Times New Roman" w:cs="Times New Roman"/>
-        </w:rPr>
-        <w:t>”</w:t>
-      </w:r>
-      <w:r>
-        <w:rPr>
-          <w:rFonts w:hint="eastAsia" w:ascii="Times New Roman" w:hAnsi="Times New Roman" w:eastAsia="FangSong" w:cs="Times New Roman"/>
-        </w:rPr>
-        <w:t>令导数为零</w:t>
-      </w:r>
-      <w:r>
-        <w:rPr>
-          <w:rFonts w:hint="eastAsia" w:ascii="Times New Roman" w:hAnsi="Times New Roman" w:eastAsia="Times New Roman" w:cs="Times New Roman"/>
-        </w:rPr>
-        <w:t>”</w:t>
-      </w:r>
-      <w:r>
-        <w:rPr>
-          <w:rFonts w:hint="eastAsia" w:ascii="Times New Roman" w:hAnsi="Times New Roman" w:eastAsia="FangSong" w:cs="Times New Roman"/>
-        </w:rPr>
-        <w:t>在稳态近似与平衡条件中的含义</w:t>
-      </w:r>
-    </w:p>
-    <w:p>
-      <w:pPr>
-        <w:pStyle w:val="Compact"/>
-        <w:numPr>
-          <w:ilvl w:val="0"/>
-          <w:numId w:val="1001"/>
-        </w:numPr>
-      </w:pPr>
-      <w:r>
-        <w:rPr>
-          <w:rFonts w:hint="eastAsia" w:ascii="Times New Roman" w:hAnsi="Times New Roman" w:eastAsia="FangSong" w:cs="Times New Roman"/>
-        </w:rPr>
-        <w:t>能自己把</w:t>
-      </w:r>
-      <w:r>
-        <w:rPr>
-          <w:rFonts w:hint="eastAsia" w:ascii="Times New Roman" w:hAnsi="Times New Roman" w:eastAsia="Times New Roman" w:cs="Times New Roman"/>
-        </w:rPr>
-        <w:t>”</w:t>
-      </w:r>
-      <w:r>
-        <w:rPr>
-          <w:rFonts w:hint="eastAsia" w:ascii="Times New Roman" w:hAnsi="Times New Roman" w:eastAsia="FangSong" w:cs="Times New Roman"/>
-        </w:rPr>
-        <w:t>浓度减少的快慢</w:t>
-      </w:r>
-      <w:r>
-        <w:rPr>
-          <w:rFonts w:hint="eastAsia" w:ascii="Times New Roman" w:hAnsi="Times New Roman" w:eastAsia="Times New Roman" w:cs="Times New Roman"/>
-        </w:rPr>
-        <w:t>”</w:t>
-      </w:r>
-      <w:r>
-        <w:rPr>
-          <w:rFonts w:hint="eastAsia" w:ascii="Times New Roman" w:hAnsi="Times New Roman" w:eastAsia="FangSong" w:cs="Times New Roman"/>
-        </w:rPr>
-        <w:t>翻译成微分式</w:t>
-      </w:r>
-    </w:p>
-    <w:p>
-      <w:pPr>
-        <w:spacing w:before="160" w:after="80"/>
-      </w:pPr>
-      <w:r>
-        <w:pict>
-          <v:rect style="width:0;height:1.5pt" o:hralign="center" o:hrstd="t" o:hr="t"/>
-        </w:pict>
-      </w:r>
-    </w:p>
-    <w:bookmarkEnd w:id="9"/>
-    <w:bookmarkStart w:id="14" w:name="一从平均变化率到瞬时变化率"/>
-    <w:p>
-      <w:pPr>
-        <w:pStyle w:val="Heading2"/>
-        <w:spacing w:before="280" w:after="120"/>
-      </w:pPr>
-      <w:r>
-        <w:rPr>
-          <w:rFonts w:hint="eastAsia" w:ascii="Times New Roman" w:hAnsi="Times New Roman" w:eastAsia="SimHei" w:cs="Times New Roman"/>
-        </w:rPr>
-        <w:t>一</w:t>
-      </w:r>
-      <w:r>
-        <w:rPr>
-          <w:rFonts w:hint="eastAsia" w:ascii="Times New Roman" w:hAnsi="Times New Roman" w:eastAsia="Times New Roman" w:cs="Times New Roman"/>
-        </w:rPr>
-        <w:t>、</w:t>
-      </w:r>
-      <w:r>
-        <w:rPr>
-          <w:rFonts w:hint="eastAsia" w:ascii="Times New Roman" w:hAnsi="Times New Roman" w:eastAsia="SimHei" w:cs="Times New Roman"/>
-        </w:rPr>
-        <w:t>从平均变化率到瞬时变化率</w:t>
-      </w:r>
-    </w:p>
-    <w:bookmarkStart w:id="10" w:name="复习平均变化率就是斜率"/>
+    <w:bookmarkStart w:id="9" w:name="复习平均变化率就是斜率"/>
     <w:p>
       <w:pPr>
         <w:pStyle w:val="Heading3"/>
@@ -1350,6 +420,7 @@
     <w:p>
       <w:pPr>
         <w:pStyle w:val="FirstParagraph"/>
+        <w:ind w:firstLine="420"/>
       </w:pPr>
       <w:r>
         <w:rPr>
@@ -1508,6 +579,7 @@
     <w:p>
       <w:pPr>
         <w:pStyle w:val="BodyText"/>
+        <w:ind w:firstLine="420"/>
       </w:pPr>
       <w:r>
         <w:rPr>
@@ -1590,8 +662,8 @@
         <w:t xml:space="preserve">。</w:t>
       </w:r>
     </w:p>
-    <w:bookmarkEnd w:id="10"/>
-    <w:bookmarkStart w:id="11" w:name="平均变化率的局限"/>
+    <w:bookmarkEnd w:id="9"/>
+    <w:bookmarkStart w:id="10" w:name="平均变化率的局限"/>
     <w:p>
       <w:pPr>
         <w:pStyle w:val="Heading3"/>
@@ -1614,6 +686,7 @@
       <w:pPr>
         <w:pStyle w:val="FirstParagraph"/>
         <w:spacing w:after="80"/>
+        <w:ind w:firstLine="420"/>
       </w:pPr>
       <w:r>
         <w:rPr>
@@ -1704,6 +777,15 @@
         <w:tblStyle w:val="Table"/>
         <w:tblW w:type="auto" w:w="0"/>
         <w:tblLook w:firstRow="1" w:lastRow="0" w:firstColumn="0" w:lastColumn="0" w:noHBand="0" w:noVBand="0" w:val="0020"/>
+        <w:jc w:val="center"/>
+        <w:tblBorders>
+          <w:top w:val="single" w:sz="12" w:space="0" w:color="333333"/>
+          <w:bottom w:val="single" w:sz="12" w:space="0" w:color="333333"/>
+          <w:left w:val="none"/>
+          <w:right w:val="none"/>
+          <w:insideH w:val="none"/>
+          <w:insideV w:val="none"/>
+        </w:tblBorders>
       </w:tblPr>
       <w:tblGrid>
         <w:gridCol w:w="1980"/>
@@ -1716,7 +798,11 @@
           <w:tblHeader w:val="on"/>
         </w:trPr>
         <w:tc>
-          <w:tcPr/>
+          <w:tcPr>
+            <w:tcBorders>
+              <w:bottom w:val="single" w:sz="6" w:space="0" w:color="333333"/>
+            </w:tcBorders>
+          </w:tcPr>
           <w:p>
             <w:pPr>
               <w:pStyle w:val="Compact"/>
@@ -1732,7 +818,11 @@
           </w:p>
         </w:tc>
         <w:tc>
-          <w:tcPr/>
+          <w:tcPr>
+            <w:tcBorders>
+              <w:bottom w:val="single" w:sz="6" w:space="0" w:color="333333"/>
+            </w:tcBorders>
+          </w:tcPr>
           <w:p>
             <w:pPr>
               <w:pStyle w:val="Compact"/>
@@ -1748,7 +838,11 @@
           </w:p>
         </w:tc>
         <w:tc>
-          <w:tcPr/>
+          <w:tcPr>
+            <w:tcBorders>
+              <w:bottom w:val="single" w:sz="6" w:space="0" w:color="333333"/>
+            </w:tcBorders>
+          </w:tcPr>
           <w:p>
             <w:pPr>
               <w:pStyle w:val="Compact"/>
@@ -1764,7 +858,11 @@
           </w:p>
         </w:tc>
         <w:tc>
-          <w:tcPr/>
+          <w:tcPr>
+            <w:tcBorders>
+              <w:bottom w:val="single" w:sz="6" w:space="0" w:color="333333"/>
+            </w:tcBorders>
+          </w:tcPr>
           <w:p>
             <w:pPr>
               <w:pStyle w:val="Compact"/>
@@ -2115,6 +1213,7 @@
       <w:pPr>
         <w:pStyle w:val="BodyText"/>
         <w:spacing w:before="120"/>
+        <w:ind w:firstLine="420"/>
       </w:pPr>
       <w:r>
         <w:rPr>
@@ -2229,6 +1328,7 @@
     <w:p>
       <w:pPr>
         <w:pStyle w:val="BodyText"/>
+        <w:ind w:firstLine="420"/>
       </w:pPr>
       <w:r>
         <w:rPr>
@@ -2269,8 +1369,8 @@
         <w:t>。</w:t>
       </w:r>
     </w:p>
-    <w:bookmarkEnd w:id="11"/>
-    <w:bookmarkStart w:id="12" w:name="极限的直观说法"/>
+    <w:bookmarkEnd w:id="10"/>
+    <w:bookmarkStart w:id="11" w:name="极限的直观说法"/>
     <w:p>
       <w:pPr>
         <w:pStyle w:val="Heading3"/>
@@ -2292,6 +1392,7 @@
     <w:p>
       <w:pPr>
         <w:pStyle w:val="FirstParagraph"/>
+        <w:ind w:firstLine="420"/>
       </w:pPr>
       <m:oMath>
         <m:r>
@@ -2454,7 +1555,8 @@
     </w:p>
     <w:p>
       <w:pPr>
-        <w:pStyle w:val="MethodologyBlock"/>
+        <w:pStyle w:val="BodyText"/>
+        <w:ind w:firstLine="420"/>
       </w:pPr>
       <w:r>
         <w:rPr>
@@ -2462,12 +1564,12 @@
         </w:rPr>
         <w:t xml:space="preserve">理解要点</w:t>
       </w:r>
-      <w:r>
-        <w:rPr>
-          <w:rFonts w:ascii="Times New Roman" w:hAnsi="Times New Roman" w:eastAsia="Times New Roman" w:cs="Times New Roman"/>
-        </w:rPr>
-        <w:t xml:space="preserve"> </w:t>
-      </w:r>
+    </w:p>
+    <w:p>
+      <w:pPr>
+        <w:pStyle w:val="BodyText"/>
+        <w:ind w:firstLine="420"/>
+      </w:pPr>
       <w:r>
         <w:rPr>
           <w:rFonts w:hint="eastAsia" w:ascii="Times New Roman" w:hAnsi="Times New Roman" w:eastAsia="FangSong" w:cs="Times New Roman"/>
@@ -2681,8 +1783,8 @@
         <w:t>。</w:t>
       </w:r>
     </w:p>
-    <w:bookmarkEnd w:id="12"/>
-    <w:bookmarkStart w:id="13" w:name="化学需要瞬时值的原因"/>
+    <w:bookmarkEnd w:id="11"/>
+    <w:bookmarkStart w:id="12" w:name="化学需要瞬时值的原因"/>
     <w:p>
       <w:pPr>
         <w:pStyle w:val="Heading3"/>
@@ -2704,6 +1806,7 @@
     <w:p>
       <w:pPr>
         <w:pStyle w:val="FirstParagraph"/>
+        <w:ind w:firstLine="420"/>
       </w:pPr>
       <w:r>
         <w:rPr>
@@ -2873,6 +1976,7 @@
     <w:p>
       <w:pPr>
         <w:pStyle w:val="BodyText"/>
+        <w:ind w:firstLine="420"/>
       </w:pPr>
       <w:r>
         <w:rPr>
@@ -3027,9 +2131,9 @@
         </w:pict>
       </w:r>
     </w:p>
+    <w:bookmarkEnd w:id="12"/>
     <w:bookmarkEnd w:id="13"/>
-    <w:bookmarkEnd w:id="14"/>
-    <w:bookmarkStart w:id="18" w:name="二导数的定义"/>
+    <w:bookmarkStart w:id="17" w:name="导数的定义"/>
     <w:p>
       <w:pPr>
         <w:pStyle w:val="Heading2"/>
@@ -3037,24 +2141,18 @@
       </w:pPr>
       <w:r>
         <w:rPr>
+          <w:rFonts w:ascii="Times New Roman" w:hAnsi="Times New Roman" w:eastAsia="Times New Roman" w:cs="Times New Roman"/>
+        </w:rPr>
+        <w:t xml:space="preserve">§2 </w:t>
+      </w:r>
+      <w:r>
+        <w:rPr>
           <w:rFonts w:hint="eastAsia" w:ascii="Times New Roman" w:hAnsi="Times New Roman" w:eastAsia="SimHei" w:cs="Times New Roman"/>
         </w:rPr>
-        <w:t>二</w:t>
-      </w:r>
-      <w:r>
-        <w:rPr>
-          <w:rFonts w:hint="eastAsia" w:ascii="Times New Roman" w:hAnsi="Times New Roman" w:eastAsia="Times New Roman" w:cs="Times New Roman"/>
-        </w:rPr>
-        <w:t>、</w:t>
-      </w:r>
-      <w:r>
-        <w:rPr>
-          <w:rFonts w:hint="eastAsia" w:ascii="Times New Roman" w:hAnsi="Times New Roman" w:eastAsia="SimHei" w:cs="Times New Roman"/>
-        </w:rPr>
-        <w:t>导数的定义</w:t>
+        <w:t xml:space="preserve">导数的定义</w:t>
       </w:r>
     </w:p>
-    <w:bookmarkStart w:id="15" w:name="定义式"/>
+    <w:bookmarkStart w:id="14" w:name="定义式"/>
     <w:p>
       <w:pPr>
         <w:pStyle w:val="Heading3"/>
@@ -3076,6 +2174,7 @@
     <w:p>
       <w:pPr>
         <w:pStyle w:val="FirstParagraph"/>
+        <w:ind w:firstLine="420"/>
       </w:pPr>
       <w:r>
         <w:rPr>
@@ -3449,6 +2548,7 @@
     <w:p>
       <w:pPr>
         <w:pStyle w:val="BodyText"/>
+        <w:ind w:firstLine="420"/>
       </w:pPr>
       <w:r>
         <w:rPr>
@@ -3507,8 +2607,8 @@
         <w:t xml:space="preserve">。</w:t>
       </w:r>
     </w:p>
-    <w:bookmarkEnd w:id="15"/>
-    <w:bookmarkStart w:id="16" w:name="三种记号都必须认识"/>
+    <w:bookmarkEnd w:id="14"/>
+    <w:bookmarkStart w:id="15" w:name="三种记号都必须认识"/>
     <w:p>
       <w:pPr>
         <w:pStyle w:val="Heading3"/>
@@ -3551,6 +2651,15 @@
         <w:tblW w:type="pct" w:w="5000"/>
         <w:tblLayout w:type="fixed"/>
         <w:tblLook w:firstRow="1" w:lastRow="0" w:firstColumn="0" w:lastColumn="0" w:noHBand="0" w:noVBand="0" w:val="0020"/>
+        <w:jc w:val="center"/>
+        <w:tblBorders>
+          <w:top w:val="single" w:sz="12" w:space="0" w:color="333333"/>
+          <w:bottom w:val="single" w:sz="12" w:space="0" w:color="333333"/>
+          <w:left w:val="none"/>
+          <w:right w:val="none"/>
+          <w:insideH w:val="none"/>
+          <w:insideV w:val="none"/>
+        </w:tblBorders>
       </w:tblPr>
       <w:tblGrid>
         <w:gridCol w:w="1980"/>
@@ -3563,7 +2672,11 @@
           <w:tblHeader w:val="on"/>
         </w:trPr>
         <w:tc>
-          <w:tcPr/>
+          <w:tcPr>
+            <w:tcBorders>
+              <w:bottom w:val="single" w:sz="6" w:space="0" w:color="333333"/>
+            </w:tcBorders>
+          </w:tcPr>
           <w:p>
             <w:pPr>
               <w:pStyle w:val="Compact"/>
@@ -3579,7 +2692,11 @@
           </w:p>
         </w:tc>
         <w:tc>
-          <w:tcPr/>
+          <w:tcPr>
+            <w:tcBorders>
+              <w:bottom w:val="single" w:sz="6" w:space="0" w:color="333333"/>
+            </w:tcBorders>
+          </w:tcPr>
           <w:p>
             <w:pPr>
               <w:pStyle w:val="Compact"/>
@@ -3595,7 +2712,11 @@
           </w:p>
         </w:tc>
         <w:tc>
-          <w:tcPr/>
+          <w:tcPr>
+            <w:tcBorders>
+              <w:bottom w:val="single" w:sz="6" w:space="0" w:color="333333"/>
+            </w:tcBorders>
+          </w:tcPr>
           <w:p>
             <w:pPr>
               <w:pStyle w:val="Compact"/>
@@ -3611,7 +2732,11 @@
           </w:p>
         </w:tc>
         <w:tc>
-          <w:tcPr/>
+          <w:tcPr>
+            <w:tcBorders>
+              <w:bottom w:val="single" w:sz="6" w:space="0" w:color="333333"/>
+            </w:tcBorders>
+          </w:tcPr>
           <w:p>
             <w:pPr>
               <w:pStyle w:val="Compact"/>
@@ -4088,8 +3213,9 @@
     </w:tbl>
     <w:p>
       <w:pPr>
-        <w:pStyle w:val="MistakeBlock"/>
+        <w:pStyle w:val="BodyText"/>
         <w:spacing w:before="120"/>
+        <w:ind w:firstLine="420"/>
       </w:pPr>
       <w:r>
         <w:rPr>
@@ -4097,12 +3223,12 @@
         </w:rPr>
         <w:t xml:space="preserve">易错提醒</w:t>
       </w:r>
-      <w:r>
-        <w:rPr>
-          <w:rFonts w:ascii="Times New Roman" w:hAnsi="Times New Roman" w:eastAsia="Times New Roman" w:cs="Times New Roman"/>
-        </w:rPr>
-        <w:t xml:space="preserve"> </w:t>
-      </w:r>
+    </w:p>
+    <w:p>
+      <w:pPr>
+        <w:pStyle w:val="BodyText"/>
+        <w:ind w:firstLine="420"/>
+      </w:pPr>
       <m:oMath>
         <m:f>
           <m:fPr>
@@ -4407,8 +3533,8 @@
         <w:t>。</w:t>
       </w:r>
     </w:p>
-    <w:bookmarkEnd w:id="16"/>
-    <w:bookmarkStart w:id="17" w:name="用定义求一次导数完整演示"/>
+    <w:bookmarkEnd w:id="15"/>
+    <w:bookmarkStart w:id="16" w:name="用定义求一次导数完整演示"/>
     <w:p>
       <w:pPr>
         <w:pStyle w:val="Heading3"/>
@@ -4448,6 +3574,7 @@
     <w:p>
       <w:pPr>
         <w:pStyle w:val="FirstParagraph"/>
+        <w:ind w:firstLine="420"/>
       </w:pPr>
       <w:r>
         <w:rPr>
@@ -4543,6 +3670,7 @@
     <w:p>
       <w:pPr>
         <w:pStyle w:val="BodyText"/>
+        <w:ind w:firstLine="420"/>
       </w:pPr>
       <w:r>
         <w:rPr>
@@ -4865,6 +3993,7 @@
     <w:p>
       <w:pPr>
         <w:pStyle w:val="BodyText"/>
+        <w:ind w:firstLine="420"/>
       </w:pPr>
       <w:r>
         <w:rPr>
@@ -5046,6 +4175,7 @@
     <w:p>
       <w:pPr>
         <w:pStyle w:val="BodyText"/>
+        <w:ind w:firstLine="420"/>
       </w:pPr>
       <w:r>
         <w:rPr>
@@ -5209,6 +4339,7 @@
     <w:p>
       <w:pPr>
         <w:pStyle w:val="BodyText"/>
+        <w:ind w:firstLine="420"/>
       </w:pPr>
       <w:r>
         <w:rPr>
@@ -5397,6 +4528,7 @@
     <w:p>
       <w:pPr>
         <w:pStyle w:val="BodyText"/>
+        <w:ind w:firstLine="420"/>
       </w:pPr>
       <w:r>
         <w:rPr>
@@ -5576,9 +4708,9 @@
         </w:pict>
       </w:r>
     </w:p>
+    <w:bookmarkEnd w:id="16"/>
     <w:bookmarkEnd w:id="17"/>
-    <w:bookmarkEnd w:id="18"/>
-    <w:bookmarkStart w:id="22" w:name="三导数的意义"/>
+    <w:bookmarkStart w:id="21" w:name="导数的意义"/>
     <w:p>
       <w:pPr>
         <w:pStyle w:val="Heading2"/>
@@ -5586,24 +4718,18 @@
       </w:pPr>
       <w:r>
         <w:rPr>
+          <w:rFonts w:ascii="Times New Roman" w:hAnsi="Times New Roman" w:eastAsia="Times New Roman" w:cs="Times New Roman"/>
+        </w:rPr>
+        <w:t xml:space="preserve">§3 </w:t>
+      </w:r>
+      <w:r>
+        <w:rPr>
           <w:rFonts w:hint="eastAsia" w:ascii="Times New Roman" w:hAnsi="Times New Roman" w:eastAsia="SimHei" w:cs="Times New Roman"/>
         </w:rPr>
-        <w:t>三</w:t>
-      </w:r>
-      <w:r>
-        <w:rPr>
-          <w:rFonts w:hint="eastAsia" w:ascii="Times New Roman" w:hAnsi="Times New Roman" w:eastAsia="Times New Roman" w:cs="Times New Roman"/>
-        </w:rPr>
-        <w:t>、</w:t>
-      </w:r>
-      <w:r>
-        <w:rPr>
-          <w:rFonts w:hint="eastAsia" w:ascii="Times New Roman" w:hAnsi="Times New Roman" w:eastAsia="SimHei" w:cs="Times New Roman"/>
-        </w:rPr>
-        <w:t>导数的意义</w:t>
+        <w:t xml:space="preserve">导数的意义</w:t>
       </w:r>
     </w:p>
-    <w:bookmarkStart w:id="19" w:name="几何意义切线斜率"/>
+    <w:bookmarkStart w:id="18" w:name="几何意义切线斜率"/>
     <w:p>
       <w:pPr>
         <w:pStyle w:val="Heading3"/>
@@ -5637,6 +4763,7 @@
     <w:p>
       <w:pPr>
         <w:pStyle w:val="FirstParagraph"/>
+        <w:ind w:firstLine="420"/>
       </w:pPr>
       <m:oMath>
         <m:oMathPr>
@@ -5755,6 +4882,7 @@
     <w:p>
       <w:pPr>
         <w:pStyle w:val="BodyText"/>
+        <w:ind w:firstLine="420"/>
       </w:pPr>
       <m:oMath>
         <m:oMathPr>
@@ -6015,8 +5143,8 @@
         <w:t>）。</w:t>
       </w:r>
     </w:p>
-    <w:bookmarkEnd w:id="19"/>
-    <w:bookmarkStart w:id="20" w:name="物理意义瞬时变化率"/>
+    <w:bookmarkEnd w:id="18"/>
+    <w:bookmarkStart w:id="19" w:name="物理意义瞬时变化率"/>
     <w:p>
       <w:pPr>
         <w:pStyle w:val="Heading3"/>
@@ -6052,6 +5180,15 @@
         <w:tblStyle w:val="Table"/>
         <w:tblW w:type="auto" w:w="0"/>
         <w:tblLook w:firstRow="1" w:lastRow="0" w:firstColumn="0" w:lastColumn="0" w:noHBand="0" w:noVBand="0" w:val="0020"/>
+        <w:jc w:val="center"/>
+        <w:tblBorders>
+          <w:top w:val="single" w:sz="12" w:space="0" w:color="333333"/>
+          <w:bottom w:val="single" w:sz="12" w:space="0" w:color="333333"/>
+          <w:left w:val="none"/>
+          <w:right w:val="none"/>
+          <w:insideH w:val="none"/>
+          <w:insideV w:val="none"/>
+        </w:tblBorders>
       </w:tblPr>
       <w:tblGrid>
         <w:gridCol w:w="3960"/>
@@ -6062,7 +5199,11 @@
           <w:tblHeader w:val="on"/>
         </w:trPr>
         <w:tc>
-          <w:tcPr/>
+          <w:tcPr>
+            <w:tcBorders>
+              <w:bottom w:val="single" w:sz="6" w:space="0" w:color="333333"/>
+            </w:tcBorders>
+          </w:tcPr>
           <w:p>
             <w:pPr>
               <w:pStyle w:val="Compact"/>
@@ -6078,7 +5219,11 @@
           </w:p>
         </w:tc>
         <w:tc>
-          <w:tcPr/>
+          <w:tcPr>
+            <w:tcBorders>
+              <w:bottom w:val="single" w:sz="6" w:space="0" w:color="333333"/>
+            </w:tcBorders>
+          </w:tcPr>
           <w:p>
             <w:pPr>
               <w:pStyle w:val="Compact"/>
@@ -6446,8 +5591,8 @@
         </w:tc>
       </w:tr>
     </w:tbl>
-    <w:bookmarkEnd w:id="20"/>
-    <w:bookmarkStart w:id="21" w:name="符号与单位"/>
+    <w:bookmarkEnd w:id="19"/>
+    <w:bookmarkStart w:id="20" w:name="符号与单位"/>
     <w:p>
       <w:pPr>
         <w:pStyle w:val="Heading3"/>
@@ -6469,6 +5614,7 @@
     <w:p>
       <w:pPr>
         <w:pStyle w:val="FirstParagraph"/>
+        <w:ind w:firstLine="420"/>
       </w:pPr>
       <w:r>
         <w:rPr>
@@ -6534,6 +5680,7 @@
     <w:p>
       <w:pPr>
         <w:pStyle w:val="BodyText"/>
+        <w:ind w:firstLine="420"/>
       </w:pPr>
       <m:oMath>
         <m:oMathPr>
@@ -6679,6 +5826,7 @@
     <w:p>
       <w:pPr>
         <w:pStyle w:val="BodyText"/>
+        <w:ind w:firstLine="420"/>
       </w:pPr>
       <m:oMath>
         <m:oMathPr>
@@ -6808,7 +5956,8 @@
     </w:p>
     <w:p>
       <w:pPr>
-        <w:pStyle w:val="MethodologyBlock"/>
+        <w:pStyle w:val="BodyText"/>
+        <w:ind w:firstLine="420"/>
       </w:pPr>
       <w:r>
         <w:rPr>
@@ -6816,12 +5965,12 @@
         </w:rPr>
         <w:t xml:space="preserve">深入思考</w:t>
       </w:r>
-      <w:r>
-        <w:rPr>
-          <w:rFonts w:ascii="Times New Roman" w:hAnsi="Times New Roman" w:eastAsia="Times New Roman" w:cs="Times New Roman"/>
-        </w:rPr>
-        <w:t xml:space="preserve"> </w:t>
-      </w:r>
+    </w:p>
+    <w:p>
+      <w:pPr>
+        <w:pStyle w:val="BodyText"/>
+        <w:ind w:firstLine="420"/>
+      </w:pPr>
       <w:r>
         <w:rPr>
           <w:rFonts w:hint="eastAsia" w:ascii="Times New Roman" w:hAnsi="Times New Roman" w:eastAsia="FangSong" w:cs="Times New Roman"/>
@@ -7157,6 +6306,7 @@
     <w:p>
       <w:pPr>
         <w:pStyle w:val="BodyText"/>
+        <w:ind w:firstLine="420"/>
       </w:pPr>
       <w:r>
         <w:rPr>
@@ -7312,9 +6462,9 @@
         </w:pict>
       </w:r>
     </w:p>
+    <w:bookmarkEnd w:id="20"/>
     <w:bookmarkEnd w:id="21"/>
-    <w:bookmarkEnd w:id="22"/>
-    <w:bookmarkStart w:id="25" w:name="四基本导数公式必背-6-条"/>
+    <w:bookmarkStart w:id="24" w:name="基本导数公式必背-6-条"/>
     <w:p>
       <w:pPr>
         <w:pStyle w:val="Heading2"/>
@@ -7322,15 +6472,9 @@
       </w:pPr>
       <w:r>
         <w:rPr>
-          <w:rFonts w:hint="eastAsia" w:ascii="Times New Roman" w:hAnsi="Times New Roman" w:eastAsia="SimHei" w:cs="Times New Roman"/>
-        </w:rPr>
-        <w:t>四</w:t>
-      </w:r>
-      <w:r>
-        <w:rPr>
-          <w:rFonts w:hint="eastAsia" w:ascii="Times New Roman" w:hAnsi="Times New Roman" w:eastAsia="Times New Roman" w:cs="Times New Roman"/>
-        </w:rPr>
-        <w:t>、</w:t>
+          <w:rFonts w:ascii="Times New Roman" w:hAnsi="Times New Roman" w:eastAsia="Times New Roman" w:cs="Times New Roman"/>
+        </w:rPr>
+        <w:t xml:space="preserve">§4 </w:t>
       </w:r>
       <w:r>
         <w:rPr>
@@ -7375,6 +6519,15 @@
         <w:tblW w:type="pct" w:w="5000"/>
         <w:tblLayout w:type="fixed"/>
         <w:tblLook w:firstRow="1" w:lastRow="0" w:firstColumn="0" w:lastColumn="0" w:noHBand="0" w:noVBand="0" w:val="0020"/>
+        <w:jc w:val="center"/>
+        <w:tblBorders>
+          <w:top w:val="single" w:sz="12" w:space="0" w:color="333333"/>
+          <w:bottom w:val="single" w:sz="12" w:space="0" w:color="333333"/>
+          <w:left w:val="none"/>
+          <w:right w:val="none"/>
+          <w:insideH w:val="none"/>
+          <w:insideV w:val="none"/>
+        </w:tblBorders>
       </w:tblPr>
       <w:tblGrid>
         <w:gridCol w:w="2640"/>
@@ -7386,7 +6539,11 @@
           <w:tblHeader w:val="on"/>
         </w:trPr>
         <w:tc>
-          <w:tcPr/>
+          <w:tcPr>
+            <w:tcBorders>
+              <w:bottom w:val="single" w:sz="6" w:space="0" w:color="333333"/>
+            </w:tcBorders>
+          </w:tcPr>
           <w:p>
             <w:pPr>
               <w:pStyle w:val="Compact"/>
@@ -7402,7 +6559,11 @@
           </w:p>
         </w:tc>
         <w:tc>
-          <w:tcPr/>
+          <w:tcPr>
+            <w:tcBorders>
+              <w:bottom w:val="single" w:sz="6" w:space="0" w:color="333333"/>
+            </w:tcBorders>
+          </w:tcPr>
           <w:p>
             <w:pPr>
               <w:pStyle w:val="Compact"/>
@@ -7418,7 +6579,11 @@
           </w:p>
         </w:tc>
         <w:tc>
-          <w:tcPr/>
+          <w:tcPr>
+            <w:tcBorders>
+              <w:bottom w:val="single" w:sz="6" w:space="0" w:color="333333"/>
+            </w:tcBorders>
+          </w:tcPr>
           <w:p>
             <w:pPr>
               <w:pStyle w:val="Compact"/>
@@ -8143,7 +7308,7 @@
         </w:tc>
       </w:tr>
     </w:tbl>
-    <w:bookmarkStart w:id="23" w:name="幂函数求导n-为负分数也成立"/>
+    <w:bookmarkStart w:id="22" w:name="幂函数求导n-为负分数也成立"/>
     <w:p>
       <w:pPr>
         <w:pStyle w:val="Heading3"/>
@@ -8204,6 +7369,15 @@
         <w:tblW w:type="pct" w:w="5000"/>
         <w:tblLayout w:type="fixed"/>
         <w:tblLook w:firstRow="1" w:lastRow="0" w:firstColumn="0" w:lastColumn="0" w:noHBand="0" w:noVBand="0" w:val="0020"/>
+        <w:jc w:val="center"/>
+        <w:tblBorders>
+          <w:top w:val="single" w:sz="12" w:space="0" w:color="333333"/>
+          <w:bottom w:val="single" w:sz="12" w:space="0" w:color="333333"/>
+          <w:left w:val="none"/>
+          <w:right w:val="none"/>
+          <w:insideH w:val="none"/>
+          <w:insideV w:val="none"/>
+        </w:tblBorders>
       </w:tblPr>
       <w:tblGrid>
         <w:gridCol w:w="2640"/>
@@ -8215,7 +7389,11 @@
           <w:tblHeader w:val="on"/>
         </w:trPr>
         <w:tc>
-          <w:tcPr/>
+          <w:tcPr>
+            <w:tcBorders>
+              <w:bottom w:val="single" w:sz="6" w:space="0" w:color="333333"/>
+            </w:tcBorders>
+          </w:tcPr>
           <w:p>
             <w:pPr>
               <w:pStyle w:val="Compact"/>
@@ -8231,7 +7409,11 @@
           </w:p>
         </w:tc>
         <w:tc>
-          <w:tcPr/>
+          <w:tcPr>
+            <w:tcBorders>
+              <w:bottom w:val="single" w:sz="6" w:space="0" w:color="333333"/>
+            </w:tcBorders>
+          </w:tcPr>
           <w:p>
             <w:pPr>
               <w:pStyle w:val="Compact"/>
@@ -8247,7 +7429,11 @@
           </w:p>
         </w:tc>
         <w:tc>
-          <w:tcPr/>
+          <w:tcPr>
+            <w:tcBorders>
+              <w:bottom w:val="single" w:sz="6" w:space="0" w:color="333333"/>
+            </w:tcBorders>
+          </w:tcPr>
           <w:p>
             <w:pPr>
               <w:pStyle w:val="Compact"/>
@@ -8962,6 +8148,7 @@
       <w:pPr>
         <w:pStyle w:val="BodyText"/>
         <w:spacing w:before="120"/>
+        <w:ind w:firstLine="420"/>
       </w:pPr>
       <w:r>
         <w:rPr>
@@ -9103,6 +8290,7 @@
     <w:p>
       <w:pPr>
         <w:pStyle w:val="BodyText"/>
+        <w:ind w:firstLine="420"/>
       </w:pPr>
       <w:r>
         <w:rPr>
@@ -9416,6 +8604,7 @@
     <w:p>
       <w:pPr>
         <w:pStyle w:val="BodyText"/>
+        <w:ind w:firstLine="420"/>
       </w:pPr>
       <w:r>
         <w:rPr>
@@ -9738,6 +8927,7 @@
     <w:p>
       <w:pPr>
         <w:pStyle w:val="BodyText"/>
+        <w:ind w:firstLine="420"/>
       </w:pPr>
       <w:r>
         <w:rPr>
@@ -9939,8 +9129,8 @@
         <w:t>。</w:t>
       </w:r>
     </w:p>
-    <w:bookmarkEnd w:id="23"/>
-    <w:bookmarkStart w:id="24" w:name="ln-x-与-eˣ-的导数"/>
+    <w:bookmarkEnd w:id="22"/>
+    <w:bookmarkStart w:id="23" w:name="ln-x-与-eˣ-的导数"/>
     <w:p>
       <w:pPr>
         <w:pStyle w:val="Heading3"/>
@@ -9974,6 +9164,7 @@
     <w:p>
       <w:pPr>
         <w:pStyle w:val="FirstParagraph"/>
+        <w:ind w:firstLine="420"/>
       </w:pPr>
       <m:oMath>
         <m:oMathPr>
@@ -10091,6 +9282,7 @@
     <w:p>
       <w:pPr>
         <w:pStyle w:val="BodyText"/>
+        <w:ind w:firstLine="420"/>
       </w:pPr>
       <w:r>
         <w:rPr>
@@ -10249,6 +9441,7 @@
     <w:p>
       <w:pPr>
         <w:pStyle w:val="BodyText"/>
+        <w:ind w:firstLine="420"/>
       </w:pPr>
       <w:r>
         <w:rPr>
@@ -10516,6 +9709,7 @@
     <w:p>
       <w:pPr>
         <w:pStyle w:val="BodyText"/>
+        <w:ind w:firstLine="420"/>
       </w:pPr>
       <w:r>
         <w:rPr>
@@ -10706,7 +9900,8 @@
     </w:p>
     <w:p>
       <w:pPr>
-        <w:pStyle w:val="MethodologyBlock"/>
+        <w:pStyle w:val="BodyText"/>
+        <w:ind w:firstLine="420"/>
       </w:pPr>
       <w:r>
         <w:rPr>
@@ -10714,12 +9909,12 @@
         </w:rPr>
         <w:t xml:space="preserve">理解要点</w:t>
       </w:r>
-      <w:r>
-        <w:rPr>
-          <w:rFonts w:ascii="Times New Roman" w:hAnsi="Times New Roman" w:eastAsia="Times New Roman" w:cs="Times New Roman"/>
-        </w:rPr>
-        <w:t xml:space="preserve"> </w:t>
-      </w:r>
+    </w:p>
+    <w:p>
+      <w:pPr>
+        <w:pStyle w:val="BodyText"/>
+        <w:ind w:firstLine="420"/>
+      </w:pPr>
       <w:r>
         <w:rPr>
           <w:rFonts w:hint="eastAsia" w:ascii="Times New Roman" w:hAnsi="Times New Roman" w:eastAsia="FangSong" w:cs="Times New Roman"/>
@@ -11196,6 +10391,7 @@
     <w:p>
       <w:pPr>
         <w:pStyle w:val="BodyText"/>
+        <w:ind w:firstLine="420"/>
       </w:pPr>
       <w:r>
         <w:rPr>
@@ -11470,9 +10666,9 @@
         </w:pict>
       </w:r>
     </w:p>
+    <w:bookmarkEnd w:id="23"/>
     <w:bookmarkEnd w:id="24"/>
-    <w:bookmarkEnd w:id="25"/>
-    <w:bookmarkStart w:id="26" w:name="五四则运算法则"/>
+    <w:bookmarkStart w:id="25" w:name="四则运算法则"/>
     <w:p>
       <w:pPr>
         <w:pStyle w:val="Heading2"/>
@@ -11480,27 +10676,22 @@
       </w:pPr>
       <w:r>
         <w:rPr>
+          <w:rFonts w:ascii="Times New Roman" w:hAnsi="Times New Roman" w:eastAsia="Times New Roman" w:cs="Times New Roman"/>
+        </w:rPr>
+        <w:t xml:space="preserve">§5 </w:t>
+      </w:r>
+      <w:r>
+        <w:rPr>
           <w:rFonts w:hint="eastAsia" w:ascii="Times New Roman" w:hAnsi="Times New Roman" w:eastAsia="SimHei" w:cs="Times New Roman"/>
         </w:rPr>
-        <w:t>五</w:t>
-      </w:r>
-      <w:r>
-        <w:rPr>
-          <w:rFonts w:hint="eastAsia" w:ascii="Times New Roman" w:hAnsi="Times New Roman" w:eastAsia="Times New Roman" w:cs="Times New Roman"/>
-        </w:rPr>
-        <w:t>、</w:t>
-      </w:r>
-      <w:r>
-        <w:rPr>
-          <w:rFonts w:hint="eastAsia" w:ascii="Times New Roman" w:hAnsi="Times New Roman" w:eastAsia="SimHei" w:cs="Times New Roman"/>
-        </w:rPr>
-        <w:t>四则运算法则</w:t>
+        <w:t xml:space="preserve">四则运算法则</w:t>
       </w:r>
     </w:p>
     <w:p>
       <w:pPr>
         <w:pStyle w:val="FirstParagraph"/>
         <w:spacing w:after="80"/>
+        <w:ind w:firstLine="420"/>
       </w:pPr>
       <w:r>
         <w:rPr>
@@ -11562,6 +10753,15 @@
         <w:tblStyle w:val="Table"/>
         <w:tblW w:type="auto" w:w="0"/>
         <w:tblLook w:firstRow="1" w:lastRow="0" w:firstColumn="0" w:lastColumn="0" w:noHBand="0" w:noVBand="0" w:val="0020"/>
+        <w:jc w:val="center"/>
+        <w:tblBorders>
+          <w:top w:val="single" w:sz="12" w:space="0" w:color="333333"/>
+          <w:bottom w:val="single" w:sz="12" w:space="0" w:color="333333"/>
+          <w:left w:val="none"/>
+          <w:right w:val="none"/>
+          <w:insideH w:val="none"/>
+          <w:insideV w:val="none"/>
+        </w:tblBorders>
       </w:tblPr>
       <w:tblGrid>
         <w:gridCol w:w="3960"/>
@@ -11572,7 +10772,11 @@
           <w:tblHeader w:val="on"/>
         </w:trPr>
         <w:tc>
-          <w:tcPr/>
+          <w:tcPr>
+            <w:tcBorders>
+              <w:bottom w:val="single" w:sz="6" w:space="0" w:color="333333"/>
+            </w:tcBorders>
+          </w:tcPr>
           <w:p>
             <w:pPr>
               <w:pStyle w:val="Compact"/>
@@ -11588,7 +10792,11 @@
           </w:p>
         </w:tc>
         <w:tc>
-          <w:tcPr/>
+          <w:tcPr>
+            <w:tcBorders>
+              <w:bottom w:val="single" w:sz="6" w:space="0" w:color="333333"/>
+            </w:tcBorders>
+          </w:tcPr>
           <w:p>
             <w:pPr>
               <w:pStyle w:val="Compact"/>
@@ -12059,189 +11267,191 @@
     </w:tbl>
     <w:p>
       <w:pPr>
-        <w:pStyle w:val="MethodologyBlock"/>
+        <w:pStyle w:val="BodyText"/>
         <w:spacing w:before="120"/>
+        <w:ind w:firstLine="420"/>
       </w:pPr>
       <w:r>
         <w:rPr>
           <w:rFonts w:hint="eastAsia" w:ascii="Times New Roman" w:hAnsi="Times New Roman" w:eastAsia="FangSong" w:cs="Times New Roman"/>
         </w:rPr>
         <w:t xml:space="preserve">理解要点</w:t>
-      </w:r>
-      <w:r>
-        <w:rPr>
-          <w:rFonts w:ascii="Times New Roman" w:hAnsi="Times New Roman" w:eastAsia="Times New Roman" w:cs="Times New Roman"/>
-        </w:rPr>
-        <w:t xml:space="preserve"> </w:t>
-      </w:r>
-      <w:r>
-        <w:rPr>
-          <w:rFonts w:hint="eastAsia" w:ascii="Times New Roman" w:hAnsi="Times New Roman" w:eastAsia="FangSong" w:cs="Times New Roman"/>
-        </w:rPr>
-        <w:t>乘积法则口诀</w:t>
-      </w:r>
-      <w:r>
-        <w:rPr>
-          <w:rFonts w:hint="eastAsia" w:ascii="Times New Roman" w:hAnsi="Times New Roman" w:eastAsia="Times New Roman" w:cs="Times New Roman"/>
-        </w:rPr>
-        <w:t>：</w:t>
-      </w:r>
-      <w:r>
-        <w:rPr>
-          <w:rFonts w:hint="eastAsia" w:ascii="Times New Roman" w:hAnsi="Times New Roman" w:eastAsia="Times New Roman" w:cs="Times New Roman"/>
-          <w:b/>
-          <w:bCs/>
-        </w:rPr>
-        <w:t>“</w:t>
-      </w:r>
-      <w:r>
-        <w:rPr>
-          <w:rFonts w:hint="eastAsia" w:ascii="Times New Roman" w:hAnsi="Times New Roman" w:eastAsia="FangSong" w:cs="Times New Roman"/>
-          <w:b/>
-          <w:bCs/>
-        </w:rPr>
-        <w:t>前导后不导</w:t>
-      </w:r>
-      <w:r>
-        <w:rPr>
-          <w:rFonts w:ascii="Times New Roman" w:hAnsi="Times New Roman" w:eastAsia="Times New Roman" w:cs="Times New Roman"/>
-          <w:b/>
-          <w:bCs/>
-        </w:rPr>
-        <w:t xml:space="preserve"> + </w:t>
-      </w:r>
-      <w:r>
-        <w:rPr>
-          <w:rFonts w:hint="eastAsia" w:ascii="Times New Roman" w:hAnsi="Times New Roman" w:eastAsia="FangSong" w:cs="Times New Roman"/>
-          <w:b/>
-          <w:bCs/>
-        </w:rPr>
-        <w:t>前不导后导</w:t>
-      </w:r>
-      <w:r>
-        <w:rPr>
-          <w:rFonts w:hint="eastAsia" w:ascii="Times New Roman" w:hAnsi="Times New Roman" w:eastAsia="Times New Roman" w:cs="Times New Roman"/>
-          <w:b/>
-          <w:bCs/>
-        </w:rPr>
-        <w:t>”</w:t>
-      </w:r>
-      <w:r>
-        <w:rPr>
-          <w:rFonts w:hint="eastAsia" w:ascii="Times New Roman" w:hAnsi="Times New Roman" w:eastAsia="Times New Roman" w:cs="Times New Roman"/>
-        </w:rPr>
-        <w:t>；</w:t>
-      </w:r>
-      <w:r>
-        <w:rPr>
-          <w:rFonts w:hint="eastAsia" w:ascii="Times New Roman" w:hAnsi="Times New Roman" w:eastAsia="FangSong" w:cs="Times New Roman"/>
-        </w:rPr>
-        <w:t>商法则口诀</w:t>
-      </w:r>
-      <w:r>
-        <w:rPr>
-          <w:rFonts w:hint="eastAsia" w:ascii="Times New Roman" w:hAnsi="Times New Roman" w:eastAsia="Times New Roman" w:cs="Times New Roman"/>
-        </w:rPr>
-        <w:t>：</w:t>
-      </w:r>
-      <w:r>
-        <w:rPr>
-          <w:rFonts w:hint="eastAsia" w:ascii="Times New Roman" w:hAnsi="Times New Roman" w:eastAsia="Times New Roman" w:cs="Times New Roman"/>
-          <w:b/>
-          <w:bCs/>
-        </w:rPr>
-        <w:t>“</w:t>
-      </w:r>
-      <w:r>
-        <w:rPr>
-          <w:rFonts w:hint="eastAsia" w:ascii="Times New Roman" w:hAnsi="Times New Roman" w:eastAsia="FangSong" w:cs="Times New Roman"/>
-          <w:b/>
-          <w:bCs/>
-        </w:rPr>
-        <w:t>上导下不导</w:t>
-      </w:r>
-      <w:r>
-        <w:rPr>
-          <w:rFonts w:ascii="Times New Roman" w:hAnsi="Times New Roman" w:eastAsia="Times New Roman" w:cs="Times New Roman"/>
-          <w:b/>
-          <w:bCs/>
-        </w:rPr>
-        <w:t xml:space="preserve"> − </w:t>
-      </w:r>
-      <w:r>
-        <w:rPr>
-          <w:rFonts w:hint="eastAsia" w:ascii="Times New Roman" w:hAnsi="Times New Roman" w:eastAsia="FangSong" w:cs="Times New Roman"/>
-          <w:b/>
-          <w:bCs/>
-        </w:rPr>
-        <w:t>上不导下导</w:t>
-      </w:r>
-      <w:r>
-        <w:rPr>
-          <w:rFonts w:hint="eastAsia" w:ascii="Times New Roman" w:hAnsi="Times New Roman" w:eastAsia="Times New Roman" w:cs="Times New Roman"/>
-          <w:b/>
-          <w:bCs/>
-        </w:rPr>
-        <w:t>，</w:t>
-      </w:r>
-      <w:r>
-        <w:rPr>
-          <w:rFonts w:hint="eastAsia" w:ascii="Times New Roman" w:hAnsi="Times New Roman" w:eastAsia="FangSong" w:cs="Times New Roman"/>
-          <w:b/>
-          <w:bCs/>
-        </w:rPr>
-        <w:t>再除以分母的平方</w:t>
-      </w:r>
-      <w:r>
-        <w:rPr>
-          <w:rFonts w:hint="eastAsia" w:ascii="Times New Roman" w:hAnsi="Times New Roman" w:eastAsia="Times New Roman" w:cs="Times New Roman"/>
-          <w:b/>
-          <w:bCs/>
-        </w:rPr>
-        <w:t>”</w:t>
-      </w:r>
-      <w:r>
-        <w:rPr>
-          <w:rFonts w:hint="eastAsia" w:ascii="Times New Roman" w:hAnsi="Times New Roman" w:eastAsia="Times New Roman" w:cs="Times New Roman"/>
-        </w:rPr>
-        <w:t>。</w:t>
-      </w:r>
-      <w:r>
-        <w:rPr>
-          <w:rFonts w:hint="eastAsia" w:ascii="Times New Roman" w:hAnsi="Times New Roman" w:eastAsia="FangSong" w:cs="Times New Roman"/>
-        </w:rPr>
-        <w:t>注意商法则是</w:t>
-      </w:r>
-      <w:r>
-        <w:rPr>
-          <w:rFonts w:hint="eastAsia" w:ascii="Times New Roman" w:hAnsi="Times New Roman" w:eastAsia="FangSong" w:cs="Times New Roman"/>
-          <w:b/>
-          <w:bCs/>
-        </w:rPr>
-        <w:t xml:space="preserve">减法</w:t>
-      </w:r>
-      <w:r>
-        <w:rPr>
-          <w:rFonts w:hint="eastAsia" w:ascii="Times New Roman" w:hAnsi="Times New Roman" w:eastAsia="Times New Roman" w:cs="Times New Roman"/>
-        </w:rPr>
-        <w:t>，</w:t>
-      </w:r>
-      <w:r>
-        <w:rPr>
-          <w:rFonts w:hint="eastAsia" w:ascii="Times New Roman" w:hAnsi="Times New Roman" w:eastAsia="FangSong" w:cs="Times New Roman"/>
-        </w:rPr>
-        <w:t>且分子次序不能颠倒</w:t>
-      </w:r>
-      <w:r>
-        <w:rPr>
-          <w:rFonts w:hint="eastAsia" w:ascii="Times New Roman" w:hAnsi="Times New Roman" w:eastAsia="Times New Roman" w:cs="Times New Roman"/>
-        </w:rPr>
-        <w:t>。</w:t>
       </w:r>
     </w:p>
     <w:p>
       <w:pPr>
         <w:pStyle w:val="BodyText"/>
+        <w:ind w:firstLine="420"/>
+      </w:pPr>
+      <w:r>
+        <w:rPr>
+          <w:rFonts w:hint="eastAsia" w:ascii="Times New Roman" w:hAnsi="Times New Roman" w:eastAsia="FangSong" w:cs="Times New Roman"/>
+        </w:rPr>
+        <w:t>乘积法则口诀</w:t>
+      </w:r>
+      <w:r>
+        <w:rPr>
+          <w:rFonts w:hint="eastAsia" w:ascii="Times New Roman" w:hAnsi="Times New Roman" w:eastAsia="Times New Roman" w:cs="Times New Roman"/>
+        </w:rPr>
+        <w:t>：</w:t>
+      </w:r>
+      <w:r>
+        <w:rPr>
+          <w:rFonts w:hint="eastAsia" w:ascii="Times New Roman" w:hAnsi="Times New Roman" w:eastAsia="Times New Roman" w:cs="Times New Roman"/>
+          <w:b/>
+          <w:bCs/>
+        </w:rPr>
+        <w:t>“</w:t>
+      </w:r>
+      <w:r>
+        <w:rPr>
+          <w:rFonts w:hint="eastAsia" w:ascii="Times New Roman" w:hAnsi="Times New Roman" w:eastAsia="FangSong" w:cs="Times New Roman"/>
+          <w:b/>
+          <w:bCs/>
+        </w:rPr>
+        <w:t>前导后不导</w:t>
+      </w:r>
+      <w:r>
+        <w:rPr>
+          <w:rFonts w:ascii="Times New Roman" w:hAnsi="Times New Roman" w:eastAsia="Times New Roman" w:cs="Times New Roman"/>
+          <w:b/>
+          <w:bCs/>
+        </w:rPr>
+        <w:t xml:space="preserve"> + </w:t>
+      </w:r>
+      <w:r>
+        <w:rPr>
+          <w:rFonts w:hint="eastAsia" w:ascii="Times New Roman" w:hAnsi="Times New Roman" w:eastAsia="FangSong" w:cs="Times New Roman"/>
+          <w:b/>
+          <w:bCs/>
+        </w:rPr>
+        <w:t>前不导后导</w:t>
+      </w:r>
+      <w:r>
+        <w:rPr>
+          <w:rFonts w:hint="eastAsia" w:ascii="Times New Roman" w:hAnsi="Times New Roman" w:eastAsia="Times New Roman" w:cs="Times New Roman"/>
+          <w:b/>
+          <w:bCs/>
+        </w:rPr>
+        <w:t>”</w:t>
+      </w:r>
+      <w:r>
+        <w:rPr>
+          <w:rFonts w:hint="eastAsia" w:ascii="Times New Roman" w:hAnsi="Times New Roman" w:eastAsia="Times New Roman" w:cs="Times New Roman"/>
+        </w:rPr>
+        <w:t>；</w:t>
+      </w:r>
+      <w:r>
+        <w:rPr>
+          <w:rFonts w:hint="eastAsia" w:ascii="Times New Roman" w:hAnsi="Times New Roman" w:eastAsia="FangSong" w:cs="Times New Roman"/>
+        </w:rPr>
+        <w:t>商法则口诀</w:t>
+      </w:r>
+      <w:r>
+        <w:rPr>
+          <w:rFonts w:hint="eastAsia" w:ascii="Times New Roman" w:hAnsi="Times New Roman" w:eastAsia="Times New Roman" w:cs="Times New Roman"/>
+        </w:rPr>
+        <w:t>：</w:t>
+      </w:r>
+      <w:r>
+        <w:rPr>
+          <w:rFonts w:hint="eastAsia" w:ascii="Times New Roman" w:hAnsi="Times New Roman" w:eastAsia="Times New Roman" w:cs="Times New Roman"/>
+          <w:b/>
+          <w:bCs/>
+        </w:rPr>
+        <w:t>“</w:t>
+      </w:r>
+      <w:r>
+        <w:rPr>
+          <w:rFonts w:hint="eastAsia" w:ascii="Times New Roman" w:hAnsi="Times New Roman" w:eastAsia="FangSong" w:cs="Times New Roman"/>
+          <w:b/>
+          <w:bCs/>
+        </w:rPr>
+        <w:t>上导下不导</w:t>
+      </w:r>
+      <w:r>
+        <w:rPr>
+          <w:rFonts w:ascii="Times New Roman" w:hAnsi="Times New Roman" w:eastAsia="Times New Roman" w:cs="Times New Roman"/>
+          <w:b/>
+          <w:bCs/>
+        </w:rPr>
+        <w:t xml:space="preserve"> − </w:t>
+      </w:r>
+      <w:r>
+        <w:rPr>
+          <w:rFonts w:hint="eastAsia" w:ascii="Times New Roman" w:hAnsi="Times New Roman" w:eastAsia="FangSong" w:cs="Times New Roman"/>
+          <w:b/>
+          <w:bCs/>
+        </w:rPr>
+        <w:t>上不导下导</w:t>
+      </w:r>
+      <w:r>
+        <w:rPr>
+          <w:rFonts w:hint="eastAsia" w:ascii="Times New Roman" w:hAnsi="Times New Roman" w:eastAsia="Times New Roman" w:cs="Times New Roman"/>
+          <w:b/>
+          <w:bCs/>
+        </w:rPr>
+        <w:t>，</w:t>
+      </w:r>
+      <w:r>
+        <w:rPr>
+          <w:rFonts w:hint="eastAsia" w:ascii="Times New Roman" w:hAnsi="Times New Roman" w:eastAsia="FangSong" w:cs="Times New Roman"/>
+          <w:b/>
+          <w:bCs/>
+        </w:rPr>
+        <w:t>再除以分母的平方</w:t>
+      </w:r>
+      <w:r>
+        <w:rPr>
+          <w:rFonts w:hint="eastAsia" w:ascii="Times New Roman" w:hAnsi="Times New Roman" w:eastAsia="Times New Roman" w:cs="Times New Roman"/>
+          <w:b/>
+          <w:bCs/>
+        </w:rPr>
+        <w:t>”</w:t>
+      </w:r>
+      <w:r>
+        <w:rPr>
+          <w:rFonts w:hint="eastAsia" w:ascii="Times New Roman" w:hAnsi="Times New Roman" w:eastAsia="Times New Roman" w:cs="Times New Roman"/>
+        </w:rPr>
+        <w:t>。</w:t>
+      </w:r>
+      <w:r>
+        <w:rPr>
+          <w:rFonts w:hint="eastAsia" w:ascii="Times New Roman" w:hAnsi="Times New Roman" w:eastAsia="FangSong" w:cs="Times New Roman"/>
+        </w:rPr>
+        <w:t>注意商法则是</w:t>
+      </w:r>
+      <w:r>
+        <w:rPr>
+          <w:rFonts w:hint="eastAsia" w:ascii="Times New Roman" w:hAnsi="Times New Roman" w:eastAsia="FangSong" w:cs="Times New Roman"/>
+          <w:b/>
+          <w:bCs/>
+        </w:rPr>
+        <w:t xml:space="preserve">减法</w:t>
+      </w:r>
+      <w:r>
+        <w:rPr>
+          <w:rFonts w:hint="eastAsia" w:ascii="Times New Roman" w:hAnsi="Times New Roman" w:eastAsia="Times New Roman" w:cs="Times New Roman"/>
+        </w:rPr>
+        <w:t>，</w:t>
+      </w:r>
+      <w:r>
+        <w:rPr>
+          <w:rFonts w:hint="eastAsia" w:ascii="Times New Roman" w:hAnsi="Times New Roman" w:eastAsia="FangSong" w:cs="Times New Roman"/>
+        </w:rPr>
+        <w:t>且分子次序不能颠倒</w:t>
+      </w:r>
+      <w:r>
+        <w:rPr>
+          <w:rFonts w:hint="eastAsia" w:ascii="Times New Roman" w:hAnsi="Times New Roman" w:eastAsia="Times New Roman" w:cs="Times New Roman"/>
+        </w:rPr>
+        <w:t>。</w:t>
+      </w:r>
+    </w:p>
+    <w:p>
+      <w:pPr>
+        <w:pStyle w:val="BodyText"/>
+        <w:ind w:firstLine="420"/>
       </w:pPr>
       <w:r>
         <w:rPr>
@@ -12662,6 +11872,7 @@
     <w:p>
       <w:pPr>
         <w:pStyle w:val="BodyText"/>
+        <w:ind w:firstLine="420"/>
       </w:pPr>
       <w:r>
         <w:rPr>
@@ -13092,6 +12303,7 @@
     <w:p>
       <w:pPr>
         <w:pStyle w:val="BodyText"/>
+        <w:ind w:firstLine="420"/>
       </w:pPr>
       <w:r>
         <w:rPr>
@@ -13300,6 +12512,7 @@
     <w:p>
       <w:pPr>
         <w:pStyle w:val="BodyText"/>
+        <w:ind w:firstLine="420"/>
       </w:pPr>
       <m:oMath>
         <m:oMathPr>
@@ -13425,6 +12638,7 @@
     <w:p>
       <w:pPr>
         <w:pStyle w:val="BodyText"/>
+        <w:ind w:firstLine="420"/>
       </w:pPr>
       <w:r>
         <w:rPr>
@@ -13729,6 +12943,7 @@
     <w:p>
       <w:pPr>
         <w:pStyle w:val="BodyText"/>
+        <w:ind w:firstLine="420"/>
       </w:pPr>
       <w:r>
         <w:rPr>
@@ -13947,8 +13162,8 @@
         </w:pict>
       </w:r>
     </w:p>
-    <w:bookmarkEnd w:id="26"/>
-    <w:bookmarkStart w:id="30" w:name="六复合函数与链式法则"/>
+    <w:bookmarkEnd w:id="25"/>
+    <w:bookmarkStart w:id="29" w:name="复合函数与链式法则"/>
     <w:p>
       <w:pPr>
         <w:pStyle w:val="Heading2"/>
@@ -13956,24 +13171,18 @@
       </w:pPr>
       <w:r>
         <w:rPr>
+          <w:rFonts w:ascii="Times New Roman" w:hAnsi="Times New Roman" w:eastAsia="Times New Roman" w:cs="Times New Roman"/>
+        </w:rPr>
+        <w:t xml:space="preserve">§6 </w:t>
+      </w:r>
+      <w:r>
+        <w:rPr>
           <w:rFonts w:hint="eastAsia" w:ascii="Times New Roman" w:hAnsi="Times New Roman" w:eastAsia="SimHei" w:cs="Times New Roman"/>
         </w:rPr>
-        <w:t>六</w:t>
-      </w:r>
-      <w:r>
-        <w:rPr>
-          <w:rFonts w:hint="eastAsia" w:ascii="Times New Roman" w:hAnsi="Times New Roman" w:eastAsia="Times New Roman" w:cs="Times New Roman"/>
-        </w:rPr>
-        <w:t>、</w:t>
-      </w:r>
-      <w:r>
-        <w:rPr>
-          <w:rFonts w:hint="eastAsia" w:ascii="Times New Roman" w:hAnsi="Times New Roman" w:eastAsia="SimHei" w:cs="Times New Roman"/>
-        </w:rPr>
-        <w:t>复合函数与链式法则</w:t>
+        <w:t xml:space="preserve">复合函数与链式法则</w:t>
       </w:r>
     </w:p>
-    <w:bookmarkStart w:id="27" w:name="复合函数"/>
+    <w:bookmarkStart w:id="26" w:name="复合函数"/>
     <w:p>
       <w:pPr>
         <w:pStyle w:val="Heading3"/>
@@ -13995,6 +13204,7 @@
     <w:p>
       <w:pPr>
         <w:pStyle w:val="FirstParagraph"/>
+        <w:ind w:firstLine="420"/>
       </w:pPr>
       <m:oMath>
         <m:oMathPr>
@@ -14137,6 +13347,7 @@
       <w:pPr>
         <w:pStyle w:val="BodyText"/>
         <w:spacing w:after="80"/>
+        <w:ind w:firstLine="420"/>
       </w:pPr>
       <w:r>
         <w:rPr>
@@ -14157,6 +13368,15 @@
         <w:tblW w:type="pct" w:w="5000"/>
         <w:tblLayout w:type="fixed"/>
         <w:tblLook w:firstRow="1" w:lastRow="0" w:firstColumn="0" w:lastColumn="0" w:noHBand="0" w:noVBand="0" w:val="0020"/>
+        <w:jc w:val="center"/>
+        <w:tblBorders>
+          <w:top w:val="single" w:sz="12" w:space="0" w:color="333333"/>
+          <w:bottom w:val="single" w:sz="12" w:space="0" w:color="333333"/>
+          <w:left w:val="none"/>
+          <w:right w:val="none"/>
+          <w:insideH w:val="none"/>
+          <w:insideV w:val="none"/>
+        </w:tblBorders>
       </w:tblPr>
       <w:tblGrid>
         <w:gridCol w:w="1980"/>
@@ -14169,7 +13389,11 @@
           <w:tblHeader w:val="on"/>
         </w:trPr>
         <w:tc>
-          <w:tcPr/>
+          <w:tcPr>
+            <w:tcBorders>
+              <w:bottom w:val="single" w:sz="6" w:space="0" w:color="333333"/>
+            </w:tcBorders>
+          </w:tcPr>
           <w:p>
             <w:pPr>
               <w:pStyle w:val="Compact"/>
@@ -14185,7 +13409,11 @@
           </w:p>
         </w:tc>
         <w:tc>
-          <w:tcPr/>
+          <w:tcPr>
+            <w:tcBorders>
+              <w:bottom w:val="single" w:sz="6" w:space="0" w:color="333333"/>
+            </w:tcBorders>
+          </w:tcPr>
           <w:p>
             <w:pPr>
               <w:pStyle w:val="Compact"/>
@@ -14201,7 +13429,11 @@
           </w:p>
         </w:tc>
         <w:tc>
-          <w:tcPr/>
+          <w:tcPr>
+            <w:tcBorders>
+              <w:bottom w:val="single" w:sz="6" w:space="0" w:color="333333"/>
+            </w:tcBorders>
+          </w:tcPr>
           <w:p>
             <w:pPr>
               <w:pStyle w:val="Compact"/>
@@ -14217,7 +13449,11 @@
           </w:p>
         </w:tc>
         <w:tc>
-          <w:tcPr/>
+          <w:tcPr>
+            <w:tcBorders>
+              <w:bottom w:val="single" w:sz="6" w:space="0" w:color="333333"/>
+            </w:tcBorders>
+          </w:tcPr>
           <w:p>
             <w:pPr>
               <w:pStyle w:val="Compact"/>
@@ -15054,8 +14290,8 @@
         </w:tc>
       </w:tr>
     </w:tbl>
-    <w:bookmarkEnd w:id="27"/>
-    <w:bookmarkStart w:id="28" w:name="链式法则"/>
+    <w:bookmarkEnd w:id="26"/>
+    <w:bookmarkStart w:id="27" w:name="链式法则"/>
     <w:p>
       <w:pPr>
         <w:pStyle w:val="Heading3"/>
@@ -15173,6 +14409,7 @@
     <w:p>
       <w:pPr>
         <w:pStyle w:val="BodyText"/>
+        <w:ind w:firstLine="420"/>
       </w:pPr>
       <w:r>
         <w:rPr>
@@ -15217,8 +14454,8 @@
         <w:t xml:space="preserve">。</w:t>
       </w:r>
     </w:p>
-    <w:bookmarkEnd w:id="28"/>
-    <w:bookmarkStart w:id="29" w:name="化学里必练的三种复合"/>
+    <w:bookmarkEnd w:id="27"/>
+    <w:bookmarkStart w:id="28" w:name="化学里必练的三种复合"/>
     <w:p>
       <w:pPr>
         <w:pStyle w:val="Heading3"/>
@@ -15240,6 +14477,7 @@
     <w:p>
       <w:pPr>
         <w:pStyle w:val="FirstParagraph"/>
+        <w:ind w:firstLine="420"/>
       </w:pPr>
       <w:r>
         <w:rPr>
@@ -15892,6 +15130,7 @@
     <w:p>
       <w:pPr>
         <w:pStyle w:val="BodyText"/>
+        <w:ind w:firstLine="420"/>
       </w:pPr>
       <w:r>
         <w:rPr>
@@ -16079,6 +15318,7 @@
     <w:p>
       <w:pPr>
         <w:pStyle w:val="BodyText"/>
+        <w:ind w:firstLine="420"/>
       </w:pPr>
       <w:r>
         <w:rPr>
@@ -16212,6 +15452,7 @@
     <w:p>
       <w:pPr>
         <w:pStyle w:val="BodyText"/>
+        <w:ind w:firstLine="420"/>
       </w:pPr>
       <w:r>
         <w:rPr>
@@ -16557,6 +15798,7 @@
     <w:p>
       <w:pPr>
         <w:pStyle w:val="BodyText"/>
+        <w:ind w:firstLine="420"/>
       </w:pPr>
       <w:r>
         <w:rPr>
@@ -16725,6 +15967,7 @@
     <w:p>
       <w:pPr>
         <w:pStyle w:val="BodyText"/>
+        <w:ind w:firstLine="420"/>
       </w:pPr>
       <w:r>
         <w:rPr>
@@ -16911,221 +16154,50 @@
     </w:p>
     <w:p>
       <w:pPr>
-        <w:pStyle w:val="MistakeBlock"/>
+        <w:pStyle w:val="BodyText"/>
+        <w:ind w:firstLine="420"/>
       </w:pPr>
       <w:r>
         <w:rPr>
           <w:rFonts w:hint="eastAsia" w:ascii="Times New Roman" w:hAnsi="Times New Roman" w:eastAsia="FangSong" w:cs="Times New Roman"/>
         </w:rPr>
         <w:t xml:space="preserve">易错提醒</w:t>
-      </w:r>
-      <w:r>
-        <w:rPr>
-          <w:rFonts w:ascii="Times New Roman" w:hAnsi="Times New Roman" w:eastAsia="Times New Roman" w:cs="Times New Roman"/>
-        </w:rPr>
-        <w:t xml:space="preserve"> </w:t>
-      </w:r>
-      <w:r>
-        <w:rPr>
-          <w:rFonts w:hint="eastAsia" w:ascii="Times New Roman" w:hAnsi="Times New Roman" w:eastAsia="FangSong" w:cs="Times New Roman"/>
-          <w:b/>
-          <w:bCs/>
-        </w:rPr>
-        <w:t xml:space="preserve">对</w:t>
-      </w:r>
-      <w:r>
-        <w:rPr>
-          <w:rFonts w:ascii="Times New Roman" w:hAnsi="Times New Roman" w:eastAsia="Times New Roman" w:cs="Times New Roman"/>
-          <w:b/>
-          <w:bCs/>
-        </w:rPr>
-        <w:t xml:space="preserve"> T </w:t>
-      </w:r>
-      <w:r>
-        <w:rPr>
-          <w:rFonts w:hint="eastAsia" w:ascii="Times New Roman" w:hAnsi="Times New Roman" w:eastAsia="FangSong" w:cs="Times New Roman"/>
-          <w:b/>
-          <w:bCs/>
-        </w:rPr>
-        <w:t xml:space="preserve">求导</w:t>
-      </w:r>
-      <w:r>
-        <w:rPr>
-          <w:rFonts w:hint="eastAsia" w:ascii="Times New Roman" w:hAnsi="Times New Roman" w:eastAsia="FangSong" w:cs="Times New Roman"/>
-        </w:rPr>
-        <w:t xml:space="preserve">与</w:t>
-      </w:r>
-      <w:r>
-        <w:rPr>
-          <w:rFonts w:hint="eastAsia" w:ascii="Times New Roman" w:hAnsi="Times New Roman" w:eastAsia="FangSong" w:cs="Times New Roman"/>
-          <w:b/>
-          <w:bCs/>
-        </w:rPr>
-        <w:t xml:space="preserve">对</w:t>
-      </w:r>
-      <w:r>
-        <w:rPr>
-          <w:rFonts w:ascii="Times New Roman" w:hAnsi="Times New Roman" w:eastAsia="Times New Roman" w:cs="Times New Roman"/>
-          <w:b/>
-          <w:bCs/>
-        </w:rPr>
-        <w:t xml:space="preserve"> 1/T </w:t>
-      </w:r>
-      <w:r>
-        <w:rPr>
-          <w:rFonts w:hint="eastAsia" w:ascii="Times New Roman" w:hAnsi="Times New Roman" w:eastAsia="FangSong" w:cs="Times New Roman"/>
-          <w:b/>
-          <w:bCs/>
-        </w:rPr>
-        <w:t xml:space="preserve">求导</w:t>
-      </w:r>
-      <w:r>
-        <w:rPr>
-          <w:rFonts w:hint="eastAsia" w:ascii="Times New Roman" w:hAnsi="Times New Roman" w:eastAsia="FangSong" w:cs="Times New Roman"/>
-        </w:rPr>
-        <w:t>不是一回事</w:t>
-      </w:r>
-      <w:r>
-        <w:rPr>
-          <w:rFonts w:hint="eastAsia" w:ascii="Times New Roman" w:hAnsi="Times New Roman" w:eastAsia="Times New Roman" w:cs="Times New Roman"/>
-        </w:rPr>
-        <w:t>，</w:t>
-      </w:r>
-      <w:r>
-        <w:rPr>
-          <w:rFonts w:hint="eastAsia" w:ascii="Times New Roman" w:hAnsi="Times New Roman" w:eastAsia="FangSong" w:cs="Times New Roman"/>
-        </w:rPr>
-        <w:t>二者相差一个</w:t>
-      </w:r>
-      <w:r>
-        <w:rPr>
-          <w:rFonts w:ascii="Times New Roman" w:hAnsi="Times New Roman" w:eastAsia="Times New Roman" w:cs="Times New Roman"/>
-        </w:rPr>
-        <w:t xml:space="preserve"> </w:t>
-      </w:r>
-      <m:oMath>
-        <m:r>
-          <m:rPr>
-            <m:sty m:val="p"/>
-          </m:rPr>
-          <m:t>−</m:t>
-        </m:r>
-        <m:r>
-          <m:t>1</m:t>
-        </m:r>
-        <m:r>
-          <m:rPr>
-            <m:sty m:val="p"/>
-          </m:rPr>
-          <m:t>/</m:t>
-        </m:r>
-        <m:sSup>
-          <m:e>
-            <m:r>
-              <m:t>T</m:t>
-            </m:r>
-          </m:e>
-          <m:sup>
-            <m:r>
-              <m:t>2</m:t>
-            </m:r>
-          </m:sup>
-        </m:sSup>
-      </m:oMath>
-      <w:r>
-        <w:rPr>
-          <w:rFonts w:ascii="Times New Roman" w:hAnsi="Times New Roman" w:eastAsia="Times New Roman" w:cs="Times New Roman"/>
-        </w:rPr>
-        <w:t xml:space="preserve"> </w:t>
-      </w:r>
-      <w:r>
-        <w:rPr>
-          <w:rFonts w:hint="eastAsia" w:ascii="Times New Roman" w:hAnsi="Times New Roman" w:eastAsia="FangSong" w:cs="Times New Roman"/>
-        </w:rPr>
-        <w:t>因子</w:t>
-      </w:r>
-      <w:r>
-        <w:rPr>
-          <w:rFonts w:hint="eastAsia" w:ascii="Times New Roman" w:hAnsi="Times New Roman" w:eastAsia="Times New Roman" w:cs="Times New Roman"/>
-        </w:rPr>
-        <w:t>。</w:t>
-      </w:r>
-      <w:r>
-        <w:rPr>
-          <w:rFonts w:hint="eastAsia" w:ascii="Times New Roman" w:hAnsi="Times New Roman" w:eastAsia="FangSong" w:cs="Times New Roman"/>
-        </w:rPr>
-        <w:t>看到</w:t>
-      </w:r>
-      <w:r>
-        <w:rPr>
-          <w:rFonts w:hint="eastAsia" w:ascii="Times New Roman" w:hAnsi="Times New Roman" w:eastAsia="Times New Roman" w:cs="Times New Roman"/>
-        </w:rPr>
-        <w:t>”</w:t>
-      </w:r>
-      <w:r>
-        <w:rPr>
-          <w:rFonts w:hint="eastAsia" w:ascii="Times New Roman" w:hAnsi="Times New Roman" w:eastAsia="FangSong" w:cs="Times New Roman"/>
-        </w:rPr>
-        <w:t>斜率</w:t>
-      </w:r>
-      <w:r>
-        <w:rPr>
-          <w:rFonts w:hint="eastAsia" w:ascii="Times New Roman" w:hAnsi="Times New Roman" w:eastAsia="Times New Roman" w:cs="Times New Roman"/>
-        </w:rPr>
-        <w:t>”</w:t>
-      </w:r>
-      <w:r>
-        <w:rPr>
-          <w:rFonts w:hint="eastAsia" w:ascii="Times New Roman" w:hAnsi="Times New Roman" w:eastAsia="FangSong" w:cs="Times New Roman"/>
-        </w:rPr>
-        <w:t>先看清横轴是</w:t>
-      </w:r>
-      <w:r>
-        <w:rPr>
-          <w:rFonts w:ascii="Times New Roman" w:hAnsi="Times New Roman" w:eastAsia="Times New Roman" w:cs="Times New Roman"/>
-        </w:rPr>
-        <w:t xml:space="preserve"> T </w:t>
-      </w:r>
-      <w:r>
-        <w:rPr>
-          <w:rFonts w:hint="eastAsia" w:ascii="Times New Roman" w:hAnsi="Times New Roman" w:eastAsia="FangSong" w:cs="Times New Roman"/>
-        </w:rPr>
-        <w:t xml:space="preserve">还是</w:t>
-      </w:r>
-      <w:r>
-        <w:rPr>
-          <w:rFonts w:ascii="Times New Roman" w:hAnsi="Times New Roman" w:eastAsia="Times New Roman" w:cs="Times New Roman"/>
-        </w:rPr>
-        <w:t xml:space="preserve"> 1/T。</w:t>
       </w:r>
     </w:p>
     <w:p>
       <w:pPr>
         <w:pStyle w:val="BodyText"/>
+        <w:ind w:firstLine="420"/>
       </w:pPr>
       <w:r>
         <w:rPr>
-          <w:rFonts w:ascii="Times New Roman" w:hAnsi="Times New Roman" w:eastAsia="Times New Roman" w:cs="Times New Roman"/>
+          <w:rFonts w:hint="eastAsia" w:ascii="Times New Roman" w:hAnsi="Times New Roman" w:eastAsia="FangSong" w:cs="Times New Roman"/>
           <w:b/>
           <w:bCs/>
         </w:rPr>
-        <w:t xml:space="preserve">(3) </w:t>
-      </w:r>
-      <w:r>
-        <w:rPr>
-          <w:rFonts w:hint="eastAsia" w:ascii="Times New Roman" w:hAnsi="Times New Roman" w:eastAsia="FangSong" w:cs="Times New Roman"/>
+        <w:t xml:space="preserve">对</w:t>
+      </w:r>
+      <w:r>
+        <w:rPr>
+          <w:rFonts w:ascii="Times New Roman" w:hAnsi="Times New Roman" w:eastAsia="Times New Roman" w:cs="Times New Roman"/>
           <w:b/>
           <w:bCs/>
         </w:rPr>
-        <w:t xml:space="preserve">对</w:t>
-      </w:r>
-      <w:r>
-        <w:rPr>
-          <w:rFonts w:ascii="Times New Roman" w:hAnsi="Times New Roman" w:eastAsia="Times New Roman" w:cs="Times New Roman"/>
+        <w:t xml:space="preserve"> T </w:t>
+      </w:r>
+      <w:r>
+        <w:rPr>
+          <w:rFonts w:hint="eastAsia" w:ascii="Times New Roman" w:hAnsi="Times New Roman" w:eastAsia="FangSong" w:cs="Times New Roman"/>
           <w:b/>
           <w:bCs/>
         </w:rPr>
-        <w:t xml:space="preserve"> t </w:t>
+        <w:t xml:space="preserve">求导</w:t>
+      </w:r>
+      <w:r>
+        <w:rPr>
+          <w:rFonts w:hint="eastAsia" w:ascii="Times New Roman" w:hAnsi="Times New Roman" w:eastAsia="FangSong" w:cs="Times New Roman"/>
+        </w:rPr>
+        <w:t xml:space="preserve">与</w:t>
       </w:r>
       <w:r>
         <w:rPr>
@@ -17133,7 +16205,7 @@
           <w:b/>
           <w:bCs/>
         </w:rPr>
-        <w:t xml:space="preserve">求</w:t>
+        <w:t xml:space="preserve">对</w:t>
       </w:r>
       <w:r>
         <w:rPr>
@@ -17141,56 +16213,69 @@
           <w:b/>
           <w:bCs/>
         </w:rPr>
-        <w:t xml:space="preserve"> </w:t>
-      </w:r>
-      <m:oMath>
-        <m:r>
-          <m:rPr>
-            <m:sty m:val="p"/>
-          </m:rPr>
-          <m:t>ln</m:t>
-        </m:r>
-        <m:r>
-          <m:rPr>
-            <m:sty m:val="p"/>
-          </m:rPr>
-          <m:t>[</m:t>
-        </m:r>
-        <m:r>
-          <m:rPr>
-            <m:sty m:val="p"/>
-          </m:rPr>
-          <m:t>A</m:t>
-        </m:r>
-        <m:r>
-          <m:rPr>
-            <m:sty m:val="p"/>
-          </m:rPr>
-          <m:t>]</m:t>
-        </m:r>
-      </m:oMath>
-      <w:r>
-        <w:rPr>
-          <w:rFonts w:ascii="Times New Roman" w:hAnsi="Times New Roman" w:eastAsia="Times New Roman" w:cs="Times New Roman"/>
+        <w:t xml:space="preserve"> 1/T </w:t>
+      </w:r>
+      <w:r>
+        <w:rPr>
+          <w:rFonts w:hint="eastAsia" w:ascii="Times New Roman" w:hAnsi="Times New Roman" w:eastAsia="FangSong" w:cs="Times New Roman"/>
           <w:b/>
           <w:bCs/>
         </w:rPr>
+        <w:t xml:space="preserve">求导</w:t>
+      </w:r>
+      <w:r>
+        <w:rPr>
+          <w:rFonts w:hint="eastAsia" w:ascii="Times New Roman" w:hAnsi="Times New Roman" w:eastAsia="FangSong" w:cs="Times New Roman"/>
+        </w:rPr>
+        <w:t>不是一回事</w:t>
+      </w:r>
+      <w:r>
+        <w:rPr>
+          <w:rFonts w:hint="eastAsia" w:ascii="Times New Roman" w:hAnsi="Times New Roman" w:eastAsia="Times New Roman" w:cs="Times New Roman"/>
+        </w:rPr>
+        <w:t>，</w:t>
+      </w:r>
+      <w:r>
+        <w:rPr>
+          <w:rFonts w:hint="eastAsia" w:ascii="Times New Roman" w:hAnsi="Times New Roman" w:eastAsia="FangSong" w:cs="Times New Roman"/>
+        </w:rPr>
+        <w:t>二者相差一个</w:t>
+      </w:r>
+      <w:r>
+        <w:rPr>
+          <w:rFonts w:ascii="Times New Roman" w:hAnsi="Times New Roman" w:eastAsia="Times New Roman" w:cs="Times New Roman"/>
+        </w:rPr>
         <w:t xml:space="preserve"> </w:t>
       </w:r>
-      <w:r>
-        <w:rPr>
-          <w:rFonts w:hint="eastAsia" w:ascii="Times New Roman" w:hAnsi="Times New Roman" w:eastAsia="FangSong" w:cs="Times New Roman"/>
-          <w:b/>
-          <w:bCs/>
-        </w:rPr>
-        <w:t xml:space="preserve">的导数</w:t>
-      </w:r>
-      <w:r>
-        <w:rPr>
-          <w:rFonts w:hint="eastAsia" w:ascii="Times New Roman" w:hAnsi="Times New Roman" w:eastAsia="Times New Roman" w:cs="Times New Roman"/>
-        </w:rPr>
-        <w:t xml:space="preserve">（§4.2</w:t>
-      </w:r>
+      <m:oMath>
+        <m:r>
+          <m:rPr>
+            <m:sty m:val="p"/>
+          </m:rPr>
+          <m:t>−</m:t>
+        </m:r>
+        <m:r>
+          <m:t>1</m:t>
+        </m:r>
+        <m:r>
+          <m:rPr>
+            <m:sty m:val="p"/>
+          </m:rPr>
+          <m:t>/</m:t>
+        </m:r>
+        <m:sSup>
+          <m:e>
+            <m:r>
+              <m:t>T</m:t>
+            </m:r>
+          </m:e>
+          <m:sup>
+            <m:r>
+              <m:t>2</m:t>
+            </m:r>
+          </m:sup>
+        </m:sSup>
+      </m:oMath>
       <w:r>
         <w:rPr>
           <w:rFonts w:ascii="Times New Roman" w:hAnsi="Times New Roman" w:eastAsia="Times New Roman" w:cs="Times New Roman"/>
@@ -17201,35 +16286,196 @@
         <w:rPr>
           <w:rFonts w:hint="eastAsia" w:ascii="Times New Roman" w:hAnsi="Times New Roman" w:eastAsia="FangSong" w:cs="Times New Roman"/>
         </w:rPr>
-        <w:t>已算</w:t>
-      </w:r>
-      <w:r>
-        <w:rPr>
-          <w:rFonts w:hint="eastAsia" w:ascii="Times New Roman" w:hAnsi="Times New Roman" w:eastAsia="Times New Roman" w:cs="Times New Roman"/>
-        </w:rPr>
-        <w:t>）：</w:t>
-      </w:r>
-      <m:oMath>
-        <m:r>
-          <m:rPr>
-            <m:sty m:val="p"/>
-          </m:rPr>
-          <m:t>−</m:t>
-        </m:r>
-        <m:r>
-          <m:t>k</m:t>
-        </m:r>
-      </m:oMath>
-      <w:r>
-        <w:rPr>
-          <w:rFonts w:ascii="Times New Roman" w:hAnsi="Times New Roman" w:eastAsia="Times New Roman" w:cs="Times New Roman"/>
-        </w:rPr>
-        <w:t xml:space="preserve">。</w:t>
+        <w:t>因子</w:t>
+      </w:r>
+      <w:r>
+        <w:rPr>
+          <w:rFonts w:hint="eastAsia" w:ascii="Times New Roman" w:hAnsi="Times New Roman" w:eastAsia="Times New Roman" w:cs="Times New Roman"/>
+        </w:rPr>
+        <w:t>。</w:t>
+      </w:r>
+      <w:r>
+        <w:rPr>
+          <w:rFonts w:hint="eastAsia" w:ascii="Times New Roman" w:hAnsi="Times New Roman" w:eastAsia="FangSong" w:cs="Times New Roman"/>
+        </w:rPr>
+        <w:t>看到</w:t>
+      </w:r>
+      <w:r>
+        <w:rPr>
+          <w:rFonts w:hint="eastAsia" w:ascii="Times New Roman" w:hAnsi="Times New Roman" w:eastAsia="Times New Roman" w:cs="Times New Roman"/>
+        </w:rPr>
+        <w:t>”</w:t>
+      </w:r>
+      <w:r>
+        <w:rPr>
+          <w:rFonts w:hint="eastAsia" w:ascii="Times New Roman" w:hAnsi="Times New Roman" w:eastAsia="FangSong" w:cs="Times New Roman"/>
+        </w:rPr>
+        <w:t>斜率</w:t>
+      </w:r>
+      <w:r>
+        <w:rPr>
+          <w:rFonts w:hint="eastAsia" w:ascii="Times New Roman" w:hAnsi="Times New Roman" w:eastAsia="Times New Roman" w:cs="Times New Roman"/>
+        </w:rPr>
+        <w:t>”</w:t>
+      </w:r>
+      <w:r>
+        <w:rPr>
+          <w:rFonts w:hint="eastAsia" w:ascii="Times New Roman" w:hAnsi="Times New Roman" w:eastAsia="FangSong" w:cs="Times New Roman"/>
+        </w:rPr>
+        <w:t>先看清横轴是</w:t>
+      </w:r>
+      <w:r>
+        <w:rPr>
+          <w:rFonts w:ascii="Times New Roman" w:hAnsi="Times New Roman" w:eastAsia="Times New Roman" w:cs="Times New Roman"/>
+        </w:rPr>
+        <w:t xml:space="preserve"> T </w:t>
+      </w:r>
+      <w:r>
+        <w:rPr>
+          <w:rFonts w:hint="eastAsia" w:ascii="Times New Roman" w:hAnsi="Times New Roman" w:eastAsia="FangSong" w:cs="Times New Roman"/>
+        </w:rPr>
+        <w:t xml:space="preserve">还是</w:t>
+      </w:r>
+      <w:r>
+        <w:rPr>
+          <w:rFonts w:ascii="Times New Roman" w:hAnsi="Times New Roman" w:eastAsia="Times New Roman" w:cs="Times New Roman"/>
+        </w:rPr>
+        <w:t xml:space="preserve"> 1/T。</w:t>
       </w:r>
     </w:p>
     <w:p>
       <w:pPr>
         <w:pStyle w:val="BodyText"/>
+        <w:ind w:firstLine="420"/>
+      </w:pPr>
+      <w:r>
+        <w:rPr>
+          <w:rFonts w:ascii="Times New Roman" w:hAnsi="Times New Roman" w:eastAsia="Times New Roman" w:cs="Times New Roman"/>
+          <w:b/>
+          <w:bCs/>
+        </w:rPr>
+        <w:t xml:space="preserve">(3) </w:t>
+      </w:r>
+      <w:r>
+        <w:rPr>
+          <w:rFonts w:hint="eastAsia" w:ascii="Times New Roman" w:hAnsi="Times New Roman" w:eastAsia="FangSong" w:cs="Times New Roman"/>
+          <w:b/>
+          <w:bCs/>
+        </w:rPr>
+        <w:t xml:space="preserve">对</w:t>
+      </w:r>
+      <w:r>
+        <w:rPr>
+          <w:rFonts w:ascii="Times New Roman" w:hAnsi="Times New Roman" w:eastAsia="Times New Roman" w:cs="Times New Roman"/>
+          <w:b/>
+          <w:bCs/>
+        </w:rPr>
+        <w:t xml:space="preserve"> t </w:t>
+      </w:r>
+      <w:r>
+        <w:rPr>
+          <w:rFonts w:hint="eastAsia" w:ascii="Times New Roman" w:hAnsi="Times New Roman" w:eastAsia="FangSong" w:cs="Times New Roman"/>
+          <w:b/>
+          <w:bCs/>
+        </w:rPr>
+        <w:t xml:space="preserve">求</w:t>
+      </w:r>
+      <w:r>
+        <w:rPr>
+          <w:rFonts w:ascii="Times New Roman" w:hAnsi="Times New Roman" w:eastAsia="Times New Roman" w:cs="Times New Roman"/>
+          <w:b/>
+          <w:bCs/>
+        </w:rPr>
+        <w:t xml:space="preserve"> </w:t>
+      </w:r>
+      <m:oMath>
+        <m:r>
+          <m:rPr>
+            <m:sty m:val="p"/>
+          </m:rPr>
+          <m:t>ln</m:t>
+        </m:r>
+        <m:r>
+          <m:rPr>
+            <m:sty m:val="p"/>
+          </m:rPr>
+          <m:t>[</m:t>
+        </m:r>
+        <m:r>
+          <m:rPr>
+            <m:sty m:val="p"/>
+          </m:rPr>
+          <m:t>A</m:t>
+        </m:r>
+        <m:r>
+          <m:rPr>
+            <m:sty m:val="p"/>
+          </m:rPr>
+          <m:t>]</m:t>
+        </m:r>
+      </m:oMath>
+      <w:r>
+        <w:rPr>
+          <w:rFonts w:ascii="Times New Roman" w:hAnsi="Times New Roman" w:eastAsia="Times New Roman" w:cs="Times New Roman"/>
+          <w:b/>
+          <w:bCs/>
+        </w:rPr>
+        <w:t xml:space="preserve"> </w:t>
+      </w:r>
+      <w:r>
+        <w:rPr>
+          <w:rFonts w:hint="eastAsia" w:ascii="Times New Roman" w:hAnsi="Times New Roman" w:eastAsia="FangSong" w:cs="Times New Roman"/>
+          <w:b/>
+          <w:bCs/>
+        </w:rPr>
+        <w:t xml:space="preserve">的导数</w:t>
+      </w:r>
+      <w:r>
+        <w:rPr>
+          <w:rFonts w:hint="eastAsia" w:ascii="Times New Roman" w:hAnsi="Times New Roman" w:eastAsia="Times New Roman" w:cs="Times New Roman"/>
+        </w:rPr>
+        <w:t xml:space="preserve">（§4.2</w:t>
+      </w:r>
+      <w:r>
+        <w:rPr>
+          <w:rFonts w:ascii="Times New Roman" w:hAnsi="Times New Roman" w:eastAsia="Times New Roman" w:cs="Times New Roman"/>
+        </w:rPr>
+        <w:t xml:space="preserve"> </w:t>
+      </w:r>
+      <w:r>
+        <w:rPr>
+          <w:rFonts w:hint="eastAsia" w:ascii="Times New Roman" w:hAnsi="Times New Roman" w:eastAsia="FangSong" w:cs="Times New Roman"/>
+        </w:rPr>
+        <w:t>已算</w:t>
+      </w:r>
+      <w:r>
+        <w:rPr>
+          <w:rFonts w:hint="eastAsia" w:ascii="Times New Roman" w:hAnsi="Times New Roman" w:eastAsia="Times New Roman" w:cs="Times New Roman"/>
+        </w:rPr>
+        <w:t>）：</w:t>
+      </w:r>
+      <m:oMath>
+        <m:r>
+          <m:rPr>
+            <m:sty m:val="p"/>
+          </m:rPr>
+          <m:t>−</m:t>
+        </m:r>
+        <m:r>
+          <m:t>k</m:t>
+        </m:r>
+      </m:oMath>
+      <w:r>
+        <w:rPr>
+          <w:rFonts w:ascii="Times New Roman" w:hAnsi="Times New Roman" w:eastAsia="Times New Roman" w:cs="Times New Roman"/>
+        </w:rPr>
+        <w:t xml:space="preserve">。</w:t>
+      </w:r>
+    </w:p>
+    <w:p>
+      <w:pPr>
+        <w:pStyle w:val="BodyText"/>
+        <w:ind w:firstLine="420"/>
       </w:pPr>
       <w:r>
         <w:rPr>
@@ -17461,9 +16707,9 @@
         </w:pict>
       </w:r>
     </w:p>
+    <w:bookmarkEnd w:id="28"/>
     <w:bookmarkEnd w:id="29"/>
-    <w:bookmarkEnd w:id="30"/>
-    <w:bookmarkStart w:id="34" w:name="七高阶导数与极值判据"/>
+    <w:bookmarkStart w:id="33" w:name="高阶导数与极值判据"/>
     <w:p>
       <w:pPr>
         <w:pStyle w:val="Heading2"/>
@@ -17471,24 +16717,18 @@
       </w:pPr>
       <w:r>
         <w:rPr>
+          <w:rFonts w:ascii="Times New Roman" w:hAnsi="Times New Roman" w:eastAsia="Times New Roman" w:cs="Times New Roman"/>
+        </w:rPr>
+        <w:t xml:space="preserve">§7 </w:t>
+      </w:r>
+      <w:r>
+        <w:rPr>
           <w:rFonts w:hint="eastAsia" w:ascii="Times New Roman" w:hAnsi="Times New Roman" w:eastAsia="SimHei" w:cs="Times New Roman"/>
         </w:rPr>
-        <w:t>七</w:t>
-      </w:r>
-      <w:r>
-        <w:rPr>
-          <w:rFonts w:hint="eastAsia" w:ascii="Times New Roman" w:hAnsi="Times New Roman" w:eastAsia="Times New Roman" w:cs="Times New Roman"/>
-        </w:rPr>
-        <w:t>、</w:t>
-      </w:r>
-      <w:r>
-        <w:rPr>
-          <w:rFonts w:hint="eastAsia" w:ascii="Times New Roman" w:hAnsi="Times New Roman" w:eastAsia="SimHei" w:cs="Times New Roman"/>
-        </w:rPr>
-        <w:t>高阶导数与极值判据</w:t>
+        <w:t xml:space="preserve">高阶导数与极值判据</w:t>
       </w:r>
     </w:p>
-    <w:bookmarkStart w:id="31" w:name="二阶导数"/>
+    <w:bookmarkStart w:id="30" w:name="二阶导数"/>
     <w:p>
       <w:pPr>
         <w:pStyle w:val="Heading3"/>
@@ -17510,6 +16750,7 @@
     <w:p>
       <w:pPr>
         <w:pStyle w:val="FirstParagraph"/>
+        <w:ind w:firstLine="420"/>
       </w:pPr>
       <w:r>
         <w:rPr>
@@ -17698,6 +16939,7 @@
     <w:p>
       <w:pPr>
         <w:pStyle w:val="BodyText"/>
+        <w:ind w:firstLine="420"/>
       </w:pPr>
       <w:r>
         <w:rPr>
@@ -17752,11 +16994,8 @@
     </w:p>
     <w:p>
       <w:pPr>
-        <w:pStyle w:val="Compact"/>
-        <w:numPr>
-          <w:ilvl w:val="0"/>
-          <w:numId w:val="1002"/>
-        </w:numPr>
+        <w:pStyle w:val="BodyText"/>
+        <w:ind w:firstLine="420"/>
       </w:pPr>
       <m:oMath>
         <m:sSup>
@@ -17835,11 +17074,8 @@
     </w:p>
     <w:p>
       <w:pPr>
-        <w:pStyle w:val="Compact"/>
-        <w:numPr>
-          <w:ilvl w:val="0"/>
-          <w:numId w:val="1002"/>
-        </w:numPr>
+        <w:pStyle w:val="BodyText"/>
+        <w:ind w:firstLine="420"/>
       </w:pPr>
       <m:oMath>
         <m:sSup>
@@ -17918,7 +17154,8 @@
     </w:p>
     <w:p>
       <w:pPr>
-        <w:pStyle w:val="FirstParagraph"/>
+        <w:pStyle w:val="BodyText"/>
+        <w:ind w:firstLine="420"/>
       </w:pPr>
       <w:r>
         <w:rPr>
@@ -18081,6 +17318,7 @@
     <w:p>
       <w:pPr>
         <w:pStyle w:val="BodyText"/>
+        <w:ind w:firstLine="420"/>
       </w:pPr>
       <w:r>
         <w:rPr>
@@ -18227,6 +17465,7 @@
     <w:p>
       <w:pPr>
         <w:pStyle w:val="BodyText"/>
+        <w:ind w:firstLine="420"/>
       </w:pPr>
       <m:oMath>
         <m:oMathPr>
@@ -18365,6 +17604,7 @@
     <w:p>
       <w:pPr>
         <w:pStyle w:val="BodyText"/>
+        <w:ind w:firstLine="420"/>
       </w:pPr>
       <m:oMath>
         <m:oMathPr>
@@ -18518,6 +17758,7 @@
     <w:p>
       <w:pPr>
         <w:pStyle w:val="BodyText"/>
+        <w:ind w:firstLine="420"/>
       </w:pPr>
       <w:r>
         <w:rPr>
@@ -18562,8 +17803,8 @@
         <w:t>”。</w:t>
       </w:r>
     </w:p>
-    <w:bookmarkEnd w:id="31"/>
-    <w:bookmarkStart w:id="32" w:name="极值判据求最大值最小值"/>
+    <w:bookmarkEnd w:id="30"/>
+    <w:bookmarkStart w:id="31" w:name="极值判据求最大值最小值"/>
     <w:p>
       <w:pPr>
         <w:pStyle w:val="Heading3"/>
@@ -18615,6 +17856,7 @@
     <w:p>
       <w:pPr>
         <w:pStyle w:val="FirstParagraph"/>
+        <w:ind w:firstLine="420"/>
       </w:pPr>
       <w:r>
         <w:rPr>
@@ -18634,8 +17876,9 @@
         <w:pStyle w:val="Compact"/>
         <w:numPr>
           <w:ilvl w:val="0"/>
-          <w:numId w:val="1003"/>
+          <w:numId w:val="1001"/>
         </w:numPr>
+        <w:ind w:firstLine="420"/>
       </w:pPr>
       <w:r>
         <w:rPr>
@@ -18760,8 +18003,9 @@
         <w:pStyle w:val="Compact"/>
         <w:numPr>
           <w:ilvl w:val="0"/>
-          <w:numId w:val="1003"/>
+          <w:numId w:val="1001"/>
         </w:numPr>
+        <w:ind w:firstLine="420"/>
       </w:pPr>
       <w:r>
         <w:rPr>
@@ -18815,11 +18059,8 @@
     </w:p>
     <w:p>
       <w:pPr>
-        <w:pStyle w:val="Compact"/>
-        <w:numPr>
-          <w:ilvl w:val="1"/>
-          <w:numId w:val="1004"/>
-        </w:numPr>
+        <w:pStyle w:val="FirstParagraph"/>
+        <w:ind w:firstLine="420"/>
       </w:pPr>
       <m:oMath>
         <m:sSup>
@@ -18894,11 +18135,8 @@
     </w:p>
     <w:p>
       <w:pPr>
-        <w:pStyle w:val="Compact"/>
-        <w:numPr>
-          <w:ilvl w:val="1"/>
-          <w:numId w:val="1004"/>
-        </w:numPr>
+        <w:pStyle w:val="BodyText"/>
+        <w:ind w:firstLine="420"/>
       </w:pPr>
       <m:oMath>
         <m:sSup>
@@ -18973,11 +18211,8 @@
     </w:p>
     <w:p>
       <w:pPr>
-        <w:pStyle w:val="Compact"/>
-        <w:numPr>
-          <w:ilvl w:val="1"/>
-          <w:numId w:val="1004"/>
-        </w:numPr>
+        <w:pStyle w:val="BodyText"/>
+        <w:ind w:firstLine="420"/>
       </w:pPr>
       <m:oMath>
         <m:sSup>
@@ -19044,7 +18279,8 @@
     </w:p>
     <w:p>
       <w:pPr>
-        <w:pStyle w:val="MistakeBlock"/>
+        <w:pStyle w:val="BodyText"/>
+        <w:ind w:firstLine="420"/>
       </w:pPr>
       <w:r>
         <w:rPr>
@@ -19052,12 +18288,12 @@
         </w:rPr>
         <w:t xml:space="preserve">易错提醒</w:t>
       </w:r>
-      <w:r>
-        <w:rPr>
-          <w:rFonts w:ascii="Times New Roman" w:hAnsi="Times New Roman" w:eastAsia="Times New Roman" w:cs="Times New Roman"/>
-        </w:rPr>
-        <w:t xml:space="preserve"> </w:t>
-      </w:r>
+    </w:p>
+    <w:p>
+      <w:pPr>
+        <w:pStyle w:val="BodyText"/>
+        <w:ind w:firstLine="420"/>
+      </w:pPr>
       <m:oMath>
         <m:oMathPr>
           <m:ctrlPr>
@@ -19305,8 +18541,8 @@
         <w:t>。</w:t>
       </w:r>
     </w:p>
-    <w:bookmarkEnd w:id="32"/>
-    <w:bookmarkStart w:id="33" w:name="化学里的极值问题"/>
+    <w:bookmarkEnd w:id="31"/>
+    <w:bookmarkStart w:id="32" w:name="化学里的极值问题"/>
     <w:p>
       <w:pPr>
         <w:pStyle w:val="Heading3"/>
@@ -19331,6 +18567,15 @@
         <w:tblW w:type="pct" w:w="5000"/>
         <w:tblLayout w:type="fixed"/>
         <w:tblLook w:firstRow="1" w:lastRow="0" w:firstColumn="0" w:lastColumn="0" w:noHBand="0" w:noVBand="0" w:val="0020"/>
+        <w:jc w:val="center"/>
+        <w:tblBorders>
+          <w:top w:val="single" w:sz="12" w:space="0" w:color="333333"/>
+          <w:bottom w:val="single" w:sz="12" w:space="0" w:color="333333"/>
+          <w:left w:val="none"/>
+          <w:right w:val="none"/>
+          <w:insideH w:val="none"/>
+          <w:insideV w:val="none"/>
+        </w:tblBorders>
       </w:tblPr>
       <w:tblGrid>
         <w:gridCol w:w="2640"/>
@@ -19342,7 +18587,11 @@
           <w:tblHeader w:val="on"/>
         </w:trPr>
         <w:tc>
-          <w:tcPr/>
+          <w:tcPr>
+            <w:tcBorders>
+              <w:bottom w:val="single" w:sz="6" w:space="0" w:color="333333"/>
+            </w:tcBorders>
+          </w:tcPr>
           <w:p>
             <w:pPr>
               <w:pStyle w:val="Compact"/>
@@ -19358,7 +18607,11 @@
           </w:p>
         </w:tc>
         <w:tc>
-          <w:tcPr/>
+          <w:tcPr>
+            <w:tcBorders>
+              <w:bottom w:val="single" w:sz="6" w:space="0" w:color="333333"/>
+            </w:tcBorders>
+          </w:tcPr>
           <w:p>
             <w:pPr>
               <w:pStyle w:val="Compact"/>
@@ -19374,7 +18627,11 @@
           </w:p>
         </w:tc>
         <w:tc>
-          <w:tcPr/>
+          <w:tcPr>
+            <w:tcBorders>
+              <w:bottom w:val="single" w:sz="6" w:space="0" w:color="333333"/>
+            </w:tcBorders>
+          </w:tcPr>
           <w:p>
             <w:pPr>
               <w:pStyle w:val="Compact"/>
@@ -19925,6 +19182,7 @@
       <w:pPr>
         <w:pStyle w:val="BodyText"/>
         <w:spacing w:before="120"/>
+        <w:ind w:firstLine="420"/>
       </w:pPr>
       <w:r>
         <w:rPr>
@@ -20209,6 +19467,7 @@
     <w:p>
       <w:pPr>
         <w:pStyle w:val="BodyText"/>
+        <w:ind w:firstLine="420"/>
       </w:pPr>
       <w:r>
         <w:rPr>
@@ -20467,6 +19726,7 @@
     <w:p>
       <w:pPr>
         <w:pStyle w:val="BodyText"/>
+        <w:ind w:firstLine="420"/>
       </w:pPr>
       <w:r>
         <w:rPr>
@@ -20554,6 +19814,7 @@
     <w:p>
       <w:pPr>
         <w:pStyle w:val="BodyText"/>
+        <w:ind w:firstLine="420"/>
       </w:pPr>
       <w:r>
         <w:rPr>
@@ -20703,9 +19964,9 @@
         </w:pict>
       </w:r>
     </w:p>
+    <w:bookmarkEnd w:id="32"/>
     <w:bookmarkEnd w:id="33"/>
-    <w:bookmarkEnd w:id="34"/>
-    <w:bookmarkStart w:id="39" w:name="八微分-dy-为什么化学里到处是-d"/>
+    <w:bookmarkStart w:id="38" w:name="微分-dy-为什么化学里到处是-d"/>
     <w:p>
       <w:pPr>
         <w:pStyle w:val="Heading2"/>
@@ -20713,32 +19974,26 @@
       </w:pPr>
       <w:r>
         <w:rPr>
+          <w:rFonts w:ascii="Times New Roman" w:hAnsi="Times New Roman" w:eastAsia="Times New Roman" w:cs="Times New Roman"/>
+        </w:rPr>
+        <w:t xml:space="preserve">§8 </w:t>
+      </w:r>
+      <w:r>
+        <w:rPr>
           <w:rFonts w:hint="eastAsia" w:ascii="Times New Roman" w:hAnsi="Times New Roman" w:eastAsia="SimHei" w:cs="Times New Roman"/>
         </w:rPr>
-        <w:t>八</w:t>
-      </w:r>
-      <w:r>
-        <w:rPr>
-          <w:rFonts w:hint="eastAsia" w:ascii="Times New Roman" w:hAnsi="Times New Roman" w:eastAsia="Times New Roman" w:cs="Times New Roman"/>
-        </w:rPr>
-        <w:t>、</w:t>
+        <w:t xml:space="preserve">微分</w:t>
+      </w:r>
+      <w:r>
+        <w:rPr>
+          <w:rFonts w:ascii="Times New Roman" w:hAnsi="Times New Roman" w:eastAsia="Times New Roman" w:cs="Times New Roman"/>
+        </w:rPr>
+        <w:t xml:space="preserve"> dy —— </w:t>
       </w:r>
       <w:r>
         <w:rPr>
           <w:rFonts w:hint="eastAsia" w:ascii="Times New Roman" w:hAnsi="Times New Roman" w:eastAsia="SimHei" w:cs="Times New Roman"/>
         </w:rPr>
-        <w:t>微分</w:t>
-      </w:r>
-      <w:r>
-        <w:rPr>
-          <w:rFonts w:ascii="Times New Roman" w:hAnsi="Times New Roman" w:eastAsia="Times New Roman" w:cs="Times New Roman"/>
-        </w:rPr>
-        <w:t xml:space="preserve"> dy —— </w:t>
-      </w:r>
-      <w:r>
-        <w:rPr>
-          <w:rFonts w:hint="eastAsia" w:ascii="Times New Roman" w:hAnsi="Times New Roman" w:eastAsia="SimHei" w:cs="Times New Roman"/>
-        </w:rPr>
         <w:t xml:space="preserve">为什么化学里到处是</w:t>
       </w:r>
       <w:r>
@@ -20748,7 +20003,7 @@
         <w:t xml:space="preserve"> d</w:t>
       </w:r>
     </w:p>
-    <w:bookmarkStart w:id="35" w:name="定义"/>
+    <w:bookmarkStart w:id="34" w:name="定义"/>
     <w:p>
       <w:pPr>
         <w:pStyle w:val="Heading3"/>
@@ -20770,6 +20025,7 @@
     <w:p>
       <w:pPr>
         <w:pStyle w:val="FirstParagraph"/>
+        <w:ind w:firstLine="420"/>
       </w:pPr>
       <w:r>
         <w:rPr>
@@ -20934,6 +20190,7 @@
     <w:p>
       <w:pPr>
         <w:pStyle w:val="BodyText"/>
+        <w:ind w:firstLine="420"/>
       </w:pPr>
       <w:r>
         <w:rPr>
@@ -21025,6 +20282,7 @@
     <w:p>
       <w:pPr>
         <w:pStyle w:val="BodyText"/>
+        <w:ind w:firstLine="420"/>
       </w:pPr>
       <w:r>
         <w:rPr>
@@ -21120,6 +20378,7 @@
     <w:p>
       <w:pPr>
         <w:pStyle w:val="BodyText"/>
+        <w:ind w:firstLine="420"/>
       </w:pPr>
       <w:r>
         <w:rPr>
@@ -21166,8 +20425,8 @@
         <w:t xml:space="preserve"> dx。</w:t>
       </w:r>
     </w:p>
-    <w:bookmarkEnd w:id="35"/>
-    <w:bookmarkStart w:id="36" w:name="微分的作用δy-dy"/>
+    <w:bookmarkEnd w:id="34"/>
+    <w:bookmarkStart w:id="35" w:name="微分的作用δy-dy"/>
     <w:p>
       <w:pPr>
         <w:pStyle w:val="Heading3"/>
@@ -21201,6 +20460,7 @@
     <w:p>
       <w:pPr>
         <w:pStyle w:val="FirstParagraph"/>
+        <w:ind w:firstLine="420"/>
       </w:pPr>
       <w:r>
         <w:rPr>
@@ -21357,6 +20617,7 @@
     <w:p>
       <w:pPr>
         <w:pStyle w:val="BodyText"/>
+        <w:ind w:firstLine="420"/>
       </w:pPr>
       <w:r>
         <w:rPr>
@@ -21478,6 +20739,15 @@
         <w:tblStyle w:val="Table"/>
         <w:tblW w:type="auto" w:w="0"/>
         <w:tblLook w:firstRow="1" w:lastRow="0" w:firstColumn="0" w:lastColumn="0" w:noHBand="0" w:noVBand="0" w:val="0020"/>
+        <w:jc w:val="center"/>
+        <w:tblBorders>
+          <w:top w:val="single" w:sz="12" w:space="0" w:color="333333"/>
+          <w:bottom w:val="single" w:sz="12" w:space="0" w:color="333333"/>
+          <w:left w:val="none"/>
+          <w:right w:val="none"/>
+          <w:insideH w:val="none"/>
+          <w:insideV w:val="none"/>
+        </w:tblBorders>
       </w:tblPr>
       <w:tblGrid>
         <w:gridCol w:w="1980"/>
@@ -21490,7 +20760,11 @@
           <w:tblHeader w:val="on"/>
         </w:trPr>
         <w:tc>
-          <w:tcPr/>
+          <w:tcPr>
+            <w:tcBorders>
+              <w:bottom w:val="single" w:sz="6" w:space="0" w:color="333333"/>
+            </w:tcBorders>
+          </w:tcPr>
           <w:p>
             <w:pPr>
               <w:pStyle w:val="Compact"/>
@@ -21499,7 +20773,11 @@
           </w:p>
         </w:tc>
         <w:tc>
-          <w:tcPr/>
+          <w:tcPr>
+            <w:tcBorders>
+              <w:bottom w:val="single" w:sz="6" w:space="0" w:color="333333"/>
+            </w:tcBorders>
+          </w:tcPr>
           <w:p>
             <w:pPr>
               <w:pStyle w:val="Compact"/>
@@ -21522,7 +20800,11 @@
           </w:p>
         </w:tc>
         <w:tc>
-          <w:tcPr/>
+          <w:tcPr>
+            <w:tcBorders>
+              <w:bottom w:val="single" w:sz="6" w:space="0" w:color="333333"/>
+            </w:tcBorders>
+          </w:tcPr>
           <w:p>
             <w:pPr>
               <w:pStyle w:val="Compact"/>
@@ -21545,7 +20827,11 @@
           </w:p>
         </w:tc>
         <w:tc>
-          <w:tcPr/>
+          <w:tcPr>
+            <w:tcBorders>
+              <w:bottom w:val="single" w:sz="6" w:space="0" w:color="333333"/>
+            </w:tcBorders>
+          </w:tcPr>
           <w:p>
             <w:pPr>
               <w:pStyle w:val="Compact"/>
@@ -21746,6 +21032,7 @@
       <w:pPr>
         <w:pStyle w:val="BodyText"/>
         <w:spacing w:before="120"/>
+        <w:ind w:firstLine="420"/>
       </w:pPr>
       <w:r>
         <w:rPr>
@@ -21824,6 +21111,7 @@
     <w:p>
       <w:pPr>
         <w:pStyle w:val="BodyText"/>
+        <w:ind w:firstLine="420"/>
       </w:pPr>
       <w:r>
         <w:rPr>
@@ -21923,6 +21211,7 @@
     <w:p>
       <w:pPr>
         <w:pStyle w:val="BodyText"/>
+        <w:ind w:firstLine="420"/>
       </w:pPr>
       <w:r>
         <w:rPr>
@@ -22019,6 +21308,7 @@
     <w:p>
       <w:pPr>
         <w:pStyle w:val="BodyText"/>
+        <w:ind w:firstLine="420"/>
       </w:pPr>
       <w:r>
         <w:rPr>
@@ -22069,8 +21359,8 @@
         <w:t>。</w:t>
       </w:r>
     </w:p>
-    <w:bookmarkEnd w:id="36"/>
-    <w:bookmarkStart w:id="37" w:name="微分形式不变性好用的性质"/>
+    <w:bookmarkEnd w:id="35"/>
+    <w:bookmarkStart w:id="36" w:name="微分形式不变性好用的性质"/>
     <w:p>
       <w:pPr>
         <w:pStyle w:val="Heading3"/>
@@ -22110,6 +21400,7 @@
     <w:p>
       <w:pPr>
         <w:pStyle w:val="FirstParagraph"/>
+        <w:ind w:firstLine="420"/>
       </w:pPr>
       <w:r>
         <w:rPr>
@@ -22360,6 +21651,7 @@
     <w:p>
       <w:pPr>
         <w:pStyle w:val="BodyText"/>
+        <w:ind w:firstLine="420"/>
       </w:pPr>
       <w:r>
         <w:rPr>
@@ -22505,6 +21797,7 @@
     <w:p>
       <w:pPr>
         <w:pStyle w:val="BodyText"/>
+        <w:ind w:firstLine="420"/>
       </w:pPr>
       <w:r>
         <w:rPr>
@@ -22690,8 +21983,8 @@
         <w:t>。</w:t>
       </w:r>
     </w:p>
-    <w:bookmarkEnd w:id="37"/>
-    <w:bookmarkStart w:id="38" w:name="化学里那些-d-都是什么"/>
+    <w:bookmarkEnd w:id="36"/>
+    <w:bookmarkStart w:id="37" w:name="化学里那些-d-都是什么"/>
     <w:p>
       <w:pPr>
         <w:pStyle w:val="Heading3"/>
@@ -22728,6 +22021,15 @@
         <w:tblW w:type="pct" w:w="5000"/>
         <w:tblLayout w:type="fixed"/>
         <w:tblLook w:firstRow="1" w:lastRow="0" w:firstColumn="0" w:lastColumn="0" w:noHBand="0" w:noVBand="0" w:val="0020"/>
+        <w:jc w:val="center"/>
+        <w:tblBorders>
+          <w:top w:val="single" w:sz="12" w:space="0" w:color="333333"/>
+          <w:bottom w:val="single" w:sz="12" w:space="0" w:color="333333"/>
+          <w:left w:val="none"/>
+          <w:right w:val="none"/>
+          <w:insideH w:val="none"/>
+          <w:insideV w:val="none"/>
+        </w:tblBorders>
       </w:tblPr>
       <w:tblGrid>
         <w:gridCol w:w="2640"/>
@@ -22739,7 +22041,11 @@
           <w:tblHeader w:val="on"/>
         </w:trPr>
         <w:tc>
-          <w:tcPr/>
+          <w:tcPr>
+            <w:tcBorders>
+              <w:bottom w:val="single" w:sz="6" w:space="0" w:color="333333"/>
+            </w:tcBorders>
+          </w:tcPr>
           <w:p>
             <w:pPr>
               <w:pStyle w:val="Compact"/>
@@ -22755,7 +22061,11 @@
           </w:p>
         </w:tc>
         <w:tc>
-          <w:tcPr/>
+          <w:tcPr>
+            <w:tcBorders>
+              <w:bottom w:val="single" w:sz="6" w:space="0" w:color="333333"/>
+            </w:tcBorders>
+          </w:tcPr>
           <w:p>
             <w:pPr>
               <w:pStyle w:val="Compact"/>
@@ -22771,7 +22081,11 @@
           </w:p>
         </w:tc>
         <w:tc>
-          <w:tcPr/>
+          <w:tcPr>
+            <w:tcBorders>
+              <w:bottom w:val="single" w:sz="6" w:space="0" w:color="333333"/>
+            </w:tcBorders>
+          </w:tcPr>
           <w:p>
             <w:pPr>
               <w:pStyle w:val="Compact"/>
@@ -23158,8 +22472,9 @@
     </w:tbl>
     <w:p>
       <w:pPr>
-        <w:pStyle w:val="MethodologyBlock"/>
+        <w:pStyle w:val="BodyText"/>
         <w:spacing w:before="120"/>
+        <w:ind w:firstLine="420"/>
       </w:pPr>
       <w:r>
         <w:rPr>
@@ -23167,12 +22482,12 @@
         </w:rPr>
         <w:t xml:space="preserve">深入思考</w:t>
       </w:r>
-      <w:r>
-        <w:rPr>
-          <w:rFonts w:ascii="Times New Roman" w:hAnsi="Times New Roman" w:eastAsia="Times New Roman" w:cs="Times New Roman"/>
-        </w:rPr>
-        <w:t xml:space="preserve"> </w:t>
-      </w:r>
+    </w:p>
+    <w:p>
+      <w:pPr>
+        <w:pStyle w:val="BodyText"/>
+        <w:ind w:firstLine="420"/>
+      </w:pPr>
       <w:r>
         <w:rPr>
           <w:rFonts w:hint="eastAsia" w:ascii="Times New Roman" w:hAnsi="Times New Roman" w:eastAsia="FangSong" w:cs="Times New Roman"/>
@@ -23515,6 +22830,7 @@
     <w:p>
       <w:pPr>
         <w:pStyle w:val="BodyText"/>
+        <w:ind w:firstLine="420"/>
       </w:pPr>
       <w:r>
         <w:rPr>
@@ -23855,9 +23171,9 @@
         </w:pict>
       </w:r>
     </w:p>
+    <w:bookmarkEnd w:id="37"/>
     <w:bookmarkEnd w:id="38"/>
-    <w:bookmarkEnd w:id="39"/>
-    <w:bookmarkStart w:id="44" w:name="九化学里的-dadt-与令导数为零"/>
+    <w:bookmarkStart w:id="43" w:name="化学里的-dadt-与令导数为零"/>
     <w:p>
       <w:pPr>
         <w:pStyle w:val="Heading2"/>
@@ -23865,33 +23181,39 @@
       </w:pPr>
       <w:r>
         <w:rPr>
+          <w:rFonts w:ascii="Times New Roman" w:hAnsi="Times New Roman" w:eastAsia="Times New Roman" w:cs="Times New Roman"/>
+        </w:rPr>
+        <w:t xml:space="preserve">§9 </w:t>
+      </w:r>
+      <w:r>
+        <w:rPr>
           <w:rFonts w:hint="eastAsia" w:ascii="Times New Roman" w:hAnsi="Times New Roman" w:eastAsia="SimHei" w:cs="Times New Roman"/>
         </w:rPr>
-        <w:t>九</w:t>
-      </w:r>
-      <w:r>
-        <w:rPr>
-          <w:rFonts w:hint="eastAsia" w:ascii="Times New Roman" w:hAnsi="Times New Roman" w:eastAsia="Times New Roman" w:cs="Times New Roman"/>
-        </w:rPr>
-        <w:t>、</w:t>
+        <w:t xml:space="preserve">化学里的</w:t>
+      </w:r>
+      <w:r>
+        <w:rPr>
+          <w:rFonts w:ascii="Times New Roman" w:hAnsi="Times New Roman" w:eastAsia="Times New Roman" w:cs="Times New Roman"/>
+        </w:rPr>
+        <w:t xml:space="preserve"> d[A]/dt </w:t>
       </w:r>
       <w:r>
         <w:rPr>
           <w:rFonts w:hint="eastAsia" w:ascii="Times New Roman" w:hAnsi="Times New Roman" w:eastAsia="SimHei" w:cs="Times New Roman"/>
         </w:rPr>
-        <w:t>化学里的</w:t>
-      </w:r>
-      <w:r>
-        <w:rPr>
-          <w:rFonts w:ascii="Times New Roman" w:hAnsi="Times New Roman" w:eastAsia="Times New Roman" w:cs="Times New Roman"/>
-        </w:rPr>
-        <w:t xml:space="preserve"> d[A]/dt </w:t>
+        <w:t>与</w:t>
+      </w:r>
+      <w:r>
+        <w:rPr>
+          <w:rFonts w:hint="eastAsia" w:ascii="Times New Roman" w:hAnsi="Times New Roman" w:eastAsia="Times New Roman" w:cs="Times New Roman"/>
+        </w:rPr>
+        <w:t>”</w:t>
       </w:r>
       <w:r>
         <w:rPr>
           <w:rFonts w:hint="eastAsia" w:ascii="Times New Roman" w:hAnsi="Times New Roman" w:eastAsia="SimHei" w:cs="Times New Roman"/>
         </w:rPr>
-        <w:t>与</w:t>
+        <w:t>令导数为零</w:t>
       </w:r>
       <w:r>
         <w:rPr>
@@ -23899,20 +23221,8 @@
         </w:rPr>
         <w:t>”</w:t>
       </w:r>
-      <w:r>
-        <w:rPr>
-          <w:rFonts w:hint="eastAsia" w:ascii="Times New Roman" w:hAnsi="Times New Roman" w:eastAsia="SimHei" w:cs="Times New Roman"/>
-        </w:rPr>
-        <w:t>令导数为零</w:t>
-      </w:r>
-      <w:r>
-        <w:rPr>
-          <w:rFonts w:hint="eastAsia" w:ascii="Times New Roman" w:hAnsi="Times New Roman" w:eastAsia="Times New Roman" w:cs="Times New Roman"/>
-        </w:rPr>
-        <w:t>”</w:t>
-      </w:r>
     </w:p>
-    <w:bookmarkStart w:id="40" w:name="速率的严格定义"/>
+    <w:bookmarkStart w:id="39" w:name="速率的严格定义"/>
     <w:p>
       <w:pPr>
         <w:pStyle w:val="Heading3"/>
@@ -23934,6 +23244,7 @@
     <w:p>
       <w:pPr>
         <w:pStyle w:val="FirstParagraph"/>
+        <w:ind w:firstLine="420"/>
       </w:pPr>
       <w:r>
         <w:rPr>
@@ -24299,6 +23610,7 @@
     <w:p>
       <w:pPr>
         <w:pStyle w:val="BodyText"/>
+        <w:ind w:firstLine="420"/>
       </w:pPr>
       <w:r>
         <w:rPr>
@@ -24312,24 +23624,12 @@
         </w:rPr>
         <w:t>：</w:t>
       </w:r>
-      <w:r>
-        <w:rPr>
-          <w:rFonts w:ascii="Times New Roman" w:hAnsi="Times New Roman" w:eastAsia="Times New Roman" w:cs="Times New Roman"/>
-        </w:rPr>
-        <w:t xml:space="preserve"> </w:t>
-      </w:r>
-      <w:r>
-        <w:rPr>
-          <w:rFonts w:ascii="Times New Roman" w:hAnsi="Times New Roman" w:eastAsia="Times New Roman" w:cs="Times New Roman"/>
-        </w:rPr>
-        <w:t xml:space="preserve">-</w:t>
-      </w:r>
-      <w:r>
-        <w:rPr>
-          <w:rFonts w:ascii="Times New Roman" w:hAnsi="Times New Roman" w:eastAsia="Times New Roman" w:cs="Times New Roman"/>
-        </w:rPr>
-        <w:t xml:space="preserve"> </w:t>
-      </w:r>
+    </w:p>
+    <w:p>
+      <w:pPr>
+        <w:pStyle w:val="BodyText"/>
+        <w:ind w:firstLine="420"/>
+      </w:pPr>
       <w:r>
         <w:rPr>
           <w:rFonts w:hint="eastAsia" w:ascii="Times New Roman" w:hAnsi="Times New Roman" w:eastAsia="FangSong" w:cs="Times New Roman"/>
@@ -24374,24 +23674,12 @@
         </w:rPr>
         <w:t xml:space="preserve">为正</w:t>
       </w:r>
-      <w:r>
-        <w:rPr>
-          <w:rFonts w:ascii="Times New Roman" w:hAnsi="Times New Roman" w:eastAsia="Times New Roman" w:cs="Times New Roman"/>
-        </w:rPr>
-        <w:t xml:space="preserve"> </w:t>
-      </w:r>
-      <w:r>
-        <w:rPr>
-          <w:rFonts w:ascii="Times New Roman" w:hAnsi="Times New Roman" w:eastAsia="Times New Roman" w:cs="Times New Roman"/>
-        </w:rPr>
-        <w:t xml:space="preserve">-</w:t>
-      </w:r>
-      <w:r>
-        <w:rPr>
-          <w:rFonts w:ascii="Times New Roman" w:hAnsi="Times New Roman" w:eastAsia="Times New Roman" w:cs="Times New Roman"/>
-        </w:rPr>
-        <w:t xml:space="preserve"> </w:t>
-      </w:r>
+    </w:p>
+    <w:p>
+      <w:pPr>
+        <w:pStyle w:val="BodyText"/>
+        <w:ind w:firstLine="420"/>
+      </w:pPr>
       <w:r>
         <w:rPr>
           <w:rFonts w:hint="eastAsia" w:ascii="Times New Roman" w:hAnsi="Times New Roman" w:eastAsia="FangSong" w:cs="Times New Roman"/>
@@ -24436,24 +23724,12 @@
         </w:rPr>
         <w:t>的影响</w:t>
       </w:r>
-      <w:r>
-        <w:rPr>
-          <w:rFonts w:ascii="Times New Roman" w:hAnsi="Times New Roman" w:eastAsia="Times New Roman" w:cs="Times New Roman"/>
-        </w:rPr>
-        <w:t xml:space="preserve"> </w:t>
-      </w:r>
-      <w:r>
-        <w:rPr>
-          <w:rFonts w:ascii="Times New Roman" w:hAnsi="Times New Roman" w:eastAsia="Times New Roman" w:cs="Times New Roman"/>
-        </w:rPr>
-        <w:t xml:space="preserve">-</w:t>
-      </w:r>
-      <w:r>
-        <w:rPr>
-          <w:rFonts w:ascii="Times New Roman" w:hAnsi="Times New Roman" w:eastAsia="Times New Roman" w:cs="Times New Roman"/>
-        </w:rPr>
-        <w:t xml:space="preserve"> </w:t>
-      </w:r>
+    </w:p>
+    <w:p>
+      <w:pPr>
+        <w:pStyle w:val="BodyText"/>
+        <w:ind w:firstLine="420"/>
+      </w:pPr>
       <w:r>
         <w:rPr>
           <w:rFonts w:ascii="Times New Roman" w:hAnsi="Times New Roman" w:eastAsia="Times New Roman" w:cs="Times New Roman"/>
@@ -24491,8 +23767,8 @@
         <w:t>强调是瞬时值</w:t>
       </w:r>
     </w:p>
-    <w:bookmarkEnd w:id="40"/>
-    <w:bookmarkStart w:id="41" w:name="从微分式到微分方程"/>
+    <w:bookmarkEnd w:id="39"/>
+    <w:bookmarkStart w:id="40" w:name="从微分式到微分方程"/>
     <w:p>
       <w:pPr>
         <w:pStyle w:val="Heading3"/>
@@ -24515,6 +23791,7 @@
       <w:pPr>
         <w:pStyle w:val="FirstParagraph"/>
         <w:spacing w:after="80"/>
+        <w:ind w:firstLine="420"/>
       </w:pPr>
       <w:r>
         <w:rPr>
@@ -24559,6 +23836,15 @@
         <w:tblW w:type="pct" w:w="5000"/>
         <w:tblLayout w:type="fixed"/>
         <w:tblLook w:firstRow="1" w:lastRow="0" w:firstColumn="0" w:lastColumn="0" w:noHBand="0" w:noVBand="0" w:val="0020"/>
+        <w:jc w:val="center"/>
+        <w:tblBorders>
+          <w:top w:val="single" w:sz="12" w:space="0" w:color="333333"/>
+          <w:bottom w:val="single" w:sz="12" w:space="0" w:color="333333"/>
+          <w:left w:val="none"/>
+          <w:right w:val="none"/>
+          <w:insideH w:val="none"/>
+          <w:insideV w:val="none"/>
+        </w:tblBorders>
       </w:tblPr>
       <w:tblGrid>
         <w:gridCol w:w="2640"/>
@@ -24570,7 +23856,11 @@
           <w:tblHeader w:val="on"/>
         </w:trPr>
         <w:tc>
-          <w:tcPr/>
+          <w:tcPr>
+            <w:tcBorders>
+              <w:bottom w:val="single" w:sz="6" w:space="0" w:color="333333"/>
+            </w:tcBorders>
+          </w:tcPr>
           <w:p>
             <w:pPr>
               <w:pStyle w:val="Compact"/>
@@ -24586,7 +23876,11 @@
           </w:p>
         </w:tc>
         <w:tc>
-          <w:tcPr/>
+          <w:tcPr>
+            <w:tcBorders>
+              <w:bottom w:val="single" w:sz="6" w:space="0" w:color="333333"/>
+            </w:tcBorders>
+          </w:tcPr>
           <w:p>
             <w:pPr>
               <w:pStyle w:val="Compact"/>
@@ -24602,7 +23896,11 @@
           </w:p>
         </w:tc>
         <w:tc>
-          <w:tcPr/>
+          <w:tcPr>
+            <w:tcBorders>
+              <w:bottom w:val="single" w:sz="6" w:space="0" w:color="333333"/>
+            </w:tcBorders>
+          </w:tcPr>
           <w:p>
             <w:pPr>
               <w:pStyle w:val="Compact"/>
@@ -25055,6 +24353,7 @@
       <w:pPr>
         <w:pStyle w:val="BodyText"/>
         <w:spacing w:before="120"/>
+        <w:ind w:firstLine="420"/>
       </w:pPr>
       <w:r>
         <w:rPr>
@@ -25175,8 +24474,8 @@
         <w:t>。</w:t>
       </w:r>
     </w:p>
-    <w:bookmarkEnd w:id="41"/>
-    <w:bookmarkStart w:id="42" w:name="稳态近似令导数为零"/>
+    <w:bookmarkEnd w:id="40"/>
+    <w:bookmarkStart w:id="41" w:name="稳态近似令导数为零"/>
     <w:p>
       <w:pPr>
         <w:pStyle w:val="Heading3"/>
@@ -25210,6 +24509,7 @@
     <w:p>
       <w:pPr>
         <w:pStyle w:val="FirstParagraph"/>
+        <w:ind w:firstLine="420"/>
       </w:pPr>
       <w:r>
         <w:rPr>
@@ -25335,6 +24635,7 @@
     <w:p>
       <w:pPr>
         <w:pStyle w:val="BodyText"/>
+        <w:ind w:firstLine="420"/>
       </w:pPr>
       <w:r>
         <w:rPr>
@@ -25455,8 +24756,8 @@
         <w:t>。</w:t>
       </w:r>
     </w:p>
-    <w:bookmarkEnd w:id="42"/>
-    <w:bookmarkStart w:id="43" w:name="平衡条件令-dg-0"/>
+    <w:bookmarkEnd w:id="41"/>
+    <w:bookmarkStart w:id="42" w:name="平衡条件令-dg-0"/>
     <w:p>
       <w:pPr>
         <w:pStyle w:val="Heading3"/>
@@ -25496,6 +24797,7 @@
     <w:p>
       <w:pPr>
         <w:pStyle w:val="FirstParagraph"/>
+        <w:ind w:firstLine="420"/>
       </w:pPr>
       <w:r>
         <w:rPr>
@@ -25576,6 +24878,7 @@
     <w:p>
       <w:pPr>
         <w:pStyle w:val="BodyText"/>
+        <w:ind w:firstLine="420"/>
       </w:pPr>
       <m:oMath>
         <m:r>
@@ -25885,6 +25188,7 @@
     <w:p>
       <w:pPr>
         <w:pStyle w:val="BodyText"/>
+        <w:ind w:firstLine="420"/>
       </w:pPr>
       <w:r>
         <w:rPr>
@@ -26387,9 +25691,9 @@
         </w:pict>
       </w:r>
     </w:p>
+    <w:bookmarkEnd w:id="42"/>
     <w:bookmarkEnd w:id="43"/>
-    <w:bookmarkEnd w:id="44"/>
-    <w:bookmarkStart w:id="49" w:name="十典型例题"/>
+    <w:bookmarkStart w:id="48" w:name="典型例题"/>
     <w:p>
       <w:pPr>
         <w:pStyle w:val="Heading2"/>
@@ -26397,24 +25701,18 @@
       </w:pPr>
       <w:r>
         <w:rPr>
+          <w:rFonts w:ascii="Times New Roman" w:hAnsi="Times New Roman" w:eastAsia="Times New Roman" w:cs="Times New Roman"/>
+        </w:rPr>
+        <w:t xml:space="preserve">§10 </w:t>
+      </w:r>
+      <w:r>
+        <w:rPr>
           <w:rFonts w:hint="eastAsia" w:ascii="Times New Roman" w:hAnsi="Times New Roman" w:eastAsia="SimHei" w:cs="Times New Roman"/>
         </w:rPr>
-        <w:t>十</w:t>
-      </w:r>
-      <w:r>
-        <w:rPr>
-          <w:rFonts w:hint="eastAsia" w:ascii="Times New Roman" w:hAnsi="Times New Roman" w:eastAsia="Times New Roman" w:cs="Times New Roman"/>
-        </w:rPr>
-        <w:t>、</w:t>
-      </w:r>
-      <w:r>
-        <w:rPr>
-          <w:rFonts w:hint="eastAsia" w:ascii="Times New Roman" w:hAnsi="Times New Roman" w:eastAsia="SimHei" w:cs="Times New Roman"/>
-        </w:rPr>
-        <w:t>典型例题</w:t>
+        <w:t xml:space="preserve">典型例题</w:t>
       </w:r>
     </w:p>
-    <w:bookmarkStart w:id="45" w:name="例1-基本求导基础"/>
+    <w:bookmarkStart w:id="44" w:name="例1-基本求导基础"/>
     <w:p>
       <w:pPr>
         <w:pStyle w:val="Heading3"/>
@@ -26472,6 +25770,7 @@
     <w:p>
       <w:pPr>
         <w:pStyle w:val="FirstParagraph"/>
+        <w:ind w:firstLine="420"/>
       </w:pPr>
       <w:r>
         <w:rPr>
@@ -26711,6 +26010,7 @@
     <w:p>
       <w:pPr>
         <w:pStyle w:val="BodyText"/>
+        <w:ind w:firstLine="420"/>
       </w:pPr>
       <w:r>
         <w:rPr>
@@ -26731,7 +26031,7 @@
       <w:pPr>
         <w:numPr>
           <w:ilvl w:val="0"/>
-          <w:numId w:val="1005"/>
+          <w:numId w:val="1002"/>
         </w:numPr>
       </w:pPr>
       <m:oMath>
@@ -26812,8 +26112,9 @@
       <w:pPr>
         <w:numPr>
           <w:ilvl w:val="0"/>
-          <w:numId w:val="1005"/>
+          <w:numId w:val="1002"/>
         </w:numPr>
+        <w:ind w:firstLine="420"/>
       </w:pPr>
       <m:oMath>
         <m:oMathPr>
@@ -27032,8 +26333,9 @@
       <w:pPr>
         <w:numPr>
           <w:ilvl w:val="0"/>
-          <w:numId w:val="1005"/>
+          <w:numId w:val="1002"/>
         </w:numPr>
+        <w:ind w:firstLine="420"/>
       </w:pPr>
       <w:r>
         <w:rPr>
@@ -27436,8 +26738,8 @@
         <w:t xml:space="preserve">​</w:t>
       </w:r>
     </w:p>
-    <w:bookmarkEnd w:id="45"/>
-    <w:bookmarkStart w:id="46" w:name="例2-链式法则化学进阶"/>
+    <w:bookmarkEnd w:id="44"/>
+    <w:bookmarkStart w:id="45" w:name="例2-链式法则化学进阶"/>
     <w:p>
       <w:pPr>
         <w:pStyle w:val="Heading3"/>
@@ -27507,6 +26809,7 @@
     <w:p>
       <w:pPr>
         <w:pStyle w:val="FirstParagraph"/>
+        <w:ind w:firstLine="420"/>
       </w:pPr>
       <w:r>
         <w:rPr>
@@ -27734,6 +27037,7 @@
     <w:p>
       <w:pPr>
         <w:pStyle w:val="BodyText"/>
+        <w:ind w:firstLine="420"/>
       </w:pPr>
       <w:r>
         <w:rPr>
@@ -27849,6 +27153,7 @@
     <w:p>
       <w:pPr>
         <w:pStyle w:val="BodyText"/>
+        <w:ind w:firstLine="420"/>
       </w:pPr>
       <w:r>
         <w:rPr>
@@ -28142,6 +27447,7 @@
     <w:p>
       <w:pPr>
         <w:pStyle w:val="BodyText"/>
+        <w:ind w:firstLine="420"/>
       </w:pPr>
       <w:r>
         <w:rPr>
@@ -28259,6 +27565,7 @@
     <w:p>
       <w:pPr>
         <w:pStyle w:val="BodyText"/>
+        <w:ind w:firstLine="420"/>
       </w:pPr>
       <w:r>
         <w:rPr>
@@ -28414,8 +27721,8 @@
         <w:t xml:space="preserve"> ✓</w:t>
       </w:r>
     </w:p>
-    <w:bookmarkEnd w:id="46"/>
-    <w:bookmarkStart w:id="47" w:name="例3-微分与线性近似进阶"/>
+    <w:bookmarkEnd w:id="45"/>
+    <w:bookmarkStart w:id="46" w:name="例3-微分与线性近似进阶"/>
     <w:p>
       <w:pPr>
         <w:pStyle w:val="Heading3"/>
@@ -28473,6 +27780,7 @@
     <w:p>
       <w:pPr>
         <w:pStyle w:val="FirstParagraph"/>
+        <w:ind w:firstLine="420"/>
       </w:pPr>
       <w:r>
         <w:rPr>
@@ -28689,6 +27997,7 @@
     <w:p>
       <w:pPr>
         <w:pStyle w:val="BodyText"/>
+        <w:ind w:firstLine="420"/>
       </w:pPr>
       <w:r>
         <w:rPr>
@@ -28708,6 +28017,7 @@
     <w:p>
       <w:pPr>
         <w:pStyle w:val="BodyText"/>
+        <w:ind w:firstLine="420"/>
       </w:pPr>
       <w:r>
         <w:rPr>
@@ -28835,6 +28145,7 @@
     <w:p>
       <w:pPr>
         <w:pStyle w:val="BodyText"/>
+        <w:ind w:firstLine="420"/>
       </w:pPr>
       <m:oMath>
         <m:oMathPr>
@@ -29097,6 +28408,7 @@
     <w:p>
       <w:pPr>
         <w:pStyle w:val="BodyText"/>
+        <w:ind w:firstLine="420"/>
       </w:pPr>
       <w:r>
         <w:rPr>
@@ -29170,6 +28482,7 @@
     <w:p>
       <w:pPr>
         <w:pStyle w:val="BodyText"/>
+        <w:ind w:firstLine="420"/>
       </w:pPr>
       <w:r>
         <w:rPr>
@@ -29291,8 +28604,8 @@
         <w:t>。</w:t>
       </w:r>
     </w:p>
-    <w:bookmarkEnd w:id="47"/>
-    <w:bookmarkStart w:id="48" w:name="例4-极值判据挑战"/>
+    <w:bookmarkEnd w:id="46"/>
+    <w:bookmarkStart w:id="47" w:name="例4-极值判据挑战"/>
     <w:p>
       <w:pPr>
         <w:pStyle w:val="Heading3"/>
@@ -29350,6 +28663,7 @@
     <w:p>
       <w:pPr>
         <w:pStyle w:val="FirstParagraph"/>
+        <w:ind w:firstLine="420"/>
       </w:pPr>
       <w:r>
         <w:rPr>
@@ -29648,6 +28962,7 @@
     <w:p>
       <w:pPr>
         <w:pStyle w:val="BodyText"/>
+        <w:ind w:firstLine="420"/>
       </w:pPr>
       <w:r>
         <w:rPr>
@@ -29667,6 +28982,7 @@
     <w:p>
       <w:pPr>
         <w:pStyle w:val="BodyText"/>
+        <w:ind w:firstLine="420"/>
       </w:pPr>
       <w:r>
         <w:rPr>
@@ -30006,6 +29322,7 @@
     <w:p>
       <w:pPr>
         <w:pStyle w:val="BodyText"/>
+        <w:ind w:firstLine="420"/>
       </w:pPr>
       <w:r>
         <w:rPr>
@@ -30089,6 +29406,7 @@
     <w:p>
       <w:pPr>
         <w:pStyle w:val="BodyText"/>
+        <w:ind w:firstLine="420"/>
       </w:pPr>
       <w:r>
         <w:rPr>
@@ -30317,6 +29635,7 @@
     <w:p>
       <w:pPr>
         <w:pStyle w:val="BodyText"/>
+        <w:ind w:firstLine="420"/>
       </w:pPr>
       <w:r>
         <w:rPr>
@@ -30763,7 +30082,8 @@
     </w:p>
     <w:p>
       <w:pPr>
-        <w:pStyle w:val="MethodologyBlock"/>
+        <w:pStyle w:val="BodyText"/>
+        <w:ind w:firstLine="420"/>
       </w:pPr>
       <w:r>
         <w:rPr>
@@ -30771,12 +30091,12 @@
         </w:rPr>
         <w:t xml:space="preserve">理解要点</w:t>
       </w:r>
-      <w:r>
-        <w:rPr>
-          <w:rFonts w:ascii="Times New Roman" w:hAnsi="Times New Roman" w:eastAsia="Times New Roman" w:cs="Times New Roman"/>
-        </w:rPr>
-        <w:t xml:space="preserve"> </w:t>
-      </w:r>
+    </w:p>
+    <w:p>
+      <w:pPr>
+        <w:pStyle w:val="BodyText"/>
+        <w:ind w:firstLine="420"/>
+      </w:pPr>
       <w:r>
         <w:rPr>
           <w:rFonts w:hint="eastAsia" w:ascii="Times New Roman" w:hAnsi="Times New Roman" w:eastAsia="FangSong" w:cs="Times New Roman"/>
@@ -30908,9 +30228,9 @@
         </w:pict>
       </w:r>
     </w:p>
+    <w:bookmarkEnd w:id="47"/>
     <w:bookmarkEnd w:id="48"/>
-    <w:bookmarkEnd w:id="49"/>
-    <w:bookmarkStart w:id="50" w:name="本讲小结"/>
+    <w:bookmarkStart w:id="49" w:name="本讲小结"/>
     <w:p>
       <w:pPr>
         <w:pStyle w:val="Heading2"/>
@@ -30918,6 +30238,12 @@
       </w:pPr>
       <w:r>
         <w:rPr>
+          <w:rFonts w:ascii="Times New Roman" w:hAnsi="Times New Roman" w:eastAsia="Times New Roman" w:cs="Times New Roman"/>
+        </w:rPr>
+        <w:t xml:space="preserve">§11 </w:t>
+      </w:r>
+      <w:r>
+        <w:rPr>
           <w:rFonts w:hint="eastAsia" w:ascii="Times New Roman" w:hAnsi="Times New Roman" w:eastAsia="SimHei" w:cs="Times New Roman"/>
         </w:rPr>
         <w:t xml:space="preserve">本讲小结</w:t>
@@ -30926,6 +30252,7 @@
     <w:p>
       <w:pPr>
         <w:pStyle w:val="FirstParagraph"/>
+        <w:ind w:firstLine="420"/>
       </w:pPr>
       <w:r>
         <w:rPr>
@@ -31004,11 +30331,8 @@
     </w:p>
     <w:p>
       <w:pPr>
-        <w:pStyle w:val="Compact"/>
-        <w:numPr>
-          <w:ilvl w:val="0"/>
-          <w:numId w:val="1006"/>
-        </w:numPr>
+        <w:pStyle w:val="BodyText"/>
+        <w:ind w:firstLine="420"/>
       </w:pPr>
       <w:r>
         <w:rPr>
@@ -31111,11 +30435,8 @@
     </w:p>
     <w:p>
       <w:pPr>
-        <w:pStyle w:val="Compact"/>
-        <w:numPr>
-          <w:ilvl w:val="0"/>
-          <w:numId w:val="1006"/>
-        </w:numPr>
+        <w:pStyle w:val="BodyText"/>
+        <w:ind w:firstLine="420"/>
       </w:pPr>
       <w:r>
         <w:rPr>
@@ -31213,11 +30534,8 @@
     </w:p>
     <w:p>
       <w:pPr>
-        <w:pStyle w:val="Compact"/>
-        <w:numPr>
-          <w:ilvl w:val="0"/>
-          <w:numId w:val="1006"/>
-        </w:numPr>
+        <w:pStyle w:val="BodyText"/>
+        <w:ind w:firstLine="420"/>
       </w:pPr>
       <w:r>
         <w:rPr>
@@ -31307,11 +30625,8 @@
     </w:p>
     <w:p>
       <w:pPr>
-        <w:pStyle w:val="Compact"/>
-        <w:numPr>
-          <w:ilvl w:val="0"/>
-          <w:numId w:val="1006"/>
-        </w:numPr>
+        <w:pStyle w:val="BodyText"/>
+        <w:ind w:firstLine="420"/>
       </w:pPr>
       <w:r>
         <w:rPr>
@@ -31421,7 +30736,8 @@
     </w:p>
     <w:p>
       <w:pPr>
-        <w:pStyle w:val="FirstParagraph"/>
+        <w:pStyle w:val="BodyText"/>
+        <w:ind w:firstLine="420"/>
       </w:pPr>
       <w:r>
         <w:rPr>
@@ -31472,8 +30788,8 @@
         <w:t>。</w:t>
       </w:r>
     </w:p>
-    <w:bookmarkEnd w:id="50"/>
-    <w:bookmarkStart w:id="55" w:name="十一本讲速查"/>
+    <w:bookmarkEnd w:id="49"/>
+    <w:bookmarkStart w:id="54" w:name="本讲速查"/>
     <w:p>
       <w:pPr>
         <w:pStyle w:val="Heading2"/>
@@ -31481,24 +30797,18 @@
       </w:pPr>
       <w:r>
         <w:rPr>
+          <w:rFonts w:ascii="Times New Roman" w:hAnsi="Times New Roman" w:eastAsia="Times New Roman" w:cs="Times New Roman"/>
+        </w:rPr>
+        <w:t xml:space="preserve">§12 </w:t>
+      </w:r>
+      <w:r>
+        <w:rPr>
           <w:rFonts w:hint="eastAsia" w:ascii="Times New Roman" w:hAnsi="Times New Roman" w:eastAsia="SimHei" w:cs="Times New Roman"/>
         </w:rPr>
-        <w:t>十一</w:t>
-      </w:r>
-      <w:r>
-        <w:rPr>
-          <w:rFonts w:hint="eastAsia" w:ascii="Times New Roman" w:hAnsi="Times New Roman" w:eastAsia="Times New Roman" w:cs="Times New Roman"/>
-        </w:rPr>
-        <w:t>、</w:t>
-      </w:r>
-      <w:r>
-        <w:rPr>
-          <w:rFonts w:hint="eastAsia" w:ascii="Times New Roman" w:hAnsi="Times New Roman" w:eastAsia="SimHei" w:cs="Times New Roman"/>
-        </w:rPr>
-        <w:t>本讲速查</w:t>
+        <w:t xml:space="preserve">本讲速查</w:t>
       </w:r>
     </w:p>
-    <w:bookmarkStart w:id="51" w:name="定义-1"/>
+    <w:bookmarkStart w:id="50" w:name="定义-1"/>
     <w:p>
       <w:pPr>
         <w:pStyle w:val="Heading3"/>
@@ -31517,6 +30827,15 @@
         <w:tblW w:type="pct" w:w="5000"/>
         <w:tblLayout w:type="fixed"/>
         <w:tblLook w:firstRow="1" w:lastRow="0" w:firstColumn="0" w:lastColumn="0" w:noHBand="0" w:noVBand="0" w:val="0020"/>
+        <w:jc w:val="center"/>
+        <w:tblBorders>
+          <w:top w:val="single" w:sz="12" w:space="0" w:color="333333"/>
+          <w:bottom w:val="single" w:sz="12" w:space="0" w:color="333333"/>
+          <w:left w:val="none"/>
+          <w:right w:val="none"/>
+          <w:insideH w:val="none"/>
+          <w:insideV w:val="none"/>
+        </w:tblBorders>
       </w:tblPr>
       <w:tblGrid>
         <w:gridCol w:w="3960"/>
@@ -31527,7 +30846,11 @@
           <w:tblHeader w:val="on"/>
         </w:trPr>
         <w:tc>
-          <w:tcPr/>
+          <w:tcPr>
+            <w:tcBorders>
+              <w:bottom w:val="single" w:sz="6" w:space="0" w:color="333333"/>
+            </w:tcBorders>
+          </w:tcPr>
           <w:p>
             <w:pPr>
               <w:pStyle w:val="Compact"/>
@@ -31543,7 +30866,11 @@
           </w:p>
         </w:tc>
         <w:tc>
-          <w:tcPr/>
+          <w:tcPr>
+            <w:tcBorders>
+              <w:bottom w:val="single" w:sz="6" w:space="0" w:color="333333"/>
+            </w:tcBorders>
+          </w:tcPr>
           <w:p>
             <w:pPr>
               <w:pStyle w:val="Compact"/>
@@ -31905,8 +31232,8 @@
         </w:tc>
       </w:tr>
     </w:tbl>
-    <w:bookmarkEnd w:id="51"/>
-    <w:bookmarkStart w:id="52" w:name="基本公式"/>
+    <w:bookmarkEnd w:id="50"/>
+    <w:bookmarkStart w:id="51" w:name="基本公式"/>
     <w:p>
       <w:pPr>
         <w:pStyle w:val="Heading3"/>
@@ -31924,6 +31251,15 @@
         <w:tblStyle w:val="Table"/>
         <w:tblW w:type="auto" w:w="0"/>
         <w:tblLook w:firstRow="1" w:lastRow="0" w:firstColumn="0" w:lastColumn="0" w:noHBand="0" w:noVBand="0" w:val="0020"/>
+        <w:jc w:val="center"/>
+        <w:tblBorders>
+          <w:top w:val="single" w:sz="12" w:space="0" w:color="333333"/>
+          <w:bottom w:val="single" w:sz="12" w:space="0" w:color="333333"/>
+          <w:left w:val="none"/>
+          <w:right w:val="none"/>
+          <w:insideH w:val="none"/>
+          <w:insideV w:val="none"/>
+        </w:tblBorders>
       </w:tblPr>
       <w:tblGrid>
         <w:gridCol w:w="3960"/>
@@ -31934,7 +31270,11 @@
           <w:tblHeader w:val="on"/>
         </w:trPr>
         <w:tc>
-          <w:tcPr/>
+          <w:tcPr>
+            <w:tcBorders>
+              <w:bottom w:val="single" w:sz="6" w:space="0" w:color="333333"/>
+            </w:tcBorders>
+          </w:tcPr>
           <w:p>
             <w:pPr>
               <w:pStyle w:val="Compact"/>
@@ -31970,7 +31310,11 @@
           </w:p>
         </w:tc>
         <w:tc>
-          <w:tcPr/>
+          <w:tcPr>
+            <w:tcBorders>
+              <w:bottom w:val="single" w:sz="6" w:space="0" w:color="333333"/>
+            </w:tcBorders>
+          </w:tcPr>
           <w:p>
             <w:pPr>
               <w:pStyle w:val="Compact"/>
@@ -32370,8 +31714,8 @@
         </w:tc>
       </w:tr>
     </w:tbl>
-    <w:bookmarkEnd w:id="52"/>
-    <w:bookmarkStart w:id="53" w:name="法则"/>
+    <w:bookmarkEnd w:id="51"/>
+    <w:bookmarkStart w:id="52" w:name="法则"/>
     <w:p>
       <w:pPr>
         <w:pStyle w:val="Heading3"/>
@@ -32389,6 +31733,15 @@
         <w:tblStyle w:val="Table"/>
         <w:tblW w:type="auto" w:w="0"/>
         <w:tblLook w:firstRow="1" w:lastRow="0" w:firstColumn="0" w:lastColumn="0" w:noHBand="0" w:noVBand="0" w:val="0020"/>
+        <w:jc w:val="center"/>
+        <w:tblBorders>
+          <w:top w:val="single" w:sz="12" w:space="0" w:color="333333"/>
+          <w:bottom w:val="single" w:sz="12" w:space="0" w:color="333333"/>
+          <w:left w:val="none"/>
+          <w:right w:val="none"/>
+          <w:insideH w:val="none"/>
+          <w:insideV w:val="none"/>
+        </w:tblBorders>
       </w:tblPr>
       <w:tblGrid>
         <w:gridCol w:w="3960"/>
@@ -32399,7 +31752,11 @@
           <w:tblHeader w:val="on"/>
         </w:trPr>
         <w:tc>
-          <w:tcPr/>
+          <w:tcPr>
+            <w:tcBorders>
+              <w:bottom w:val="single" w:sz="6" w:space="0" w:color="333333"/>
+            </w:tcBorders>
+          </w:tcPr>
           <w:p>
             <w:pPr>
               <w:pStyle w:val="Compact"/>
@@ -32415,7 +31772,11 @@
           </w:p>
         </w:tc>
         <w:tc>
-          <w:tcPr/>
+          <w:tcPr>
+            <w:tcBorders>
+              <w:bottom w:val="single" w:sz="6" w:space="0" w:color="333333"/>
+            </w:tcBorders>
+          </w:tcPr>
           <w:p>
             <w:pPr>
               <w:pStyle w:val="Compact"/>
@@ -32904,8 +32265,8 @@
         </w:tc>
       </w:tr>
     </w:tbl>
-    <w:bookmarkEnd w:id="53"/>
-    <w:bookmarkStart w:id="54" w:name="化学专用结果建议熟记"/>
+    <w:bookmarkEnd w:id="52"/>
+    <w:bookmarkStart w:id="53" w:name="化学专用结果建议熟记"/>
     <w:p>
       <w:pPr>
         <w:pStyle w:val="Heading3"/>
@@ -32941,6 +32302,15 @@
         <w:tblStyle w:val="Table"/>
         <w:tblW w:type="auto" w:w="0"/>
         <w:tblLook w:firstRow="1" w:lastRow="0" w:firstColumn="0" w:lastColumn="0" w:noHBand="0" w:noVBand="0" w:val="0020"/>
+        <w:jc w:val="center"/>
+        <w:tblBorders>
+          <w:top w:val="single" w:sz="12" w:space="0" w:color="333333"/>
+          <w:bottom w:val="single" w:sz="12" w:space="0" w:color="333333"/>
+          <w:left w:val="none"/>
+          <w:right w:val="none"/>
+          <w:insideH w:val="none"/>
+          <w:insideV w:val="none"/>
+        </w:tblBorders>
       </w:tblPr>
       <w:tblGrid>
         <w:gridCol w:w="3960"/>
@@ -32951,7 +32321,11 @@
           <w:tblHeader w:val="on"/>
         </w:trPr>
         <w:tc>
-          <w:tcPr/>
+          <w:tcPr>
+            <w:tcBorders>
+              <w:bottom w:val="single" w:sz="6" w:space="0" w:color="333333"/>
+            </w:tcBorders>
+          </w:tcPr>
           <w:p>
             <w:pPr>
               <w:pStyle w:val="Compact"/>
@@ -32967,7 +32341,11 @@
           </w:p>
         </w:tc>
         <w:tc>
-          <w:tcPr/>
+          <w:tcPr>
+            <w:tcBorders>
+              <w:bottom w:val="single" w:sz="6" w:space="0" w:color="333333"/>
+            </w:tcBorders>
+          </w:tcPr>
           <w:p>
             <w:pPr>
               <w:pStyle w:val="Compact"/>
@@ -33585,9 +32963,9 @@
         </w:pict>
       </w:r>
     </w:p>
+    <w:bookmarkEnd w:id="53"/>
     <w:bookmarkEnd w:id="54"/>
-    <w:bookmarkEnd w:id="55"/>
-    <w:bookmarkStart w:id="59" w:name="十二练习题"/>
+    <w:bookmarkStart w:id="58" w:name="课后习题"/>
     <w:p>
       <w:pPr>
         <w:pStyle w:val="Heading2"/>
@@ -33595,26 +32973,21 @@
       </w:pPr>
       <w:r>
         <w:rPr>
+          <w:rFonts w:ascii="Times New Roman" w:hAnsi="Times New Roman" w:eastAsia="Times New Roman" w:cs="Times New Roman"/>
+        </w:rPr>
+        <w:t xml:space="preserve">§13 </w:t>
+      </w:r>
+      <w:r>
+        <w:rPr>
           <w:rFonts w:hint="eastAsia" w:ascii="Times New Roman" w:hAnsi="Times New Roman" w:eastAsia="SimHei" w:cs="Times New Roman"/>
         </w:rPr>
-        <w:t>十二</w:t>
-      </w:r>
-      <w:r>
-        <w:rPr>
-          <w:rFonts w:hint="eastAsia" w:ascii="Times New Roman" w:hAnsi="Times New Roman" w:eastAsia="Times New Roman" w:cs="Times New Roman"/>
-        </w:rPr>
-        <w:t>、</w:t>
-      </w:r>
-      <w:r>
-        <w:rPr>
-          <w:rFonts w:hint="eastAsia" w:ascii="Times New Roman" w:hAnsi="Times New Roman" w:eastAsia="SimHei" w:cs="Times New Roman"/>
-        </w:rPr>
-        <w:t>练习题</w:t>
+        <w:t xml:space="preserve">课后习题</w:t>
       </w:r>
     </w:p>
     <w:p>
       <w:pPr>
-        <w:pStyle w:val="BlockText"/>
+        <w:pStyle w:val="FirstParagraph"/>
+        <w:ind w:firstLine="420"/>
       </w:pPr>
       <w:r>
         <w:rPr>
@@ -33641,7 +33014,7 @@
         <w:t>。</w:t>
       </w:r>
     </w:p>
-    <w:bookmarkStart w:id="56" w:name="基础巩固6-题"/>
+    <w:bookmarkStart w:id="55" w:name="基础巩固6-题"/>
     <w:p>
       <w:pPr>
         <w:pStyle w:val="Heading3"/>
@@ -33681,6 +33054,7 @@
     <w:p>
       <w:pPr>
         <w:pStyle w:val="FirstParagraph"/>
+        <w:ind w:firstLine="420"/>
       </w:pPr>
       <w:r>
         <w:rPr>
@@ -33710,6 +33084,7 @@
     <w:p>
       <w:pPr>
         <w:pStyle w:val="BodyText"/>
+        <w:ind w:firstLine="420"/>
       </w:pPr>
       <w:r>
         <w:rPr>
@@ -33950,6 +33325,7 @@
     <w:p>
       <w:pPr>
         <w:pStyle w:val="BodyText"/>
+        <w:ind w:firstLine="420"/>
       </w:pPr>
       <w:r>
         <w:rPr>
@@ -34132,6 +33508,7 @@
     <w:p>
       <w:pPr>
         <w:pStyle w:val="BodyText"/>
+        <w:ind w:firstLine="420"/>
       </w:pPr>
       <w:r>
         <w:rPr>
@@ -34161,6 +33538,7 @@
     <w:p>
       <w:pPr>
         <w:pStyle w:val="BodyText"/>
+        <w:ind w:firstLine="420"/>
       </w:pPr>
       <w:r>
         <w:rPr>
@@ -34375,6 +33753,7 @@
     <w:p>
       <w:pPr>
         <w:pStyle w:val="BodyText"/>
+        <w:ind w:firstLine="420"/>
       </w:pPr>
       <w:r>
         <w:rPr>
@@ -34506,6 +33885,7 @@
     <w:p>
       <w:pPr>
         <w:pStyle w:val="BodyText"/>
+        <w:ind w:firstLine="420"/>
       </w:pPr>
       <w:r>
         <w:rPr>
@@ -34535,6 +33915,7 @@
     <w:p>
       <w:pPr>
         <w:pStyle w:val="BodyText"/>
+        <w:ind w:firstLine="420"/>
       </w:pPr>
       <w:r>
         <w:rPr>
@@ -34830,6 +34211,7 @@
     <w:p>
       <w:pPr>
         <w:pStyle w:val="BodyText"/>
+        <w:ind w:firstLine="420"/>
       </w:pPr>
       <w:r>
         <w:rPr>
@@ -35013,8 +34395,8 @@
         <w:t>。</w:t>
       </w:r>
     </w:p>
-    <w:bookmarkEnd w:id="56"/>
-    <w:bookmarkStart w:id="57" w:name="竞赛入门6-题"/>
+    <w:bookmarkEnd w:id="55"/>
+    <w:bookmarkStart w:id="56" w:name="竞赛入门6-题"/>
     <w:p>
       <w:pPr>
         <w:pStyle w:val="Heading3"/>
@@ -35054,6 +34436,7 @@
     <w:p>
       <w:pPr>
         <w:pStyle w:val="FirstParagraph"/>
+        <w:ind w:firstLine="420"/>
       </w:pPr>
       <w:r>
         <w:rPr>
@@ -35083,6 +34466,7 @@
     <w:p>
       <w:pPr>
         <w:pStyle w:val="BodyText"/>
+        <w:ind w:firstLine="420"/>
       </w:pPr>
       <w:r>
         <w:rPr>
@@ -35321,6 +34705,7 @@
     <w:p>
       <w:pPr>
         <w:pStyle w:val="BodyText"/>
+        <w:ind w:firstLine="420"/>
       </w:pPr>
       <w:r>
         <w:rPr>
@@ -35555,6 +34940,7 @@
     <w:p>
       <w:pPr>
         <w:pStyle w:val="BodyText"/>
+        <w:ind w:firstLine="420"/>
       </w:pPr>
       <w:r>
         <w:rPr>
@@ -35813,6 +35199,7 @@
     <w:p>
       <w:pPr>
         <w:pStyle w:val="BodyText"/>
+        <w:ind w:firstLine="420"/>
       </w:pPr>
       <w:r>
         <w:rPr>
@@ -35842,6 +35229,7 @@
     <w:p>
       <w:pPr>
         <w:pStyle w:val="BodyText"/>
+        <w:ind w:firstLine="420"/>
       </w:pPr>
       <w:r>
         <w:rPr>
@@ -35968,6 +35356,7 @@
     <w:p>
       <w:pPr>
         <w:pStyle w:val="BodyText"/>
+        <w:ind w:firstLine="420"/>
       </w:pPr>
       <w:r>
         <w:rPr>
@@ -36255,6 +35644,7 @@
     <w:p>
       <w:pPr>
         <w:pStyle w:val="BodyText"/>
+        <w:ind w:firstLine="420"/>
       </w:pPr>
       <w:r>
         <w:rPr>
@@ -36284,6 +35674,7 @@
     <w:p>
       <w:pPr>
         <w:pStyle w:val="BodyText"/>
+        <w:ind w:firstLine="420"/>
       </w:pPr>
       <w:r>
         <w:rPr>
@@ -36439,8 +35830,8 @@
         <w:t>。</w:t>
       </w:r>
     </w:p>
-    <w:bookmarkEnd w:id="57"/>
-    <w:bookmarkStart w:id="58" w:name="真题挑战6-题竞赛风格改编"/>
+    <w:bookmarkEnd w:id="56"/>
+    <w:bookmarkStart w:id="57" w:name="真题挑战6-题竞赛风格改编"/>
     <w:p>
       <w:pPr>
         <w:pStyle w:val="Heading3"/>
@@ -36492,6 +35883,7 @@
     <w:p>
       <w:pPr>
         <w:pStyle w:val="FirstParagraph"/>
+        <w:ind w:firstLine="420"/>
       </w:pPr>
       <w:r>
         <w:rPr>
@@ -36863,6 +36255,7 @@
     <w:p>
       <w:pPr>
         <w:pStyle w:val="BodyText"/>
+        <w:ind w:firstLine="420"/>
       </w:pPr>
       <w:r>
         <w:rPr>
@@ -37199,6 +36592,7 @@
     <w:p>
       <w:pPr>
         <w:pStyle w:val="BodyText"/>
+        <w:ind w:firstLine="420"/>
       </w:pPr>
       <w:r>
         <w:rPr>
@@ -37507,6 +36901,7 @@
     <w:p>
       <w:pPr>
         <w:pStyle w:val="BodyText"/>
+        <w:ind w:firstLine="420"/>
       </w:pPr>
       <w:r>
         <w:rPr>
@@ -38111,6 +37506,7 @@
     <w:p>
       <w:pPr>
         <w:pStyle w:val="BodyText"/>
+        <w:ind w:firstLine="420"/>
       </w:pPr>
       <w:r>
         <w:rPr>
@@ -38410,6 +37806,7 @@
     <w:p>
       <w:pPr>
         <w:pStyle w:val="BodyText"/>
+        <w:ind w:firstLine="420"/>
       </w:pPr>
       <w:r>
         <w:rPr>
@@ -38711,6 +38108,7 @@
     <w:p>
       <w:pPr>
         <w:pStyle w:val="BodyText"/>
+        <w:ind w:firstLine="420"/>
       </w:pPr>
       <w:r>
         <w:rPr>
@@ -39257,9 +38655,9 @@
         </w:pict>
       </w:r>
     </w:p>
+    <w:bookmarkEnd w:id="57"/>
     <w:bookmarkEnd w:id="58"/>
-    <w:bookmarkEnd w:id="59"/>
-    <w:bookmarkStart w:id="60" w:name="参考答案"/>
+    <w:bookmarkStart w:id="59" w:name="参考答案"/>
     <w:p>
       <w:pPr>
         <w:pStyle w:val="Heading2"/>
@@ -39267,6 +38665,12 @@
       </w:pPr>
       <w:r>
         <w:rPr>
+          <w:rFonts w:ascii="Times New Roman" w:hAnsi="Times New Roman" w:eastAsia="Times New Roman" w:cs="Times New Roman"/>
+        </w:rPr>
+        <w:t xml:space="preserve">§14 </w:t>
+      </w:r>
+      <w:r>
+        <w:rPr>
           <w:rFonts w:hint="eastAsia" w:ascii="Times New Roman" w:hAnsi="Times New Roman" w:eastAsia="SimHei" w:cs="Times New Roman"/>
         </w:rPr>
         <w:t xml:space="preserve">参考答案</w:t>
@@ -39275,6 +38679,7 @@
     <w:p>
       <w:pPr>
         <w:pStyle w:val="FirstParagraph"/>
+        <w:ind w:firstLine="420"/>
       </w:pPr>
       <w:r>
         <w:rPr>
@@ -39393,6 +38798,7 @@
     <w:p>
       <w:pPr>
         <w:pStyle w:val="BodyText"/>
+        <w:ind w:firstLine="420"/>
       </w:pPr>
       <w:r>
         <w:rPr>
@@ -39640,6 +39046,7 @@
     <w:p>
       <w:pPr>
         <w:pStyle w:val="BodyText"/>
+        <w:ind w:firstLine="420"/>
       </w:pPr>
       <w:r>
         <w:rPr>
@@ -39842,6 +39249,7 @@
     <w:p>
       <w:pPr>
         <w:pStyle w:val="BodyText"/>
+        <w:ind w:firstLine="420"/>
       </w:pPr>
       <w:r>
         <w:rPr>
@@ -40002,6 +39410,7 @@
     <w:p>
       <w:pPr>
         <w:pStyle w:val="BodyText"/>
+        <w:ind w:firstLine="420"/>
       </w:pPr>
       <w:r>
         <w:rPr>
@@ -40389,6 +39798,7 @@
     <w:p>
       <w:pPr>
         <w:pStyle w:val="BodyText"/>
+        <w:ind w:firstLine="420"/>
       </w:pPr>
       <w:r>
         <w:rPr>
@@ -40724,6 +40134,7 @@
     <w:p>
       <w:pPr>
         <w:pStyle w:val="BodyText"/>
+        <w:ind w:firstLine="420"/>
       </w:pPr>
       <w:r>
         <w:rPr>
@@ -41102,6 +40513,7 @@
     <w:p>
       <w:pPr>
         <w:pStyle w:val="BodyText"/>
+        <w:ind w:firstLine="420"/>
       </w:pPr>
       <w:r>
         <w:rPr>
@@ -41247,6 +40659,7 @@
     <w:p>
       <w:pPr>
         <w:pStyle w:val="BodyText"/>
+        <w:ind w:firstLine="420"/>
       </w:pPr>
       <w:r>
         <w:rPr>
@@ -41946,6 +41359,7 @@
     <w:p>
       <w:pPr>
         <w:pStyle w:val="BodyText"/>
+        <w:ind w:firstLine="420"/>
       </w:pPr>
       <w:r>
         <w:rPr>
@@ -42418,6 +41832,7 @@
     <w:p>
       <w:pPr>
         <w:pStyle w:val="BodyText"/>
+        <w:ind w:firstLine="420"/>
       </w:pPr>
       <w:r>
         <w:rPr>
@@ -42779,6 +42194,7 @@
     <w:p>
       <w:pPr>
         <w:pStyle w:val="BodyText"/>
+        <w:ind w:firstLine="420"/>
       </w:pPr>
       <w:r>
         <w:rPr>
@@ -43250,6 +42666,7 @@
     <w:p>
       <w:pPr>
         <w:pStyle w:val="BodyText"/>
+        <w:ind w:firstLine="420"/>
       </w:pPr>
       <w:r>
         <w:rPr>
@@ -43504,6 +42921,7 @@
     <w:p>
       <w:pPr>
         <w:pStyle w:val="BodyText"/>
+        <w:ind w:firstLine="420"/>
       </w:pPr>
       <w:r>
         <w:rPr>
@@ -43784,6 +43202,7 @@
     <w:p>
       <w:pPr>
         <w:pStyle w:val="BodyText"/>
+        <w:ind w:firstLine="420"/>
       </w:pPr>
       <w:r>
         <w:rPr>
@@ -44197,6 +43616,7 @@
     <w:p>
       <w:pPr>
         <w:pStyle w:val="BodyText"/>
+        <w:ind w:firstLine="420"/>
       </w:pPr>
       <w:r>
         <w:rPr>
@@ -44545,6 +43965,7 @@
     <w:p>
       <w:pPr>
         <w:pStyle w:val="BodyText"/>
+        <w:ind w:firstLine="420"/>
       </w:pPr>
       <w:r>
         <w:rPr>
@@ -44992,6 +44413,7 @@
     <w:p>
       <w:pPr>
         <w:pStyle w:val="BodyText"/>
+        <w:ind w:firstLine="420"/>
       </w:pPr>
       <w:r>
         <w:rPr>
@@ -45598,6 +45020,7 @@
     <w:p>
       <w:pPr>
         <w:pStyle w:val="BodyText"/>
+        <w:ind w:firstLine="420"/>
       </w:pPr>
       <w:r>
         <w:rPr>
@@ -46100,6 +45523,7 @@
     <w:p>
       <w:pPr>
         <w:pStyle w:val="BodyText"/>
+        <w:ind w:firstLine="420"/>
       </w:pPr>
       <w:r>
         <w:rPr>
@@ -46533,6 +45957,7 @@
     <w:p>
       <w:pPr>
         <w:pStyle w:val="BodyText"/>
+        <w:ind w:firstLine="420"/>
       </w:pPr>
       <w:r>
         <w:rPr>
@@ -47186,6 +46611,7 @@
     <w:p>
       <w:pPr>
         <w:pStyle w:val="BodyText"/>
+        <w:ind w:firstLine="420"/>
       </w:pPr>
       <w:r>
         <w:rPr>
@@ -47868,6 +47294,7 @@
     <w:p>
       <w:pPr>
         <w:pStyle w:val="BodyText"/>
+        <w:ind w:firstLine="420"/>
       </w:pPr>
       <w:r>
         <w:rPr>
@@ -48356,6 +47783,7 @@
     <w:p>
       <w:pPr>
         <w:pStyle w:val="BodyText"/>
+        <w:ind w:firstLine="420"/>
       </w:pPr>
       <w:r>
         <w:rPr>
@@ -49062,6 +48490,7 @@
     <w:p>
       <w:pPr>
         <w:pStyle w:val="BodyText"/>
+        <w:ind w:firstLine="420"/>
       </w:pPr>
       <w:r>
         <w:rPr>
@@ -49789,26 +49218,21 @@
     </w:p>
     <w:p>
       <w:pPr>
+        <w:pStyle w:val="FirstParagraph"/>
+        <w:ind w:firstLine="420"/>
+      </w:pPr>
+      <w:r>
+        <w:rPr>
+          <w:rFonts w:hint="eastAsia" w:ascii="Times New Roman" w:hAnsi="Times New Roman" w:eastAsia="FangSong" w:cs="Times New Roman"/>
+        </w:rPr>
+        <w:t xml:space="preserve">本讲在化学中的落点</w:t>
+      </w:r>
+    </w:p>
+    <w:p>
+      <w:pPr>
         <w:pStyle w:val="BodyText"/>
+        <w:ind w:firstLine="420"/>
       </w:pPr>
-      <w:r>
-        <w:rPr>
-          <w:rFonts w:hint="eastAsia" w:ascii="Times New Roman" w:hAnsi="Times New Roman" w:eastAsia="FangSong" w:cs="Times New Roman"/>
-        </w:rPr>
-        <w:t xml:space="preserve">本讲在化学中的落点</w:t>
-      </w:r>
-      <w:r>
-        <w:rPr>
-          <w:rFonts w:ascii="Times New Roman" w:hAnsi="Times New Roman" w:eastAsia="Times New Roman" w:cs="Times New Roman"/>
-        </w:rPr>
-        <w:t xml:space="preserve"> </w:t>
-      </w:r>
-      <w:r>
-        <w:rPr>
-          <w:rFonts w:ascii="Times New Roman" w:hAnsi="Times New Roman" w:eastAsia="Times New Roman" w:cs="Times New Roman"/>
-        </w:rPr>
-        <w:t xml:space="preserve">- </w:t>
-      </w:r>
       <w:r>
         <w:rPr>
           <w:rFonts w:hint="eastAsia" w:ascii="Times New Roman" w:hAnsi="Times New Roman" w:eastAsia="Times New Roman" w:cs="Times New Roman"/>
@@ -50047,18 +49471,12 @@
         </w:rPr>
         <w:t>）。</w:t>
       </w:r>
-      <w:r>
-        <w:rPr>
-          <w:rFonts w:ascii="Times New Roman" w:hAnsi="Times New Roman" w:eastAsia="Times New Roman" w:cs="Times New Roman"/>
-        </w:rPr>
-        <w:t xml:space="preserve"> </w:t>
-      </w:r>
-      <w:r>
-        <w:rPr>
-          <w:rFonts w:ascii="Times New Roman" w:hAnsi="Times New Roman" w:eastAsia="Times New Roman" w:cs="Times New Roman"/>
-        </w:rPr>
-        <w:t xml:space="preserve">- </w:t>
-      </w:r>
+    </w:p>
+    <w:p>
+      <w:pPr>
+        <w:pStyle w:val="BodyText"/>
+        <w:ind w:firstLine="420"/>
+      </w:pPr>
       <w:r>
         <w:rPr>
           <w:rFonts w:hint="eastAsia" w:ascii="Times New Roman" w:hAnsi="Times New Roman" w:eastAsia="Times New Roman" w:cs="Times New Roman"/>
@@ -50186,18 +49604,12 @@
         </w:rPr>
         <w:t>”。</w:t>
       </w:r>
-      <w:r>
-        <w:rPr>
-          <w:rFonts w:ascii="Times New Roman" w:hAnsi="Times New Roman" w:eastAsia="Times New Roman" w:cs="Times New Roman"/>
-        </w:rPr>
-        <w:t xml:space="preserve"> </w:t>
-      </w:r>
-      <w:r>
-        <w:rPr>
-          <w:rFonts w:ascii="Times New Roman" w:hAnsi="Times New Roman" w:eastAsia="Times New Roman" w:cs="Times New Roman"/>
-        </w:rPr>
-        <w:t xml:space="preserve">- </w:t>
-      </w:r>
+    </w:p>
+    <w:p>
+      <w:pPr>
+        <w:pStyle w:val="BodyText"/>
+        <w:ind w:firstLine="420"/>
+      </w:pPr>
       <w:r>
         <w:rPr>
           <w:rFonts w:hint="eastAsia" w:ascii="Times New Roman" w:hAnsi="Times New Roman" w:eastAsia="Times New Roman" w:cs="Times New Roman"/>
@@ -50300,18 +49712,12 @@
         </w:rPr>
         <w:t>。</w:t>
       </w:r>
-      <w:r>
-        <w:rPr>
-          <w:rFonts w:ascii="Times New Roman" w:hAnsi="Times New Roman" w:eastAsia="Times New Roman" w:cs="Times New Roman"/>
-        </w:rPr>
-        <w:t xml:space="preserve"> </w:t>
-      </w:r>
-      <w:r>
-        <w:rPr>
-          <w:rFonts w:ascii="Times New Roman" w:hAnsi="Times New Roman" w:eastAsia="Times New Roman" w:cs="Times New Roman"/>
-        </w:rPr>
-        <w:t xml:space="preserve">- </w:t>
-      </w:r>
+    </w:p>
+    <w:p>
+      <w:pPr>
+        <w:pStyle w:val="BodyText"/>
+        <w:ind w:firstLine="420"/>
+      </w:pPr>
       <w:r>
         <w:rPr>
           <w:rFonts w:hint="eastAsia" w:ascii="Times New Roman" w:hAnsi="Times New Roman" w:eastAsia="FangSong" w:cs="Times New Roman"/>
@@ -50409,8 +49815,7 @@
         <w:t>。</w:t>
       </w:r>
     </w:p>
-    <w:bookmarkEnd w:id="60"/>
-    <w:bookmarkEnd w:id="61"/>
+    <w:bookmarkEnd w:id="59"/>
     <w:sectPr>
       <w:footerReference w:type="default" r:id="rId9"/>
       <w:footnotePr>
@@ -50557,109 +49962,6 @@
       <w:pPr>
         <w:ind w:left="6480" w:hanging="360"/>
       </w:pPr>
-    </w:lvl>
-  </w:abstractNum>
-  <w:abstractNum w:abstractNumId="991">
-    <w:nsid w:val="0000A991"/>
-    <w:multiLevelType w:val="multilevel"/>
-    <w:lvl w:ilvl="0">
-      <w:numFmt w:val="bullet"/>
-      <w:lvlText w:val=""/>
-      <w:lvlJc w:val="left"/>
-      <w:pPr>
-        <w:ind w:left="720" w:hanging="360"/>
-      </w:pPr>
-      <w:rPr>
-        <w:rFonts w:ascii="Symbol" w:hAnsi="Symbol" w:cs="Symbol" w:hint="default"/>
-      </w:rPr>
-    </w:lvl>
-    <w:lvl w:ilvl="1">
-      <w:numFmt w:val="bullet"/>
-      <w:lvlText w:val="o"/>
-      <w:lvlJc w:val="left"/>
-      <w:pPr>
-        <w:ind w:left="1440" w:hanging="360"/>
-      </w:pPr>
-      <w:rPr>
-        <w:rFonts w:ascii="Courier New" w:hAnsi="Courier New" w:cs="Courier New" w:hint="default"/>
-      </w:rPr>
-    </w:lvl>
-    <w:lvl w:ilvl="2">
-      <w:numFmt w:val="bullet"/>
-      <w:lvlText w:val=""/>
-      <w:lvlJc w:val="left"/>
-      <w:pPr>
-        <w:ind w:left="2160" w:hanging="360"/>
-      </w:pPr>
-      <w:rPr>
-        <w:rFonts w:ascii="Wingdings" w:hAnsi="Wingdings" w:cs="Wingdings" w:hint="default"/>
-      </w:rPr>
-    </w:lvl>
-    <w:lvl w:ilvl="3">
-      <w:numFmt w:val="bullet"/>
-      <w:lvlText w:val=""/>
-      <w:lvlJc w:val="left"/>
-      <w:pPr>
-        <w:ind w:left="2880" w:hanging="360"/>
-      </w:pPr>
-      <w:rPr>
-        <w:rFonts w:ascii="Symbol" w:hAnsi="Symbol" w:cs="Symbol" w:hint="default"/>
-      </w:rPr>
-    </w:lvl>
-    <w:lvl w:ilvl="4">
-      <w:numFmt w:val="bullet"/>
-      <w:lvlText w:val="o"/>
-      <w:lvlJc w:val="left"/>
-      <w:pPr>
-        <w:ind w:left="3600" w:hanging="360"/>
-      </w:pPr>
-      <w:rPr>
-        <w:rFonts w:ascii="Courier New" w:hAnsi="Courier New" w:cs="Courier New" w:hint="default"/>
-      </w:rPr>
-    </w:lvl>
-    <w:lvl w:ilvl="5">
-      <w:numFmt w:val="bullet"/>
-      <w:lvlText w:val=""/>
-      <w:lvlJc w:val="left"/>
-      <w:pPr>
-        <w:ind w:left="4320" w:hanging="360"/>
-      </w:pPr>
-      <w:rPr>
-        <w:rFonts w:ascii="Wingdings" w:hAnsi="Wingdings" w:cs="Wingdings" w:hint="default"/>
-      </w:rPr>
-    </w:lvl>
-    <w:lvl w:ilvl="6">
-      <w:numFmt w:val="bullet"/>
-      <w:lvlText w:val=""/>
-      <w:lvlJc w:val="left"/>
-      <w:pPr>
-        <w:ind w:left="5040" w:hanging="360"/>
-      </w:pPr>
-      <w:rPr>
-        <w:rFonts w:ascii="Symbol" w:hAnsi="Symbol" w:cs="Symbol" w:hint="default"/>
-      </w:rPr>
-    </w:lvl>
-    <w:lvl w:ilvl="7">
-      <w:numFmt w:val="bullet"/>
-      <w:lvlText w:val="o"/>
-      <w:lvlJc w:val="left"/>
-      <w:pPr>
-        <w:ind w:left="5760" w:hanging="360"/>
-      </w:pPr>
-      <w:rPr>
-        <w:rFonts w:ascii="Courier New" w:hAnsi="Courier New" w:cs="Courier New" w:hint="default"/>
-      </w:rPr>
-    </w:lvl>
-    <w:lvl w:ilvl="8">
-      <w:numFmt w:val="bullet"/>
-      <w:lvlText w:val=""/>
-      <w:lvlJc w:val="left"/>
-      <w:pPr>
-        <w:ind w:left="6480" w:hanging="360"/>
-      </w:pPr>
-      <w:rPr>
-        <w:rFonts w:ascii="Wingdings" w:hAnsi="Wingdings" w:cs="Wingdings" w:hint="default"/>
-      </w:rPr>
     </w:lvl>
   </w:abstractNum>
   <w:abstractNum w:abstractNumId="99411">
@@ -50836,12 +50138,6 @@
     <w:abstractNumId w:val="990"/>
   </w:num>
   <w:num w:numId="1001">
-    <w:abstractNumId w:val="991"/>
-  </w:num>
-  <w:num w:numId="1002">
-    <w:abstractNumId w:val="991"/>
-  </w:num>
-  <w:num w:numId="1003">
     <w:abstractNumId w:val="99411"/>
     <w:lvlOverride w:ilvl="0">
       <w:startOverride w:val="1"/>
@@ -50871,10 +50167,7 @@
       <w:startOverride w:val="1"/>
     </w:lvlOverride>
   </w:num>
-  <w:num w:numId="1004">
-    <w:abstractNumId w:val="991"/>
-  </w:num>
-  <w:num w:numId="1005">
+  <w:num w:numId="1002">
     <w:abstractNumId w:val="99731"/>
     <w:lvlOverride w:ilvl="0">
       <w:startOverride w:val="1"/>
@@ -50903,9 +50196,6 @@
     <w:lvlOverride w:ilvl="8">
       <w:startOverride w:val="1"/>
     </w:lvlOverride>
-  </w:num>
-  <w:num w:numId="1006">
-    <w:abstractNumId w:val="991"/>
   </w:num>
 </w:numbering>
 </file>
@@ -51634,30 +50924,6 @@
       <ns0:color ns0:themeColor="accent1" ns0:themeShade="BF" ns0:val="365F91"/>
     </ns0:rPr>
   </ns0:style>
-  <w:style w:type="paragraph" w:customStyle="1" w:styleId="BodyText">
-    <w:name w:val="Body Text"/>
-    <w:basedOn w:val="BodyText"/>
-    <w:qFormat/>
-    <ns0:rPr>
-      <w:rFonts ns0:ascii="Times New Roman" ns0:hAnsi="Times New Roman" ns0:eastAsia="FangSong" ns0:cs="Times New Roman"/>
-    </ns0:rPr>
-  </w:style>
-  <w:style w:type="paragraph" w:customStyle="1" w:styleId="MethodologyBlock">
-    <w:name w:val="Methodology Block"/>
-    <w:basedOn w:val="BodyText"/>
-    <w:qFormat/>
-    <ns0:rPr>
-      <w:rFonts ns0:ascii="Times New Roman" ns0:hAnsi="Times New Roman" ns0:eastAsia="FangSong" ns0:cs="Times New Roman"/>
-    </ns0:rPr>
-  </w:style>
-  <w:style w:type="paragraph" w:customStyle="1" w:styleId="MistakeBlock">
-    <w:name w:val="Mistake Block"/>
-    <w:basedOn w:val="BodyText"/>
-    <w:qFormat/>
-    <ns0:rPr>
-      <w:rFonts ns0:ascii="Times New Roman" ns0:hAnsi="Times New Roman" ns0:eastAsia="FangSong" ns0:cs="Times New Roman"/>
-    </ns0:rPr>
-  </w:style>
   <w:style w:type="paragraph" w:customStyle="1" w:styleId="SourceCode">
     <w:name w:val="Source Code"/>
     <w:basedOn w:val="Normal"/>
